--- a/downloads/teacher/ai-4-week-18.docx
+++ b/downloads/teacher/ai-4-week-18.docx
@@ -3003,6 +3003,396 @@
         <w:t>For your Responsible Plant Classifier, save the input, procedure, observed result and limitation of this check. Label this worked example as practice; use a different, previously unreviewed case when checking independent understanding.</w:t>
       </w:r>
     </w:p>
+    <w:p>
+      <w:pPr>
+        <w:pStyle w:val="Heading1"/>
+      </w:pPr>
+      <w:r>
+        <w:t>07. Prepare, teach and assess</w:t>
+      </w:r>
+    </w:p>
+    <w:p>
+      <w:r>
+        <w:t>Teaching target: Categorize development errors using evidence</w:t>
+      </w:r>
+    </w:p>
+    <w:p>
+      <w:r>
+        <w:t>Prepare the labelled worked-case picture, the matching workbook, fictional input cards and a place for individual responses. Check a local Python 3 environment before class; have a paper-trace version ready.</w:t>
+      </w:r>
+    </w:p>
+    <w:tbl>
+      <w:tblPr>
+        <w:tblStyle w:val="LightShading-Accent1"/>
+        <w:tblW w:type="auto" w:w="0"/>
+        <w:tblLook w:firstColumn="1" w:firstRow="1" w:lastColumn="0" w:lastRow="0" w:noHBand="0" w:noVBand="1" w:val="04A0"/>
+      </w:tblPr>
+      <w:tblGrid>
+        <w:gridCol w:w="3408"/>
+        <w:gridCol w:w="3408"/>
+        <w:gridCol w:w="3408"/>
+      </w:tblGrid>
+      <w:tr>
+        <w:trPr>
+          <w:tblHeader/>
+        </w:trPr>
+        <w:tc>
+          <w:tcPr>
+            <w:tcW w:type="dxa" w:w="3408"/>
+          </w:tcPr>
+          <w:p>
+            <w:r>
+              <w:t>Session</w:t>
+            </w:r>
+          </w:p>
+        </w:tc>
+        <w:tc>
+          <w:tcPr>
+            <w:tcW w:type="dxa" w:w="3408"/>
+          </w:tcPr>
+          <w:p>
+            <w:r>
+              <w:t>Plan</w:t>
+            </w:r>
+          </w:p>
+        </w:tc>
+        <w:tc>
+          <w:tcPr>
+            <w:tcW w:type="dxa" w:w="3408"/>
+          </w:tcPr>
+          <w:p>
+            <w:r>
+              <w:t>Resources</w:t>
+            </w:r>
+          </w:p>
+        </w:tc>
+      </w:tr>
+      <w:tr>
+        <w:tc>
+          <w:tcPr>
+            <w:tcW w:type="dxa" w:w="3408"/>
+          </w:tcPr>
+          <w:p>
+            <w:r>
+              <w:t>Session 1 · Understand · 45 min</w:t>
+            </w:r>
+          </w:p>
+        </w:tc>
+        <w:tc>
+          <w:tcPr>
+            <w:tcW w:type="dxa" w:w="3408"/>
+          </w:tcPr>
+          <w:p>
+            <w:r>
+              <w:t>0–7: recall and prerequisite; 7–15: inspect the concrete case and predict; 15–30: teacher models the worked trace; 30–40: learners explain a step using the text and visual; 40–45: check the core idea.</w:t>
+            </w:r>
+          </w:p>
+        </w:tc>
+        <w:tc>
+          <w:tcPr>
+            <w:tcW w:type="dxa" w:w="3408"/>
+          </w:tcPr>
+          <w:p>
+            <w:r>
+              <w:t>Sections 1–6; record the brief recall in the workbook.</w:t>
+            </w:r>
+          </w:p>
+        </w:tc>
+      </w:tr>
+      <w:tr>
+        <w:tc>
+          <w:tcPr>
+            <w:tcW w:type="dxa" w:w="3408"/>
+          </w:tcPr>
+          <w:p>
+            <w:r>
+              <w:t>Session 2 · Practise · 45 min</w:t>
+            </w:r>
+          </w:p>
+        </w:tc>
+        <w:tc>
+          <w:tcPr>
+            <w:tcW w:type="dxa" w:w="3408"/>
+          </w:tcPr>
+          <w:p>
+            <w:r>
+              <w:t>0–5: retrieve the procedure; 5–15: W2 completion practice; 15–23: explain and check with a partner; 23–30: each learner answers the misconception check; 30–40: targeted reteaching or a harder variation; 40–45: prepare the investigation.</w:t>
+            </w:r>
+          </w:p>
+        </w:tc>
+        <w:tc>
+          <w:tcPr>
+            <w:tcW w:type="dxa" w:w="3408"/>
+          </w:tcPr>
+          <w:p>
+            <w:r>
+              <w:t>Sections 7–10; use the matching workbook W2 and misconception check.</w:t>
+            </w:r>
+          </w:p>
+        </w:tc>
+      </w:tr>
+      <w:tr>
+        <w:tc>
+          <w:tcPr>
+            <w:tcW w:type="dxa" w:w="3408"/>
+          </w:tcPr>
+          <w:p>
+            <w:r>
+              <w:t>Session 3 · Investigate and transfer · 45 min</w:t>
+            </w:r>
+          </w:p>
+        </w:tc>
+        <w:tc>
+          <w:tcPr>
+            <w:tcW w:type="dxa" w:w="3408"/>
+          </w:tcPr>
+          <w:p>
+            <w:r>
+              <w:t>0–5: retrieve the decision rule; 5–20: investigate or trace; 20–30: start the independent case; 30–38: connect the project; 38–43: act on feedback; 43–45: plan the return check.</w:t>
+            </w:r>
+          </w:p>
+        </w:tc>
+        <w:tc>
+          <w:tcPr>
+            <w:tcW w:type="dxa" w:w="3408"/>
+          </w:tcPr>
+          <w:p>
+            <w:r>
+              <w:t>Sections 9 and 11–14. Give extra time to finish the full task set; use Section 15 when the week includes a coding lab.</w:t>
+            </w:r>
+          </w:p>
+        </w:tc>
+      </w:tr>
+    </w:tbl>
+    <w:p>
+      <w:r>
+        <w:t>Before class, solve the supported practice: Does the difference prove dim light causes model errors?</w:t>
+      </w:r>
+    </w:p>
+    <w:p>
+      <w:r>
+        <w:t>Reasoned practice answer: Teacher explanation: No. Other conditions and label quality may differ; it motivates a hypothesis.</w:t>
+      </w:r>
+    </w:p>
+    <w:p>
+      <w:r>
+        <w:t>Check every learner before discussion: Use the worked case for Error analysis and controlled follow-up. Proposed explanation: “A final answer is enough”. Decide whether this explanation is supported. Point to the step or supplied fact that decides; explain your repair if needed.</w:t>
+      </w:r>
+    </w:p>
+    <w:p>
+      <w:r>
+        <w:t>Misconception repair: Ask for the relevant counts, units, procedure or saved record. For this week: Dim 4/12 about 33.3 percent; bright 3/18 about 16.7 percent.</w:t>
+      </w:r>
+    </w:p>
+    <w:p>
+      <w:r>
+        <w:t>Support: read the exact case aloud, enlarge the labelled picture, supply input cards and model only the first deciding step. Accept a spoken explanation or drawing; retain the reasoning goal.</w:t>
+      </w:r>
+    </w:p>
+    <w:p>
+      <w:r>
+        <w:t>Extension: Dim errors fall to1/6 in a later same-case replay. Require a prediction and a reason before comparing. Expected result: The replay’s dim error rate is 16.7%; it is development evidence if those cases guided the revision. Reason: Observed improvement on reused cases is not an untouched final generalisation test.</w:t>
+      </w:r>
+    </w:p>
+    <w:p>
+      <w:r>
+        <w:t>Independent assessment: withhold the reserved answer until the learner has attempted the new case. Record support separately from correctness.</w:t>
+      </w:r>
+    </w:p>
+    <w:tbl>
+      <w:tblPr>
+        <w:tblStyle w:val="LightShading-Accent1"/>
+        <w:tblW w:type="auto" w:w="0"/>
+        <w:tblLook w:firstColumn="1" w:firstRow="1" w:lastColumn="0" w:lastRow="0" w:noHBand="0" w:noVBand="1" w:val="04A0"/>
+      </w:tblPr>
+      <w:tblGrid>
+        <w:gridCol w:w="2556"/>
+        <w:gridCol w:w="2556"/>
+        <w:gridCol w:w="2556"/>
+        <w:gridCol w:w="2556"/>
+      </w:tblGrid>
+      <w:tr>
+        <w:trPr>
+          <w:tblHeader/>
+        </w:trPr>
+        <w:tc>
+          <w:tcPr>
+            <w:tcW w:type="dxa" w:w="2556"/>
+          </w:tcPr>
+          <w:p>
+            <w:r>
+              <w:t>Criterion</w:t>
+            </w:r>
+          </w:p>
+        </w:tc>
+        <w:tc>
+          <w:tcPr>
+            <w:tcW w:type="dxa" w:w="2556"/>
+          </w:tcPr>
+          <w:p>
+            <w:r>
+              <w:t>Not yet</w:t>
+            </w:r>
+          </w:p>
+        </w:tc>
+        <w:tc>
+          <w:tcPr>
+            <w:tcW w:type="dxa" w:w="2556"/>
+          </w:tcPr>
+          <w:p>
+            <w:r>
+              <w:t>With support</w:t>
+            </w:r>
+          </w:p>
+        </w:tc>
+        <w:tc>
+          <w:tcPr>
+            <w:tcW w:type="dxa" w:w="2556"/>
+          </w:tcPr>
+          <w:p>
+            <w:r>
+              <w:t>Independent</w:t>
+            </w:r>
+          </w:p>
+        </w:tc>
+      </w:tr>
+      <w:tr>
+        <w:tc>
+          <w:tcPr>
+            <w:tcW w:type="dxa" w:w="2556"/>
+          </w:tcPr>
+          <w:p>
+            <w:r>
+              <w:t>Explanation</w:t>
+            </w:r>
+          </w:p>
+        </w:tc>
+        <w:tc>
+          <w:tcPr>
+            <w:tcW w:type="dxa" w:w="2556"/>
+          </w:tcPr>
+          <w:p>
+            <w:r>
+              <w:t>Names an answer without a deciding fact</w:t>
+            </w:r>
+          </w:p>
+        </w:tc>
+        <w:tc>
+          <w:tcPr>
+            <w:tcW w:type="dxa" w:w="2556"/>
+          </w:tcPr>
+          <w:p>
+            <w:r>
+              <w:t>Uses a hint to link fact and decision</w:t>
+            </w:r>
+          </w:p>
+        </w:tc>
+        <w:tc>
+          <w:tcPr>
+            <w:tcW w:type="dxa" w:w="2556"/>
+          </w:tcPr>
+          <w:p>
+            <w:r>
+              <w:t>Explains the deciding fact in own words</w:t>
+            </w:r>
+          </w:p>
+        </w:tc>
+      </w:tr>
+      <w:tr>
+        <w:tc>
+          <w:tcPr>
+            <w:tcW w:type="dxa" w:w="2556"/>
+          </w:tcPr>
+          <w:p>
+            <w:r>
+              <w:t>Trace or test</w:t>
+            </w:r>
+          </w:p>
+        </w:tc>
+        <w:tc>
+          <w:tcPr>
+            <w:tcW w:type="dxa" w:w="2556"/>
+          </w:tcPr>
+          <w:p>
+            <w:r>
+              <w:t>Cannot connect input and result</w:t>
+            </w:r>
+          </w:p>
+        </w:tc>
+        <w:tc>
+          <w:tcPr>
+            <w:tcW w:type="dxa" w:w="2556"/>
+          </w:tcPr>
+          <w:p>
+            <w:r>
+              <w:t>Completes steps with prompts</w:t>
+            </w:r>
+          </w:p>
+        </w:tc>
+        <w:tc>
+          <w:tcPr>
+            <w:tcW w:type="dxa" w:w="2556"/>
+          </w:tcPr>
+          <w:p>
+            <w:r>
+              <w:t>Traces or tests a changed case accurately</w:t>
+            </w:r>
+          </w:p>
+        </w:tc>
+      </w:tr>
+      <w:tr>
+        <w:tc>
+          <w:tcPr>
+            <w:tcW w:type="dxa" w:w="2556"/>
+          </w:tcPr>
+          <w:p>
+            <w:r>
+              <w:t>Limits and revision</w:t>
+            </w:r>
+          </w:p>
+        </w:tc>
+        <w:tc>
+          <w:tcPr>
+            <w:tcW w:type="dxa" w:w="2556"/>
+          </w:tcPr>
+          <w:p>
+            <w:r>
+              <w:t>Claims more than evidence supports</w:t>
+            </w:r>
+          </w:p>
+        </w:tc>
+        <w:tc>
+          <w:tcPr>
+            <w:tcW w:type="dxa" w:w="2556"/>
+          </w:tcPr>
+          <w:p>
+            <w:r>
+              <w:t>Names a limit after a prompt</w:t>
+            </w:r>
+          </w:p>
+        </w:tc>
+        <w:tc>
+          <w:tcPr>
+            <w:tcW w:type="dxa" w:w="2556"/>
+          </w:tcPr>
+          <w:p>
+            <w:r>
+              <w:t>States a defensible limit and useful next test</w:t>
+            </w:r>
+          </w:p>
+        </w:tc>
+      </w:tr>
+    </w:tbl>
+    <w:p>
+      <w:r>
+        <w:t>Project checkpoint: Test changed cases. Keep normal, boundary and failure cases; compare expected and observed results.</w:t>
+      </w:r>
+    </w:p>
+    <w:p>
+      <w:r>
+        <w:t>Use the weekly teacher answer for topic-specific reasoning. A saved progress tick is an activity record; judge mastery from the learner’s explanation and evidence.</w:t>
+      </w:r>
+    </w:p>
     <w:sectPr>
       <w:pgSz w:w="12240" w:h="15840"/>
       <w:pgMar w:top="936" w:right="1008" w:bottom="936" w:left="1008" w:header="720" w:footer="720" w:gutter="0"/>

--- a/downloads/teacher/ai-4-week-18.docx
+++ b/downloads/teacher/ai-4-week-18.docx
@@ -3393,6 +3393,39 @@
         <w:t>Use the weekly teacher answer for topic-specific reasoning. A saved progress tick is an activity record; judge mastery from the learner’s explanation and evidence.</w:t>
       </w:r>
     </w:p>
+    <w:p>
+      <w:pPr>
+        <w:pStyle w:val="Heading1"/>
+      </w:pPr>
+      <w:r>
+        <w:t>08. Use feedback, labs and repair paths</w:t>
+      </w:r>
+    </w:p>
+    <w:p>
+      <w:r>
+        <w:t>Use the two formative questions as supported practice, not as independent mastery scores. Discuss the deciding evidence rather than accepting a guessed selection.</w:t>
+      </w:r>
+    </w:p>
+    <w:p>
+      <w:r>
+        <w:t>The feedback comes from the reviewed public worked case. Do not reveal the separately reserved independent teacher answer until the learner has attempted that case.</w:t>
+      </w:r>
+    </w:p>
+    <w:p>
+      <w:r>
+        <w:t>Ask students to predict before running code. Preserve errors and actual outputs; collect a changed test and an explanation. The branch-boundary and indexing lessons deliberately include failure cases.</w:t>
+      </w:r>
+    </w:p>
+    <w:p>
+      <w:r>
+        <w:t>Use the earlier worked-explanation links to address a specific missing building block, then return to the current question. Adapt this suggestion after observing the learner; it is not an automatic diagnosis.</w:t>
+      </w:r>
+    </w:p>
+    <w:p>
+      <w:r>
+        <w:t>Collect the completed-work portfolio as evidence. Record support separately from correctness, and assess explanation, trace/test and limitations. Progress ticks and quiz selections alone do not establish mastery.</w:t>
+      </w:r>
+    </w:p>
     <w:sectPr>
       <w:pgSz w:w="12240" w:h="15840"/>
       <w:pgMar w:top="936" w:right="1008" w:bottom="936" w:left="1008" w:header="720" w:footer="720" w:gutter="0"/>

--- a/downloads/teacher/ai-4-week-18.docx
+++ b/downloads/teacher/ai-4-week-18.docx
@@ -29,6 +29,11 @@
       </w:r>
     </w:p>
     <w:p>
+      <w:r>
+        <w:t>Prepare Error Analysis: check the target, prerequisites, resources and adaptable teaching schedule.</w:t>
+      </w:r>
+    </w:p>
+    <w:p>
       <w:pPr>
         <w:pStyle w:val="Heading3"/>
       </w:pPr>
@@ -37,8 +42,20 @@
       </w:r>
     </w:p>
     <w:p>
-      <w:r>
-        <w:t>Primary target: Categorize development errors using evidence</w:t>
+      <w:pPr>
+        <w:spacing w:line="336" w:lineRule="auto" w:after="180"/>
+      </w:pPr>
+      <w:r>
+        <w:rPr>
+          <w:b w:val="0"/>
+        </w:rPr>
+        <w:t xml:space="preserve">Primary target: Categorize development errors using </w:t>
+      </w:r>
+      <w:r>
+        <w:rPr>
+          <w:b/>
+        </w:rPr>
+        <w:t>evidence</w:t>
       </w:r>
     </w:p>
     <w:tbl>
@@ -185,8 +202,37 @@
       </w:tr>
     </w:tbl>
     <w:p>
-      <w:r>
-        <w:t>This is a starting allocation of 135 minutes, not a validated duration. Preserve all named topics. Schedule extra time for connected examples, the full investigation, independent cases and project building. Repeated copies of a case share one recorded attempt; they are not new evidence.</w:t>
+      <w:pPr>
+        <w:spacing w:line="336" w:lineRule="auto" w:after="180"/>
+      </w:pPr>
+      <w:r>
+        <w:rPr>
+          <w:b w:val="0"/>
+        </w:rPr>
+        <w:t>This is a starting allocation of 135 minutes, not a validated duration. Preserve all named topics. Schedule extra time for connected examples, the full investigation, independent cases and project building.</w:t>
+      </w:r>
+    </w:p>
+    <w:p>
+      <w:pPr>
+        <w:spacing w:line="336" w:lineRule="auto" w:after="180"/>
+      </w:pPr>
+      <w:r>
+        <w:rPr>
+          <w:b w:val="0"/>
+        </w:rPr>
+        <w:t xml:space="preserve">Repeated copies of a case share one recorded attempt; they are not new </w:t>
+      </w:r>
+      <w:r>
+        <w:rPr>
+          <w:b/>
+        </w:rPr>
+        <w:t>evidence</w:t>
+      </w:r>
+      <w:r>
+        <w:rPr>
+          <w:b w:val="0"/>
+        </w:rPr>
+        <w:t>.</w:t>
       </w:r>
     </w:p>
     <w:p>
@@ -206,17 +252,35 @@
       </w:r>
     </w:p>
     <w:p>
-      <w:r>
+      <w:pPr>
+        <w:spacing w:line="336" w:lineRule="auto" w:after="180"/>
+      </w:pPr>
+      <w:r>
+        <w:rPr>
+          <w:b w:val="0"/>
+        </w:rPr>
         <w:t>Without opening the old lesson, explain one key idea from Precision and Recall. Give an example and a mistake that the idea helps you avoid.</w:t>
       </w:r>
     </w:p>
     <w:p>
-      <w:r>
+      <w:pPr>
+        <w:spacing w:line="336" w:lineRule="auto" w:after="180"/>
+      </w:pPr>
+      <w:r>
+        <w:rPr>
+          <w:b w:val="0"/>
+        </w:rPr>
         <w:t>Look for: Choose the denominator that answers the question</w:t>
       </w:r>
     </w:p>
     <w:p>
-      <w:r>
+      <w:pPr>
+        <w:spacing w:line="336" w:lineRule="auto" w:after="180"/>
+      </w:pPr>
+      <w:r>
+        <w:rPr>
+          <w:b w:val="0"/>
+        </w:rPr>
         <w:t>Reference example, not the only acceptable wording: Teacher explanation: Predicted positives TP+FP=7; reference positives TP+FN=4.</w:t>
       </w:r>
     </w:p>
@@ -229,17 +293,47 @@
       </w:r>
     </w:p>
     <w:p>
-      <w:r>
+      <w:pPr>
+        <w:spacing w:line="336" w:lineRule="auto" w:after="180"/>
+      </w:pPr>
+      <w:r>
+        <w:rPr>
+          <w:b w:val="0"/>
+        </w:rPr>
         <w:t>Without opening the old lesson, explain one key idea from Confusion Matrix. Give an example and a mistake that the idea helps you avoid.</w:t>
       </w:r>
     </w:p>
     <w:p>
-      <w:r>
-        <w:t>Look for: Build a labelled confusion matrix from matched reference and prediction pairs</w:t>
-      </w:r>
-    </w:p>
-    <w:p>
-      <w:r>
+      <w:pPr>
+        <w:spacing w:line="336" w:lineRule="auto" w:after="180"/>
+      </w:pPr>
+      <w:r>
+        <w:rPr>
+          <w:b w:val="0"/>
+        </w:rPr>
+        <w:t xml:space="preserve">Look for: Build a labelled confusion matrix from matched reference and </w:t>
+      </w:r>
+      <w:r>
+        <w:rPr>
+          <w:b/>
+        </w:rPr>
+        <w:t>prediction</w:t>
+      </w:r>
+      <w:r>
+        <w:rPr>
+          <w:b w:val="0"/>
+        </w:rPr>
+        <w:t xml:space="preserve"> pairs</w:t>
+      </w:r>
+    </w:p>
+    <w:p>
+      <w:pPr>
+        <w:spacing w:line="336" w:lineRule="auto" w:after="180"/>
+      </w:pPr>
+      <w:r>
+        <w:rPr>
+          <w:b w:val="0"/>
+        </w:rPr>
         <w:t>Reference example, not the only acceptable wording: Reference clear/predicted clear contains V1,V2: 2. Clear/blocked contains V3: 1. Blocked/clear contains V4,V5: 2. Blocked/blocked contains V6,V7,V8: 3. Matrix [[2,1],[2,3]].</w:t>
       </w:r>
     </w:p>
@@ -252,22 +346,58 @@
       </w:r>
     </w:p>
     <w:p>
-      <w:r>
+      <w:pPr>
+        <w:spacing w:line="336" w:lineRule="auto" w:after="180"/>
+      </w:pPr>
+      <w:r>
+        <w:rPr>
+          <w:b w:val="0"/>
+        </w:rPr>
         <w:t>Without opening the old lesson, explain one key idea from Nearest Neighbors. Give an example and a mistake that the idea helps you avoid.</w:t>
       </w:r>
     </w:p>
     <w:p>
-      <w:r>
-        <w:t>Look for: Compute absolute distances and rank training neighbours</w:t>
-      </w:r>
-    </w:p>
-    <w:p>
-      <w:r>
+      <w:pPr>
+        <w:spacing w:line="336" w:lineRule="auto" w:after="180"/>
+      </w:pPr>
+      <w:r>
+        <w:rPr>
+          <w:b w:val="0"/>
+        </w:rPr>
+        <w:t xml:space="preserve">Look for: Compute absolute distances and rank </w:t>
+      </w:r>
+      <w:r>
+        <w:rPr>
+          <w:b/>
+        </w:rPr>
+        <w:t>training</w:t>
+      </w:r>
+      <w:r>
+        <w:rPr>
+          <w:b w:val="0"/>
+        </w:rPr>
+        <w:t xml:space="preserve"> neighbours</w:t>
+      </w:r>
+    </w:p>
+    <w:p>
+      <w:pPr>
+        <w:spacing w:line="336" w:lineRule="auto" w:after="180"/>
+      </w:pPr>
+      <w:r>
+        <w:rPr>
+          <w:b w:val="0"/>
+        </w:rPr>
         <w:t>Reference example, not the only acceptable wording: Distances to A,B,C,D,E are 1,1,5,7,9 cm. A and B are equally far from 3 on the numeric feature; their labels do not enter the distance calculation.</w:t>
       </w:r>
     </w:p>
     <w:p>
-      <w:r>
+      <w:pPr>
+        <w:spacing w:line="336" w:lineRule="auto" w:after="180"/>
+      </w:pPr>
+      <w:r>
+        <w:rPr>
+          <w:b w:val="0"/>
+        </w:rPr>
         <w:t>Use the student module and workbook section with this exact week title. The worked case, independent question and answers below form one aligned lesson sequence.</w:t>
       </w:r>
     </w:p>
@@ -280,7 +410,13 @@
       </w:r>
     </w:p>
     <w:p>
-      <w:r>
+      <w:pPr>
+        <w:spacing w:line="336" w:lineRule="auto" w:after="180"/>
+      </w:pPr>
+      <w:r>
+        <w:rPr>
+          <w:b w:val="0"/>
+        </w:rPr>
         <w:t>A model fails 6/10 backlit and 2/20 front-lit photos. Compute error rates and design a follow-up that tests lighting rather than leaf identity.</w:t>
       </w:r>
     </w:p>
@@ -293,7 +429,13 @@
       </w:r>
     </w:p>
     <w:p>
-      <w:r>
+      <w:pPr>
+        <w:spacing w:line="336" w:lineRule="auto" w:after="180"/>
+      </w:pPr>
+      <w:r>
+        <w:rPr>
+          <w:b w:val="0"/>
+        </w:rPr>
         <w:t>Grouping errors by observable conditions connects a metric problem to possible data, label, feature, or model causes.</w:t>
       </w:r>
     </w:p>
@@ -430,12 +572,38 @@
       </w:r>
     </w:p>
     <w:p>
-      <w:r>
+      <w:pPr>
+        <w:spacing w:line="336" w:lineRule="auto" w:after="180"/>
+      </w:pPr>
+      <w:r>
+        <w:rPr>
+          <w:b w:val="0"/>
+        </w:rPr>
         <w:t>Use the supplied scenario, student illustrations and blank paper. For numeric work, offer counters or a calculator after learners show the setup. Fictional records are supplied; personal data and paid accounts are unnecessary.</w:t>
       </w:r>
     </w:p>
     <w:p>
-      <w:r>
+      <w:pPr>
+        <w:pStyle w:val="Heading3"/>
+      </w:pPr>
+      <w:r>
+        <w:t>Alternative compact allocation</w:t>
+      </w:r>
+    </w:p>
+    <w:p>
+      <w:r>
+        <w:t>This compact option is not the full-week schedule. Use the main teaching cycle and allow extra sessions for the investigation, independent work and project.</w:t>
+      </w:r>
+    </w:p>
+    <w:p>
+      <w:pPr>
+        <w:spacing w:line="336" w:lineRule="auto" w:after="180"/>
+        <w:shd w:fill="F1F6F8"/>
+      </w:pPr>
+      <w:r>
+        <w:rPr>
+          <w:b w:val="0"/>
+        </w:rPr>
         <w:t>Allow 80 minutes: recall 8; explanation 12; worked demonstration 15; guided practice 20; independent assessment 15; project and reflection 10. Extend the lab into a second session when needed.</w:t>
       </w:r>
     </w:p>
@@ -448,8 +616,37 @@
       </w:r>
     </w:p>
     <w:p>
-      <w:r>
-        <w:t>Teach two 45-minute sessions. This week focuses on error analysis and controlled follow-up. Model the worked example first, collect the new W 4 case independently before feedback, and use the fresh retry to check transfer. Award credit for traceable reasoning and bounded claims, including justified uncertainty.</w:t>
+      <w:pPr>
+        <w:spacing w:line="336" w:lineRule="auto" w:after="180"/>
+      </w:pPr>
+      <w:r>
+        <w:rPr>
+          <w:b w:val="0"/>
+        </w:rPr>
+        <w:t xml:space="preserve">Teach two 45-minute sessions. This week focuses on </w:t>
+      </w:r>
+      <w:r>
+        <w:rPr>
+          <w:b/>
+        </w:rPr>
+        <w:t>error analysis</w:t>
+      </w:r>
+      <w:r>
+        <w:rPr>
+          <w:b w:val="0"/>
+        </w:rPr>
+        <w:t xml:space="preserve"> and controlled follow-up. Model the worked example first, collect the new W 4 case independently before feedback, and use the fresh retry to check transfer.</w:t>
+      </w:r>
+    </w:p>
+    <w:p>
+      <w:pPr>
+        <w:spacing w:line="336" w:lineRule="auto" w:after="180"/>
+      </w:pPr>
+      <w:r>
+        <w:rPr>
+          <w:b w:val="0"/>
+        </w:rPr>
+        <w:t>Award credit for traceable reasoning and bounded claims, including justified uncertainty.</w:t>
       </w:r>
     </w:p>
     <w:p>
@@ -461,27 +658,69 @@
       </w:r>
     </w:p>
     <w:p>
-      <w:r>
+      <w:pPr>
+        <w:spacing w:line="336" w:lineRule="auto" w:after="180"/>
+      </w:pPr>
+      <w:r>
+        <w:rPr>
+          <w:b w:val="0"/>
+        </w:rPr>
         <w:t>It counts outcome combinations but does not explain the causes of individual errors.</w:t>
       </w:r>
     </w:p>
     <w:p>
-      <w:r>
+      <w:pPr>
+        <w:spacing w:line="336" w:lineRule="auto" w:after="180"/>
+      </w:pPr>
+      <w:r>
+        <w:rPr>
+          <w:b w:val="0"/>
+        </w:rPr>
         <w:t>Printed student lesson and workbook</w:t>
       </w:r>
     </w:p>
     <w:p>
-      <w:r>
+      <w:pPr>
+        <w:spacing w:line="336" w:lineRule="auto" w:after="180"/>
+      </w:pPr>
+      <w:r>
+        <w:rPr>
+          <w:b w:val="0"/>
+        </w:rPr>
         <w:t>Paper, pencils and a calculator for fractions</w:t>
       </w:r>
     </w:p>
     <w:p>
-      <w:r>
-        <w:t>The fictional examples and a blank evidence table</w:t>
-      </w:r>
-    </w:p>
-    <w:p>
-      <w:r>
+      <w:pPr>
+        <w:spacing w:line="336" w:lineRule="auto" w:after="180"/>
+      </w:pPr>
+      <w:r>
+        <w:rPr>
+          <w:b w:val="0"/>
+        </w:rPr>
+        <w:t xml:space="preserve">The fictional examples and a blank </w:t>
+      </w:r>
+      <w:r>
+        <w:rPr>
+          <w:b/>
+        </w:rPr>
+        <w:t>evidence</w:t>
+      </w:r>
+      <w:r>
+        <w:rPr>
+          <w:b w:val="0"/>
+        </w:rPr>
+        <w:t xml:space="preserve"> table</w:t>
+      </w:r>
+    </w:p>
+    <w:p>
+      <w:pPr>
+        <w:spacing w:line="336" w:lineRule="auto" w:after="180"/>
+      </w:pPr>
+      <w:r>
+        <w:rPr>
+          <w:b w:val="0"/>
+        </w:rPr>
         <w:t>Optional Python 3 editor; no external packages or AI accounts required</w:t>
       </w:r>
     </w:p>
@@ -494,12 +733,36 @@
       </w:r>
     </w:p>
     <w:p>
-      <w:r>
-        <w:t>By the end, I can explain error analysis using a traced example and a stated limitation.</w:t>
-      </w:r>
-    </w:p>
-    <w:p>
-      <w:r>
+      <w:pPr>
+        <w:spacing w:line="336" w:lineRule="auto" w:after="180"/>
+      </w:pPr>
+      <w:r>
+        <w:rPr>
+          <w:b w:val="0"/>
+        </w:rPr>
+        <w:t xml:space="preserve">By the end, I can explain </w:t>
+      </w:r>
+      <w:r>
+        <w:rPr>
+          <w:b/>
+        </w:rPr>
+        <w:t>error analysis</w:t>
+      </w:r>
+      <w:r>
+        <w:rPr>
+          <w:b w:val="0"/>
+        </w:rPr>
+        <w:t xml:space="preserve"> using a traced example and a stated limitation.</w:t>
+      </w:r>
+    </w:p>
+    <w:p>
+      <w:pPr>
+        <w:spacing w:line="336" w:lineRule="auto" w:after="180"/>
+      </w:pPr>
+      <w:r>
+        <w:rPr>
+          <w:b w:val="0"/>
+        </w:rPr>
         <w:t>This added worked case illustrates the week’s main idea. Retain all original and connected topics; schedule its practice within the teaching cycle.</w:t>
       </w:r>
     </w:p>
@@ -512,76 +775,265 @@
       </w:r>
     </w:p>
     <w:p>
+      <w:r>
+        <w:t>Model Error Analysis using the supplied case, labelled mechanism and reasoning. Make the scope of each conclusion explicit.</w:t>
+      </w:r>
+    </w:p>
+    <w:p>
+      <w:pPr>
+        <w:spacing w:line="336" w:lineRule="auto" w:after="180"/>
+      </w:pPr>
+      <w:r>
+        <w:rPr>
+          <w:b w:val="0"/>
+        </w:rPr>
+        <w:t>Trace the information, fitted behavior, and evaluation proof separately.</w:t>
+      </w:r>
+    </w:p>
+    <w:p>
       <w:pPr>
         <w:pStyle w:val="Heading3"/>
       </w:pPr>
       <w:r>
-        <w:t>Explain the mechanism</w:t>
-      </w:r>
-    </w:p>
-    <w:p>
-      <w:r>
-        <w:t>Trace the information, fitted behavior, and evaluation proof separately.</w:t>
-      </w:r>
-    </w:p>
-    <w:p>
-      <w:r>
+        <w:t>Question to explain</w:t>
+      </w:r>
+    </w:p>
+    <w:p>
+      <w:pPr>
+        <w:spacing w:line="336" w:lineRule="auto" w:after="180"/>
+        <w:shd w:fill="F5F1FB"/>
+      </w:pPr>
+      <w:r>
+        <w:rPr>
+          <w:b w:val="0"/>
+        </w:rPr>
         <w:t>QUESTION Cluster mistakes and propose cause-specific next tests.</w:t>
       </w:r>
     </w:p>
     <w:p>
-      <w:r>
+      <w:pPr>
+        <w:spacing w:line="336" w:lineRule="auto" w:after="180"/>
+      </w:pPr>
+      <w:r>
+        <w:rPr>
+          <w:b w:val="0"/>
+        </w:rPr>
         <w:t>MODEL IDEA Grouping errors by observable conditions connects a metric problem to possible data, label, feature, or model causes.</w:t>
       </w:r>
     </w:p>
     <w:p>
-      <w:r>
-        <w:t>PROOF NEEDED Use an unseen case, visible calculation, error analysis, and a stated limitation.</w:t>
-      </w:r>
-    </w:p>
-    <w:p>
-      <w:r>
+      <w:pPr>
+        <w:spacing w:line="336" w:lineRule="auto" w:after="180"/>
+      </w:pPr>
+      <w:r>
+        <w:rPr>
+          <w:b w:val="0"/>
+        </w:rPr>
+        <w:t xml:space="preserve">PROOF NEEDED Use an unseen case, visible calculation, </w:t>
+      </w:r>
+      <w:r>
+        <w:rPr>
+          <w:b/>
+        </w:rPr>
+        <w:t>error analysis</w:t>
+      </w:r>
+      <w:r>
+        <w:rPr>
+          <w:b w:val="0"/>
+        </w:rPr>
+        <w:t>, and a stated limitation.</w:t>
+      </w:r>
+    </w:p>
+    <w:p>
+      <w:pPr>
+        <w:pStyle w:val="Heading3"/>
+      </w:pPr>
+      <w:r>
+        <w:t>How the mechanism works</w:t>
+      </w:r>
+    </w:p>
+    <w:p>
+      <w:pPr>
+        <w:spacing w:line="336" w:lineRule="auto" w:after="180"/>
+        <w:shd w:fill="F1F6F8"/>
+      </w:pPr>
+      <w:r>
+        <w:rPr>
+          <w:b w:val="0"/>
+        </w:rPr>
         <w:t>UNDER THE HOOD Twelve errors are grouped: 6 low light, 3 blurred, 2 label disagreements, 1 unusual species. Largest cluster suggests a lighting representation problem, not proof of the cause.</w:t>
       </w:r>
     </w:p>
     <w:p>
-      <w:r>
-        <w:t>Draw a fresh data → model → prediction → evaluation trace:</w:t>
-      </w:r>
-    </w:p>
-    <w:p>
-      <w:r>
-        <w:t>Predict first. Then check each step. A correct answer without visible evidence cannot be audited.</w:t>
-      </w:r>
-    </w:p>
-    <w:p>
-      <w:r>
+      <w:pPr>
+        <w:spacing w:line="336" w:lineRule="auto" w:after="180"/>
+      </w:pPr>
+      <w:r>
+        <w:rPr>
+          <w:b w:val="0"/>
+        </w:rPr>
+        <w:t xml:space="preserve">Draw a fresh data → model → </w:t>
+      </w:r>
+      <w:r>
+        <w:rPr>
+          <w:b/>
+        </w:rPr>
+        <w:t>prediction</w:t>
+      </w:r>
+      <w:r>
+        <w:rPr>
+          <w:b w:val="0"/>
+        </w:rPr>
+        <w:t xml:space="preserve"> → evaluation trace:</w:t>
+      </w:r>
+    </w:p>
+    <w:p>
+      <w:pPr>
+        <w:spacing w:line="336" w:lineRule="auto" w:after="180"/>
+      </w:pPr>
+      <w:r>
+        <w:rPr>
+          <w:b w:val="0"/>
+        </w:rPr>
+        <w:t xml:space="preserve">Predict first. Then check each step. A correct answer without visible </w:t>
+      </w:r>
+      <w:r>
+        <w:rPr>
+          <w:b/>
+        </w:rPr>
+        <w:t>evidence</w:t>
+      </w:r>
+      <w:r>
+        <w:rPr>
+          <w:b w:val="0"/>
+        </w:rPr>
+        <w:t xml:space="preserve"> cannot be audited.</w:t>
+      </w:r>
+    </w:p>
+    <w:p>
+      <w:pPr>
+        <w:pStyle w:val="Heading3"/>
+      </w:pPr>
+      <w:r>
+        <w:t>Step 1</w:t>
+      </w:r>
+    </w:p>
+    <w:p>
+      <w:pPr>
+        <w:spacing w:line="336" w:lineRule="auto" w:after="180"/>
+        <w:shd w:fill="F4F9FC"/>
+      </w:pPr>
+      <w:r>
+        <w:rPr>
+          <w:b w:val="0"/>
+        </w:rPr>
         <w:t>STEP 1 Twelve errors are grouped: 6 low light, 3 blurred, 2 label disagreements, 1 unusual species.</w:t>
       </w:r>
     </w:p>
     <w:p>
-      <w:r>
+      <w:pPr>
+        <w:pStyle w:val="Heading3"/>
+      </w:pPr>
+      <w:r>
+        <w:t>Step 2</w:t>
+      </w:r>
+    </w:p>
+    <w:p>
+      <w:pPr>
+        <w:spacing w:line="336" w:lineRule="auto" w:after="180"/>
+        <w:shd w:fill="F4F9FC"/>
+      </w:pPr>
+      <w:r>
+        <w:rPr>
+          <w:b w:val="0"/>
+        </w:rPr>
         <w:t>STEP 2 Largest cluster suggests a lighting representation problem, not proof of the cause.</w:t>
       </w:r>
     </w:p>
     <w:p>
-      <w:r>
+      <w:pPr>
+        <w:pStyle w:val="Heading3"/>
+      </w:pPr>
+      <w:r>
+        <w:t>Step 3</w:t>
+      </w:r>
+    </w:p>
+    <w:p>
+      <w:pPr>
+        <w:spacing w:line="336" w:lineRule="auto" w:after="180"/>
+        <w:shd w:fill="F4F9FC"/>
+      </w:pPr>
+      <w:r>
+        <w:rPr>
+          <w:b w:val="0"/>
+        </w:rPr>
         <w:t>STEP 3 Collect or transform low-light examples, changing one factor.</w:t>
       </w:r>
     </w:p>
     <w:p>
-      <w:r>
-        <w:t>STEP 4 Rerun the same evaluation and inspect other slices for regressions.</w:t>
-      </w:r>
-    </w:p>
-    <w:p>
-      <w:r>
+      <w:pPr>
+        <w:pStyle w:val="Heading3"/>
+      </w:pPr>
+      <w:r>
+        <w:t>Step 4</w:t>
+      </w:r>
+    </w:p>
+    <w:p>
+      <w:pPr>
+        <w:spacing w:line="336" w:lineRule="auto" w:after="180"/>
+        <w:shd w:fill="F4F9FC"/>
+      </w:pPr>
+      <w:r>
+        <w:rPr>
+          <w:b w:val="0"/>
+        </w:rPr>
+        <w:t xml:space="preserve">STEP 4 Rerun the same evaluation and inspect other slices for </w:t>
+      </w:r>
+      <w:r>
+        <w:rPr>
+          <w:b/>
+        </w:rPr>
+        <w:t>regression</w:t>
+      </w:r>
+      <w:r>
+        <w:rPr>
+          <w:b w:val="0"/>
+        </w:rPr>
+        <w:t>s.</w:t>
+      </w:r>
+    </w:p>
+    <w:p>
+      <w:pPr>
+        <w:spacing w:line="336" w:lineRule="auto" w:after="180"/>
+      </w:pPr>
+      <w:r>
+        <w:rPr>
+          <w:b w:val="0"/>
+        </w:rPr>
         <w:t>CHECK Verify the denominator, unit, split, class definition, and data version before interpreting a score.</w:t>
       </w:r>
     </w:p>
     <w:p>
-      <w:r>
-        <w:t>Recalculate, retrace, or restate the evidence independently:</w:t>
+      <w:pPr>
+        <w:spacing w:line="336" w:lineRule="auto" w:after="180"/>
+      </w:pPr>
+      <w:r>
+        <w:rPr>
+          <w:b w:val="0"/>
+        </w:rPr>
+        <w:t xml:space="preserve">Recalculate, retrace, or restate the </w:t>
+      </w:r>
+      <w:r>
+        <w:rPr>
+          <w:b/>
+        </w:rPr>
+        <w:t>evidence</w:t>
+      </w:r>
+      <w:r>
+        <w:rPr>
+          <w:b w:val="0"/>
+        </w:rPr>
+        <w:t xml:space="preserve"> independently:</w:t>
       </w:r>
     </w:p>
     <w:p>
@@ -593,12 +1045,42 @@
       </w:r>
     </w:p>
     <w:p>
-      <w:r>
+      <w:pPr>
+        <w:pStyle w:val="Heading3"/>
+      </w:pPr>
+      <w:r>
+        <w:t>The teaching case</w:t>
+      </w:r>
+    </w:p>
+    <w:p>
+      <w:pPr>
+        <w:spacing w:line="336" w:lineRule="auto" w:after="180"/>
+        <w:shd w:fill="F1F6FC"/>
+      </w:pPr>
+      <w:r>
+        <w:rPr>
+          <w:b w:val="0"/>
+        </w:rPr>
         <w:t>Four errors occur among five backlit photos; two among twenty ordinary photos.</w:t>
       </w:r>
     </w:p>
     <w:p>
-      <w:r>
+      <w:pPr>
+        <w:pStyle w:val="Heading3"/>
+      </w:pPr>
+      <w:r>
+        <w:t>The teaching case</w:t>
+      </w:r>
+    </w:p>
+    <w:p>
+      <w:pPr>
+        <w:spacing w:line="336" w:lineRule="auto" w:after="180"/>
+        <w:shd w:fill="F1F6FC"/>
+      </w:pPr>
+      <w:r>
+        <w:rPr>
+          <w:b w:val="0"/>
+        </w:rPr>
         <w:t>Compare rates and investigate.</w:t>
       </w:r>
     </w:p>
@@ -611,36 +1093,226 @@
       </w:r>
     </w:p>
     <w:p>
-      <w:r>
-        <w:t>Backlit error=80%; ordinary=10%. Inspect image quality and confounding differences. Association motivates controlled testing; it does not alone prove cause.</w:t>
-      </w:r>
-    </w:p>
-    <w:p>
       <w:pPr>
         <w:pStyle w:val="Heading3"/>
       </w:pPr>
       <w:r>
+        <w:t>Why the result follows</w:t>
+      </w:r>
+    </w:p>
+    <w:p>
+      <w:pPr>
+        <w:spacing w:line="336" w:lineRule="auto" w:after="180"/>
+        <w:shd w:fill="F1F6FC"/>
+      </w:pPr>
+      <w:r>
+        <w:rPr>
+          <w:b w:val="0"/>
+        </w:rPr>
+        <w:t>Backlit error=</w:t>
+      </w:r>
+      <w:r>
+        <w:rPr>
+          <w:b/>
+        </w:rPr>
+        <w:t>80%</w:t>
+      </w:r>
+      <w:r>
+        <w:rPr>
+          <w:b w:val="0"/>
+        </w:rPr>
+        <w:t>; ordinary=10%. Inspect image quality and confounding differences. Association motivates controlled testing; it does not alone prove cause.</w:t>
+      </w:r>
+    </w:p>
+    <w:p>
+      <w:pPr>
+        <w:pStyle w:val="Heading3"/>
+      </w:pPr>
+      <w:r>
         <w:t>Explain the added worked example</w:t>
       </w:r>
     </w:p>
     <w:p>
-      <w:r>
-        <w:t>Error analysis begins with prediction IDs and reference labels. Inspect features, collection conditions and the labelling policy. Do not assume every surprising prediction proves the reference is wrong. Use development errors to propose a change and specify what outcome would support the explanation.</w:t>
-      </w:r>
-    </w:p>
-    <w:p>
-      <w:r>
-        <w:t>Use fictional classroom data throughout this investigation. Keep the task, units, reference labels and data split visible as you reason. Earlier weeks supplied the model-building process; this week examines error analysis and controlled follow-up.</w:t>
-      </w:r>
-    </w:p>
-    <w:p>
-      <w:r>
-        <w:t>A validation audit has 12 dim-light cases with 4 errors and 18 bright-light cases with 3 errors. Rates are 4/12=1/3 and 3/18=1/6. Dim lighting is a useful lead, not proof of causation: camera, route or labels may also differ. A planned change uses a training-fitted brightness normalization while keeping split and classifier settings fixed.</w:t>
-      </w:r>
-    </w:p>
-    <w:p>
-      <w:r>
-        <w:t>Trace the calculation on paper before running this optional Python check. Use the stated fictional inputs and compare intermediate values. The code checks this example; your independent workbook case uses different evidence.</w:t>
+      <w:pPr>
+        <w:pStyle w:val="Heading3"/>
+      </w:pPr>
+      <w:r>
+        <w:t>Explain the added worked example · 1</w:t>
+      </w:r>
+    </w:p>
+    <w:p>
+      <w:pPr>
+        <w:spacing w:line="336" w:lineRule="auto" w:after="180"/>
+      </w:pPr>
+      <w:r>
+        <w:rPr>
+          <w:b/>
+        </w:rPr>
+        <w:t>Error analysis</w:t>
+      </w:r>
+      <w:r>
+        <w:rPr>
+          <w:b w:val="0"/>
+        </w:rPr>
+        <w:t xml:space="preserve"> begins with </w:t>
+      </w:r>
+      <w:r>
+        <w:rPr>
+          <w:b/>
+        </w:rPr>
+        <w:t>prediction</w:t>
+      </w:r>
+      <w:r>
+        <w:rPr>
+          <w:b w:val="0"/>
+        </w:rPr>
+        <w:t xml:space="preserve"> IDs and reference labels. Inspect features, collection conditions and the labelling policy. Do not assume every surprising </w:t>
+      </w:r>
+      <w:r>
+        <w:rPr>
+          <w:b/>
+        </w:rPr>
+        <w:t>prediction</w:t>
+      </w:r>
+      <w:r>
+        <w:rPr>
+          <w:b w:val="0"/>
+        </w:rPr>
+        <w:t xml:space="preserve"> proves the reference is wrong.</w:t>
+      </w:r>
+    </w:p>
+    <w:p>
+      <w:pPr>
+        <w:spacing w:line="336" w:lineRule="auto" w:after="180"/>
+      </w:pPr>
+      <w:r>
+        <w:rPr>
+          <w:b w:val="0"/>
+        </w:rPr>
+        <w:t>Use development errors to propose a change and specify what outcome would support the explanation.</w:t>
+      </w:r>
+    </w:p>
+    <w:p>
+      <w:pPr>
+        <w:spacing w:line="336" w:lineRule="auto" w:after="180"/>
+      </w:pPr>
+      <w:r>
+        <w:rPr>
+          <w:b w:val="0"/>
+        </w:rPr>
+        <w:t>Use fictional classroom data throughout this investigation. Keep the task, units, reference labels and data split visible as you reason.</w:t>
+      </w:r>
+    </w:p>
+    <w:p>
+      <w:pPr>
+        <w:spacing w:line="336" w:lineRule="auto" w:after="180"/>
+      </w:pPr>
+      <w:r>
+        <w:rPr>
+          <w:b w:val="0"/>
+        </w:rPr>
+        <w:t xml:space="preserve">Earlier weeks supplied the model-building </w:t>
+      </w:r>
+      <w:r>
+        <w:rPr>
+          <w:b/>
+        </w:rPr>
+        <w:t>process</w:t>
+      </w:r>
+      <w:r>
+        <w:rPr>
+          <w:b w:val="0"/>
+        </w:rPr>
+        <w:t xml:space="preserve">; this week examines </w:t>
+      </w:r>
+      <w:r>
+        <w:rPr>
+          <w:b/>
+        </w:rPr>
+        <w:t>error analysis</w:t>
+      </w:r>
+      <w:r>
+        <w:rPr>
+          <w:b w:val="0"/>
+        </w:rPr>
+        <w:t xml:space="preserve"> and controlled follow-up.</w:t>
+      </w:r>
+    </w:p>
+    <w:p>
+      <w:pPr>
+        <w:pStyle w:val="Heading3"/>
+      </w:pPr>
+      <w:r>
+        <w:t>Explain the added worked example · 2</w:t>
+      </w:r>
+    </w:p>
+    <w:p>
+      <w:pPr>
+        <w:spacing w:line="336" w:lineRule="auto" w:after="180"/>
+      </w:pPr>
+      <w:r>
+        <w:rPr>
+          <w:b w:val="0"/>
+        </w:rPr>
+        <w:t>A validation audit has 12 dim-light cases with 4 errors and 18 bright-light cases with 3 errors. Rates are 4/12=1/3 and 3/18=1/6. Dim lighting is a useful lead, not proof of causation: camera, route or labels may also differ.</w:t>
+      </w:r>
+    </w:p>
+    <w:p>
+      <w:pPr>
+        <w:spacing w:line="336" w:lineRule="auto" w:after="180"/>
+      </w:pPr>
+      <w:r>
+        <w:rPr>
+          <w:b w:val="0"/>
+        </w:rPr>
+        <w:t xml:space="preserve">A planned change uses a </w:t>
+      </w:r>
+      <w:r>
+        <w:rPr>
+          <w:b/>
+        </w:rPr>
+        <w:t>training</w:t>
+      </w:r>
+      <w:r>
+        <w:rPr>
+          <w:b w:val="0"/>
+        </w:rPr>
+        <w:t>-fitted brightness normalization while keeping split and classifier settings fixed.</w:t>
+      </w:r>
+    </w:p>
+    <w:p>
+      <w:pPr>
+        <w:spacing w:line="336" w:lineRule="auto" w:after="180"/>
+      </w:pPr>
+      <w:r>
+        <w:rPr>
+          <w:b w:val="0"/>
+        </w:rPr>
+        <w:t xml:space="preserve">Trace the calculation on paper before running this optional Python check. Use the stated fictional </w:t>
+      </w:r>
+      <w:r>
+        <w:rPr>
+          <w:b/>
+        </w:rPr>
+        <w:t>input</w:t>
+      </w:r>
+      <w:r>
+        <w:rPr>
+          <w:b w:val="0"/>
+        </w:rPr>
+        <w:t xml:space="preserve">s and compare intermediate values. The code checks this example; your independent workbook case uses different </w:t>
+      </w:r>
+      <w:r>
+        <w:rPr>
+          <w:b/>
+        </w:rPr>
+        <w:t>evidence</w:t>
+      </w:r>
+      <w:r>
+        <w:rPr>
+          <w:b w:val="0"/>
+        </w:rPr>
+        <w:t>.</w:t>
       </w:r>
     </w:p>
     <w:p>
@@ -784,8 +1456,37 @@
       </w:r>
     </w:p>
     <w:p>
-      <w:r>
-        <w:t>Use the complete worked example below before asking learners to complete W2. Reveal a small part, invite a prediction, then explain the deciding step. These teacher notes contain solutions; do not reveal the independent case answer during modelling.</w:t>
+      <w:pPr>
+        <w:spacing w:line="336" w:lineRule="auto" w:after="180"/>
+      </w:pPr>
+      <w:r>
+        <w:rPr>
+          <w:b w:val="0"/>
+        </w:rPr>
+        <w:t xml:space="preserve">Use the complete worked example below before asking learners to complete W2. Reveal a small part, invite a </w:t>
+      </w:r>
+      <w:r>
+        <w:rPr>
+          <w:b/>
+        </w:rPr>
+        <w:t>prediction</w:t>
+      </w:r>
+      <w:r>
+        <w:rPr>
+          <w:b w:val="0"/>
+        </w:rPr>
+        <w:t>, then explain the deciding step.</w:t>
+      </w:r>
+    </w:p>
+    <w:p>
+      <w:pPr>
+        <w:spacing w:line="336" w:lineRule="auto" w:after="180"/>
+      </w:pPr>
+      <w:r>
+        <w:rPr>
+          <w:b w:val="0"/>
+        </w:rPr>
+        <w:t>These teacher notes contain solutions; do not reveal the independent case answer during modelling.</w:t>
       </w:r>
     </w:p>
     <w:p>
@@ -1075,7 +1776,13 @@
       </w:tr>
     </w:tbl>
     <w:p>
-      <w:r>
+      <w:pPr>
+        <w:spacing w:line="336" w:lineRule="auto" w:after="180"/>
+      </w:pPr>
+      <w:r>
+        <w:rPr>
+          <w:b w:val="0"/>
+        </w:rPr>
         <w:t>Use the diagram and verbal explanation together. Ask learners to match a sentence to a specific visual step; do not assign learners fixed visual or auditory learning styles.</w:t>
       </w:r>
     </w:p>
@@ -1088,7 +1795,13 @@
       </w:r>
     </w:p>
     <w:p>
-      <w:r>
+      <w:pPr>
+        <w:spacing w:line="336" w:lineRule="auto" w:after="180"/>
+      </w:pPr>
+      <w:r>
+        <w:rPr>
+          <w:b w:val="0"/>
+        </w:rPr>
         <w:t>Find an error cluster before choosing a controlled follow-up.</w:t>
       </w:r>
     </w:p>
@@ -1101,13 +1814,55 @@
       </w:r>
     </w:p>
     <w:p>
-      <w:r>
+      <w:pPr>
+        <w:pStyle w:val="Heading3"/>
+      </w:pPr>
+      <w:r>
+        <w:t>Supplied facts</w:t>
+      </w:r>
+    </w:p>
+    <w:p>
+      <w:pPr>
+        <w:spacing w:line="336" w:lineRule="auto" w:after="180"/>
+        <w:shd w:fill="F1F6FC"/>
+      </w:pPr>
+      <w:r>
+        <w:rPr>
+          <w:b w:val="0"/>
+        </w:rPr>
         <w:t>Candidate errors: bright-light photos1/8; dim-light photos3/6. Images and reference labels are fixed for this audit.</w:t>
       </w:r>
     </w:p>
     <w:p>
-      <w:r>
-        <w:t>All inputs and outcomes in this worked example are invented classroom data; no real model run is claimed.</w:t>
+      <w:pPr>
+        <w:pStyle w:val="Heading3"/>
+      </w:pPr>
+      <w:r>
+        <w:t>Supplied facts</w:t>
+      </w:r>
+    </w:p>
+    <w:p>
+      <w:pPr>
+        <w:spacing w:line="336" w:lineRule="auto" w:after="180"/>
+        <w:shd w:fill="F1F6FC"/>
+      </w:pPr>
+      <w:r>
+        <w:rPr>
+          <w:b w:val="0"/>
+        </w:rPr>
+        <w:t xml:space="preserve">All </w:t>
+      </w:r>
+      <w:r>
+        <w:rPr>
+          <w:b/>
+        </w:rPr>
+        <w:t>input</w:t>
+      </w:r>
+      <w:r>
+        <w:rPr>
+          <w:b w:val="0"/>
+        </w:rPr>
+        <w:t>s and outcomes in this worked example are invented classroom data; no real model run is claimed.</w:t>
       </w:r>
     </w:p>
     <w:p>
@@ -1306,20 +2061,74 @@
       </w:r>
     </w:p>
     <w:p>
-      <w:r>
-        <w:t>Read the picture in order. Photograph the same approved toy scene in bright and dim conditions; hold device and framing fixed. The arrows show which recorded input or intermediate result each decision uses. Explain the deciding step aloud before checking the changed case; pointing to the final answer alone does not show how it follows.</w:t>
-      </w:r>
-    </w:p>
-    <w:p>
       <w:pPr>
         <w:pStyle w:val="Heading3"/>
       </w:pPr>
       <w:r>
+        <w:t>Why the result follows</w:t>
+      </w:r>
+    </w:p>
+    <w:p>
+      <w:pPr>
+        <w:spacing w:line="336" w:lineRule="auto" w:after="180"/>
+        <w:shd w:fill="F1F6FC"/>
+      </w:pPr>
+      <w:r>
+        <w:rPr>
+          <w:b w:val="0"/>
+        </w:rPr>
+        <w:t xml:space="preserve">Read the picture in order. Photograph the same approved toy scene in bright and dim conditions; hold device and framing fixed. The arrows show which recorded </w:t>
+      </w:r>
+      <w:r>
+        <w:rPr>
+          <w:b/>
+        </w:rPr>
+        <w:t>input</w:t>
+      </w:r>
+      <w:r>
+        <w:rPr>
+          <w:b w:val="0"/>
+        </w:rPr>
+        <w:t xml:space="preserve"> or intermediate result each decision uses.</w:t>
+      </w:r>
+    </w:p>
+    <w:p>
+      <w:pPr>
+        <w:spacing w:line="336" w:lineRule="auto" w:after="180"/>
+        <w:shd w:fill="F1F6FC"/>
+      </w:pPr>
+      <w:r>
+        <w:rPr>
+          <w:b w:val="0"/>
+        </w:rPr>
+        <w:t>Explain the deciding step aloud before checking the changed case; pointing to the final answer alone does not show how it follows.</w:t>
+      </w:r>
+    </w:p>
+    <w:p>
+      <w:pPr>
+        <w:pStyle w:val="Heading3"/>
+      </w:pPr>
+      <w:r>
         <w:t>What this example does not establish</w:t>
       </w:r>
     </w:p>
     <w:p>
-      <w:r>
+      <w:pPr>
+        <w:pStyle w:val="Heading3"/>
+      </w:pPr>
+      <w:r>
+        <w:t>Keep the stated limit</w:t>
+      </w:r>
+    </w:p>
+    <w:p>
+      <w:pPr>
+        <w:spacing w:line="336" w:lineRule="auto" w:after="180"/>
+        <w:shd w:fill="FFF5E6"/>
+      </w:pPr>
+      <w:r>
+        <w:rPr>
+          <w:b w:val="0"/>
+        </w:rPr>
         <w:t>A slice difference suggests investigation; it does not establish a causal lighting explanation by itself.</w:t>
       </w:r>
     </w:p>
@@ -1332,17 +2141,80 @@
       </w:r>
     </w:p>
     <w:p>
-      <w:r>
+      <w:pPr>
+        <w:pStyle w:val="Heading3"/>
+      </w:pPr>
+      <w:r>
+        <w:t>Change one thing</w:t>
+      </w:r>
+    </w:p>
+    <w:p>
+      <w:pPr>
+        <w:spacing w:line="336" w:lineRule="auto" w:after="180"/>
+        <w:shd w:fill="F5F1FB"/>
+      </w:pPr>
+      <w:r>
+        <w:rPr>
+          <w:b w:val="0"/>
+        </w:rPr>
         <w:t>Change: Dim errors fall to1/6 in a later same-case replay.</w:t>
       </w:r>
     </w:p>
     <w:p>
-      <w:r>
-        <w:t>Prediction: The replay’s dim error rate is 16.7%; it is development evidence if those cases guided the revision.</w:t>
-      </w:r>
-    </w:p>
-    <w:p>
-      <w:r>
+      <w:pPr>
+        <w:pStyle w:val="Heading3"/>
+      </w:pPr>
+      <w:r>
+        <w:t>Predicted result</w:t>
+      </w:r>
+    </w:p>
+    <w:p>
+      <w:pPr>
+        <w:spacing w:line="336" w:lineRule="auto" w:after="180"/>
+        <w:shd w:fill="F1F6FC"/>
+      </w:pPr>
+      <w:r>
+        <w:rPr>
+          <w:b/>
+        </w:rPr>
+        <w:t>Prediction</w:t>
+      </w:r>
+      <w:r>
+        <w:rPr>
+          <w:b w:val="0"/>
+        </w:rPr>
+        <w:t xml:space="preserve">: The replay’s dim error rate is 16.7%; it is development </w:t>
+      </w:r>
+      <w:r>
+        <w:rPr>
+          <w:b/>
+        </w:rPr>
+        <w:t>evidence</w:t>
+      </w:r>
+      <w:r>
+        <w:rPr>
+          <w:b w:val="0"/>
+        </w:rPr>
+        <w:t xml:space="preserve"> if those cases guided the revision.</w:t>
+      </w:r>
+    </w:p>
+    <w:p>
+      <w:pPr>
+        <w:pStyle w:val="Heading3"/>
+      </w:pPr>
+      <w:r>
+        <w:t>Why the result follows</w:t>
+      </w:r>
+    </w:p>
+    <w:p>
+      <w:pPr>
+        <w:spacing w:line="336" w:lineRule="auto" w:after="180"/>
+        <w:shd w:fill="F1F6FC"/>
+      </w:pPr>
+      <w:r>
+        <w:rPr>
+          <w:b w:val="0"/>
+        </w:rPr>
         <w:t>Reason: Observed improvement on reused cases is not an untouched final generalisation test.</w:t>
       </w:r>
     </w:p>
@@ -1355,8 +2227,57 @@
       </w:r>
     </w:p>
     <w:p>
-      <w:r>
-        <w:t>Cover the result. Ask learners to name the inputs and predict the next step. Uncover one step, connect the icon to the actual procedure, and explain its evidence. Then change the supplied condition and compare. The picture is a representation; it does not document execution of a real AI model.</w:t>
+      <w:pPr>
+        <w:pStyle w:val="Heading3"/>
+      </w:pPr>
+      <w:r>
+        <w:t>Ask while showing the picture · 3</w:t>
+      </w:r>
+    </w:p>
+    <w:p>
+      <w:pPr>
+        <w:spacing w:line="336" w:lineRule="auto" w:after="180"/>
+      </w:pPr>
+      <w:r>
+        <w:rPr>
+          <w:b w:val="0"/>
+        </w:rPr>
+        <w:t xml:space="preserve">Cover the result. Ask learners to name the </w:t>
+      </w:r>
+      <w:r>
+        <w:rPr>
+          <w:b/>
+        </w:rPr>
+        <w:t>input</w:t>
+      </w:r>
+      <w:r>
+        <w:rPr>
+          <w:b w:val="0"/>
+        </w:rPr>
+        <w:t xml:space="preserve">s and predict the next step. Uncover one step, connect the icon to the actual procedure, and explain its </w:t>
+      </w:r>
+      <w:r>
+        <w:rPr>
+          <w:b/>
+        </w:rPr>
+        <w:t>evidence</w:t>
+      </w:r>
+      <w:r>
+        <w:rPr>
+          <w:b w:val="0"/>
+        </w:rPr>
+        <w:t>. Then change the supplied condition and compare.</w:t>
+      </w:r>
+    </w:p>
+    <w:p>
+      <w:pPr>
+        <w:spacing w:line="336" w:lineRule="auto" w:after="180"/>
+      </w:pPr>
+      <w:r>
+        <w:rPr>
+          <w:b w:val="0"/>
+        </w:rPr>
+        <w:t>The picture is a representation; it does not document execution of a real AI model.</w:t>
       </w:r>
     </w:p>
     <w:p>
@@ -1368,11 +2289,16 @@
       </w:r>
     </w:p>
     <w:p>
+      <w:r>
+        <w:t>Demonstrate Error Analysis, reduce support deliberately and check individual reasoning before discussing answers.</w:t>
+      </w:r>
+    </w:p>
+    <w:p>
       <w:pPr>
         <w:pStyle w:val="Heading3"/>
       </w:pPr>
       <w:r>
-        <w:t>Demonstrate and guide practice</w:t>
+        <w:t>Board sequence</w:t>
       </w:r>
     </w:p>
     <w:p>
@@ -1380,26 +2306,102 @@
         <w:pStyle w:val="Heading3"/>
       </w:pPr>
       <w:r>
-        <w:t>Board sequence</w:t>
-      </w:r>
-    </w:p>
-    <w:p>
-      <w:r>
+        <w:t>1. Put the facts on the board</w:t>
+      </w:r>
+    </w:p>
+    <w:p>
+      <w:pPr>
+        <w:spacing w:line="336" w:lineRule="auto" w:after="180"/>
+        <w:shd w:fill="F4F9FC"/>
+      </w:pPr>
+      <w:r>
+        <w:rPr>
+          <w:b w:val="0"/>
+        </w:rPr>
         <w:t>Write the given facts: Four errors occur among five backlit photos; two among twenty ordinary photos.</w:t>
       </w:r>
     </w:p>
     <w:p>
-      <w:r>
+      <w:pPr>
+        <w:pStyle w:val="Heading3"/>
+      </w:pPr>
+      <w:r>
+        <w:t>2. State the decision to explain</w:t>
+      </w:r>
+    </w:p>
+    <w:p>
+      <w:pPr>
+        <w:spacing w:line="336" w:lineRule="auto" w:after="180"/>
+        <w:shd w:fill="F4F9FC"/>
+      </w:pPr>
+      <w:r>
+        <w:rPr>
+          <w:b w:val="0"/>
+        </w:rPr>
         <w:t>Write the question to explain: Compare rates and investigate.</w:t>
       </w:r>
     </w:p>
     <w:p>
-      <w:r>
-        <w:t>Reveal after predictions: Backlit error=80%; ordinary=10%. Inspect image quality and confounding differences. Association motivates controlled testing; it does not alone prove cause.</w:t>
-      </w:r>
-    </w:p>
-    <w:p>
-      <w:r>
+      <w:pPr>
+        <w:pStyle w:val="Heading3"/>
+      </w:pPr>
+      <w:r>
+        <w:t>3. Reveal the worked reasoning</w:t>
+      </w:r>
+    </w:p>
+    <w:p>
+      <w:pPr>
+        <w:spacing w:line="336" w:lineRule="auto" w:after="180"/>
+        <w:shd w:fill="F1F6FC"/>
+      </w:pPr>
+      <w:r>
+        <w:rPr>
+          <w:b w:val="0"/>
+        </w:rPr>
+        <w:t xml:space="preserve">Reveal after </w:t>
+      </w:r>
+      <w:r>
+        <w:rPr>
+          <w:b/>
+        </w:rPr>
+        <w:t>prediction</w:t>
+      </w:r>
+      <w:r>
+        <w:rPr>
+          <w:b w:val="0"/>
+        </w:rPr>
+        <w:t>s: Backlit error=</w:t>
+      </w:r>
+      <w:r>
+        <w:rPr>
+          <w:b/>
+        </w:rPr>
+        <w:t>80%</w:t>
+      </w:r>
+      <w:r>
+        <w:rPr>
+          <w:b w:val="0"/>
+        </w:rPr>
+        <w:t>; ordinary=10%. Inspect image quality and confounding differences. Association motivates controlled testing; it does not alone prove cause.</w:t>
+      </w:r>
+    </w:p>
+    <w:p>
+      <w:pPr>
+        <w:pStyle w:val="Heading3"/>
+      </w:pPr>
+      <w:r>
+        <w:t>Hold back the independent task</w:t>
+      </w:r>
+    </w:p>
+    <w:p>
+      <w:pPr>
+        <w:spacing w:line="336" w:lineRule="auto" w:after="180"/>
+        <w:shd w:fill="F5F1FB"/>
+      </w:pPr>
+      <w:r>
+        <w:rPr>
+          <w:b w:val="0"/>
+        </w:rPr>
         <w:t>Keep for an independent attempt: Of eight errors, six are on blurry images and two on clear images. Can you conclude blurry images have a higher error rate without group totals?</w:t>
       </w:r>
     </w:p>
@@ -1412,23 +2414,77 @@
       </w:r>
     </w:p>
     <w:p>
-      <w:r>
+      <w:pPr>
+        <w:pStyle w:val="Heading3"/>
+      </w:pPr>
+      <w:r>
+        <w:t>Ask the class</w:t>
+      </w:r>
+    </w:p>
+    <w:p>
+      <w:pPr>
+        <w:spacing w:line="336" w:lineRule="auto" w:after="180"/>
+        <w:shd w:fill="F5F1FB"/>
+      </w:pPr>
+      <w:r>
+        <w:rPr>
+          <w:b w:val="0"/>
+        </w:rPr>
         <w:t>Ask: Which facts are given, and which would we have to assume? Learners mark relevant details before discussing answers.</w:t>
       </w:r>
     </w:p>
     <w:p>
-      <w:r>
+      <w:pPr>
+        <w:pStyle w:val="Heading3"/>
+      </w:pPr>
+      <w:r>
+        <w:t>Language to model</w:t>
+      </w:r>
+    </w:p>
+    <w:p>
+      <w:pPr>
+        <w:spacing w:line="336" w:lineRule="auto" w:after="180"/>
+        <w:shd w:fill="F1F6F8"/>
+      </w:pPr>
+      <w:r>
+        <w:rPr>
+          <w:b w:val="0"/>
+        </w:rPr>
         <w:t>Say: Predict first. Show the rule, information path or calculation that would produce the result. A correct guess is not yet an explanation.</w:t>
       </w:r>
     </w:p>
     <w:p>
-      <w:r>
+      <w:pPr>
+        <w:spacing w:line="336" w:lineRule="auto" w:after="180"/>
+      </w:pPr>
+      <w:r>
+        <w:rPr>
+          <w:b w:val="0"/>
+        </w:rPr>
         <w:t>Reveal reasoning one step at a time. Explain why a tempting alternative fails. Write units and denominators for arithmetic, trace conditions for decisions, and identify supporting sources for claims.</w:t>
       </w:r>
     </w:p>
     <w:p>
-      <w:r>
-        <w:t>In pairs, one learner solves while the other checks evidence; exchange roles. Remove the worked answer before independent assessment.</w:t>
+      <w:pPr>
+        <w:spacing w:line="336" w:lineRule="auto" w:after="180"/>
+      </w:pPr>
+      <w:r>
+        <w:rPr>
+          <w:b w:val="0"/>
+        </w:rPr>
+        <w:t xml:space="preserve">In pairs, one learner solves while the other checks </w:t>
+      </w:r>
+      <w:r>
+        <w:rPr>
+          <w:b/>
+        </w:rPr>
+        <w:t>evidence</w:t>
+      </w:r>
+      <w:r>
+        <w:rPr>
+          <w:b w:val="0"/>
+        </w:rPr>
+        <w:t>; exchange roles. Remove the worked answer before independent assessment.</w:t>
       </w:r>
     </w:p>
     <w:p>
@@ -1440,8 +2496,37 @@
       </w:r>
     </w:p>
     <w:p>
-      <w:r>
-        <w:t>Guided response: No. Other conditions and label quality may differ; it motivates a hypothesis. Exit response: The models are evaluated on different selected records. Apply one documented review policy and compare both on the same versioned set.</w:t>
+      <w:pPr>
+        <w:spacing w:line="336" w:lineRule="auto" w:after="180"/>
+      </w:pPr>
+      <w:r>
+        <w:rPr>
+          <w:b w:val="0"/>
+        </w:rPr>
+        <w:t xml:space="preserve">Guided response: No. Other conditions and label quality may differ; it motivates a </w:t>
+      </w:r>
+      <w:r>
+        <w:rPr>
+          <w:b/>
+        </w:rPr>
+        <w:t>hypothesis</w:t>
+      </w:r>
+      <w:r>
+        <w:rPr>
+          <w:b w:val="0"/>
+        </w:rPr>
+        <w:t>. Exit response: The models are evaluated on different selected records.</w:t>
+      </w:r>
+    </w:p>
+    <w:p>
+      <w:pPr>
+        <w:spacing w:line="336" w:lineRule="auto" w:after="180"/>
+      </w:pPr>
+      <w:r>
+        <w:rPr>
+          <w:b w:val="0"/>
+        </w:rPr>
+        <w:t>Apply one documented review policy and compare both on the same versioned set.</w:t>
       </w:r>
     </w:p>
     <w:p>
@@ -1673,41 +2758,173 @@
       </w:r>
     </w:p>
     <w:p>
-      <w:r>
+      <w:pPr>
+        <w:pStyle w:val="Heading3"/>
+      </w:pPr>
+      <w:r>
+        <w:t>Completion practice</w:t>
+      </w:r>
+    </w:p>
+    <w:p>
+      <w:pPr>
+        <w:spacing w:line="336" w:lineRule="auto" w:after="180"/>
+        <w:shd w:fill="F5F1FB"/>
+      </w:pPr>
+      <w:r>
+        <w:rPr>
+          <w:b w:val="0"/>
+        </w:rPr>
         <w:t>Completion task: Does the difference prove dim light causes model errors?</w:t>
       </w:r>
     </w:p>
     <w:p>
-      <w:r>
-        <w:t>Teacher check: Teacher explanation: No. Other conditions and label quality may differ; it motivates a hypothesis.</w:t>
-      </w:r>
-    </w:p>
-    <w:p>
-      <w:r>
-        <w:t>Start by identifying the given inputs together. Leave the intermediate steps blank. If needed, model one step, then withdraw that help on the next step. Move to a full trace only when the partial trace is understood. For partners, alternate explainer and checker; collect a response from every learner before discussion.</w:t>
-      </w:r>
-    </w:p>
-    <w:p>
       <w:pPr>
         <w:pStyle w:val="Heading3"/>
       </w:pPr>
       <w:r>
+        <w:t>Reasoning to listen for</w:t>
+      </w:r>
+    </w:p>
+    <w:p>
+      <w:pPr>
+        <w:spacing w:line="336" w:lineRule="auto" w:after="180"/>
+        <w:shd w:fill="F1F6FC"/>
+      </w:pPr>
+      <w:r>
+        <w:rPr>
+          <w:b w:val="0"/>
+        </w:rPr>
+        <w:t xml:space="preserve">Teacher check: Teacher explanation: No. Other conditions and label quality may differ; it motivates a </w:t>
+      </w:r>
+      <w:r>
+        <w:rPr>
+          <w:b/>
+        </w:rPr>
+        <w:t>hypothesis</w:t>
+      </w:r>
+      <w:r>
+        <w:rPr>
+          <w:b w:val="0"/>
+        </w:rPr>
+        <w:t>.</w:t>
+      </w:r>
+    </w:p>
+    <w:p>
+      <w:pPr>
+        <w:spacing w:line="336" w:lineRule="auto" w:after="180"/>
+      </w:pPr>
+      <w:r>
+        <w:rPr>
+          <w:b w:val="0"/>
+        </w:rPr>
+        <w:t xml:space="preserve">Start by identifying the given </w:t>
+      </w:r>
+      <w:r>
+        <w:rPr>
+          <w:b/>
+        </w:rPr>
+        <w:t>input</w:t>
+      </w:r>
+      <w:r>
+        <w:rPr>
+          <w:b w:val="0"/>
+        </w:rPr>
+        <w:t>s together. Leave the intermediate steps blank. If needed, model one step, then withdraw that help on the next step. Move to a full trace only when the partial trace is understood.</w:t>
+      </w:r>
+    </w:p>
+    <w:p>
+      <w:pPr>
+        <w:spacing w:line="336" w:lineRule="auto" w:after="180"/>
+      </w:pPr>
+      <w:r>
+        <w:rPr>
+          <w:b w:val="0"/>
+        </w:rPr>
+        <w:t>For partners, alternate explainer and checker; collect a response from every learner before discussion.</w:t>
+      </w:r>
+    </w:p>
+    <w:p>
+      <w:pPr>
+        <w:pStyle w:val="Heading3"/>
+      </w:pPr>
+      <w:r>
         <w:t>Individual reasoning check</w:t>
       </w:r>
     </w:p>
     <w:p>
-      <w:r>
-        <w:t>Use the worked case for Error analysis and controlled follow-up. Proposed explanation: “A final answer is enough”. Decide whether this explanation is supported. Point to the step or supplied fact that decides; explain your repair if needed.</w:t>
-      </w:r>
-    </w:p>
-    <w:p>
-      <w:r>
+      <w:pPr>
+        <w:spacing w:line="336" w:lineRule="auto" w:after="180"/>
+      </w:pPr>
+      <w:r>
+        <w:rPr>
+          <w:b w:val="0"/>
+        </w:rPr>
+        <w:t xml:space="preserve">Use the worked case for </w:t>
+      </w:r>
+      <w:r>
+        <w:rPr>
+          <w:b/>
+        </w:rPr>
+        <w:t>Error analysis</w:t>
+      </w:r>
+      <w:r>
+        <w:rPr>
+          <w:b w:val="0"/>
+        </w:rPr>
+        <w:t xml:space="preserve"> and controlled follow-up. Proposed explanation: “A final answer is enough”. Decide whether this explanation is supported.</w:t>
+      </w:r>
+    </w:p>
+    <w:p>
+      <w:pPr>
+        <w:spacing w:line="336" w:lineRule="auto" w:after="180"/>
+      </w:pPr>
+      <w:r>
+        <w:rPr>
+          <w:b w:val="0"/>
+        </w:rPr>
+        <w:t>Point to the step or supplied fact that decides; explain your repair if needed.</w:t>
+      </w:r>
+    </w:p>
+    <w:p>
+      <w:pPr>
+        <w:pStyle w:val="Heading3"/>
+      </w:pPr>
+      <w:r>
+        <w:t>Expected repair</w:t>
+      </w:r>
+    </w:p>
+    <w:p>
+      <w:pPr>
+        <w:spacing w:line="336" w:lineRule="auto" w:after="180"/>
+        <w:shd w:fill="F1F6FC"/>
+      </w:pPr>
+      <w:r>
+        <w:rPr>
+          <w:b w:val="0"/>
+        </w:rPr>
         <w:t>Expected correction: Ask for the relevant counts, units, procedure or saved record. For this week: Dim 4/12 about 33.3 percent; bright 3/18 about 16.7 percent.</w:t>
       </w:r>
     </w:p>
     <w:p>
-      <w:r>
-        <w:t>Collect explanations, not only yes/no votes. If a misunderstanding is common, re-model the relevant step for the class. If it affects a few learners, give a short targeted group explanation while others solve a more demanding variation.</w:t>
+      <w:pPr>
+        <w:spacing w:line="336" w:lineRule="auto" w:after="180"/>
+      </w:pPr>
+      <w:r>
+        <w:rPr>
+          <w:b w:val="0"/>
+        </w:rPr>
+        <w:t>Collect explanations, not only yes/no votes. If a misunderstanding is common, re-model the relevant step for the class.</w:t>
+      </w:r>
+    </w:p>
+    <w:p>
+      <w:pPr>
+        <w:spacing w:line="336" w:lineRule="auto" w:after="180"/>
+      </w:pPr>
+      <w:r>
+        <w:rPr>
+          <w:b w:val="0"/>
+        </w:rPr>
+        <w:t>If it affects a few learners, give a short targeted group explanation while others solve a more demanding variation.</w:t>
       </w:r>
     </w:p>
     <w:p>
@@ -1719,8 +2936,38 @@
       </w:r>
     </w:p>
     <w:p>
-      <w:r>
-        <w:t>What evidence would support the claim that a change helps fresh dim-light images? Point to the relevant step in the picture, then write the changed result and the rule or evidence that supports it.</w:t>
+      <w:pPr>
+        <w:spacing w:line="336" w:lineRule="auto" w:after="180"/>
+      </w:pPr>
+      <w:r>
+        <w:rPr>
+          <w:b w:val="0"/>
+        </w:rPr>
+        <w:t xml:space="preserve">What </w:t>
+      </w:r>
+      <w:r>
+        <w:rPr>
+          <w:b/>
+        </w:rPr>
+        <w:t>evidence</w:t>
+      </w:r>
+      <w:r>
+        <w:rPr>
+          <w:b w:val="0"/>
+        </w:rPr>
+        <w:t xml:space="preserve"> would support the claim that a change helps fresh dim-light images? Point to the relevant step in the picture, then write the changed result and the rule or </w:t>
+      </w:r>
+      <w:r>
+        <w:rPr>
+          <w:b/>
+        </w:rPr>
+        <w:t>evidence</w:t>
+      </w:r>
+      <w:r>
+        <w:rPr>
+          <w:b w:val="0"/>
+        </w:rPr>
+        <w:t xml:space="preserve"> that supports it.</w:t>
       </w:r>
     </w:p>
     <w:p>
@@ -1732,18 +2979,95 @@
       </w:r>
     </w:p>
     <w:p>
-      <w:r>
-        <w:t>Freeze the revision and test new appropriately labelled dim-light examples, retaining plant groups and comparable conditions. Changed-case check: The replay’s dim error rate is 16.7%; it is development evidence if those cases guided the revision. Observed improvement on reused cases is not an untouched final generalisation test.</w:t>
-      </w:r>
-    </w:p>
-    <w:p>
-      <w:r>
-        <w:t>Changed-case reasoning: The replay’s dim error rate is 16.7%; it is development evidence if those cases guided the revision. Observed improvement on reused cases is not an untouched final generalisation test.</w:t>
-      </w:r>
-    </w:p>
-    <w:p>
-      <w:r>
-        <w:t>Collect each learner’s explanation before discussion. Use the first missing connection between input, deciding step and result to choose support. This question is worked-case practice, not fresh mastery evidence.</w:t>
+      <w:pPr>
+        <w:spacing w:line="336" w:lineRule="auto" w:after="180"/>
+      </w:pPr>
+      <w:r>
+        <w:rPr>
+          <w:b w:val="0"/>
+        </w:rPr>
+        <w:t>Freeze the revision and test new appropriately labelled dim-light examples, retaining plant groups and comparable conditions.</w:t>
+      </w:r>
+    </w:p>
+    <w:p>
+      <w:pPr>
+        <w:spacing w:line="336" w:lineRule="auto" w:after="180"/>
+      </w:pPr>
+      <w:r>
+        <w:rPr>
+          <w:b w:val="0"/>
+        </w:rPr>
+        <w:t xml:space="preserve">Changed-case check: The replay’s dim error rate is 16.7%; it is development </w:t>
+      </w:r>
+      <w:r>
+        <w:rPr>
+          <w:b/>
+        </w:rPr>
+        <w:t>evidence</w:t>
+      </w:r>
+      <w:r>
+        <w:rPr>
+          <w:b w:val="0"/>
+        </w:rPr>
+        <w:t xml:space="preserve"> if those cases guided the revision. Observed improvement on reused cases is not an untouched final generalisation test.</w:t>
+      </w:r>
+    </w:p>
+    <w:p>
+      <w:pPr>
+        <w:spacing w:line="336" w:lineRule="auto" w:after="180"/>
+      </w:pPr>
+      <w:r>
+        <w:rPr>
+          <w:b w:val="0"/>
+        </w:rPr>
+        <w:t xml:space="preserve">Changed-case reasoning: The replay’s dim error rate is 16.7%; it is development </w:t>
+      </w:r>
+      <w:r>
+        <w:rPr>
+          <w:b/>
+        </w:rPr>
+        <w:t>evidence</w:t>
+      </w:r>
+      <w:r>
+        <w:rPr>
+          <w:b w:val="0"/>
+        </w:rPr>
+        <w:t xml:space="preserve"> if those cases guided the revision. Observed improvement on reused cases is not an untouched final generalisation test.</w:t>
+      </w:r>
+    </w:p>
+    <w:p>
+      <w:pPr>
+        <w:spacing w:line="336" w:lineRule="auto" w:after="180"/>
+      </w:pPr>
+      <w:r>
+        <w:rPr>
+          <w:b w:val="0"/>
+        </w:rPr>
+        <w:t xml:space="preserve">Collect each learner’s explanation before discussion. Use the first missing connection between </w:t>
+      </w:r>
+      <w:r>
+        <w:rPr>
+          <w:b/>
+        </w:rPr>
+        <w:t>input</w:t>
+      </w:r>
+      <w:r>
+        <w:rPr>
+          <w:b w:val="0"/>
+        </w:rPr>
+        <w:t xml:space="preserve">, deciding step and result to choose support. This question is worked-case practice, not fresh mastery </w:t>
+      </w:r>
+      <w:r>
+        <w:rPr>
+          <w:b/>
+        </w:rPr>
+        <w:t>evidence</w:t>
+      </w:r>
+      <w:r>
+        <w:rPr>
+          <w:b w:val="0"/>
+        </w:rPr>
+        <w:t>.</w:t>
       </w:r>
     </w:p>
     <w:p>
@@ -1755,54 +3079,145 @@
       </w:r>
     </w:p>
     <w:p>
+      <w:r>
+        <w:t>Run the Error Analysis investigation and use the first unsupported step to choose a teaching response.</w:t>
+      </w:r>
+    </w:p>
+    <w:p>
+      <w:pPr>
+        <w:spacing w:line="336" w:lineRule="auto" w:after="180"/>
+      </w:pPr>
+      <w:r>
+        <w:rPr>
+          <w:b w:val="0"/>
+        </w:rPr>
+        <w:t>Keep the test conditions fixed, record every result, and change only one planned factor.</w:t>
+      </w:r>
+    </w:p>
+    <w:p>
+      <w:pPr>
+        <w:spacing w:line="336" w:lineRule="auto" w:after="180"/>
+        <w:shd w:fill="F4F9FC"/>
+      </w:pPr>
+      <w:r>
+        <w:rPr>
+          <w:b w:val="0"/>
+        </w:rPr>
+        <w:t xml:space="preserve">1. Write the </w:t>
+      </w:r>
+      <w:r>
+        <w:rPr>
+          <w:b/>
+        </w:rPr>
+        <w:t>hypothesis</w:t>
+      </w:r>
+      <w:r>
+        <w:rPr>
+          <w:b w:val="0"/>
+        </w:rPr>
+        <w:t xml:space="preserve"> and expected </w:t>
+      </w:r>
+      <w:r>
+        <w:rPr>
+          <w:b/>
+        </w:rPr>
+        <w:t>evidence</w:t>
+      </w:r>
+      <w:r>
+        <w:rPr>
+          <w:b w:val="0"/>
+        </w:rPr>
+        <w:t xml:space="preserve"> before running.</w:t>
+      </w:r>
+    </w:p>
+    <w:p>
+      <w:pPr>
+        <w:spacing w:line="336" w:lineRule="auto" w:after="180"/>
+        <w:shd w:fill="F4F9FC"/>
+      </w:pPr>
+      <w:r>
+        <w:rPr>
+          <w:b w:val="0"/>
+        </w:rPr>
+        <w:t xml:space="preserve">2. Error Clinic: annotate every wrong </w:t>
+      </w:r>
+      <w:r>
+        <w:rPr>
+          <w:b/>
+        </w:rPr>
+        <w:t>prediction</w:t>
+      </w:r>
+      <w:r>
+        <w:rPr>
+          <w:b w:val="0"/>
+        </w:rPr>
+        <w:t>, cluster by condition, write hypotheses, and select one measurable next test.</w:t>
+      </w:r>
+    </w:p>
+    <w:p>
+      <w:pPr>
+        <w:spacing w:line="336" w:lineRule="auto" w:after="180"/>
+        <w:shd w:fill="F4F9FC"/>
+      </w:pPr>
+      <w:r>
+        <w:rPr>
+          <w:b w:val="0"/>
+        </w:rPr>
+        <w:t>3. Run one normal, one boundary, one missing, and one shifted case.</w:t>
+      </w:r>
+    </w:p>
+    <w:p>
+      <w:pPr>
+        <w:spacing w:line="336" w:lineRule="auto" w:after="180"/>
+        <w:shd w:fill="F4F9FC"/>
+      </w:pPr>
+      <w:r>
+        <w:rPr>
+          <w:b w:val="0"/>
+        </w:rPr>
+        <w:t>4. Calculate the metric from raw counts or row-level errors.</w:t>
+      </w:r>
+    </w:p>
+    <w:p>
+      <w:pPr>
+        <w:spacing w:line="336" w:lineRule="auto" w:after="180"/>
+        <w:shd w:fill="F4F9FC"/>
+      </w:pPr>
+      <w:r>
+        <w:rPr>
+          <w:b w:val="0"/>
+        </w:rPr>
+        <w:t>5. Interpret what changed, what did not, and what remains unsafe or unknown.</w:t>
+      </w:r>
+    </w:p>
+    <w:p>
       <w:pPr>
         <w:pStyle w:val="Heading3"/>
       </w:pPr>
       <w:r>
-        <w:t>Run the weekly evidence lab</w:t>
-      </w:r>
-    </w:p>
-    <w:p>
-      <w:r>
-        <w:t>Keep the test conditions fixed, record every result, and change only one planned factor.</w:t>
-      </w:r>
-    </w:p>
-    <w:p>
-      <w:r>
-        <w:t>1. Write the hypothesis and expected evidence before running.</w:t>
-      </w:r>
-    </w:p>
-    <w:p>
-      <w:r>
-        <w:t>2. Error Clinic: annotate every wrong prediction, cluster by condition, write hypotheses, and select one measurable next test.</w:t>
-      </w:r>
-    </w:p>
-    <w:p>
-      <w:r>
-        <w:t>3. Run one normal, one boundary, one missing, and one shifted case.</w:t>
-      </w:r>
-    </w:p>
-    <w:p>
-      <w:r>
-        <w:t>4. Calculate the metric from raw counts or row-level errors.</w:t>
-      </w:r>
-    </w:p>
-    <w:p>
-      <w:r>
-        <w:t>5. Interpret what changed, what did not, and what remains unsafe or unknown.</w:t>
-      </w:r>
-    </w:p>
-    <w:p>
-      <w:pPr>
-        <w:pStyle w:val="Heading3"/>
-      </w:pPr>
-      <w:r>
         <w:t>Make the lab runnable</w:t>
       </w:r>
     </w:p>
     <w:p>
-      <w:r>
-        <w:t>Use the concrete case as the shared normal case and the independent question as a second case. Each pair creates a boundary or missing-information case and predicts its result before testing. Keep the expected result separate from an observed mistake.</w:t>
+      <w:pPr>
+        <w:spacing w:line="336" w:lineRule="auto" w:after="180"/>
+      </w:pPr>
+      <w:r>
+        <w:rPr>
+          <w:b w:val="0"/>
+        </w:rPr>
+        <w:t>Use the concrete case as the shared normal case and the independent question as a second case. Each pair creates a boundary or missing-information case and predicts its result before testing.</w:t>
+      </w:r>
+    </w:p>
+    <w:p>
+      <w:pPr>
+        <w:spacing w:line="336" w:lineRule="auto" w:after="180"/>
+      </w:pPr>
+      <w:r>
+        <w:rPr>
+          <w:b w:val="0"/>
+        </w:rPr>
+        <w:t>Keep the expected result separate from an observed mistake.</w:t>
       </w:r>
     </w:p>
     <w:tbl>
@@ -1960,13 +3375,36 @@
       </w:r>
     </w:p>
     <w:p>
-      <w:r>
+      <w:pPr>
+        <w:spacing w:line="336" w:lineRule="auto" w:after="180"/>
+      </w:pPr>
+      <w:r>
+        <w:rPr>
+          <w:b w:val="0"/>
+        </w:rPr>
         <w:t>MISCONCEPTION TO REPAIR Looking closely at one surprising error is enough to diagnose the model.</w:t>
       </w:r>
     </w:p>
     <w:p>
-      <w:r>
-        <w:t>For guessing, return to given facts and request a trace. For vocabulary without application, use one example and one non-example. For arithmetic errors, check the setup before the calculation. Finish with a different uncoached case before recording mastery.</w:t>
+      <w:pPr>
+        <w:spacing w:line="336" w:lineRule="auto" w:after="180"/>
+      </w:pPr>
+      <w:r>
+        <w:rPr>
+          <w:b w:val="0"/>
+        </w:rPr>
+        <w:t>For guessing, return to given facts and request a trace. For vocabulary without application, use one example and one non-example. For arithmetic errors, check the setup before the calculation.</w:t>
+      </w:r>
+    </w:p>
+    <w:p>
+      <w:pPr>
+        <w:spacing w:line="336" w:lineRule="auto" w:after="180"/>
+      </w:pPr>
+      <w:r>
+        <w:rPr>
+          <w:b w:val="0"/>
+        </w:rPr>
+        <w:t>Finish with a different uncoached case before recording mastery.</w:t>
       </w:r>
     </w:p>
     <w:p>
@@ -1978,18 +3416,59 @@
       </w:r>
     </w:p>
     <w:p>
-      <w:r>
+      <w:pPr>
+        <w:spacing w:line="336" w:lineRule="auto" w:after="180"/>
+      </w:pPr>
+      <w:r>
+        <w:rPr>
+          <w:b w:val="0"/>
+        </w:rPr>
         <w:t>A final answer is enough: Ask for the relevant counts, units, procedure or saved record. For this week: Dim 4/12 about 33.3 percent; bright 3/18 about 16.7 percent.</w:t>
       </w:r>
     </w:p>
     <w:p>
-      <w:r>
+      <w:pPr>
+        <w:spacing w:line="336" w:lineRule="auto" w:after="180"/>
+      </w:pPr>
+      <w:r>
+        <w:rPr>
+          <w:b w:val="0"/>
+        </w:rPr>
         <w:t>A stronger claim makes a stronger project: The models are evaluated on different selected records. Apply one documented review policy and compare both on the same versioned set.</w:t>
       </w:r>
     </w:p>
     <w:p>
-      <w:r>
-        <w:t>The new case can be copied from the example: The independent task changes the evidence. Require a fresh explanation: Total worsens 7/30 to 8/30. A improves 50 to 30 percent, B worsens 10 to 25 percent. Investigate B and keep the original as a comparison; do not claim overall improvement.</w:t>
+      <w:pPr>
+        <w:spacing w:line="336" w:lineRule="auto" w:after="180"/>
+      </w:pPr>
+      <w:r>
+        <w:rPr>
+          <w:b w:val="0"/>
+        </w:rPr>
+        <w:t xml:space="preserve">The new case can be copied from the example: The independent task changes the </w:t>
+      </w:r>
+      <w:r>
+        <w:rPr>
+          <w:b/>
+        </w:rPr>
+        <w:t>evidence</w:t>
+      </w:r>
+      <w:r>
+        <w:rPr>
+          <w:b w:val="0"/>
+        </w:rPr>
+        <w:t>. Require a fresh explanation: Total worsens 7/30 to 8/30. A improves 50 to 30 percent, B worsens 10 to 25 percent.</w:t>
+      </w:r>
+    </w:p>
+    <w:p>
+      <w:pPr>
+        <w:spacing w:line="336" w:lineRule="auto" w:after="180"/>
+      </w:pPr>
+      <w:r>
+        <w:rPr>
+          <w:b w:val="0"/>
+        </w:rPr>
+        <w:t>Investigate B and keep the original as a comparison; do not claim overall improvement.</w:t>
       </w:r>
     </w:p>
     <w:p>
@@ -2147,8 +3626,25 @@
       </w:tr>
     </w:tbl>
     <w:p>
-      <w:r>
-        <w:t>Offer an oral explanation, drawing, enlarged visual or fewer examples when that removes a reading/writing barrier. Keep the same reasoning goal. Stretch secure learners by changing a boundary or assumption and asking them to defend the effect, not simply by assigning more of the same questions.</w:t>
+      <w:pPr>
+        <w:spacing w:line="336" w:lineRule="auto" w:after="180"/>
+      </w:pPr>
+      <w:r>
+        <w:rPr>
+          <w:b w:val="0"/>
+        </w:rPr>
+        <w:t>Offer an oral explanation, drawing, enlarged visual or fewer examples when that removes a reading/writing barrier. Keep the same reasoning goal.</w:t>
+      </w:r>
+    </w:p>
+    <w:p>
+      <w:pPr>
+        <w:spacing w:line="336" w:lineRule="auto" w:after="180"/>
+      </w:pPr>
+      <w:r>
+        <w:rPr>
+          <w:b w:val="0"/>
+        </w:rPr>
+        <w:t>Stretch secure learners by changing a boundary or assumption and asking them to defend the effect, not simply by assigning more of the same questions.</w:t>
       </w:r>
     </w:p>
     <w:p>
@@ -2160,11 +3656,16 @@
       </w:r>
     </w:p>
     <w:p>
+      <w:r>
+        <w:t>Use the Error Analysis questions, teacher keys and criteria after the relevant attempts. Previously discussed cases are practice; protect the separately selected independent task.</w:t>
+      </w:r>
+    </w:p>
+    <w:p>
       <w:pPr>
         <w:pStyle w:val="Heading3"/>
       </w:pPr>
       <w:r>
-        <w:t>Assess and explain the answers</w:t>
+        <w:t>Worked case answer</w:t>
       </w:r>
     </w:p>
     <w:p>
@@ -2172,12 +3673,31 @@
         <w:pStyle w:val="Heading3"/>
       </w:pPr>
       <w:r>
-        <w:t>Worked case answer</w:t>
-      </w:r>
-    </w:p>
-    <w:p>
-      <w:r>
-        <w:t>Backlit error=80%; ordinary=10%. Inspect image quality and confounding differences. Association motivates controlled testing; it does not alone prove cause.</w:t>
+        <w:t>Teacher key · Worked case answer</w:t>
+      </w:r>
+    </w:p>
+    <w:p>
+      <w:pPr>
+        <w:spacing w:line="336" w:lineRule="auto" w:after="180"/>
+        <w:shd w:fill="F1F6FC"/>
+      </w:pPr>
+      <w:r>
+        <w:rPr>
+          <w:b w:val="0"/>
+        </w:rPr>
+        <w:t>Backlit error=</w:t>
+      </w:r>
+      <w:r>
+        <w:rPr>
+          <w:b/>
+        </w:rPr>
+        <w:t>80%</w:t>
+      </w:r>
+      <w:r>
+        <w:rPr>
+          <w:b w:val="0"/>
+        </w:rPr>
+        <w:t>; ordinary=10%. Inspect image quality and confounding differences. Association motivates controlled testing; it does not alone prove cause.</w:t>
       </w:r>
     </w:p>
     <w:p>
@@ -2189,7 +3709,22 @@
       </w:r>
     </w:p>
     <w:p>
-      <w:r>
+      <w:pPr>
+        <w:pStyle w:val="Heading3"/>
+      </w:pPr>
+      <w:r>
+        <w:t>Independent question · withhold the key</w:t>
+      </w:r>
+    </w:p>
+    <w:p>
+      <w:pPr>
+        <w:spacing w:line="336" w:lineRule="auto" w:after="180"/>
+        <w:shd w:fill="F5F1FB"/>
+      </w:pPr>
+      <w:r>
+        <w:rPr>
+          <w:b w:val="0"/>
+        </w:rPr>
         <w:t>Of eight errors, six are on blurry images and two on clear images. Can you conclude blurry images have a higher error rate without group totals?</w:t>
       </w:r>
     </w:p>
@@ -2202,7 +3737,22 @@
       </w:r>
     </w:p>
     <w:p>
-      <w:r>
+      <w:pPr>
+        <w:pStyle w:val="Heading3"/>
+      </w:pPr>
+      <w:r>
+        <w:t>Teacher key · Expected independent answer</w:t>
+      </w:r>
+    </w:p>
+    <w:p>
+      <w:pPr>
+        <w:spacing w:line="336" w:lineRule="auto" w:after="180"/>
+        <w:shd w:fill="F1F6FC"/>
+      </w:pPr>
+      <w:r>
+        <w:rPr>
+          <w:b w:val="0"/>
+        </w:rPr>
         <w:t>No. The counts identify a useful investigation, but rates require the total number of blurry and clear examples. Inspect the images and compute each group's denominator.</w:t>
       </w:r>
     </w:p>
@@ -2441,8 +3991,25 @@
       </w:tr>
     </w:tbl>
     <w:p>
-      <w:r>
-        <w:t>Use 6/8 as a classroom checkpoint, with 2 required for both Result and Reasoning. This is a proposed teaching rule, not a validated certification threshold. Do not count a coached answer as independent mastery; correct unsafe or unsupported claims regardless of total.</w:t>
+      <w:pPr>
+        <w:spacing w:line="336" w:lineRule="auto" w:after="180"/>
+      </w:pPr>
+      <w:r>
+        <w:rPr>
+          <w:b w:val="0"/>
+        </w:rPr>
+        <w:t>Use 6/8 as a classroom checkpoint, with 2 required for both Result and Reasoning. This is a proposed teaching rule, not a validated certification threshold.</w:t>
+      </w:r>
+    </w:p>
+    <w:p>
+      <w:pPr>
+        <w:spacing w:line="336" w:lineRule="auto" w:after="180"/>
+      </w:pPr>
+      <w:r>
+        <w:rPr>
+          <w:b w:val="0"/>
+        </w:rPr>
+        <w:t>Do not count a coached answer as independent mastery; correct unsafe or unsupported claims regardless of total.</w:t>
       </w:r>
     </w:p>
     <w:p>
@@ -2454,8 +4021,26 @@
       </w:r>
     </w:p>
     <w:p>
-      <w:r>
-        <w:t>Ask the learner to find the evidence that challenges this claim: “More errors in a group automatically means a higher error rate.” Keep the first attempt and an uncoached retry separate.</w:t>
+      <w:pPr>
+        <w:spacing w:line="336" w:lineRule="auto" w:after="180"/>
+      </w:pPr>
+      <w:r>
+        <w:rPr>
+          <w:b w:val="0"/>
+        </w:rPr>
+        <w:t xml:space="preserve">Ask the learner to find the </w:t>
+      </w:r>
+      <w:r>
+        <w:rPr>
+          <w:b/>
+        </w:rPr>
+        <w:t>evidence</w:t>
+      </w:r>
+      <w:r>
+        <w:rPr>
+          <w:b w:val="0"/>
+        </w:rPr>
+        <w:t xml:space="preserve"> that challenges this claim: “More errors in a group automatically means a higher error rate.” Keep the first attempt and an uncoached retry separate.</w:t>
       </w:r>
     </w:p>
     <w:p>
@@ -2467,15 +4052,66 @@
       </w:r>
     </w:p>
     <w:p>
-      <w:r>
-        <w:t>Rates are 60% and 10%. Photograph comparable or paired leaves under controlled lighting while holding device and labels fixed, keeping identity groups out of training/test overlap. The original association motivates the test but does not prove lighting caused every error.</w:t>
-      </w:r>
-    </w:p>
-    <w:p>
       <w:pPr>
         <w:pStyle w:val="Heading3"/>
       </w:pPr>
       <w:r>
+        <w:t>Teacher key · Original transfer answer</w:t>
+      </w:r>
+    </w:p>
+    <w:p>
+      <w:pPr>
+        <w:spacing w:line="336" w:lineRule="auto" w:after="180"/>
+        <w:shd w:fill="F1F6FC"/>
+      </w:pPr>
+      <w:r>
+        <w:rPr>
+          <w:b w:val="0"/>
+        </w:rPr>
+        <w:t xml:space="preserve">Rates are </w:t>
+      </w:r>
+      <w:r>
+        <w:rPr>
+          <w:b/>
+        </w:rPr>
+        <w:t>60%</w:t>
+      </w:r>
+      <w:r>
+        <w:rPr>
+          <w:b w:val="0"/>
+        </w:rPr>
+        <w:t xml:space="preserve"> and 10%. Photograph comparable or paired leaves under controlled lighting while holding device and labels fixed, keeping identity groups out of </w:t>
+      </w:r>
+      <w:r>
+        <w:rPr>
+          <w:b/>
+        </w:rPr>
+        <w:t>training</w:t>
+      </w:r>
+      <w:r>
+        <w:rPr>
+          <w:b w:val="0"/>
+        </w:rPr>
+        <w:t>/test overlap.</w:t>
+      </w:r>
+    </w:p>
+    <w:p>
+      <w:pPr>
+        <w:spacing w:line="336" w:lineRule="auto" w:after="180"/>
+        <w:shd w:fill="F1F6FC"/>
+      </w:pPr>
+      <w:r>
+        <w:rPr>
+          <w:b w:val="0"/>
+        </w:rPr>
+        <w:t>The original association motivates the test but does not prove lighting caused every error.</w:t>
+      </w:r>
+    </w:p>
+    <w:p>
+      <w:pPr>
+        <w:pStyle w:val="Heading3"/>
+      </w:pPr>
+      <w:r>
         <w:t>Explanations for the additional workbook examples</w:t>
       </w:r>
     </w:p>
@@ -2488,12 +4124,42 @@
       </w:r>
     </w:p>
     <w:p>
-      <w:r>
+      <w:pPr>
+        <w:pStyle w:val="Heading3"/>
+      </w:pPr>
+      <w:r>
+        <w:t>Workbook question · W1</w:t>
+      </w:r>
+    </w:p>
+    <w:p>
+      <w:pPr>
+        <w:spacing w:line="336" w:lineRule="auto" w:after="180"/>
+        <w:shd w:fill="F5F1FB"/>
+      </w:pPr>
+      <w:r>
+        <w:rPr>
+          <w:b w:val="0"/>
+        </w:rPr>
         <w:t>Calculate the original error rates by lighting condition.</w:t>
       </w:r>
     </w:p>
     <w:p>
-      <w:r>
+      <w:pPr>
+        <w:pStyle w:val="Heading3"/>
+      </w:pPr>
+      <w:r>
+        <w:t>Teacher reasoning · W1</w:t>
+      </w:r>
+    </w:p>
+    <w:p>
+      <w:pPr>
+        <w:spacing w:line="336" w:lineRule="auto" w:after="180"/>
+        <w:shd w:fill="F1F6FC"/>
+      </w:pPr>
+      <w:r>
+        <w:rPr>
+          <w:b w:val="0"/>
+        </w:rPr>
         <w:t>Teacher explanation: Dim 4/12 about 33.3 percent; bright 3/18 about 16.7 percent.</w:t>
       </w:r>
     </w:p>
@@ -2506,30 +4172,114 @@
       </w:r>
     </w:p>
     <w:p>
-      <w:r>
+      <w:pPr>
+        <w:pStyle w:val="Heading3"/>
+      </w:pPr>
+      <w:r>
+        <w:t>Workbook question · W2</w:t>
+      </w:r>
+    </w:p>
+    <w:p>
+      <w:pPr>
+        <w:spacing w:line="336" w:lineRule="auto" w:after="180"/>
+        <w:shd w:fill="F5F1FB"/>
+      </w:pPr>
+      <w:r>
+        <w:rPr>
+          <w:b w:val="0"/>
+        </w:rPr>
         <w:t>Does the difference prove dim light causes model errors?</w:t>
       </w:r>
     </w:p>
     <w:p>
-      <w:r>
-        <w:t>Teacher explanation: No. Other conditions and label quality may differ; it motivates a hypothesis.</w:t>
-      </w:r>
-    </w:p>
-    <w:p>
       <w:pPr>
         <w:pStyle w:val="Heading3"/>
       </w:pPr>
       <w:r>
+        <w:t>Teacher reasoning · W2</w:t>
+      </w:r>
+    </w:p>
+    <w:p>
+      <w:pPr>
+        <w:spacing w:line="336" w:lineRule="auto" w:after="180"/>
+        <w:shd w:fill="F1F6FC"/>
+      </w:pPr>
+      <w:r>
+        <w:rPr>
+          <w:b w:val="0"/>
+        </w:rPr>
+        <w:t xml:space="preserve">Teacher explanation: No. Other conditions and label quality may differ; it motivates a </w:t>
+      </w:r>
+      <w:r>
+        <w:rPr>
+          <w:b/>
+        </w:rPr>
+        <w:t>hypothesis</w:t>
+      </w:r>
+      <w:r>
+        <w:rPr>
+          <w:b w:val="0"/>
+        </w:rPr>
+        <w:t>.</w:t>
+      </w:r>
+    </w:p>
+    <w:p>
+      <w:pPr>
+        <w:pStyle w:val="Heading3"/>
+      </w:pPr>
+      <w:r>
         <w:t>W3 Track regressions</w:t>
       </w:r>
     </w:p>
     <w:p>
-      <w:r>
-        <w:t>Summarize the changed results without hiding a regression.</w:t>
-      </w:r>
-    </w:p>
-    <w:p>
-      <w:r>
+      <w:pPr>
+        <w:pStyle w:val="Heading3"/>
+      </w:pPr>
+      <w:r>
+        <w:t>Workbook question · W3</w:t>
+      </w:r>
+    </w:p>
+    <w:p>
+      <w:pPr>
+        <w:spacing w:line="336" w:lineRule="auto" w:after="180"/>
+        <w:shd w:fill="F5F1FB"/>
+      </w:pPr>
+      <w:r>
+        <w:rPr>
+          <w:b w:val="0"/>
+        </w:rPr>
+        <w:t xml:space="preserve">Summarize the changed results without hiding a </w:t>
+      </w:r>
+      <w:r>
+        <w:rPr>
+          <w:b/>
+        </w:rPr>
+        <w:t>regression</w:t>
+      </w:r>
+      <w:r>
+        <w:rPr>
+          <w:b w:val="0"/>
+        </w:rPr>
+        <w:t>.</w:t>
+      </w:r>
+    </w:p>
+    <w:p>
+      <w:pPr>
+        <w:pStyle w:val="Heading3"/>
+      </w:pPr>
+      <w:r>
+        <w:t>Teacher reasoning · W3</w:t>
+      </w:r>
+    </w:p>
+    <w:p>
+      <w:pPr>
+        <w:spacing w:line="336" w:lineRule="auto" w:after="180"/>
+        <w:shd w:fill="F1F6FC"/>
+      </w:pPr>
+      <w:r>
+        <w:rPr>
+          <w:b w:val="0"/>
+        </w:rPr>
         <w:t>Teacher explanation: Total errors 7 to 6; dim 4 to 2 improves, bright 3 to 4 worsens.</w:t>
       </w:r>
     </w:p>
@@ -2542,12 +4292,42 @@
       </w:r>
     </w:p>
     <w:p>
-      <w:r>
+      <w:pPr>
+        <w:pStyle w:val="Heading3"/>
+      </w:pPr>
+      <w:r>
+        <w:t>Workbook question · W4</w:t>
+      </w:r>
+    </w:p>
+    <w:p>
+      <w:pPr>
+        <w:spacing w:line="336" w:lineRule="auto" w:after="180"/>
+        <w:shd w:fill="F5F1FB"/>
+      </w:pPr>
+      <w:r>
+        <w:rPr>
+          <w:b w:val="0"/>
+        </w:rPr>
         <w:t>Old errors are 5/10 on route A and 2/20 on B. New errors are 3/10 and 5/20. State total and group changes and a justified next step.</w:t>
       </w:r>
     </w:p>
     <w:p>
-      <w:r>
+      <w:pPr>
+        <w:pStyle w:val="Heading3"/>
+      </w:pPr>
+      <w:r>
+        <w:t>Teacher reasoning · W4</w:t>
+      </w:r>
+    </w:p>
+    <w:p>
+      <w:pPr>
+        <w:spacing w:line="336" w:lineRule="auto" w:after="180"/>
+        <w:shd w:fill="F1F6FC"/>
+      </w:pPr>
+      <w:r>
+        <w:rPr>
+          <w:b w:val="0"/>
+        </w:rPr>
         <w:t>Teacher explanation: Total worsens 7/30 to 8/30. A improves 50 to 30 percent, B worsens 10 to 25 percent. Investigate B and keep the original as a comparison; do not claim overall improvement.</w:t>
       </w:r>
     </w:p>
@@ -2560,12 +4340,42 @@
       </w:r>
     </w:p>
     <w:p>
-      <w:r>
+      <w:pPr>
+        <w:pStyle w:val="Heading3"/>
+      </w:pPr>
+      <w:r>
+        <w:t>Workbook question · W5</w:t>
+      </w:r>
+    </w:p>
+    <w:p>
+      <w:pPr>
+        <w:spacing w:line="336" w:lineRule="auto" w:after="180"/>
+        <w:shd w:fill="F5F1FB"/>
+      </w:pPr>
+      <w:r>
+        <w:rPr>
+          <w:b w:val="0"/>
+        </w:rPr>
         <w:t>A team removes all disputed records only from the new model report. Why is the comparison invalid?</w:t>
       </w:r>
     </w:p>
     <w:p>
-      <w:r>
+      <w:pPr>
+        <w:pStyle w:val="Heading3"/>
+      </w:pPr>
+      <w:r>
+        <w:t>Teacher reasoning · W5</w:t>
+      </w:r>
+    </w:p>
+    <w:p>
+      <w:pPr>
+        <w:spacing w:line="336" w:lineRule="auto" w:after="180"/>
+        <w:shd w:fill="F1F6FC"/>
+      </w:pPr>
+      <w:r>
+        <w:rPr>
+          <w:b w:val="0"/>
+        </w:rPr>
         <w:t>Teacher explanation: The models are evaluated on different selected records. Apply one documented review policy and compare both on the same versioned set.</w:t>
       </w:r>
     </w:p>
@@ -2578,7 +4388,22 @@
       </w:r>
     </w:p>
     <w:p>
-      <w:r>
+      <w:pPr>
+        <w:pStyle w:val="Heading3"/>
+      </w:pPr>
+      <w:r>
+        <w:t>Independent question · withhold the key</w:t>
+      </w:r>
+    </w:p>
+    <w:p>
+      <w:pPr>
+        <w:spacing w:line="336" w:lineRule="auto" w:after="180"/>
+        <w:shd w:fill="F5F1FB"/>
+      </w:pPr>
+      <w:r>
+        <w:rPr>
+          <w:b w:val="0"/>
+        </w:rPr>
         <w:t>Selected case: Old errors are 5/10 on route A and 2/20 on B. New errors are 3/10 and 5/20. State total and group changes and a justified next step.</w:t>
       </w:r>
     </w:p>
@@ -2591,7 +4416,22 @@
       </w:r>
     </w:p>
     <w:p>
-      <w:r>
+      <w:pPr>
+        <w:pStyle w:val="Heading3"/>
+      </w:pPr>
+      <w:r>
+        <w:t>Teacher key · Selected case answer</w:t>
+      </w:r>
+    </w:p>
+    <w:p>
+      <w:pPr>
+        <w:spacing w:line="336" w:lineRule="auto" w:after="180"/>
+        <w:shd w:fill="F1F6FC"/>
+      </w:pPr>
+      <w:r>
+        <w:rPr>
+          <w:b w:val="0"/>
+        </w:rPr>
         <w:t>Teacher explanation: Total worsens 7/30 to 8/30. A improves 50 to 30 percent, B worsens 10 to 25 percent. Investigate B and keep the original as a comparison; do not claim overall improvement.</w:t>
       </w:r>
     </w:p>
@@ -2698,21 +4538,77 @@
       </w:tr>
     </w:tbl>
     <w:p>
-      <w:r>
-        <w:t>Record each dimension as not yet, with support, or independent. Accept a valid alternative procedure with a defensible trace. Do not penalise an honestly recorded model failure if the learner correctly explains its evidence and limits.</w:t>
-      </w:r>
-    </w:p>
-    <w:p>
       <w:pPr>
         <w:pStyle w:val="Heading3"/>
       </w:pPr>
       <w:r>
+        <w:t>Teacher key · Selected case answer</w:t>
+      </w:r>
+    </w:p>
+    <w:p>
+      <w:pPr>
+        <w:spacing w:line="336" w:lineRule="auto" w:after="180"/>
+        <w:shd w:fill="F1F6FC"/>
+      </w:pPr>
+      <w:r>
+        <w:rPr>
+          <w:b w:val="0"/>
+        </w:rPr>
+        <w:t>Record each dimension as not yet, with support, or independent. Accept a valid alternative procedure with a defensible trace.</w:t>
+      </w:r>
+    </w:p>
+    <w:p>
+      <w:pPr>
+        <w:spacing w:line="336" w:lineRule="auto" w:after="180"/>
+        <w:shd w:fill="F1F6FC"/>
+      </w:pPr>
+      <w:r>
+        <w:rPr>
+          <w:b w:val="0"/>
+        </w:rPr>
+        <w:t xml:space="preserve">Do not penalise an honestly recorded model failure if the learner correctly explains its </w:t>
+      </w:r>
+      <w:r>
+        <w:rPr>
+          <w:b/>
+        </w:rPr>
+        <w:t>evidence</w:t>
+      </w:r>
+      <w:r>
+        <w:rPr>
+          <w:b w:val="0"/>
+        </w:rPr>
+        <w:t xml:space="preserve"> and limits.</w:t>
+      </w:r>
+    </w:p>
+    <w:p>
+      <w:pPr>
+        <w:pStyle w:val="Heading3"/>
+      </w:pPr>
+      <w:r>
         <w:t>Feedback that the learner uses</w:t>
       </w:r>
     </w:p>
     <w:p>
-      <w:r>
-        <w:t>Name the earliest unsupported step and give one action to repair it. Have the learner make that repair now and explain why. Then assess the relevant skill on a fresh, fully specified case. Confirm it was not previously practised with feedback; solve and check the new case before assigning it. A follow-up design prompt is a starting brief, not automatically an equivalent test.</w:t>
+      <w:pPr>
+        <w:spacing w:line="336" w:lineRule="auto" w:after="180"/>
+      </w:pPr>
+      <w:r>
+        <w:rPr>
+          <w:b w:val="0"/>
+        </w:rPr>
+        <w:t>Name the earliest unsupported step and give one action to repair it. Have the learner make that repair now and explain why. Then assess the relevant skill on a fresh, fully specified case.</w:t>
+      </w:r>
+    </w:p>
+    <w:p>
+      <w:pPr>
+        <w:spacing w:line="336" w:lineRule="auto" w:after="180"/>
+      </w:pPr>
+      <w:r>
+        <w:rPr>
+          <w:b w:val="0"/>
+        </w:rPr>
+        <w:t>Confirm it was not previously practised with feedback; solve and check the new case before assigning it. A follow-up design prompt is a starting brief, not automatically an equivalent test.</w:t>
       </w:r>
     </w:p>
     <w:p>
@@ -2724,11 +4620,62 @@
       </w:r>
     </w:p>
     <w:p>
+      <w:r>
+        <w:t>Connect Error Analysis to Responsible Plant Classifier, adapt support and plan a later changed-case check.</w:t>
+      </w:r>
+    </w:p>
+    <w:p>
       <w:pPr>
         <w:pStyle w:val="Heading3"/>
       </w:pPr>
       <w:r>
-        <w:t>Connect and extend learning</w:t>
+        <w:t>Responsible Plant Classifier</w:t>
+      </w:r>
+    </w:p>
+    <w:p>
+      <w:pPr>
+        <w:spacing w:line="336" w:lineRule="auto" w:after="180"/>
+      </w:pPr>
+      <w:r>
+        <w:rPr>
+          <w:b w:val="0"/>
+        </w:rPr>
+        <w:t>Create the Plant Classifier error log linking case ID, actual, predicted, confidence, condition, likely cause, and next action.</w:t>
+      </w:r>
+    </w:p>
+    <w:p>
+      <w:pPr>
+        <w:spacing w:line="336" w:lineRule="auto" w:after="180"/>
+      </w:pPr>
+      <w:r>
+        <w:rPr>
+          <w:b w:val="0"/>
+        </w:rPr>
+        <w:t xml:space="preserve">Keep the decision, </w:t>
+      </w:r>
+      <w:r>
+        <w:rPr>
+          <w:b/>
+        </w:rPr>
+        <w:t>input</w:t>
+      </w:r>
+      <w:r>
+        <w:rPr>
+          <w:b w:val="0"/>
+        </w:rPr>
+        <w:t xml:space="preserve">, result, explanation and remaining limitation in the project </w:t>
+      </w:r>
+      <w:r>
+        <w:rPr>
+          <w:b/>
+        </w:rPr>
+        <w:t>evidence</w:t>
+      </w:r>
+      <w:r>
+        <w:rPr>
+          <w:b w:val="0"/>
+        </w:rPr>
+        <w:t xml:space="preserve"> record. Retrieve this record next week rather than restarting the project.</w:t>
       </w:r>
     </w:p>
     <w:p>
@@ -2736,17 +4683,18 @@
         <w:pStyle w:val="Heading3"/>
       </w:pPr>
       <w:r>
-        <w:t>Responsible Plant Classifier</w:t>
-      </w:r>
-    </w:p>
-    <w:p>
-      <w:r>
-        <w:t>Create the Plant Classifier error log linking case ID, actual, predicted, confidence, condition, likely cause, and next action.</w:t>
-      </w:r>
-    </w:p>
-    <w:p>
-      <w:r>
-        <w:t>Keep the decision, input, result, explanation and remaining limitation in the project evidence record. Retrieve this record next week rather than restarting the project.</w:t>
+        <w:t>Support and stretch</w:t>
+      </w:r>
+    </w:p>
+    <w:p>
+      <w:pPr>
+        <w:spacing w:line="336" w:lineRule="auto" w:after="180"/>
+      </w:pPr>
+      <w:r>
+        <w:rPr>
+          <w:b w:val="0"/>
+        </w:rPr>
+        <w:t>Use a tiny labelled dataset, explicit units and a named positive class. Stretch: require a baseline, held-out evaluation and subgroup or shifted-condition analysis with denominators.</w:t>
       </w:r>
     </w:p>
     <w:p>
@@ -2754,12 +4702,30 @@
         <w:pStyle w:val="Heading3"/>
       </w:pPr>
       <w:r>
-        <w:t>Support and stretch</w:t>
-      </w:r>
-    </w:p>
-    <w:p>
-      <w:r>
-        <w:t>Use a tiny labelled dataset, explicit units and a named positive class. Stretch: require a baseline, held-out evaluation and subgroup or shifted-condition analysis with denominators.</w:t>
+        <w:t>Exit reflection</w:t>
+      </w:r>
+    </w:p>
+    <w:p>
+      <w:pPr>
+        <w:spacing w:line="336" w:lineRule="auto" w:after="180"/>
+      </w:pPr>
+      <w:r>
+        <w:rPr>
+          <w:b w:val="0"/>
+        </w:rPr>
+        <w:t xml:space="preserve">Ask for one decision the learner can now justify and one situation requiring more </w:t>
+      </w:r>
+      <w:r>
+        <w:rPr>
+          <w:b/>
+        </w:rPr>
+        <w:t>evidence</w:t>
+      </w:r>
+      <w:r>
+        <w:rPr>
+          <w:b w:val="0"/>
+        </w:rPr>
+        <w:t xml:space="preserve"> or human review. Confidence ratings are separate from correct independent performance.</w:t>
       </w:r>
     </w:p>
     <w:p>
@@ -2767,12 +4733,42 @@
         <w:pStyle w:val="Heading3"/>
       </w:pPr>
       <w:r>
-        <w:t>Exit reflection</w:t>
-      </w:r>
-    </w:p>
-    <w:p>
-      <w:r>
-        <w:t>Ask for one decision the learner can now justify and one situation requiring more evidence or human review. Confidence ratings are separate from correct independent performance.</w:t>
+        <w:t>Bridge to the next week</w:t>
+      </w:r>
+    </w:p>
+    <w:p>
+      <w:pPr>
+        <w:spacing w:line="336" w:lineRule="auto" w:after="180"/>
+      </w:pPr>
+      <w:r>
+        <w:rPr>
+          <w:b w:val="0"/>
+        </w:rPr>
+        <w:t xml:space="preserve">Next: Week 19: </w:t>
+      </w:r>
+      <w:r>
+        <w:rPr>
+          <w:b/>
+        </w:rPr>
+        <w:t>Regression</w:t>
+      </w:r>
+      <w:r>
+        <w:rPr>
+          <w:b w:val="0"/>
+        </w:rPr>
+        <w:t xml:space="preserve"> and Residuals. Retrieve today’s </w:t>
+      </w:r>
+      <w:r>
+        <w:rPr>
+          <w:b/>
+        </w:rPr>
+        <w:t>evidence</w:t>
+      </w:r>
+      <w:r>
+        <w:rPr>
+          <w:b w:val="0"/>
+        </w:rPr>
+        <w:t xml:space="preserve"> and identify what carries forward and what is new.</w:t>
       </w:r>
     </w:p>
     <w:p>
@@ -2780,12 +4776,133 @@
         <w:pStyle w:val="Heading3"/>
       </w:pPr>
       <w:r>
-        <w:t>Bridge to the next week</w:t>
-      </w:r>
-    </w:p>
-    <w:p>
-      <w:r>
-        <w:t>Next: Week 19: Regression and Residuals. Retrieve today’s evidence and identify what carries forward and what is new.</w:t>
+        <w:t>Support and fresh reassessment</w:t>
+      </w:r>
+    </w:p>
+    <w:p>
+      <w:pPr>
+        <w:spacing w:line="336" w:lineRule="auto" w:after="180"/>
+      </w:pPr>
+      <w:r>
+        <w:rPr>
+          <w:b w:val="0"/>
+        </w:rPr>
+        <w:t xml:space="preserve">Provide a blank </w:t>
+      </w:r>
+      <w:r>
+        <w:rPr>
+          <w:b/>
+        </w:rPr>
+        <w:t>evidence</w:t>
+      </w:r>
+      <w:r>
+        <w:rPr>
+          <w:b w:val="0"/>
+        </w:rPr>
+        <w:t xml:space="preserve"> table and allow a verbal explanation before writing. Highlight the given conditions without supplying the W 4 conclusion. Use </w:t>
+      </w:r>
+      <w:r>
+        <w:rPr>
+          <w:b/>
+        </w:rPr>
+        <w:t>error analysis</w:t>
+      </w:r>
+      <w:r>
+        <w:rPr>
+          <w:b w:val="0"/>
+        </w:rPr>
+        <w:t xml:space="preserve"> and </w:t>
+      </w:r>
+      <w:r>
+        <w:rPr>
+          <w:b/>
+        </w:rPr>
+        <w:t>hypothesis</w:t>
+      </w:r>
+      <w:r>
+        <w:rPr>
+          <w:b w:val="0"/>
+        </w:rPr>
+        <w:t xml:space="preserve"> in full sentences.</w:t>
+      </w:r>
+    </w:p>
+    <w:p>
+      <w:pPr>
+        <w:spacing w:line="336" w:lineRule="auto" w:after="180"/>
+      </w:pPr>
+      <w:r>
+        <w:rPr>
+          <w:b w:val="0"/>
+        </w:rPr>
+        <w:t>Extension: alter one condition in the worked example and explain which conclusion changes and which remains supported.</w:t>
+      </w:r>
+    </w:p>
+    <w:p>
+      <w:pPr>
+        <w:spacing w:line="336" w:lineRule="auto" w:after="180"/>
+      </w:pPr>
+      <w:r>
+        <w:rPr>
+          <w:b w:val="0"/>
+        </w:rPr>
+        <w:t>For independent W 4, require: Total worsens 7/30 to 8/30. A improves 50 to 30 percent, B worsens 10 to 25 percent. Investigate B and keep the original as a comparison; do not claim overall improvement.</w:t>
+      </w:r>
+    </w:p>
+    <w:p>
+      <w:pPr>
+        <w:spacing w:line="336" w:lineRule="auto" w:after="180"/>
+      </w:pPr>
+      <w:r>
+        <w:rPr>
+          <w:b w:val="0"/>
+        </w:rPr>
+        <w:t>Fresh retry: old groups 2/8 and 4/12; new 3/8 and 2/12. Total improves 6/20 to 5/20 while the first group regresses. Require both statements. Mark each criterion as independent, supported or not yet demonstrated.</w:t>
+      </w:r>
+    </w:p>
+    <w:p>
+      <w:pPr>
+        <w:spacing w:line="336" w:lineRule="auto" w:after="180"/>
+      </w:pPr>
+      <w:r>
+        <w:rPr>
+          <w:b w:val="0"/>
+        </w:rPr>
+        <w:t>Reassess the reasoning after feedback; do not replace the first attempt silently.</w:t>
+      </w:r>
+    </w:p>
+    <w:p>
+      <w:pPr>
+        <w:spacing w:line="336" w:lineRule="auto" w:after="180"/>
+      </w:pPr>
+      <w:r>
+        <w:rPr>
+          <w:b w:val="0"/>
+        </w:rPr>
+        <w:t xml:space="preserve">Next week: </w:t>
+      </w:r>
+      <w:r>
+        <w:rPr>
+          <w:b/>
+        </w:rPr>
+        <w:t>Regression</w:t>
+      </w:r>
+      <w:r>
+        <w:rPr>
+          <w:b w:val="0"/>
+        </w:rPr>
+        <w:t xml:space="preserve"> and residuals. Carry forward the saved </w:t>
+      </w:r>
+      <w:r>
+        <w:rPr>
+          <w:b/>
+        </w:rPr>
+        <w:t>evidence</w:t>
+      </w:r>
+      <w:r>
+        <w:rPr>
+          <w:b w:val="0"/>
+        </w:rPr>
+        <w:t xml:space="preserve"> and the distinction between development choices and justified claims.</w:t>
       </w:r>
     </w:p>
     <w:p>
@@ -2793,40 +4910,40 @@
         <w:pStyle w:val="Heading3"/>
       </w:pPr>
       <w:r>
-        <w:t>Support and fresh reassessment</w:t>
-      </w:r>
-    </w:p>
-    <w:p>
-      <w:r>
-        <w:t>Provide a blank evidence table and allow a verbal explanation before writing. Highlight the given conditions without supplying the W 4 conclusion. Use error analysis and hypothesis in full sentences. Extension: alter one condition in the worked example and explain which conclusion changes and which remains supported.</w:t>
-      </w:r>
-    </w:p>
-    <w:p>
-      <w:r>
-        <w:t>For independent W 4, require: Total worsens 7/30 to 8/30. A improves 50 to 30 percent, B worsens 10 to 25 percent. Investigate B and keep the original as a comparison; do not claim overall improvement. Fresh retry: old groups 2/8 and 4/12; new 3/8 and 2/12. Total improves 6/20 to 5/20 while the first group regresses. Require both statements. Mark each criterion as independent, supported or not yet demonstrated. Reassess the reasoning after feedback; do not replace the first attempt silently.</w:t>
-      </w:r>
-    </w:p>
-    <w:p>
-      <w:r>
-        <w:t>Next week: Regression and residuals. Carry forward the saved evidence and the distinction between development choices and justified claims.</w:t>
-      </w:r>
-    </w:p>
-    <w:p>
-      <w:pPr>
-        <w:pStyle w:val="Heading3"/>
-      </w:pPr>
-      <w:r>
         <w:t>Plan the delayed return</w:t>
       </w:r>
     </w:p>
     <w:p>
-      <w:r>
+      <w:pPr>
+        <w:spacing w:line="336" w:lineRule="auto" w:after="180"/>
+      </w:pPr>
+      <w:r>
+        <w:rPr>
+          <w:b w:val="0"/>
+        </w:rPr>
         <w:t>Suggested return points in this level: ai-4/19, ai-4/21, ai-4/24. Use actual classroom dates, adjusting for holidays and gaps. One, three and six teaching weeks are scheduling choices, not a claimed optimal spacing.</w:t>
       </w:r>
     </w:p>
     <w:p>
-      <w:r>
-        <w:t>At a delayed check, ask for the idea from memory and a changed application. Compare with the earlier independent response and record support used. For a new level, revisit the previous capstone before checking the new prerequisites.</w:t>
+      <w:pPr>
+        <w:spacing w:line="336" w:lineRule="auto" w:after="180"/>
+      </w:pPr>
+      <w:r>
+        <w:rPr>
+          <w:b w:val="0"/>
+        </w:rPr>
+        <w:t>At a delayed check, ask for the idea from memory and a changed application. Compare with the earlier independent response and record support used.</w:t>
+      </w:r>
+    </w:p>
+    <w:p>
+      <w:pPr>
+        <w:spacing w:line="336" w:lineRule="auto" w:after="180"/>
+      </w:pPr>
+      <w:r>
+        <w:rPr>
+          <w:b w:val="0"/>
+        </w:rPr>
+        <w:t>For a new level, revisit the previous capstone before checking the new prerequisites.</w:t>
       </w:r>
     </w:p>
     <w:tbl>
@@ -2986,8 +5103,26 @@
       </w:tr>
     </w:tbl>
     <w:p>
-      <w:r>
-        <w:t>Use the evidence to choose reteaching or the next step. A completed page, confidence rating or attractive project does not by itself demonstrate understanding.</w:t>
+      <w:pPr>
+        <w:spacing w:line="336" w:lineRule="auto" w:after="180"/>
+      </w:pPr>
+      <w:r>
+        <w:rPr>
+          <w:b w:val="0"/>
+        </w:rPr>
+        <w:t xml:space="preserve">Use the </w:t>
+      </w:r>
+      <w:r>
+        <w:rPr>
+          <w:b/>
+        </w:rPr>
+        <w:t>evidence</w:t>
+      </w:r>
+      <w:r>
+        <w:rPr>
+          <w:b w:val="0"/>
+        </w:rPr>
+        <w:t xml:space="preserve"> to choose reteaching or the next step. A completed page, confidence rating or attractive project does not by itself demonstrate understanding.</w:t>
       </w:r>
     </w:p>
     <w:p>
@@ -2999,8 +5134,37 @@
       </w:r>
     </w:p>
     <w:p>
-      <w:r>
-        <w:t>For your Responsible Plant Classifier, save the input, procedure, observed result and limitation of this check. Label this worked example as practice; use a different, previously unreviewed case when checking independent understanding.</w:t>
+      <w:pPr>
+        <w:spacing w:line="336" w:lineRule="auto" w:after="180"/>
+      </w:pPr>
+      <w:r>
+        <w:rPr>
+          <w:b w:val="0"/>
+        </w:rPr>
+        <w:t xml:space="preserve">For your Responsible Plant Classifier, save the </w:t>
+      </w:r>
+      <w:r>
+        <w:rPr>
+          <w:b/>
+        </w:rPr>
+        <w:t>input</w:t>
+      </w:r>
+      <w:r>
+        <w:rPr>
+          <w:b w:val="0"/>
+        </w:rPr>
+        <w:t>, procedure, observed result and limitation of this check.</w:t>
+      </w:r>
+    </w:p>
+    <w:p>
+      <w:pPr>
+        <w:spacing w:line="336" w:lineRule="auto" w:after="180"/>
+      </w:pPr>
+      <w:r>
+        <w:rPr>
+          <w:b w:val="0"/>
+        </w:rPr>
+        <w:t>Label this worked example as practice; use a different, previously unreviewed case when checking independent understanding.</w:t>
       </w:r>
     </w:p>
     <w:p>
@@ -3013,12 +5177,56 @@
     </w:p>
     <w:p>
       <w:r>
-        <w:t>Teaching target: Categorize development errors using evidence</w:t>
-      </w:r>
-    </w:p>
-    <w:p>
-      <w:r>
-        <w:t>Prepare the labelled worked-case picture, the matching workbook, fictional input cards and a place for individual responses. Check a local Python 3 environment before class; have a paper-trace version ready.</w:t>
+        <w:t>Use this preparation summary alongside the detailed Error Analysis lesson; it is a checklist rather than a replacement for the full sequence.</w:t>
+      </w:r>
+    </w:p>
+    <w:p>
+      <w:pPr>
+        <w:pStyle w:val="Heading3"/>
+      </w:pPr>
+      <w:r>
+        <w:t>Teaching target</w:t>
+      </w:r>
+    </w:p>
+    <w:p>
+      <w:pPr>
+        <w:spacing w:line="336" w:lineRule="auto" w:after="180"/>
+        <w:shd w:fill="EDF7F3"/>
+      </w:pPr>
+      <w:r>
+        <w:rPr>
+          <w:b w:val="0"/>
+        </w:rPr>
+        <w:t xml:space="preserve">Teaching target: Categorize development errors using </w:t>
+      </w:r>
+      <w:r>
+        <w:rPr>
+          <w:b/>
+        </w:rPr>
+        <w:t>evidence</w:t>
+      </w:r>
+    </w:p>
+    <w:p>
+      <w:pPr>
+        <w:spacing w:line="336" w:lineRule="auto" w:after="180"/>
+      </w:pPr>
+      <w:r>
+        <w:rPr>
+          <w:b w:val="0"/>
+        </w:rPr>
+        <w:t xml:space="preserve">Prepare the labelled worked-case picture, the matching workbook, fictional </w:t>
+      </w:r>
+      <w:r>
+        <w:rPr>
+          <w:b/>
+        </w:rPr>
+        <w:t>input</w:t>
+      </w:r>
+      <w:r>
+        <w:rPr>
+          <w:b w:val="0"/>
+        </w:rPr>
+        <w:t xml:space="preserve"> cards and a place for individual responses. Check a local Python 3 environment before class; have a paper-trace version ready.</w:t>
       </w:r>
     </w:p>
     <w:tbl>
@@ -3165,37 +5373,208 @@
       </w:tr>
     </w:tbl>
     <w:p>
-      <w:r>
+      <w:pPr>
+        <w:spacing w:line="336" w:lineRule="auto" w:after="180"/>
+        <w:shd w:fill="F5F1FB"/>
+      </w:pPr>
+      <w:r>
+        <w:rPr>
+          <w:b w:val="0"/>
+        </w:rPr>
         <w:t>Before class, solve the supported practice: Does the difference prove dim light causes model errors?</w:t>
       </w:r>
     </w:p>
     <w:p>
-      <w:r>
-        <w:t>Reasoned practice answer: Teacher explanation: No. Other conditions and label quality may differ; it motivates a hypothesis.</w:t>
-      </w:r>
-    </w:p>
-    <w:p>
-      <w:r>
-        <w:t>Check every learner before discussion: Use the worked case for Error analysis and controlled follow-up. Proposed explanation: “A final answer is enough”. Decide whether this explanation is supported. Point to the step or supplied fact that decides; explain your repair if needed.</w:t>
-      </w:r>
-    </w:p>
-    <w:p>
-      <w:r>
+      <w:pPr>
+        <w:pStyle w:val="Heading3"/>
+      </w:pPr>
+      <w:r>
+        <w:t>Supported practice answer</w:t>
+      </w:r>
+    </w:p>
+    <w:p>
+      <w:pPr>
+        <w:spacing w:line="336" w:lineRule="auto" w:after="180"/>
+        <w:shd w:fill="F1F6FC"/>
+      </w:pPr>
+      <w:r>
+        <w:rPr>
+          <w:b w:val="0"/>
+        </w:rPr>
+        <w:t xml:space="preserve">Reasoned practice answer: Teacher explanation: No. Other conditions and label quality may differ; it motivates a </w:t>
+      </w:r>
+      <w:r>
+        <w:rPr>
+          <w:b/>
+        </w:rPr>
+        <w:t>hypothesis</w:t>
+      </w:r>
+      <w:r>
+        <w:rPr>
+          <w:b w:val="0"/>
+        </w:rPr>
+        <w:t>.</w:t>
+      </w:r>
+    </w:p>
+    <w:p>
+      <w:pPr>
+        <w:spacing w:line="336" w:lineRule="auto" w:after="180"/>
+      </w:pPr>
+      <w:r>
+        <w:rPr>
+          <w:b w:val="0"/>
+        </w:rPr>
+        <w:t xml:space="preserve">Check every learner before discussion: Use the worked case for </w:t>
+      </w:r>
+      <w:r>
+        <w:rPr>
+          <w:b/>
+        </w:rPr>
+        <w:t>Error analysis</w:t>
+      </w:r>
+      <w:r>
+        <w:rPr>
+          <w:b w:val="0"/>
+        </w:rPr>
+        <w:t xml:space="preserve"> and controlled follow-up. Proposed explanation: “A final answer is enough”. Decide whether this explanation is supported.</w:t>
+      </w:r>
+    </w:p>
+    <w:p>
+      <w:pPr>
+        <w:spacing w:line="336" w:lineRule="auto" w:after="180"/>
+      </w:pPr>
+      <w:r>
+        <w:rPr>
+          <w:b w:val="0"/>
+        </w:rPr>
+        <w:t>Point to the step or supplied fact that decides; explain your repair if needed.</w:t>
+      </w:r>
+    </w:p>
+    <w:p>
+      <w:pPr>
+        <w:pStyle w:val="Heading3"/>
+      </w:pPr>
+      <w:r>
+        <w:t>Repair the misconception</w:t>
+      </w:r>
+    </w:p>
+    <w:p>
+      <w:pPr>
+        <w:spacing w:line="336" w:lineRule="auto" w:after="180"/>
+        <w:shd w:fill="FFF5E6"/>
+      </w:pPr>
+      <w:r>
+        <w:rPr>
+          <w:b w:val="0"/>
+        </w:rPr>
         <w:t>Misconception repair: Ask for the relevant counts, units, procedure or saved record. For this week: Dim 4/12 about 33.3 percent; bright 3/18 about 16.7 percent.</w:t>
       </w:r>
     </w:p>
     <w:p>
-      <w:r>
-        <w:t>Support: read the exact case aloud, enlarge the labelled picture, supply input cards and model only the first deciding step. Accept a spoken explanation or drawing; retain the reasoning goal.</w:t>
-      </w:r>
-    </w:p>
-    <w:p>
-      <w:r>
-        <w:t>Extension: Dim errors fall to1/6 in a later same-case replay. Require a prediction and a reason before comparing. Expected result: The replay’s dim error rate is 16.7%; it is development evidence if those cases guided the revision. Reason: Observed improvement on reused cases is not an untouched final generalisation test.</w:t>
-      </w:r>
-    </w:p>
-    <w:p>
-      <w:r>
+      <w:pPr>
+        <w:pStyle w:val="Heading3"/>
+      </w:pPr>
+      <w:r>
+        <w:t>Support without giving away the answer</w:t>
+      </w:r>
+    </w:p>
+    <w:p>
+      <w:pPr>
+        <w:spacing w:line="336" w:lineRule="auto" w:after="180"/>
+        <w:shd w:fill="F1F6F8"/>
+      </w:pPr>
+      <w:r>
+        <w:rPr>
+          <w:b w:val="0"/>
+        </w:rPr>
+        <w:t xml:space="preserve">Support: read the exact case aloud, enlarge the labelled picture, supply </w:t>
+      </w:r>
+      <w:r>
+        <w:rPr>
+          <w:b/>
+        </w:rPr>
+        <w:t>input</w:t>
+      </w:r>
+      <w:r>
+        <w:rPr>
+          <w:b w:val="0"/>
+        </w:rPr>
+        <w:t xml:space="preserve"> cards and model only the first deciding step. Accept a spoken explanation or drawing; retain the reasoning goal.</w:t>
+      </w:r>
+    </w:p>
+    <w:p>
+      <w:pPr>
+        <w:pStyle w:val="Heading3"/>
+      </w:pPr>
+      <w:r>
+        <w:t>Extend the reasoning</w:t>
+      </w:r>
+    </w:p>
+    <w:p>
+      <w:pPr>
+        <w:spacing w:line="336" w:lineRule="auto" w:after="180"/>
+        <w:shd w:fill="F5F1FB"/>
+      </w:pPr>
+      <w:r>
+        <w:rPr>
+          <w:b w:val="0"/>
+        </w:rPr>
+        <w:t xml:space="preserve">Extension: Dim errors fall to1/6 in a later same-case replay. Require a </w:t>
+      </w:r>
+      <w:r>
+        <w:rPr>
+          <w:b/>
+        </w:rPr>
+        <w:t>prediction</w:t>
+      </w:r>
+      <w:r>
+        <w:rPr>
+          <w:b w:val="0"/>
+        </w:rPr>
+        <w:t xml:space="preserve"> and a reason before comparing.</w:t>
+      </w:r>
+    </w:p>
+    <w:p>
+      <w:pPr>
+        <w:spacing w:line="336" w:lineRule="auto" w:after="180"/>
+        <w:shd w:fill="F5F1FB"/>
+      </w:pPr>
+      <w:r>
+        <w:rPr>
+          <w:b w:val="0"/>
+        </w:rPr>
+        <w:t xml:space="preserve">Expected result: The replay’s dim error rate is 16.7%; it is development </w:t>
+      </w:r>
+      <w:r>
+        <w:rPr>
+          <w:b/>
+        </w:rPr>
+        <w:t>evidence</w:t>
+      </w:r>
+      <w:r>
+        <w:rPr>
+          <w:b w:val="0"/>
+        </w:rPr>
+        <w:t xml:space="preserve"> if those cases guided the revision. Reason: Observed improvement on reused cases is not an untouched final generalisation test.</w:t>
+      </w:r>
+    </w:p>
+    <w:p>
+      <w:pPr>
+        <w:pStyle w:val="Heading3"/>
+      </w:pPr>
+      <w:r>
+        <w:t>Protect the independent attempt</w:t>
+      </w:r>
+    </w:p>
+    <w:p>
+      <w:pPr>
+        <w:spacing w:line="336" w:lineRule="auto" w:after="180"/>
+        <w:shd w:fill="FFF5E6"/>
+      </w:pPr>
+      <w:r>
+        <w:rPr>
+          <w:b w:val="0"/>
+        </w:rPr>
         <w:t>Independent assessment: withhold the reserved answer until the learner has attempted the new case. Record support separately from correctness.</w:t>
       </w:r>
     </w:p>
@@ -3384,13 +5763,46 @@
       </w:tr>
     </w:tbl>
     <w:p>
-      <w:r>
+      <w:pPr>
+        <w:pStyle w:val="Heading3"/>
+      </w:pPr>
+      <w:r>
+        <w:t>Project checkpoint</w:t>
+      </w:r>
+    </w:p>
+    <w:p>
+      <w:pPr>
+        <w:spacing w:line="336" w:lineRule="auto" w:after="180"/>
+        <w:shd w:fill="EDF7F3"/>
+      </w:pPr>
+      <w:r>
+        <w:rPr>
+          <w:b w:val="0"/>
+        </w:rPr>
         <w:t>Project checkpoint: Test changed cases. Keep normal, boundary and failure cases; compare expected and observed results.</w:t>
       </w:r>
     </w:p>
     <w:p>
-      <w:r>
-        <w:t>Use the weekly teacher answer for topic-specific reasoning. A saved progress tick is an activity record; judge mastery from the learner’s explanation and evidence.</w:t>
+      <w:pPr>
+        <w:spacing w:line="336" w:lineRule="auto" w:after="180"/>
+      </w:pPr>
+      <w:r>
+        <w:rPr>
+          <w:b w:val="0"/>
+        </w:rPr>
+        <w:t xml:space="preserve">Use the weekly teacher answer for topic-specific reasoning. A saved progress tick is an activity record; judge mastery from the learner’s explanation and </w:t>
+      </w:r>
+      <w:r>
+        <w:rPr>
+          <w:b/>
+        </w:rPr>
+        <w:t>evidence</w:t>
+      </w:r>
+      <w:r>
+        <w:rPr>
+          <w:b w:val="0"/>
+        </w:rPr>
+        <w:t>.</w:t>
       </w:r>
     </w:p>
     <w:p>
@@ -3403,27 +5815,937 @@
     </w:p>
     <w:p>
       <w:r>
-        <w:t>Use the two formative questions as supported practice, not as independent mastery scores. Discuss the deciding evidence rather than accepting a guessed selection.</w:t>
-      </w:r>
-    </w:p>
-    <w:p>
-      <w:r>
+        <w:t>Use feedback, earlier review and portfolios purposefully. Apply the coding routine only when this lesson has an executable lab.</w:t>
+      </w:r>
+    </w:p>
+    <w:p>
+      <w:pPr>
+        <w:spacing w:line="336" w:lineRule="auto" w:after="180"/>
+      </w:pPr>
+      <w:r>
+        <w:rPr>
+          <w:b w:val="0"/>
+        </w:rPr>
+        <w:t xml:space="preserve">Use the two formative questions as supported practice, not as independent mastery scores. Discuss the deciding </w:t>
+      </w:r>
+      <w:r>
+        <w:rPr>
+          <w:b/>
+        </w:rPr>
+        <w:t>evidence</w:t>
+      </w:r>
+      <w:r>
+        <w:rPr>
+          <w:b w:val="0"/>
+        </w:rPr>
+        <w:t xml:space="preserve"> rather than accepting a guessed selection.</w:t>
+      </w:r>
+    </w:p>
+    <w:p>
+      <w:pPr>
+        <w:spacing w:line="336" w:lineRule="auto" w:after="180"/>
+      </w:pPr>
+      <w:r>
+        <w:rPr>
+          <w:b w:val="0"/>
+        </w:rPr>
         <w:t>The feedback comes from the reviewed public worked case. Do not reveal the separately reserved independent teacher answer until the learner has attempted that case.</w:t>
       </w:r>
     </w:p>
     <w:p>
-      <w:r>
-        <w:t>Ask students to predict before running code. Preserve errors and actual outputs; collect a changed test and an explanation. The branch-boundary and indexing lessons deliberately include failure cases.</w:t>
-      </w:r>
-    </w:p>
-    <w:p>
-      <w:r>
+      <w:pPr>
+        <w:spacing w:line="336" w:lineRule="auto" w:after="180"/>
+      </w:pPr>
+      <w:r>
+        <w:rPr>
+          <w:b w:val="0"/>
+        </w:rPr>
+        <w:t xml:space="preserve">Ask students to predict before running code. Preserve errors and actual </w:t>
+      </w:r>
+      <w:r>
+        <w:rPr>
+          <w:b/>
+        </w:rPr>
+        <w:t>output</w:t>
+      </w:r>
+      <w:r>
+        <w:rPr>
+          <w:b w:val="0"/>
+        </w:rPr>
+        <w:t>s; collect a changed test and an explanation. The branch-boundary and indexing lessons deliberately include failure cases.</w:t>
+      </w:r>
+    </w:p>
+    <w:p>
+      <w:pPr>
+        <w:spacing w:line="336" w:lineRule="auto" w:after="180"/>
+      </w:pPr>
+      <w:r>
+        <w:rPr>
+          <w:b w:val="0"/>
+        </w:rPr>
         <w:t>Use the earlier worked-explanation links to address a specific missing building block, then return to the current question. Adapt this suggestion after observing the learner; it is not an automatic diagnosis.</w:t>
       </w:r>
     </w:p>
     <w:p>
-      <w:r>
-        <w:t>Collect the completed-work portfolio as evidence. Record support separately from correctness, and assess explanation, trace/test and limitations. Progress ticks and quiz selections alone do not establish mastery.</w:t>
+      <w:pPr>
+        <w:spacing w:line="336" w:lineRule="auto" w:after="180"/>
+      </w:pPr>
+      <w:r>
+        <w:rPr>
+          <w:b w:val="0"/>
+        </w:rPr>
+        <w:t xml:space="preserve">Collect the completed-work portfolio as </w:t>
+      </w:r>
+      <w:r>
+        <w:rPr>
+          <w:b/>
+        </w:rPr>
+        <w:t>evidence</w:t>
+      </w:r>
+      <w:r>
+        <w:rPr>
+          <w:b w:val="0"/>
+        </w:rPr>
+        <w:t>. Record support separately from correctness, and assess explanation, trace/test and limitations. Progress ticks and quiz selections alone do not establish mastery.</w:t>
+      </w:r>
+    </w:p>
+    <w:p>
+      <w:pPr>
+        <w:pStyle w:val="Heading1"/>
+      </w:pPr>
+      <w:r>
+        <w:t>09. Visual concept journey</w:t>
+      </w:r>
+    </w:p>
+    <w:p>
+      <w:r>
+        <w:t>Show one Error Analysis graphic at a time, request a prediction and discuss its trace before the independent assessment.</w:t>
+      </w:r>
+    </w:p>
+    <w:p>
+      <w:pPr>
+        <w:spacing w:line="336" w:lineRule="auto" w:after="180"/>
+      </w:pPr>
+      <w:r>
+        <w:rPr>
+          <w:b w:val="0"/>
+        </w:rPr>
+        <w:t xml:space="preserve">Use one picture at a time. Hide a worked result before asking for a </w:t>
+      </w:r>
+      <w:r>
+        <w:rPr>
+          <w:b/>
+        </w:rPr>
+        <w:t>prediction</w:t>
+      </w:r>
+      <w:r>
+        <w:rPr>
+          <w:b w:val="0"/>
+        </w:rPr>
+        <w:t>, then reveal it for feedback. These are supported teaching cases; retain the separate independent assessment for a fresh first attempt.</w:t>
+      </w:r>
+    </w:p>
+    <w:p>
+      <w:pPr>
+        <w:pStyle w:val="Heading3"/>
+      </w:pPr>
+      <w:r>
+        <w:t>01. Error Analysis: the case</w:t>
+      </w:r>
+    </w:p>
+    <w:p>
+      <w:r>
+        <w:drawing>
+          <wp:inline xmlns:a="http://schemas.openxmlformats.org/drawingml/2006/main" xmlns:pic="http://schemas.openxmlformats.org/drawingml/2006/picture">
+            <wp:extent cx="5486400" cy="2990088"/>
+            <wp:docPr id="3" name="Picture 3" descr="Find an error cluster before choosing a controlled follow-up. Supplied facts: Candidate errors: bright-light photos1/8; dim-light photos3/6. Images and reference labels are fixed for this audit. All inputs and outcomes in this worked example are invented classroom data; no real model run is claimed."/>
+            <wp:cNvGraphicFramePr>
+              <a:graphicFrameLocks noChangeAspect="1"/>
+            </wp:cNvGraphicFramePr>
+            <a:graphic>
+              <a:graphicData uri="http://schemas.openxmlformats.org/drawingml/2006/picture">
+                <pic:pic>
+                  <pic:nvPicPr>
+                    <pic:cNvPr id="0" name="academy-story-ai-4-18-01.png"/>
+                    <pic:cNvPicPr/>
+                  </pic:nvPicPr>
+                  <pic:blipFill>
+                    <a:blip r:embed="rId11"/>
+                    <a:stretch>
+                      <a:fillRect/>
+                    </a:stretch>
+                  </pic:blipFill>
+                  <pic:spPr>
+                    <a:xfrm>
+                      <a:off x="0" y="0"/>
+                      <a:ext cx="5486400" cy="2990088"/>
+                    </a:xfrm>
+                    <a:prstGeom prst="rect"/>
+                  </pic:spPr>
+                </pic:pic>
+              </a:graphicData>
+            </a:graphic>
+          </wp:inline>
+        </w:drawing>
+      </w:r>
+    </w:p>
+    <w:p>
+      <w:pPr>
+        <w:spacing w:line="336" w:lineRule="auto" w:after="180"/>
+      </w:pPr>
+      <w:r>
+        <w:rPr>
+          <w:b w:val="0"/>
+        </w:rPr>
+        <w:t>Find an error cluster before choosing a controlled follow-up. Supplied facts: Candidate errors: bright-light photos1/8; dim-light photos3/6. Images and reference labels are fixed for this audit.</w:t>
+      </w:r>
+    </w:p>
+    <w:p>
+      <w:pPr>
+        <w:spacing w:line="336" w:lineRule="auto" w:after="180"/>
+      </w:pPr>
+      <w:r>
+        <w:rPr>
+          <w:b w:val="0"/>
+        </w:rPr>
+        <w:t xml:space="preserve">All </w:t>
+      </w:r>
+      <w:r>
+        <w:rPr>
+          <w:b/>
+        </w:rPr>
+        <w:t>input</w:t>
+      </w:r>
+      <w:r>
+        <w:rPr>
+          <w:b w:val="0"/>
+        </w:rPr>
+        <w:t>s and outcomes in this worked example are invented classroom data; no real model run is claimed.</w:t>
+      </w:r>
+    </w:p>
+    <w:p>
+      <w:pPr>
+        <w:spacing w:line="336" w:lineRule="auto" w:after="180"/>
+        <w:shd w:fill="F5F1FB"/>
+      </w:pPr>
+      <w:r>
+        <w:rPr>
+          <w:b w:val="0"/>
+        </w:rPr>
+        <w:t>Point to the given fact that matters most. Explain why it matters.</w:t>
+      </w:r>
+    </w:p>
+    <w:p>
+      <w:pPr>
+        <w:pStyle w:val="Heading3"/>
+      </w:pPr>
+      <w:r>
+        <w:t>Discuss while showing the picture</w:t>
+      </w:r>
+    </w:p>
+    <w:p>
+      <w:pPr>
+        <w:spacing w:line="336" w:lineRule="auto" w:after="180"/>
+        <w:shd w:fill="F1F6F8"/>
+      </w:pPr>
+      <w:r>
+        <w:rPr>
+          <w:b w:val="0"/>
+        </w:rPr>
+        <w:t>Teacher prompt: Point to the given fact that matters most. Explain why it matters. Ask learners to describe one label or arrow in ordinary words. Use the adjacent transcript if the image is difficult to see.</w:t>
+      </w:r>
+    </w:p>
+    <w:p>
+      <w:pPr>
+        <w:pStyle w:val="Heading3"/>
+      </w:pPr>
+      <w:r>
+        <w:t>02. Follow the deciding steps</w:t>
+      </w:r>
+    </w:p>
+    <w:p>
+      <w:r>
+        <w:drawing>
+          <wp:inline xmlns:a="http://schemas.openxmlformats.org/drawingml/2006/main" xmlns:pic="http://schemas.openxmlformats.org/drawingml/2006/picture">
+            <wp:extent cx="5486400" cy="3493008"/>
+            <wp:docPr id="4" name="Picture 4" descr="Compute slice errors: Bright: 12.5%; dim: 50%. Total errors4/14, about28.6%. → Inspect dim failures: Check blur, lighting and label uncertainty instead of assuming lighting caused every error. → Plan controlled pair: Photograph the same approved toy scene in bright and dim conditions; hold device and framing fixed."/>
+            <wp:cNvGraphicFramePr>
+              <a:graphicFrameLocks noChangeAspect="1"/>
+            </wp:cNvGraphicFramePr>
+            <a:graphic>
+              <a:graphicData uri="http://schemas.openxmlformats.org/drawingml/2006/picture">
+                <pic:pic>
+                  <pic:nvPicPr>
+                    <pic:cNvPr id="0" name="academy-story-ai-4-18-02.png"/>
+                    <pic:cNvPicPr/>
+                  </pic:nvPicPr>
+                  <pic:blipFill>
+                    <a:blip r:embed="rId12"/>
+                    <a:stretch>
+                      <a:fillRect/>
+                    </a:stretch>
+                  </pic:blipFill>
+                  <pic:spPr>
+                    <a:xfrm>
+                      <a:off x="0" y="0"/>
+                      <a:ext cx="5486400" cy="3493008"/>
+                    </a:xfrm>
+                    <a:prstGeom prst="rect"/>
+                  </pic:spPr>
+                </pic:pic>
+              </a:graphicData>
+            </a:graphic>
+          </wp:inline>
+        </w:drawing>
+      </w:r>
+    </w:p>
+    <w:p>
+      <w:pPr>
+        <w:spacing w:line="336" w:lineRule="auto" w:after="180"/>
+      </w:pPr>
+      <w:r>
+        <w:rPr>
+          <w:b w:val="0"/>
+        </w:rPr>
+        <w:t>Compute slice errors: Bright: 12.5%; dim: 50%.</w:t>
+      </w:r>
+    </w:p>
+    <w:p>
+      <w:pPr>
+        <w:spacing w:line="336" w:lineRule="auto" w:after="180"/>
+      </w:pPr>
+      <w:r>
+        <w:rPr>
+          <w:b w:val="0"/>
+        </w:rPr>
+        <w:t>Total errors4/14, about28.6%. → Inspect dim failures: Check blur, lighting and label uncertainty instead of assuming lighting caused every error. → Plan controlled pair: Photograph the same approved toy scene in bright and dim conditions; hold device and framing fixed.</w:t>
+      </w:r>
+    </w:p>
+    <w:p>
+      <w:pPr>
+        <w:spacing w:line="336" w:lineRule="auto" w:after="180"/>
+        <w:shd w:fill="F5F1FB"/>
+      </w:pPr>
+      <w:r>
+        <w:rPr>
+          <w:b w:val="0"/>
+        </w:rPr>
+        <w:t xml:space="preserve">Point to each numbered stage and explain which recorded </w:t>
+      </w:r>
+      <w:r>
+        <w:rPr>
+          <w:b/>
+        </w:rPr>
+        <w:t>input</w:t>
+      </w:r>
+      <w:r>
+        <w:rPr>
+          <w:b w:val="0"/>
+        </w:rPr>
+        <w:t xml:space="preserve"> it uses.</w:t>
+      </w:r>
+    </w:p>
+    <w:p>
+      <w:pPr>
+        <w:pStyle w:val="Heading3"/>
+      </w:pPr>
+      <w:r>
+        <w:t>Discuss while showing the picture</w:t>
+      </w:r>
+    </w:p>
+    <w:p>
+      <w:pPr>
+        <w:spacing w:line="336" w:lineRule="auto" w:after="180"/>
+        <w:shd w:fill="F1F6F8"/>
+      </w:pPr>
+      <w:r>
+        <w:rPr>
+          <w:b w:val="0"/>
+        </w:rPr>
+        <w:t xml:space="preserve">Teacher prompt: Point to each numbered stage and explain which recorded </w:t>
+      </w:r>
+      <w:r>
+        <w:rPr>
+          <w:b/>
+        </w:rPr>
+        <w:t>input</w:t>
+      </w:r>
+      <w:r>
+        <w:rPr>
+          <w:b w:val="0"/>
+        </w:rPr>
+        <w:t xml:space="preserve"> it uses. Ask learners to describe one label or arrow in ordinary words. Use the adjacent transcript if the image is difficult to see.</w:t>
+      </w:r>
+    </w:p>
+    <w:p>
+      <w:pPr>
+        <w:pStyle w:val="Heading3"/>
+      </w:pPr>
+      <w:r>
+        <w:t>03. Errors per 100 photos in each lighting slice</w:t>
+      </w:r>
+    </w:p>
+    <w:p>
+      <w:r>
+        <w:drawing>
+          <wp:inline xmlns:a="http://schemas.openxmlformats.org/drawingml/2006/main" xmlns:pic="http://schemas.openxmlformats.org/drawingml/2006/picture">
+            <wp:extent cx="5486400" cy="2834640"/>
+            <wp:docPr id="5" name="Picture 5" descr="Errors per 100 photos in each lighting slice. Units: percent. bright: 12.5. dim: 50."/>
+            <wp:cNvGraphicFramePr>
+              <a:graphicFrameLocks noChangeAspect="1"/>
+            </wp:cNvGraphicFramePr>
+            <a:graphic>
+              <a:graphicData uri="http://schemas.openxmlformats.org/drawingml/2006/picture">
+                <pic:pic>
+                  <pic:nvPicPr>
+                    <pic:cNvPr id="0" name="academy-story-ai-4-18-03.png"/>
+                    <pic:cNvPicPr/>
+                  </pic:nvPicPr>
+                  <pic:blipFill>
+                    <a:blip r:embed="rId13"/>
+                    <a:stretch>
+                      <a:fillRect/>
+                    </a:stretch>
+                  </pic:blipFill>
+                  <pic:spPr>
+                    <a:xfrm>
+                      <a:off x="0" y="0"/>
+                      <a:ext cx="5486400" cy="2834640"/>
+                    </a:xfrm>
+                    <a:prstGeom prst="rect"/>
+                  </pic:spPr>
+                </pic:pic>
+              </a:graphicData>
+            </a:graphic>
+          </wp:inline>
+        </w:drawing>
+      </w:r>
+    </w:p>
+    <w:p>
+      <w:pPr>
+        <w:spacing w:line="336" w:lineRule="auto" w:after="180"/>
+      </w:pPr>
+      <w:r>
+        <w:rPr>
+          <w:b w:val="0"/>
+        </w:rPr>
+        <w:t>Errors per 100 photos in each lighting slice. Units: percent. bright: 12.5. dim: 50.</w:t>
+      </w:r>
+    </w:p>
+    <w:p>
+      <w:pPr>
+        <w:spacing w:line="336" w:lineRule="auto" w:after="180"/>
+        <w:shd w:fill="F5F1FB"/>
+      </w:pPr>
+      <w:r>
+        <w:rPr>
+          <w:b w:val="0"/>
+        </w:rPr>
+        <w:t>Read the labels and values. Explain the relationship the model shows.</w:t>
+      </w:r>
+    </w:p>
+    <w:p>
+      <w:pPr>
+        <w:pStyle w:val="Heading3"/>
+      </w:pPr>
+      <w:r>
+        <w:t>Discuss while showing the picture</w:t>
+      </w:r>
+    </w:p>
+    <w:p>
+      <w:pPr>
+        <w:spacing w:line="336" w:lineRule="auto" w:after="180"/>
+        <w:shd w:fill="F1F6F8"/>
+      </w:pPr>
+      <w:r>
+        <w:rPr>
+          <w:b w:val="0"/>
+        </w:rPr>
+        <w:t>Teacher prompt: Read the labels and values. Explain the relationship the model shows. Ask learners to describe one label or arrow in ordinary words. Use the adjacent transcript if the image is difficult to see.</w:t>
+      </w:r>
+    </w:p>
+    <w:p>
+      <w:pPr>
+        <w:spacing w:line="336" w:lineRule="auto" w:after="180"/>
+        <w:shd w:fill="F1F6F8"/>
+      </w:pPr>
+      <w:r>
+        <w:rPr>
+          <w:b w:val="0"/>
+        </w:rPr>
+        <w:t>Check row/column meanings, units and denominators before discussing a difference. Supplied toy values are not real class or model results.</w:t>
+      </w:r>
+    </w:p>
+    <w:p>
+      <w:pPr>
+        <w:pStyle w:val="Heading3"/>
+      </w:pPr>
+      <w:r>
+        <w:t>04. Change one thing. Trace what follows.</w:t>
+      </w:r>
+    </w:p>
+    <w:p>
+      <w:r>
+        <w:drawing>
+          <wp:inline xmlns:a="http://schemas.openxmlformats.org/drawingml/2006/main" xmlns:pic="http://schemas.openxmlformats.org/drawingml/2006/picture">
+            <wp:extent cx="5486400" cy="3041904"/>
+            <wp:docPr id="6" name="Picture 6" descr="Original case: Photograph the same approved toy scene in bright and dim conditions; hold device and framing fixed. Changed condition: Dim errors fall to1/6 in a later same-case replay. Expected result: The replay’s dim error rate is 16.7%; it is development evidence if those cases guided the revision. Reason: Observed improvement on reused cases is not an untouched final generalisation test."/>
+            <wp:cNvGraphicFramePr>
+              <a:graphicFrameLocks noChangeAspect="1"/>
+            </wp:cNvGraphicFramePr>
+            <a:graphic>
+              <a:graphicData uri="http://schemas.openxmlformats.org/drawingml/2006/picture">
+                <pic:pic>
+                  <pic:nvPicPr>
+                    <pic:cNvPr id="0" name="academy-story-ai-4-18-04.png"/>
+                    <pic:cNvPicPr/>
+                  </pic:nvPicPr>
+                  <pic:blipFill>
+                    <a:blip r:embed="rId14"/>
+                    <a:stretch>
+                      <a:fillRect/>
+                    </a:stretch>
+                  </pic:blipFill>
+                  <pic:spPr>
+                    <a:xfrm>
+                      <a:off x="0" y="0"/>
+                      <a:ext cx="5486400" cy="3041904"/>
+                    </a:xfrm>
+                    <a:prstGeom prst="rect"/>
+                  </pic:spPr>
+                </pic:pic>
+              </a:graphicData>
+            </a:graphic>
+          </wp:inline>
+        </w:drawing>
+      </w:r>
+    </w:p>
+    <w:p>
+      <w:pPr>
+        <w:spacing w:line="336" w:lineRule="auto" w:after="180"/>
+      </w:pPr>
+      <w:r>
+        <w:rPr>
+          <w:b w:val="0"/>
+        </w:rPr>
+        <w:t>Original case: Photograph the same approved toy scene in bright and dim conditions; hold device and framing fixed. Changed condition: Dim errors fall to1/6 in a later same-case replay.</w:t>
+      </w:r>
+    </w:p>
+    <w:p>
+      <w:pPr>
+        <w:spacing w:line="336" w:lineRule="auto" w:after="180"/>
+      </w:pPr>
+      <w:r>
+        <w:rPr>
+          <w:b w:val="0"/>
+        </w:rPr>
+        <w:t xml:space="preserve">Expected result: The replay’s dim error rate is 16.7%; it is development </w:t>
+      </w:r>
+      <w:r>
+        <w:rPr>
+          <w:b/>
+        </w:rPr>
+        <w:t>evidence</w:t>
+      </w:r>
+      <w:r>
+        <w:rPr>
+          <w:b w:val="0"/>
+        </w:rPr>
+        <w:t xml:space="preserve"> if those cases guided the revision. Reason: Observed improvement on reused cases is not an untouched final generalisation test.</w:t>
+      </w:r>
+    </w:p>
+    <w:p>
+      <w:pPr>
+        <w:spacing w:line="336" w:lineRule="auto" w:after="180"/>
+        <w:shd w:fill="F5F1FB"/>
+      </w:pPr>
+      <w:r>
+        <w:rPr>
+          <w:b w:val="0"/>
+        </w:rPr>
+        <w:t>Predict before checking the worked changed-case result. Name what changed and what the supplied facts allow you to conclude.</w:t>
+      </w:r>
+    </w:p>
+    <w:p>
+      <w:pPr>
+        <w:pStyle w:val="Heading3"/>
+      </w:pPr>
+      <w:r>
+        <w:t>Discuss while showing the picture</w:t>
+      </w:r>
+    </w:p>
+    <w:p>
+      <w:pPr>
+        <w:spacing w:line="336" w:lineRule="auto" w:after="180"/>
+        <w:shd w:fill="F1F6F8"/>
+      </w:pPr>
+      <w:r>
+        <w:rPr>
+          <w:b w:val="0"/>
+        </w:rPr>
+        <w:t>Teacher prompt: Predict before checking the worked changed-case result. Name what changed and what the supplied facts allow you to conclude. Ask learners to describe one label or arrow in ordinary words.</w:t>
+      </w:r>
+    </w:p>
+    <w:p>
+      <w:pPr>
+        <w:spacing w:line="336" w:lineRule="auto" w:after="180"/>
+        <w:shd w:fill="F1F6F8"/>
+      </w:pPr>
+      <w:r>
+        <w:rPr>
+          <w:b w:val="0"/>
+        </w:rPr>
+        <w:t>Use the adjacent transcript if the image is difficult to see. Changed-case reasoning: Observed improvement on reused cases is not an untouched final generalisation test.</w:t>
+      </w:r>
+    </w:p>
+    <w:p>
+      <w:pPr>
+        <w:pStyle w:val="Heading3"/>
+      </w:pPr>
+      <w:r>
+        <w:t>05. Connect the explanation to its limit</w:t>
+      </w:r>
+    </w:p>
+    <w:p>
+      <w:r>
+        <w:drawing>
+          <wp:inline xmlns:a="http://schemas.openxmlformats.org/drawingml/2006/main" xmlns:pic="http://schemas.openxmlformats.org/drawingml/2006/picture">
+            <wp:extent cx="5486400" cy="2834640"/>
+            <wp:docPr id="7" name="Picture 7" descr="Read the picture in order. Photograph the same approved toy scene in bright and dim conditions; hold device and framing fixed. The arrows show which recorded input or intermediate result each decision uses. Explain the deciding step aloud before checking the changed case; pointing to the final answer alone does not show how it follows. Limit: A slice difference suggests investigation; it does not establish a causal lighting explanation by itself."/>
+            <wp:cNvGraphicFramePr>
+              <a:graphicFrameLocks noChangeAspect="1"/>
+            </wp:cNvGraphicFramePr>
+            <a:graphic>
+              <a:graphicData uri="http://schemas.openxmlformats.org/drawingml/2006/picture">
+                <pic:pic>
+                  <pic:nvPicPr>
+                    <pic:cNvPr id="0" name="academy-story-ai-4-18-05.png"/>
+                    <pic:cNvPicPr/>
+                  </pic:nvPicPr>
+                  <pic:blipFill>
+                    <a:blip r:embed="rId15"/>
+                    <a:stretch>
+                      <a:fillRect/>
+                    </a:stretch>
+                  </pic:blipFill>
+                  <pic:spPr>
+                    <a:xfrm>
+                      <a:off x="0" y="0"/>
+                      <a:ext cx="5486400" cy="2834640"/>
+                    </a:xfrm>
+                    <a:prstGeom prst="rect"/>
+                  </pic:spPr>
+                </pic:pic>
+              </a:graphicData>
+            </a:graphic>
+          </wp:inline>
+        </w:drawing>
+      </w:r>
+    </w:p>
+    <w:p>
+      <w:pPr>
+        <w:spacing w:line="336" w:lineRule="auto" w:after="180"/>
+      </w:pPr>
+      <w:r>
+        <w:rPr>
+          <w:b w:val="0"/>
+        </w:rPr>
+        <w:t xml:space="preserve">Read the picture in order. Photograph the same approved toy scene in bright and dim conditions; hold device and framing fixed. The arrows show which recorded </w:t>
+      </w:r>
+      <w:r>
+        <w:rPr>
+          <w:b/>
+        </w:rPr>
+        <w:t>input</w:t>
+      </w:r>
+      <w:r>
+        <w:rPr>
+          <w:b w:val="0"/>
+        </w:rPr>
+        <w:t xml:space="preserve"> or intermediate result each decision uses.</w:t>
+      </w:r>
+    </w:p>
+    <w:p>
+      <w:pPr>
+        <w:spacing w:line="336" w:lineRule="auto" w:after="180"/>
+      </w:pPr>
+      <w:r>
+        <w:rPr>
+          <w:b w:val="0"/>
+        </w:rPr>
+        <w:t>Explain the deciding step aloud before checking the changed case; pointing to the final answer alone does not show how it follows.</w:t>
+      </w:r>
+    </w:p>
+    <w:p>
+      <w:pPr>
+        <w:spacing w:line="336" w:lineRule="auto" w:after="180"/>
+      </w:pPr>
+      <w:r>
+        <w:rPr>
+          <w:b w:val="0"/>
+        </w:rPr>
+        <w:t>Limit: A slice difference suggests investigation; it does not establish a causal lighting explanation by itself.</w:t>
+      </w:r>
+    </w:p>
+    <w:p>
+      <w:pPr>
+        <w:spacing w:line="336" w:lineRule="auto" w:after="180"/>
+        <w:shd w:fill="F5F1FB"/>
+      </w:pPr>
+      <w:r>
+        <w:rPr>
+          <w:b w:val="0"/>
+        </w:rPr>
+        <w:t>Explain the case, then point to a limit on the claim.</w:t>
+      </w:r>
+    </w:p>
+    <w:p>
+      <w:pPr>
+        <w:pStyle w:val="Heading3"/>
+      </w:pPr>
+      <w:r>
+        <w:t>Discuss while showing the picture</w:t>
+      </w:r>
+    </w:p>
+    <w:p>
+      <w:pPr>
+        <w:spacing w:line="336" w:lineRule="auto" w:after="180"/>
+        <w:shd w:fill="F1F6F8"/>
+      </w:pPr>
+      <w:r>
+        <w:rPr>
+          <w:b w:val="0"/>
+        </w:rPr>
+        <w:t>Teacher prompt: Explain the case, then point to a limit on the claim. Ask learners to describe one label or arrow in ordinary words. Use the adjacent transcript if the image is difficult to see.</w:t>
+      </w:r>
+    </w:p>
+    <w:p>
+      <w:pPr>
+        <w:spacing w:line="336" w:lineRule="auto" w:after="180"/>
+        <w:shd w:fill="F1F6F8"/>
+      </w:pPr>
+      <w:r>
+        <w:rPr>
+          <w:b w:val="0"/>
+        </w:rPr>
+        <w:t>Keep the stated scope: A slice difference suggests investigation; it does not establish a causal lighting explanation by itself.</w:t>
+      </w:r>
+    </w:p>
+    <w:p>
+      <w:pPr>
+        <w:pStyle w:val="Heading3"/>
+      </w:pPr>
+      <w:r>
+        <w:t>06. Make the idea visible in your project</w:t>
+      </w:r>
+    </w:p>
+    <w:p>
+      <w:r>
+        <w:drawing>
+          <wp:inline xmlns:a="http://schemas.openxmlformats.org/drawingml/2006/main" xmlns:pic="http://schemas.openxmlformats.org/drawingml/2006/picture">
+            <wp:extent cx="5486400" cy="3681984"/>
+            <wp:docPr id="8" name="Picture 8" descr="For your Responsible Plant Classifier, save the input, procedure, observed result and limitation of this check. Label this worked example as practice; use a different, previously unreviewed case when checking independent understanding. Draw your input, deciding step, result and limit. Supported question: What evidence would support the claim that a change helps fresh dim-light images? Point to the relevant step in the picture, then write the changed result and the rule or evidence that supports it."/>
+            <wp:cNvGraphicFramePr>
+              <a:graphicFrameLocks noChangeAspect="1"/>
+            </wp:cNvGraphicFramePr>
+            <a:graphic>
+              <a:graphicData uri="http://schemas.openxmlformats.org/drawingml/2006/picture">
+                <pic:pic>
+                  <pic:nvPicPr>
+                    <pic:cNvPr id="0" name="academy-story-ai-4-18-06.png"/>
+                    <pic:cNvPicPr/>
+                  </pic:nvPicPr>
+                  <pic:blipFill>
+                    <a:blip r:embed="rId16"/>
+                    <a:stretch>
+                      <a:fillRect/>
+                    </a:stretch>
+                  </pic:blipFill>
+                  <pic:spPr>
+                    <a:xfrm>
+                      <a:off x="0" y="0"/>
+                      <a:ext cx="5486400" cy="3681984"/>
+                    </a:xfrm>
+                    <a:prstGeom prst="rect"/>
+                  </pic:spPr>
+                </pic:pic>
+              </a:graphicData>
+            </a:graphic>
+          </wp:inline>
+        </w:drawing>
+      </w:r>
+    </w:p>
+    <w:p>
+      <w:pPr>
+        <w:spacing w:line="336" w:lineRule="auto" w:after="180"/>
+      </w:pPr>
+      <w:r>
+        <w:rPr>
+          <w:b w:val="0"/>
+        </w:rPr>
+        <w:t xml:space="preserve">For your Responsible Plant Classifier, save the </w:t>
+      </w:r>
+      <w:r>
+        <w:rPr>
+          <w:b/>
+        </w:rPr>
+        <w:t>input</w:t>
+      </w:r>
+      <w:r>
+        <w:rPr>
+          <w:b w:val="0"/>
+        </w:rPr>
+        <w:t>, procedure, observed result and limitation of this check.</w:t>
+      </w:r>
+    </w:p>
+    <w:p>
+      <w:pPr>
+        <w:spacing w:line="336" w:lineRule="auto" w:after="180"/>
+      </w:pPr>
+      <w:r>
+        <w:rPr>
+          <w:b w:val="0"/>
+        </w:rPr>
+        <w:t xml:space="preserve">Label this worked example as practice; use a different, previously unreviewed case when checking independent understanding. Draw your </w:t>
+      </w:r>
+      <w:r>
+        <w:rPr>
+          <w:b/>
+        </w:rPr>
+        <w:t>input</w:t>
+      </w:r>
+      <w:r>
+        <w:rPr>
+          <w:b w:val="0"/>
+        </w:rPr>
+        <w:t>, deciding step, result and limit.</w:t>
+      </w:r>
+    </w:p>
+    <w:p>
+      <w:pPr>
+        <w:spacing w:line="336" w:lineRule="auto" w:after="180"/>
+      </w:pPr>
+      <w:r>
+        <w:rPr>
+          <w:b w:val="0"/>
+        </w:rPr>
+        <w:t xml:space="preserve">Supported question: What </w:t>
+      </w:r>
+      <w:r>
+        <w:rPr>
+          <w:b/>
+        </w:rPr>
+        <w:t>evidence</w:t>
+      </w:r>
+      <w:r>
+        <w:rPr>
+          <w:b w:val="0"/>
+        </w:rPr>
+        <w:t xml:space="preserve"> would support the claim that a change helps fresh dim-light images? Point to the relevant step in the picture, then write the changed result and the rule or </w:t>
+      </w:r>
+      <w:r>
+        <w:rPr>
+          <w:b/>
+        </w:rPr>
+        <w:t>evidence</w:t>
+      </w:r>
+      <w:r>
+        <w:rPr>
+          <w:b w:val="0"/>
+        </w:rPr>
+        <w:t xml:space="preserve"> that supports it.</w:t>
+      </w:r>
+    </w:p>
+    <w:p>
+      <w:pPr>
+        <w:spacing w:line="336" w:lineRule="auto" w:after="180"/>
+        <w:shd w:fill="F5F1FB"/>
+      </w:pPr>
+      <w:r>
+        <w:rPr>
+          <w:b w:val="0"/>
+        </w:rPr>
+        <w:t xml:space="preserve">Draw your project trace and justify the deciding step using </w:t>
+      </w:r>
+      <w:r>
+        <w:rPr>
+          <w:b/>
+        </w:rPr>
+        <w:t>evidence</w:t>
+      </w:r>
+      <w:r>
+        <w:rPr>
+          <w:b w:val="0"/>
+        </w:rPr>
+        <w:t>.</w:t>
+      </w:r>
+    </w:p>
+    <w:p>
+      <w:pPr>
+        <w:pStyle w:val="Heading3"/>
+      </w:pPr>
+      <w:r>
+        <w:t>Discuss while showing the picture</w:t>
+      </w:r>
+    </w:p>
+    <w:p>
+      <w:pPr>
+        <w:spacing w:line="336" w:lineRule="auto" w:after="180"/>
+        <w:shd w:fill="F1F6F8"/>
+      </w:pPr>
+      <w:r>
+        <w:rPr>
+          <w:b w:val="0"/>
+        </w:rPr>
+        <w:t xml:space="preserve">Teacher prompt: Draw your project trace and justify the deciding step using </w:t>
+      </w:r>
+      <w:r>
+        <w:rPr>
+          <w:b/>
+        </w:rPr>
+        <w:t>evidence</w:t>
+      </w:r>
+      <w:r>
+        <w:rPr>
+          <w:b w:val="0"/>
+        </w:rPr>
+        <w:t>. Ask learners to describe one label or arrow in ordinary words. Use the adjacent transcript if the image is difficult to see.</w:t>
+      </w:r>
+    </w:p>
+    <w:p>
+      <w:pPr>
+        <w:spacing w:line="336" w:lineRule="auto" w:after="180"/>
+        <w:shd w:fill="F1F6F8"/>
+      </w:pPr>
+      <w:r>
+        <w:rPr>
+          <w:b w:val="0"/>
+        </w:rPr>
+        <w:t>Supported practice key: Freeze the revision and test new appropriately labelled dim-light examples, retaining plant groups and comparable conditions.</w:t>
+      </w:r>
+    </w:p>
+    <w:p>
+      <w:pPr>
+        <w:spacing w:line="336" w:lineRule="auto" w:after="180"/>
+        <w:shd w:fill="F1F6F8"/>
+      </w:pPr>
+      <w:r>
+        <w:rPr>
+          <w:b w:val="0"/>
+        </w:rPr>
+        <w:t xml:space="preserve">Changed-case check: The replay’s dim error rate is 16.7%; it is development </w:t>
+      </w:r>
+      <w:r>
+        <w:rPr>
+          <w:b/>
+        </w:rPr>
+        <w:t>evidence</w:t>
+      </w:r>
+      <w:r>
+        <w:rPr>
+          <w:b w:val="0"/>
+        </w:rPr>
+        <w:t xml:space="preserve"> if those cases guided the revision. Observed improvement on reused cases is not an untouched final generalisation test.</w:t>
       </w:r>
     </w:p>
     <w:sectPr>

--- a/downloads/teacher/ai-4-week-18.docx
+++ b/downloads/teacher/ai-4-week-18.docx
@@ -195,7 +195,7 @@
           </w:tcPr>
           <w:p>
             <w:r>
-              <w:t>Sections 9 and 11–14. Give extra time to finish the full task set; use Section 15 when the week includes a coding lab.</w:t>
+              <w:t>Use “Run the investigation”, “Connect your project”, “Show what you know”, “Study a complete case” and “Try a new case independently”. Give extra time for the full task set. If this week has a coding lab, use its named section; section numbers can change when extra explanations are included.</w:t>
             </w:r>
           </w:p>
         </w:tc>
@@ -2291,6 +2291,26 @@
     <w:p>
       <w:r>
         <w:t>Demonstrate Error Analysis, reduce support deliberately and check individual reasoning before discussing answers.</w:t>
+      </w:r>
+    </w:p>
+    <w:p>
+      <w:pPr>
+        <w:pStyle w:val="Heading3"/>
+      </w:pPr>
+      <w:r>
+        <w:t>Choose the pacing route</w:t>
+      </w:r>
+    </w:p>
+    <w:p>
+      <w:pPr>
+        <w:spacing w:line="336" w:lineRule="auto" w:after="180"/>
+        <w:shd w:fill="F1F6F8"/>
+      </w:pPr>
+      <w:r>
+        <w:rPr>
+          <w:b w:val="0"/>
+        </w:rPr>
+        <w:t>Compact alternative: this two-session sequence covers selected core tasks. Use the three-session weekly plan for the full lesson, independent transfer, feedback and project work; allow extra time for extensions.</w:t>
       </w:r>
     </w:p>
     <w:p>
@@ -5366,7 +5386,7 @@
           </w:tcPr>
           <w:p>
             <w:r>
-              <w:t>Sections 9 and 11–14. Give extra time to finish the full task set; use Section 15 when the week includes a coding lab.</w:t>
+              <w:t>Use “Run the investigation”, “Connect your project”, “Show what you know”, “Study a complete case” and “Try a new case independently”. Give extra time for the full task set. If this week has a coding lab, use its named section; section numbers can change when extra explanations are included.</w:t>
             </w:r>
           </w:p>
         </w:tc>

--- a/downloads/teacher/ai-4-week-18.docx
+++ b/downloads/teacher/ai-4-week-18.docx
@@ -25,20 +25,38 @@
         <w:pStyle w:val="Heading1"/>
       </w:pPr>
       <w:r>
-        <w:t>01. Error Analysis</w:t>
-      </w:r>
-    </w:p>
-    <w:p>
-      <w:r>
-        <w:t>Prepare Error Analysis: check the target, prerequisites, resources and adaptable teaching schedule.</w:t>
-      </w:r>
-    </w:p>
-    <w:p>
-      <w:pPr>
-        <w:pStyle w:val="Heading3"/>
-      </w:pPr>
-      <w:r>
-        <w:t>Teach the learning cycle</w:t>
+        <w:t>Teach a useful hypothesis as an unanswered evidence question.</w:t>
+      </w:r>
+    </w:p>
+    <w:p>
+      <w:r>
+        <w:t>Supply case-level fixtures, explicit confounding and a complete follow-up protocol while separating supplied outcomes from executed model changes.</w:t>
+      </w:r>
+    </w:p>
+    <w:p>
+      <w:r>
+        <w:t>Require all group/total directions and preserve development exposure before final evaluation.</w:t>
+      </w:r>
+    </w:p>
+    <w:p>
+      <w:pPr>
+        <w:pStyle w:val="Heading1"/>
+      </w:pPr>
+      <w:r>
+        <w:t>01. Prepare the connected experiment</w:t>
+      </w:r>
+    </w:p>
+    <w:p>
+      <w:r>
+        <w:t>Keep prior exposure, shared practice and independent evidence distinct.</w:t>
+      </w:r>
+    </w:p>
+    <w:p>
+      <w:pPr>
+        <w:pStyle w:val="Heading2"/>
+      </w:pPr>
+      <w:r>
+        <w:t>Goal and main teaching plan</w:t>
       </w:r>
     </w:p>
     <w:p>
@@ -237,9 +255,307 @@
     </w:p>
     <w:p>
       <w:pPr>
+        <w:pStyle w:val="Heading2"/>
+      </w:pPr>
+      <w:r>
+        <w:t>Materials and prerequisite</w:t>
+      </w:r>
+    </w:p>
+    <w:p>
+      <w:pPr>
+        <w:spacing w:line="336" w:lineRule="auto" w:after="180"/>
+      </w:pPr>
+      <w:r>
+        <w:rPr>
+          <w:b w:val="0"/>
+        </w:rPr>
+        <w:t xml:space="preserve">Teach two 45-minute sessions. This week focuses on </w:t>
+      </w:r>
+      <w:r>
+        <w:rPr>
+          <w:b/>
+        </w:rPr>
+        <w:t>error analysis</w:t>
+      </w:r>
+      <w:r>
+        <w:rPr>
+          <w:b w:val="0"/>
+        </w:rPr>
+        <w:t xml:space="preserve"> and controlled follow-up. Model the worked example first, collect the new W 4 case independently before feedback, and use the fresh retry to check transfer.</w:t>
+      </w:r>
+    </w:p>
+    <w:p>
+      <w:pPr>
+        <w:spacing w:line="336" w:lineRule="auto" w:after="180"/>
+      </w:pPr>
+      <w:r>
+        <w:rPr>
+          <w:b w:val="0"/>
+        </w:rPr>
+        <w:t>Award credit for traceable reasoning and bounded claims, including justified uncertainty.</w:t>
+      </w:r>
+    </w:p>
+    <w:p>
+      <w:pPr>
+        <w:spacing w:line="336" w:lineRule="auto" w:after="180"/>
+      </w:pPr>
+      <w:r>
+        <w:rPr>
+          <w:b w:val="0"/>
+        </w:rPr>
+        <w:t>Use the supplied scenario, student illustrations and blank paper. For numeric work, offer counters or a calculator after learners show the setup. Fictional records are supplied; personal data and paid accounts are unnecessary.</w:t>
+      </w:r>
+    </w:p>
+    <w:p>
+      <w:pPr>
+        <w:spacing w:line="336" w:lineRule="auto" w:after="180"/>
+      </w:pPr>
+      <w:r>
+        <w:rPr>
+          <w:b w:val="0"/>
+        </w:rPr>
+        <w:t>It counts outcome combinations but does not explain the causes of individual errors.</w:t>
+      </w:r>
+    </w:p>
+    <w:p>
+      <w:pPr>
+        <w:spacing w:line="336" w:lineRule="auto" w:after="180"/>
+      </w:pPr>
+      <w:r>
+        <w:rPr>
+          <w:b w:val="0"/>
+        </w:rPr>
+        <w:t>Printed student lesson and workbook</w:t>
+      </w:r>
+    </w:p>
+    <w:p>
+      <w:pPr>
+        <w:spacing w:line="336" w:lineRule="auto" w:after="180"/>
+      </w:pPr>
+      <w:r>
+        <w:rPr>
+          <w:b w:val="0"/>
+        </w:rPr>
+        <w:t>Paper, pencils and a calculator for fractions</w:t>
+      </w:r>
+    </w:p>
+    <w:p>
+      <w:pPr>
+        <w:spacing w:line="336" w:lineRule="auto" w:after="180"/>
+      </w:pPr>
+      <w:r>
+        <w:rPr>
+          <w:b w:val="0"/>
+        </w:rPr>
+        <w:t xml:space="preserve">The fictional examples and a blank </w:t>
+      </w:r>
+      <w:r>
+        <w:rPr>
+          <w:b/>
+        </w:rPr>
+        <w:t>evidence</w:t>
+      </w:r>
+      <w:r>
+        <w:rPr>
+          <w:b w:val="0"/>
+        </w:rPr>
+        <w:t xml:space="preserve"> table</w:t>
+      </w:r>
+    </w:p>
+    <w:p>
+      <w:pPr>
+        <w:spacing w:line="336" w:lineRule="auto" w:after="180"/>
+      </w:pPr>
+      <w:r>
+        <w:rPr>
+          <w:b w:val="0"/>
+        </w:rPr>
+        <w:t>Optional Python 3 editor; no external packages or AI accounts required</w:t>
+      </w:r>
+    </w:p>
+    <w:p>
+      <w:pPr>
+        <w:pStyle w:val="Heading2"/>
+      </w:pPr>
+      <w:r>
+        <w:t>Opening retrieval</w:t>
+      </w:r>
+    </w:p>
+    <w:p>
+      <w:pPr>
+        <w:spacing w:line="336" w:lineRule="auto" w:after="180"/>
+      </w:pPr>
+      <w:r>
+        <w:rPr>
+          <w:b w:val="0"/>
+        </w:rPr>
+        <w:t>Without opening the old lesson, explain one key idea from Precision and Recall. Give an example and a mistake that the idea helps you avoid.</w:t>
+      </w:r>
+    </w:p>
+    <w:p>
+      <w:pPr>
+        <w:spacing w:line="336" w:lineRule="auto" w:after="180"/>
+      </w:pPr>
+      <w:r>
+        <w:rPr>
+          <w:b w:val="0"/>
+        </w:rPr>
+        <w:t>Look for: Choose the denominator that answers the question</w:t>
+      </w:r>
+    </w:p>
+    <w:p>
+      <w:pPr>
+        <w:spacing w:line="336" w:lineRule="auto" w:after="180"/>
+      </w:pPr>
+      <w:r>
+        <w:rPr>
+          <w:b w:val="0"/>
+        </w:rPr>
+        <w:t>Reference example, not the only acceptable wording: Teacher explanation: Predicted positives TP+FP=7; reference positives TP+FN=4.</w:t>
+      </w:r>
+    </w:p>
+    <w:p>
+      <w:pPr>
+        <w:spacing w:line="336" w:lineRule="auto" w:after="180"/>
+      </w:pPr>
+      <w:r>
+        <w:rPr>
+          <w:b w:val="0"/>
+        </w:rPr>
+        <w:t>Without opening the old lesson, explain one key idea from Confusion Matrix. Give an example and a mistake that the idea helps you avoid.</w:t>
+      </w:r>
+    </w:p>
+    <w:p>
+      <w:pPr>
+        <w:spacing w:line="336" w:lineRule="auto" w:after="180"/>
+      </w:pPr>
+      <w:r>
+        <w:rPr>
+          <w:b w:val="0"/>
+        </w:rPr>
+        <w:t xml:space="preserve">Look for: Build a labelled confusion matrix from matched reference and </w:t>
+      </w:r>
+      <w:r>
+        <w:rPr>
+          <w:b/>
+        </w:rPr>
+        <w:t>prediction</w:t>
+      </w:r>
+      <w:r>
+        <w:rPr>
+          <w:b w:val="0"/>
+        </w:rPr>
+        <w:t xml:space="preserve"> pairs</w:t>
+      </w:r>
+    </w:p>
+    <w:p>
+      <w:pPr>
+        <w:spacing w:line="336" w:lineRule="auto" w:after="180"/>
+      </w:pPr>
+      <w:r>
+        <w:rPr>
+          <w:b w:val="0"/>
+        </w:rPr>
+        <w:t>Reference example, not the only acceptable wording: Reference clear/predicted clear contains V1,V2: 2. Clear/blocked contains V3: 1. Blocked/clear contains V4,V5: 2. Blocked/blocked contains V6,V7,V8: 3. Matrix [[2,1],[2,3]].</w:t>
+      </w:r>
+    </w:p>
+    <w:p>
+      <w:pPr>
+        <w:spacing w:line="336" w:lineRule="auto" w:after="180"/>
+      </w:pPr>
+      <w:r>
+        <w:rPr>
+          <w:b w:val="0"/>
+        </w:rPr>
+        <w:t>Without opening the old lesson, explain one key idea from Nearest Neighbors. Give an example and a mistake that the idea helps you avoid.</w:t>
+      </w:r>
+    </w:p>
+    <w:p>
+      <w:pPr>
+        <w:spacing w:line="336" w:lineRule="auto" w:after="180"/>
+      </w:pPr>
+      <w:r>
+        <w:rPr>
+          <w:b w:val="0"/>
+        </w:rPr>
+        <w:t xml:space="preserve">Look for: Compute absolute distances and rank </w:t>
+      </w:r>
+      <w:r>
+        <w:rPr>
+          <w:b/>
+        </w:rPr>
+        <w:t>training</w:t>
+      </w:r>
+      <w:r>
+        <w:rPr>
+          <w:b w:val="0"/>
+        </w:rPr>
+        <w:t xml:space="preserve"> neighbours</w:t>
+      </w:r>
+    </w:p>
+    <w:p>
+      <w:pPr>
+        <w:spacing w:line="336" w:lineRule="auto" w:after="180"/>
+      </w:pPr>
+      <w:r>
+        <w:rPr>
+          <w:b w:val="0"/>
+        </w:rPr>
+        <w:t>Reference example, not the only acceptable wording: Distances to A,B,C,D,E are 1,1,5,7,9 cm. A and B are equally far from 3 on the numeric feature; their labels do not enter the distance calculation.</w:t>
+      </w:r>
+    </w:p>
+    <w:p>
+      <w:pPr>
+        <w:pStyle w:val="Heading2"/>
+      </w:pPr>
+      <w:r>
+        <w:t>End goal</w:t>
+      </w:r>
+    </w:p>
+    <w:p>
+      <w:pPr>
+        <w:spacing w:line="336" w:lineRule="auto" w:after="180"/>
+      </w:pPr>
+      <w:r>
+        <w:rPr>
+          <w:b w:val="0"/>
+        </w:rPr>
+        <w:t xml:space="preserve">By the end, I can explain </w:t>
+      </w:r>
+      <w:r>
+        <w:rPr>
+          <w:b/>
+        </w:rPr>
+        <w:t>error analysis</w:t>
+      </w:r>
+      <w:r>
+        <w:rPr>
+          <w:b w:val="0"/>
+        </w:rPr>
+        <w:t xml:space="preserve"> using a traced example and a stated limitation.</w:t>
+      </w:r>
+    </w:p>
+    <w:p>
+      <w:pPr>
+        <w:pStyle w:val="Heading2"/>
+      </w:pPr>
+      <w:r>
+        <w:t>Earlier wording, alternatives and picture transcripts · reference / check after trying</w:t>
+      </w:r>
+    </w:p>
+    <w:p>
+      <w:pPr>
         <w:pStyle w:val="Heading3"/>
       </w:pPr>
       <w:r>
+        <w:t>Teach the learning cycle</w:t>
+      </w:r>
+    </w:p>
+    <w:p>
+      <w:pPr>
+        <w:pStyle w:val="Heading3"/>
+      </w:pPr>
+      <w:r>
         <w:t>Retrieval answer guidance</w:t>
       </w:r>
     </w:p>
@@ -253,39 +569,6 @@
     </w:p>
     <w:p>
       <w:pPr>
-        <w:spacing w:line="336" w:lineRule="auto" w:after="180"/>
-      </w:pPr>
-      <w:r>
-        <w:rPr>
-          <w:b w:val="0"/>
-        </w:rPr>
-        <w:t>Without opening the old lesson, explain one key idea from Precision and Recall. Give an example and a mistake that the idea helps you avoid.</w:t>
-      </w:r>
-    </w:p>
-    <w:p>
-      <w:pPr>
-        <w:spacing w:line="336" w:lineRule="auto" w:after="180"/>
-      </w:pPr>
-      <w:r>
-        <w:rPr>
-          <w:b w:val="0"/>
-        </w:rPr>
-        <w:t>Look for: Choose the denominator that answers the question</w:t>
-      </w:r>
-    </w:p>
-    <w:p>
-      <w:pPr>
-        <w:spacing w:line="336" w:lineRule="auto" w:after="180"/>
-      </w:pPr>
-      <w:r>
-        <w:rPr>
-          <w:b w:val="0"/>
-        </w:rPr>
-        <w:t>Reference example, not the only acceptable wording: Teacher explanation: Predicted positives TP+FP=7; reference positives TP+FN=4.</w:t>
-      </w:r>
-    </w:p>
-    <w:p>
-      <w:pPr>
         <w:pStyle w:val="Heading3"/>
       </w:pPr>
       <w:r>
@@ -294,100 +577,10 @@
     </w:p>
     <w:p>
       <w:pPr>
-        <w:spacing w:line="336" w:lineRule="auto" w:after="180"/>
-      </w:pPr>
-      <w:r>
-        <w:rPr>
-          <w:b w:val="0"/>
-        </w:rPr>
-        <w:t>Without opening the old lesson, explain one key idea from Confusion Matrix. Give an example and a mistake that the idea helps you avoid.</w:t>
-      </w:r>
-    </w:p>
-    <w:p>
-      <w:pPr>
-        <w:spacing w:line="336" w:lineRule="auto" w:after="180"/>
-      </w:pPr>
-      <w:r>
-        <w:rPr>
-          <w:b w:val="0"/>
-        </w:rPr>
-        <w:t xml:space="preserve">Look for: Build a labelled confusion matrix from matched reference and </w:t>
-      </w:r>
-      <w:r>
-        <w:rPr>
-          <w:b/>
-        </w:rPr>
-        <w:t>prediction</w:t>
-      </w:r>
-      <w:r>
-        <w:rPr>
-          <w:b w:val="0"/>
-        </w:rPr>
-        <w:t xml:space="preserve"> pairs</w:t>
-      </w:r>
-    </w:p>
-    <w:p>
-      <w:pPr>
-        <w:spacing w:line="336" w:lineRule="auto" w:after="180"/>
-      </w:pPr>
-      <w:r>
-        <w:rPr>
-          <w:b w:val="0"/>
-        </w:rPr>
-        <w:t>Reference example, not the only acceptable wording: Reference clear/predicted clear contains V1,V2: 2. Clear/blocked contains V3: 1. Blocked/clear contains V4,V5: 2. Blocked/blocked contains V6,V7,V8: 3. Matrix [[2,1],[2,3]].</w:t>
-      </w:r>
-    </w:p>
-    <w:p>
-      <w:pPr>
         <w:pStyle w:val="Heading3"/>
       </w:pPr>
       <w:r>
         <w:t>Nearest Neighbors</w:t>
-      </w:r>
-    </w:p>
-    <w:p>
-      <w:pPr>
-        <w:spacing w:line="336" w:lineRule="auto" w:after="180"/>
-      </w:pPr>
-      <w:r>
-        <w:rPr>
-          <w:b w:val="0"/>
-        </w:rPr>
-        <w:t>Without opening the old lesson, explain one key idea from Nearest Neighbors. Give an example and a mistake that the idea helps you avoid.</w:t>
-      </w:r>
-    </w:p>
-    <w:p>
-      <w:pPr>
-        <w:spacing w:line="336" w:lineRule="auto" w:after="180"/>
-      </w:pPr>
-      <w:r>
-        <w:rPr>
-          <w:b w:val="0"/>
-        </w:rPr>
-        <w:t xml:space="preserve">Look for: Compute absolute distances and rank </w:t>
-      </w:r>
-      <w:r>
-        <w:rPr>
-          <w:b/>
-        </w:rPr>
-        <w:t>training</w:t>
-      </w:r>
-      <w:r>
-        <w:rPr>
-          <w:b w:val="0"/>
-        </w:rPr>
-        <w:t xml:space="preserve"> neighbours</w:t>
-      </w:r>
-    </w:p>
-    <w:p>
-      <w:pPr>
-        <w:spacing w:line="336" w:lineRule="auto" w:after="180"/>
-      </w:pPr>
-      <w:r>
-        <w:rPr>
-          <w:b w:val="0"/>
-        </w:rPr>
-        <w:t>Reference example, not the only acceptable wording: Distances to A,B,C,D,E are 1,1,5,7,9 cm. A and B are equally far from 3 on the numeric feature; their labels do not enter the distance calculation.</w:t>
       </w:r>
     </w:p>
     <w:p>
@@ -572,6 +765,11 @@
       </w:r>
     </w:p>
     <w:p>
+      <w:r>
+        <w:t>This compact option is not the full-week schedule. Use the main teaching cycle and allow extra sessions for the investigation, independent work and project.</w:t>
+      </w:r>
+    </w:p>
+    <w:p>
       <w:pPr>
         <w:spacing w:line="336" w:lineRule="auto" w:after="180"/>
       </w:pPr>
@@ -579,7 +777,7 @@
         <w:rPr>
           <w:b w:val="0"/>
         </w:rPr>
-        <w:t>Use the supplied scenario, student illustrations and blank paper. For numeric work, offer counters or a calculator after learners show the setup. Fictional records are supplied; personal data and paid accounts are unnecessary.</w:t>
+        <w:t>Allow 80 minutes: recall 8; explanation 12; worked demonstration 15; guided practice 20; independent assessment 15; project and reflection 10. Extend the lab into a second session when needed.</w:t>
       </w:r>
     </w:p>
     <w:p>
@@ -587,32 +785,55 @@
         <w:pStyle w:val="Heading3"/>
       </w:pPr>
       <w:r>
-        <w:t>Alternative compact allocation</w:t>
-      </w:r>
-    </w:p>
-    <w:p>
-      <w:r>
-        <w:t>This compact option is not the full-week schedule. Use the main teaching cycle and allow extra sessions for the investigation, independent work and project.</w:t>
+        <w:t>Preparation for the connected explanation</w:t>
+      </w:r>
+    </w:p>
+    <w:p>
+      <w:pPr>
+        <w:pStyle w:val="Heading3"/>
+      </w:pPr>
+      <w:r>
+        <w:t>Readiness answer</w:t>
+      </w:r>
+    </w:p>
+    <w:p>
+      <w:pPr>
+        <w:pStyle w:val="Heading3"/>
+      </w:pPr>
+      <w:r>
+        <w:t>End goal for the pictorial case</w:t>
       </w:r>
     </w:p>
     <w:p>
       <w:pPr>
         <w:spacing w:line="336" w:lineRule="auto" w:after="180"/>
-        <w:shd w:fill="F1F6F8"/>
       </w:pPr>
       <w:r>
         <w:rPr>
           <w:b w:val="0"/>
         </w:rPr>
-        <w:t>Allow 80 minutes: recall 8; explanation 12; worked demonstration 15; guided practice 20; independent assessment 15; project and reflection 10. Extend the lab into a second session when needed.</w:t>
-      </w:r>
-    </w:p>
-    <w:p>
-      <w:pPr>
-        <w:pStyle w:val="Heading3"/>
-      </w:pPr>
-      <w:r>
-        <w:t>Preparation for the connected explanation</w:t>
+        <w:t>This added worked case illustrates the week’s main idea. Retain all original and connected topics; schedule its practice within the teaching cycle.</w:t>
+      </w:r>
+    </w:p>
+    <w:p>
+      <w:pPr>
+        <w:pStyle w:val="Heading1"/>
+      </w:pPr>
+      <w:r>
+        <w:t>02. Teach association, replay and controlled follow-up separately</w:t>
+      </w:r>
+    </w:p>
+    <w:p>
+      <w:r>
+        <w:t>Largest error counts need their slice denominators and competing explanations.</w:t>
+      </w:r>
+    </w:p>
+    <w:p>
+      <w:pPr>
+        <w:pStyle w:val="Heading2"/>
+      </w:pPr>
+      <w:r>
+        <w:t>Main supplied aggregate example and case-table context</w:t>
       </w:r>
     </w:p>
     <w:p>
@@ -621,21 +842,96 @@
       </w:pPr>
       <w:r>
         <w:rPr>
+          <w:b/>
+        </w:rPr>
+        <w:t>Error analysis</w:t>
+      </w:r>
+      <w:r>
+        <w:rPr>
           <w:b w:val="0"/>
         </w:rPr>
-        <w:t xml:space="preserve">Teach two 45-minute sessions. This week focuses on </w:t>
+        <w:t xml:space="preserve"> begins with </w:t>
       </w:r>
       <w:r>
         <w:rPr>
           <w:b/>
         </w:rPr>
+        <w:t>prediction</w:t>
+      </w:r>
+      <w:r>
+        <w:rPr>
+          <w:b w:val="0"/>
+        </w:rPr>
+        <w:t xml:space="preserve"> IDs and reference labels. Inspect features, collection conditions and the labelling policy. Do not assume every surprising </w:t>
+      </w:r>
+      <w:r>
+        <w:rPr>
+          <w:b/>
+        </w:rPr>
+        <w:t>prediction</w:t>
+      </w:r>
+      <w:r>
+        <w:rPr>
+          <w:b w:val="0"/>
+        </w:rPr>
+        <w:t xml:space="preserve"> proves the reference is wrong.</w:t>
+      </w:r>
+    </w:p>
+    <w:p>
+      <w:pPr>
+        <w:spacing w:line="336" w:lineRule="auto" w:after="180"/>
+      </w:pPr>
+      <w:r>
+        <w:rPr>
+          <w:b w:val="0"/>
+        </w:rPr>
+        <w:t>Use development errors to propose a change and specify what outcome would support the explanation.</w:t>
+      </w:r>
+    </w:p>
+    <w:p>
+      <w:pPr>
+        <w:spacing w:line="336" w:lineRule="auto" w:after="180"/>
+      </w:pPr>
+      <w:r>
+        <w:rPr>
+          <w:b w:val="0"/>
+        </w:rPr>
+        <w:t>Use fictional classroom data throughout this investigation. Keep the task, units, reference labels and data split visible as you reason.</w:t>
+      </w:r>
+    </w:p>
+    <w:p>
+      <w:pPr>
+        <w:spacing w:line="336" w:lineRule="auto" w:after="180"/>
+      </w:pPr>
+      <w:r>
+        <w:rPr>
+          <w:b w:val="0"/>
+        </w:rPr>
+        <w:t xml:space="preserve">Earlier weeks supplied the model-building </w:t>
+      </w:r>
+      <w:r>
+        <w:rPr>
+          <w:b/>
+        </w:rPr>
+        <w:t>process</w:t>
+      </w:r>
+      <w:r>
+        <w:rPr>
+          <w:b w:val="0"/>
+        </w:rPr>
+        <w:t xml:space="preserve">; this week examines </w:t>
+      </w:r>
+      <w:r>
+        <w:rPr>
+          <w:b/>
+        </w:rPr>
         <w:t>error analysis</w:t>
       </w:r>
       <w:r>
         <w:rPr>
           <w:b w:val="0"/>
         </w:rPr>
-        <w:t xml:space="preserve"> and controlled follow-up. Model the worked example first, collect the new W 4 case independently before feedback, and use the fresh retry to check transfer.</w:t>
+        <w:t xml:space="preserve"> and controlled follow-up.</w:t>
       </w:r>
     </w:p>
     <w:p>
@@ -646,15 +942,7 @@
         <w:rPr>
           <w:b w:val="0"/>
         </w:rPr>
-        <w:t>Award credit for traceable reasoning and bounded claims, including justified uncertainty.</w:t>
-      </w:r>
-    </w:p>
-    <w:p>
-      <w:pPr>
-        <w:pStyle w:val="Heading3"/>
-      </w:pPr>
-      <w:r>
-        <w:t>Readiness answer</w:t>
+        <w:t>A validation audit has 12 dim-light cases with 4 errors and 18 bright-light cases with 3 errors. Rates are 4/12=1/3 and 3/18=1/6. Dim lighting is a useful lead, not proof of causation: camera, route or labels may also differ.</w:t>
       </w:r>
     </w:p>
     <w:p>
@@ -665,7 +953,19 @@
         <w:rPr>
           <w:b w:val="0"/>
         </w:rPr>
-        <w:t>It counts outcome combinations but does not explain the causes of individual errors.</w:t>
+        <w:t xml:space="preserve">A planned change uses a </w:t>
+      </w:r>
+      <w:r>
+        <w:rPr>
+          <w:b/>
+        </w:rPr>
+        <w:t>training</w:t>
+      </w:r>
+      <w:r>
+        <w:rPr>
+          <w:b w:val="0"/>
+        </w:rPr>
+        <w:t>-fitted brightness normalization while keeping split and classifier settings fixed.</w:t>
       </w:r>
     </w:p>
     <w:p>
@@ -676,651 +976,31 @@
         <w:rPr>
           <w:b w:val="0"/>
         </w:rPr>
-        <w:t>Printed student lesson and workbook</w:t>
-      </w:r>
-    </w:p>
-    <w:p>
-      <w:pPr>
-        <w:spacing w:line="336" w:lineRule="auto" w:after="180"/>
-      </w:pPr>
+        <w:t xml:space="preserve">Trace the calculation on paper before running this optional Python check. Use the stated fictional </w:t>
+      </w:r>
+      <w:r>
+        <w:rPr>
+          <w:b/>
+        </w:rPr>
+        <w:t>input</w:t>
+      </w:r>
       <w:r>
         <w:rPr>
           <w:b w:val="0"/>
         </w:rPr>
-        <w:t>Paper, pencils and a calculator for fractions</w:t>
-      </w:r>
-    </w:p>
-    <w:p>
-      <w:pPr>
-        <w:spacing w:line="336" w:lineRule="auto" w:after="180"/>
-      </w:pPr>
+        <w:t xml:space="preserve">s and compare intermediate values. The code checks this example; your independent workbook case uses different </w:t>
+      </w:r>
+      <w:r>
+        <w:rPr>
+          <w:b/>
+        </w:rPr>
+        <w:t>evidence</w:t>
+      </w:r>
       <w:r>
         <w:rPr>
           <w:b w:val="0"/>
         </w:rPr>
-        <w:t xml:space="preserve">The fictional examples and a blank </w:t>
-      </w:r>
-      <w:r>
-        <w:rPr>
-          <w:b/>
-        </w:rPr>
-        <w:t>evidence</w:t>
-      </w:r>
-      <w:r>
-        <w:rPr>
-          <w:b w:val="0"/>
-        </w:rPr>
-        <w:t xml:space="preserve"> table</w:t>
-      </w:r>
-    </w:p>
-    <w:p>
-      <w:pPr>
-        <w:spacing w:line="336" w:lineRule="auto" w:after="180"/>
-      </w:pPr>
-      <w:r>
-        <w:rPr>
-          <w:b w:val="0"/>
-        </w:rPr>
-        <w:t>Optional Python 3 editor; no external packages or AI accounts required</w:t>
-      </w:r>
-    </w:p>
-    <w:p>
-      <w:pPr>
-        <w:pStyle w:val="Heading3"/>
-      </w:pPr>
-      <w:r>
-        <w:t>End goal for the pictorial case</w:t>
-      </w:r>
-    </w:p>
-    <w:p>
-      <w:pPr>
-        <w:spacing w:line="336" w:lineRule="auto" w:after="180"/>
-      </w:pPr>
-      <w:r>
-        <w:rPr>
-          <w:b w:val="0"/>
-        </w:rPr>
-        <w:t xml:space="preserve">By the end, I can explain </w:t>
-      </w:r>
-      <w:r>
-        <w:rPr>
-          <w:b/>
-        </w:rPr>
-        <w:t>error analysis</w:t>
-      </w:r>
-      <w:r>
-        <w:rPr>
-          <w:b w:val="0"/>
-        </w:rPr>
-        <w:t xml:space="preserve"> using a traced example and a stated limitation.</w:t>
-      </w:r>
-    </w:p>
-    <w:p>
-      <w:pPr>
-        <w:spacing w:line="336" w:lineRule="auto" w:after="180"/>
-      </w:pPr>
-      <w:r>
-        <w:rPr>
-          <w:b w:val="0"/>
-        </w:rPr>
-        <w:t>This added worked case illustrates the week’s main idea. Retain all original and connected topics; schedule its practice within the teaching cycle.</w:t>
-      </w:r>
-    </w:p>
-    <w:p>
-      <w:pPr>
-        <w:pStyle w:val="Heading1"/>
-      </w:pPr>
-      <w:r>
-        <w:t>02. Explain the mechanism</w:t>
-      </w:r>
-    </w:p>
-    <w:p>
-      <w:r>
-        <w:t>Model Error Analysis using the supplied case, labelled mechanism and reasoning. Make the scope of each conclusion explicit.</w:t>
-      </w:r>
-    </w:p>
-    <w:p>
-      <w:pPr>
-        <w:spacing w:line="336" w:lineRule="auto" w:after="180"/>
-      </w:pPr>
-      <w:r>
-        <w:rPr>
-          <w:b w:val="0"/>
-        </w:rPr>
-        <w:t>Trace the information, fitted behavior, and evaluation proof separately.</w:t>
-      </w:r>
-    </w:p>
-    <w:p>
-      <w:pPr>
-        <w:pStyle w:val="Heading3"/>
-      </w:pPr>
-      <w:r>
-        <w:t>Question to explain</w:t>
-      </w:r>
-    </w:p>
-    <w:p>
-      <w:pPr>
-        <w:spacing w:line="336" w:lineRule="auto" w:after="180"/>
-        <w:shd w:fill="F5F1FB"/>
-      </w:pPr>
-      <w:r>
-        <w:rPr>
-          <w:b w:val="0"/>
-        </w:rPr>
-        <w:t>QUESTION Cluster mistakes and propose cause-specific next tests.</w:t>
-      </w:r>
-    </w:p>
-    <w:p>
-      <w:pPr>
-        <w:spacing w:line="336" w:lineRule="auto" w:after="180"/>
-      </w:pPr>
-      <w:r>
-        <w:rPr>
-          <w:b w:val="0"/>
-        </w:rPr>
-        <w:t>MODEL IDEA Grouping errors by observable conditions connects a metric problem to possible data, label, feature, or model causes.</w:t>
-      </w:r>
-    </w:p>
-    <w:p>
-      <w:pPr>
-        <w:spacing w:line="336" w:lineRule="auto" w:after="180"/>
-      </w:pPr>
-      <w:r>
-        <w:rPr>
-          <w:b w:val="0"/>
-        </w:rPr>
-        <w:t xml:space="preserve">PROOF NEEDED Use an unseen case, visible calculation, </w:t>
-      </w:r>
-      <w:r>
-        <w:rPr>
-          <w:b/>
-        </w:rPr>
-        <w:t>error analysis</w:t>
-      </w:r>
-      <w:r>
-        <w:rPr>
-          <w:b w:val="0"/>
-        </w:rPr>
-        <w:t>, and a stated limitation.</w:t>
-      </w:r>
-    </w:p>
-    <w:p>
-      <w:pPr>
-        <w:pStyle w:val="Heading3"/>
-      </w:pPr>
-      <w:r>
-        <w:t>How the mechanism works</w:t>
-      </w:r>
-    </w:p>
-    <w:p>
-      <w:pPr>
-        <w:spacing w:line="336" w:lineRule="auto" w:after="180"/>
-        <w:shd w:fill="F1F6F8"/>
-      </w:pPr>
-      <w:r>
-        <w:rPr>
-          <w:b w:val="0"/>
-        </w:rPr>
-        <w:t>UNDER THE HOOD Twelve errors are grouped: 6 low light, 3 blurred, 2 label disagreements, 1 unusual species. Largest cluster suggests a lighting representation problem, not proof of the cause.</w:t>
-      </w:r>
-    </w:p>
-    <w:p>
-      <w:pPr>
-        <w:spacing w:line="336" w:lineRule="auto" w:after="180"/>
-      </w:pPr>
-      <w:r>
-        <w:rPr>
-          <w:b w:val="0"/>
-        </w:rPr>
-        <w:t xml:space="preserve">Draw a fresh data → model → </w:t>
-      </w:r>
-      <w:r>
-        <w:rPr>
-          <w:b/>
-        </w:rPr>
-        <w:t>prediction</w:t>
-      </w:r>
-      <w:r>
-        <w:rPr>
-          <w:b w:val="0"/>
-        </w:rPr>
-        <w:t xml:space="preserve"> → evaluation trace:</w:t>
-      </w:r>
-    </w:p>
-    <w:p>
-      <w:pPr>
-        <w:spacing w:line="336" w:lineRule="auto" w:after="180"/>
-      </w:pPr>
-      <w:r>
-        <w:rPr>
-          <w:b w:val="0"/>
-        </w:rPr>
-        <w:t xml:space="preserve">Predict first. Then check each step. A correct answer without visible </w:t>
-      </w:r>
-      <w:r>
-        <w:rPr>
-          <w:b/>
-        </w:rPr>
-        <w:t>evidence</w:t>
-      </w:r>
-      <w:r>
-        <w:rPr>
-          <w:b w:val="0"/>
-        </w:rPr>
-        <w:t xml:space="preserve"> cannot be audited.</w:t>
-      </w:r>
-    </w:p>
-    <w:p>
-      <w:pPr>
-        <w:pStyle w:val="Heading3"/>
-      </w:pPr>
-      <w:r>
-        <w:t>Step 1</w:t>
-      </w:r>
-    </w:p>
-    <w:p>
-      <w:pPr>
-        <w:spacing w:line="336" w:lineRule="auto" w:after="180"/>
-        <w:shd w:fill="F4F9FC"/>
-      </w:pPr>
-      <w:r>
-        <w:rPr>
-          <w:b w:val="0"/>
-        </w:rPr>
-        <w:t>STEP 1 Twelve errors are grouped: 6 low light, 3 blurred, 2 label disagreements, 1 unusual species.</w:t>
-      </w:r>
-    </w:p>
-    <w:p>
-      <w:pPr>
-        <w:pStyle w:val="Heading3"/>
-      </w:pPr>
-      <w:r>
-        <w:t>Step 2</w:t>
-      </w:r>
-    </w:p>
-    <w:p>
-      <w:pPr>
-        <w:spacing w:line="336" w:lineRule="auto" w:after="180"/>
-        <w:shd w:fill="F4F9FC"/>
-      </w:pPr>
-      <w:r>
-        <w:rPr>
-          <w:b w:val="0"/>
-        </w:rPr>
-        <w:t>STEP 2 Largest cluster suggests a lighting representation problem, not proof of the cause.</w:t>
-      </w:r>
-    </w:p>
-    <w:p>
-      <w:pPr>
-        <w:pStyle w:val="Heading3"/>
-      </w:pPr>
-      <w:r>
-        <w:t>Step 3</w:t>
-      </w:r>
-    </w:p>
-    <w:p>
-      <w:pPr>
-        <w:spacing w:line="336" w:lineRule="auto" w:after="180"/>
-        <w:shd w:fill="F4F9FC"/>
-      </w:pPr>
-      <w:r>
-        <w:rPr>
-          <w:b w:val="0"/>
-        </w:rPr>
-        <w:t>STEP 3 Collect or transform low-light examples, changing one factor.</w:t>
-      </w:r>
-    </w:p>
-    <w:p>
-      <w:pPr>
-        <w:pStyle w:val="Heading3"/>
-      </w:pPr>
-      <w:r>
-        <w:t>Step 4</w:t>
-      </w:r>
-    </w:p>
-    <w:p>
-      <w:pPr>
-        <w:spacing w:line="336" w:lineRule="auto" w:after="180"/>
-        <w:shd w:fill="F4F9FC"/>
-      </w:pPr>
-      <w:r>
-        <w:rPr>
-          <w:b w:val="0"/>
-        </w:rPr>
-        <w:t xml:space="preserve">STEP 4 Rerun the same evaluation and inspect other slices for </w:t>
-      </w:r>
-      <w:r>
-        <w:rPr>
-          <w:b/>
-        </w:rPr>
-        <w:t>regression</w:t>
-      </w:r>
-      <w:r>
-        <w:rPr>
-          <w:b w:val="0"/>
-        </w:rPr>
-        <w:t>s.</w:t>
-      </w:r>
-    </w:p>
-    <w:p>
-      <w:pPr>
-        <w:spacing w:line="336" w:lineRule="auto" w:after="180"/>
-      </w:pPr>
-      <w:r>
-        <w:rPr>
-          <w:b w:val="0"/>
-        </w:rPr>
-        <w:t>CHECK Verify the denominator, unit, split, class definition, and data version before interpreting a score.</w:t>
-      </w:r>
-    </w:p>
-    <w:p>
-      <w:pPr>
-        <w:spacing w:line="336" w:lineRule="auto" w:after="180"/>
-      </w:pPr>
-      <w:r>
-        <w:rPr>
-          <w:b w:val="0"/>
-        </w:rPr>
-        <w:t xml:space="preserve">Recalculate, retrace, or restate the </w:t>
-      </w:r>
-      <w:r>
-        <w:rPr>
-          <w:b/>
-        </w:rPr>
-        <w:t>evidence</w:t>
-      </w:r>
-      <w:r>
-        <w:rPr>
-          <w:b w:val="0"/>
-        </w:rPr>
-        <w:t xml:space="preserve"> independently:</w:t>
-      </w:r>
-    </w:p>
-    <w:p>
-      <w:pPr>
-        <w:pStyle w:val="Heading3"/>
-      </w:pPr>
-      <w:r>
-        <w:t>Concrete teaching case</w:t>
-      </w:r>
-    </w:p>
-    <w:p>
-      <w:pPr>
-        <w:pStyle w:val="Heading3"/>
-      </w:pPr>
-      <w:r>
-        <w:t>The teaching case</w:t>
-      </w:r>
-    </w:p>
-    <w:p>
-      <w:pPr>
-        <w:spacing w:line="336" w:lineRule="auto" w:after="180"/>
-        <w:shd w:fill="F1F6FC"/>
-      </w:pPr>
-      <w:r>
-        <w:rPr>
-          <w:b w:val="0"/>
-        </w:rPr>
-        <w:t>Four errors occur among five backlit photos; two among twenty ordinary photos.</w:t>
-      </w:r>
-    </w:p>
-    <w:p>
-      <w:pPr>
-        <w:pStyle w:val="Heading3"/>
-      </w:pPr>
-      <w:r>
-        <w:t>The teaching case</w:t>
-      </w:r>
-    </w:p>
-    <w:p>
-      <w:pPr>
-        <w:spacing w:line="336" w:lineRule="auto" w:after="180"/>
-        <w:shd w:fill="F1F6FC"/>
-      </w:pPr>
-      <w:r>
-        <w:rPr>
-          <w:b w:val="0"/>
-        </w:rPr>
-        <w:t>Compare rates and investigate.</w:t>
-      </w:r>
-    </w:p>
-    <w:p>
-      <w:pPr>
-        <w:pStyle w:val="Heading3"/>
-      </w:pPr>
-      <w:r>
-        <w:t>Exact explanation to model</w:t>
-      </w:r>
-    </w:p>
-    <w:p>
-      <w:pPr>
-        <w:pStyle w:val="Heading3"/>
-      </w:pPr>
-      <w:r>
-        <w:t>Why the result follows</w:t>
-      </w:r>
-    </w:p>
-    <w:p>
-      <w:pPr>
-        <w:spacing w:line="336" w:lineRule="auto" w:after="180"/>
-        <w:shd w:fill="F1F6FC"/>
-      </w:pPr>
-      <w:r>
-        <w:rPr>
-          <w:b w:val="0"/>
-        </w:rPr>
-        <w:t>Backlit error=</w:t>
-      </w:r>
-      <w:r>
-        <w:rPr>
-          <w:b/>
-        </w:rPr>
-        <w:t>80%</w:t>
-      </w:r>
-      <w:r>
-        <w:rPr>
-          <w:b w:val="0"/>
-        </w:rPr>
-        <w:t>; ordinary=10%. Inspect image quality and confounding differences. Association motivates controlled testing; it does not alone prove cause.</w:t>
-      </w:r>
-    </w:p>
-    <w:p>
-      <w:pPr>
-        <w:pStyle w:val="Heading3"/>
-      </w:pPr>
-      <w:r>
-        <w:t>Explain the added worked example</w:t>
-      </w:r>
-    </w:p>
-    <w:p>
-      <w:pPr>
-        <w:pStyle w:val="Heading3"/>
-      </w:pPr>
-      <w:r>
-        <w:t>Explain the added worked example · 1</w:t>
-      </w:r>
-    </w:p>
-    <w:p>
-      <w:pPr>
-        <w:spacing w:line="336" w:lineRule="auto" w:after="180"/>
-      </w:pPr>
-      <w:r>
-        <w:rPr>
-          <w:b/>
-        </w:rPr>
-        <w:t>Error analysis</w:t>
-      </w:r>
-      <w:r>
-        <w:rPr>
-          <w:b w:val="0"/>
-        </w:rPr>
-        <w:t xml:space="preserve"> begins with </w:t>
-      </w:r>
-      <w:r>
-        <w:rPr>
-          <w:b/>
-        </w:rPr>
-        <w:t>prediction</w:t>
-      </w:r>
-      <w:r>
-        <w:rPr>
-          <w:b w:val="0"/>
-        </w:rPr>
-        <w:t xml:space="preserve"> IDs and reference labels. Inspect features, collection conditions and the labelling policy. Do not assume every surprising </w:t>
-      </w:r>
-      <w:r>
-        <w:rPr>
-          <w:b/>
-        </w:rPr>
-        <w:t>prediction</w:t>
-      </w:r>
-      <w:r>
-        <w:rPr>
-          <w:b w:val="0"/>
-        </w:rPr>
-        <w:t xml:space="preserve"> proves the reference is wrong.</w:t>
-      </w:r>
-    </w:p>
-    <w:p>
-      <w:pPr>
-        <w:spacing w:line="336" w:lineRule="auto" w:after="180"/>
-      </w:pPr>
-      <w:r>
-        <w:rPr>
-          <w:b w:val="0"/>
-        </w:rPr>
-        <w:t>Use development errors to propose a change and specify what outcome would support the explanation.</w:t>
-      </w:r>
-    </w:p>
-    <w:p>
-      <w:pPr>
-        <w:spacing w:line="336" w:lineRule="auto" w:after="180"/>
-      </w:pPr>
-      <w:r>
-        <w:rPr>
-          <w:b w:val="0"/>
-        </w:rPr>
-        <w:t>Use fictional classroom data throughout this investigation. Keep the task, units, reference labels and data split visible as you reason.</w:t>
-      </w:r>
-    </w:p>
-    <w:p>
-      <w:pPr>
-        <w:spacing w:line="336" w:lineRule="auto" w:after="180"/>
-      </w:pPr>
-      <w:r>
-        <w:rPr>
-          <w:b w:val="0"/>
-        </w:rPr>
-        <w:t xml:space="preserve">Earlier weeks supplied the model-building </w:t>
-      </w:r>
-      <w:r>
-        <w:rPr>
-          <w:b/>
-        </w:rPr>
-        <w:t>process</w:t>
-      </w:r>
-      <w:r>
-        <w:rPr>
-          <w:b w:val="0"/>
-        </w:rPr>
-        <w:t xml:space="preserve">; this week examines </w:t>
-      </w:r>
-      <w:r>
-        <w:rPr>
-          <w:b/>
-        </w:rPr>
-        <w:t>error analysis</w:t>
-      </w:r>
-      <w:r>
-        <w:rPr>
-          <w:b w:val="0"/>
-        </w:rPr>
-        <w:t xml:space="preserve"> and controlled follow-up.</w:t>
-      </w:r>
-    </w:p>
-    <w:p>
-      <w:pPr>
-        <w:pStyle w:val="Heading3"/>
-      </w:pPr>
-      <w:r>
-        <w:t>Explain the added worked example · 2</w:t>
-      </w:r>
-    </w:p>
-    <w:p>
-      <w:pPr>
-        <w:spacing w:line="336" w:lineRule="auto" w:after="180"/>
-      </w:pPr>
-      <w:r>
-        <w:rPr>
-          <w:b w:val="0"/>
-        </w:rPr>
-        <w:t>A validation audit has 12 dim-light cases with 4 errors and 18 bright-light cases with 3 errors. Rates are 4/12=1/3 and 3/18=1/6. Dim lighting is a useful lead, not proof of causation: camera, route or labels may also differ.</w:t>
-      </w:r>
-    </w:p>
-    <w:p>
-      <w:pPr>
-        <w:spacing w:line="336" w:lineRule="auto" w:after="180"/>
-      </w:pPr>
-      <w:r>
-        <w:rPr>
-          <w:b w:val="0"/>
-        </w:rPr>
-        <w:t xml:space="preserve">A planned change uses a </w:t>
-      </w:r>
-      <w:r>
-        <w:rPr>
-          <w:b/>
-        </w:rPr>
-        <w:t>training</w:t>
-      </w:r>
-      <w:r>
-        <w:rPr>
-          <w:b w:val="0"/>
-        </w:rPr>
-        <w:t>-fitted brightness normalization while keeping split and classifier settings fixed.</w:t>
-      </w:r>
-    </w:p>
-    <w:p>
-      <w:pPr>
-        <w:spacing w:line="336" w:lineRule="auto" w:after="180"/>
-      </w:pPr>
-      <w:r>
-        <w:rPr>
-          <w:b w:val="0"/>
-        </w:rPr>
-        <w:t xml:space="preserve">Trace the calculation on paper before running this optional Python check. Use the stated fictional </w:t>
-      </w:r>
-      <w:r>
-        <w:rPr>
-          <w:b/>
-        </w:rPr>
-        <w:t>input</w:t>
-      </w:r>
-      <w:r>
-        <w:rPr>
-          <w:b w:val="0"/>
-        </w:rPr>
-        <w:t xml:space="preserve">s and compare intermediate values. The code checks this example; your independent workbook case uses different </w:t>
-      </w:r>
-      <w:r>
-        <w:rPr>
-          <w:b/>
-        </w:rPr>
-        <w:t>evidence</w:t>
-      </w:r>
-      <w:r>
-        <w:rPr>
-          <w:b w:val="0"/>
-        </w:rPr>
         <w:t>.</w:t>
-      </w:r>
-    </w:p>
-    <w:p>
-      <w:pPr>
-        <w:pStyle w:val="Heading3"/>
-      </w:pPr>
-      <w:r>
-        <w:t>Key terms</w:t>
       </w:r>
     </w:p>
     <w:tbl>
@@ -1441,7 +1121,7 @@
           </w:tcPr>
           <w:p>
             <w:r>
-              <w:t>A new failure introduced by a change</w:t>
+              <w:t>Here: a new or worsened failure after an update. Next week the same word names numerical prediction, a different meaning</w:t>
             </w:r>
           </w:p>
         </w:tc>
@@ -1449,44 +1129,32 @@
     </w:tbl>
     <w:p>
       <w:pPr>
-        <w:pStyle w:val="Heading3"/>
-      </w:pPr>
-      <w:r>
-        <w:t>Model the reasoning aloud</w:t>
-      </w:r>
-    </w:p>
-    <w:p>
-      <w:pPr>
         <w:spacing w:line="336" w:lineRule="auto" w:after="180"/>
       </w:pPr>
       <w:r>
         <w:rPr>
           <w:b w:val="0"/>
         </w:rPr>
-        <w:t xml:space="preserve">Use the complete worked example below before asking learners to complete W2. Reveal a small part, invite a </w:t>
-      </w:r>
-      <w:r>
-        <w:rPr>
-          <w:b/>
-        </w:rPr>
-        <w:t>prediction</w:t>
-      </w:r>
+        <w:t>Error Clinic source is a teacher-authored fictional development replay: twelve D cases are dim/camera A/North and eighteen B cases bright/camera B/South. These conditions co-vary, so their slice difference cannot isolate lighting. D01–D04 are old errors; D01–D02 remain new errors. B01–B03 are old errors; B01–B04 are new errors.</w:t>
+      </w:r>
+    </w:p>
+    <w:p>
+      <w:pPr>
+        <w:spacing w:line="336" w:lineRule="auto" w:after="180"/>
+      </w:pPr>
       <w:r>
         <w:rPr>
           <w:b w:val="0"/>
         </w:rPr>
-        <w:t>, then explain the deciding step.</w:t>
-      </w:r>
-    </w:p>
-    <w:p>
-      <w:pPr>
-        <w:spacing w:line="336" w:lineRule="auto" w:after="180"/>
-      </w:pPr>
-      <w:r>
-        <w:rPr>
-          <w:b w:val="0"/>
-        </w:rPr>
-        <w:t>These teacher notes contain solutions; do not reveal the independent case answer during modelling.</w:t>
+        <w:t>Old and new predictions are supplied fixtures, not the result of a model execution in this lesson. A planned training-fitted brightness change is a hypothesis; its training data and implementation are not supplied, so no fitting or causal success is claimed here.</w:t>
+      </w:r>
+    </w:p>
+    <w:p>
+      <w:pPr>
+        <w:pStyle w:val="Heading2"/>
+      </w:pPr>
+      <w:r>
+        <w:t>Trace the audit and causation question</w:t>
       </w:r>
     </w:p>
     <w:p>
@@ -1673,6 +1341,721 @@
         <w:t>________________________________________________________________</w:t>
       </w:r>
     </w:p>
+    <w:p>
+      <w:pPr>
+        <w:pStyle w:val="Heading2"/>
+      </w:pPr>
+      <w:r>
+        <w:t>Read separate pictured14-case facts</w:t>
+      </w:r>
+    </w:p>
+    <w:p>
+      <w:pPr>
+        <w:spacing w:line="336" w:lineRule="auto" w:after="180"/>
+      </w:pPr>
+      <w:r>
+        <w:rPr>
+          <w:b w:val="0"/>
+        </w:rPr>
+        <w:t>Find an error cluster before choosing a controlled follow-up.</w:t>
+      </w:r>
+    </w:p>
+    <w:p>
+      <w:pPr>
+        <w:spacing w:line="336" w:lineRule="auto" w:after="180"/>
+      </w:pPr>
+      <w:r>
+        <w:rPr>
+          <w:b w:val="0"/>
+        </w:rPr>
+        <w:t>Candidate errors: bright-light photos1/8; dim-light photos3/6. Images and reference labels are fixed for this audit.</w:t>
+      </w:r>
+    </w:p>
+    <w:p>
+      <w:pPr>
+        <w:spacing w:line="336" w:lineRule="auto" w:after="180"/>
+      </w:pPr>
+      <w:r>
+        <w:rPr>
+          <w:b w:val="0"/>
+        </w:rPr>
+        <w:t xml:space="preserve">All </w:t>
+      </w:r>
+      <w:r>
+        <w:rPr>
+          <w:b/>
+        </w:rPr>
+        <w:t>input</w:t>
+      </w:r>
+      <w:r>
+        <w:rPr>
+          <w:b w:val="0"/>
+        </w:rPr>
+        <w:t>s and outcomes in this worked example are invented classroom data; no real model run is claimed.</w:t>
+      </w:r>
+    </w:p>
+    <w:p>
+      <w:pPr>
+        <w:spacing w:line="336" w:lineRule="auto" w:after="180"/>
+      </w:pPr>
+      <w:r>
+        <w:rPr>
+          <w:b w:val="0"/>
+        </w:rPr>
+        <w:t>The main fixture has dim errors 4/12 and bright errors 3/18, later supplied as 2/12 and 4/18. Dim improves while bright worsens; total falls 7/30 to 6/30. The separate picture has bright 1/8 and dim 3/6, total 4/14. Its bar labels 12.5 and 50 are percentages, not counts from a hundred measured photos. The pictured same-case replay changes dim to 1/6; it is reused development evidence, not fresh generalization.</w:t>
+      </w:r>
+    </w:p>
+    <w:p>
+      <w:pPr>
+        <w:spacing w:line="336" w:lineRule="auto" w:after="180"/>
+      </w:pPr>
+      <w:r>
+        <w:rPr>
+          <w:b w:val="0"/>
+        </w:rPr>
+        <w:t>None of these numbers alone proves lighting caused the errors.</w:t>
+      </w:r>
+    </w:p>
+    <w:p>
+      <w:r>
+        <w:drawing>
+          <wp:inline xmlns:a="http://schemas.openxmlformats.org/drawingml/2006/main" xmlns:pic="http://schemas.openxmlformats.org/drawingml/2006/picture">
+            <wp:extent cx="5486400" cy="2641600"/>
+            <wp:docPr id="1" name="Picture 1" descr="Errors per 100 photos in each lighting slice"/>
+            <wp:cNvGraphicFramePr>
+              <a:graphicFrameLocks noChangeAspect="1"/>
+            </wp:cNvGraphicFramePr>
+            <a:graphic>
+              <a:graphicData uri="http://schemas.openxmlformats.org/drawingml/2006/picture">
+                <pic:pic>
+                  <pic:nvPicPr>
+                    <pic:cNvPr id="0" name="academy-detail-ai-4-18.png"/>
+                    <pic:cNvPicPr/>
+                  </pic:nvPicPr>
+                  <pic:blipFill>
+                    <a:blip r:embed="rId9"/>
+                    <a:stretch>
+                      <a:fillRect/>
+                    </a:stretch>
+                  </pic:blipFill>
+                  <pic:spPr>
+                    <a:xfrm>
+                      <a:off x="0" y="0"/>
+                      <a:ext cx="5486400" cy="2641600"/>
+                    </a:xfrm>
+                    <a:prstGeom prst="rect"/>
+                  </pic:spPr>
+                </pic:pic>
+              </a:graphicData>
+            </a:graphic>
+          </wp:inline>
+        </w:drawing>
+      </w:r>
+    </w:p>
+    <w:p>
+      <w:pPr>
+        <w:pStyle w:val="Heading2"/>
+      </w:pPr>
+      <w:r>
+        <w:t>Trace percent bars and same-case replay limits</w:t>
+      </w:r>
+    </w:p>
+    <w:p>
+      <w:r>
+        <w:drawing>
+          <wp:inline xmlns:a="http://schemas.openxmlformats.org/drawingml/2006/main" xmlns:pic="http://schemas.openxmlformats.org/drawingml/2006/picture">
+            <wp:extent cx="5486400" cy="3493008"/>
+            <wp:docPr id="2" name="Picture 2" descr="Compute slice errors: Bright: 12.5%; dim: 50%. Total errors4/14, about28.6%. → Inspect dim failures: Check blur, lighting and label uncertainty instead of assuming lighting caused every error. → Plan controlled pair: Photograph the same approved toy scene in bright and dim conditions; hold device and framing fixed."/>
+            <wp:cNvGraphicFramePr>
+              <a:graphicFrameLocks noChangeAspect="1"/>
+            </wp:cNvGraphicFramePr>
+            <a:graphic>
+              <a:graphicData uri="http://schemas.openxmlformats.org/drawingml/2006/picture">
+                <pic:pic>
+                  <pic:nvPicPr>
+                    <pic:cNvPr id="0" name="academy-story-ai-4-18-02.png"/>
+                    <pic:cNvPicPr/>
+                  </pic:nvPicPr>
+                  <pic:blipFill>
+                    <a:blip r:embed="rId10"/>
+                    <a:stretch>
+                      <a:fillRect/>
+                    </a:stretch>
+                  </pic:blipFill>
+                  <pic:spPr>
+                    <a:xfrm>
+                      <a:off x="0" y="0"/>
+                      <a:ext cx="5486400" cy="3493008"/>
+                    </a:xfrm>
+                    <a:prstGeom prst="rect"/>
+                  </pic:spPr>
+                </pic:pic>
+              </a:graphicData>
+            </a:graphic>
+          </wp:inline>
+        </w:drawing>
+      </w:r>
+    </w:p>
+    <w:p>
+      <w:pPr>
+        <w:pStyle w:val="Heading3"/>
+      </w:pPr>
+      <w:r>
+        <w:t>Read the picture one step at a time</w:t>
+      </w:r>
+    </w:p>
+    <w:tbl>
+      <w:tblPr>
+        <w:tblStyle w:val="LightShading-Accent1"/>
+        <w:tblW w:type="auto" w:w="0"/>
+        <w:tblLook w:firstColumn="1" w:firstRow="1" w:lastColumn="0" w:lastRow="0" w:noHBand="0" w:noVBand="1" w:val="04A0"/>
+      </w:tblPr>
+      <w:tblGrid>
+        <w:gridCol w:w="5112"/>
+        <w:gridCol w:w="5112"/>
+      </w:tblGrid>
+      <w:tr>
+        <w:trPr>
+          <w:tblHeader/>
+        </w:trPr>
+        <w:tc>
+          <w:tcPr>
+            <w:tcW w:type="dxa" w:w="5112"/>
+          </w:tcPr>
+          <w:p>
+            <w:r>
+              <w:t>Step</w:t>
+            </w:r>
+          </w:p>
+        </w:tc>
+        <w:tc>
+          <w:tcPr>
+            <w:tcW w:type="dxa" w:w="5112"/>
+          </w:tcPr>
+          <w:p>
+            <w:r>
+              <w:t>What happens and why</w:t>
+            </w:r>
+          </w:p>
+        </w:tc>
+      </w:tr>
+      <w:tr>
+        <w:tc>
+          <w:tcPr>
+            <w:tcW w:type="dxa" w:w="5112"/>
+          </w:tcPr>
+          <w:p>
+            <w:r>
+              <w:t>1. Compute slice errors</w:t>
+            </w:r>
+          </w:p>
+        </w:tc>
+        <w:tc>
+          <w:tcPr>
+            <w:tcW w:type="dxa" w:w="5112"/>
+          </w:tcPr>
+          <w:p>
+            <w:r>
+              <w:t>Bright: 12.5%; dim: 50%. Total errors4/14, about28.6%.</w:t>
+            </w:r>
+          </w:p>
+        </w:tc>
+      </w:tr>
+      <w:tr>
+        <w:tc>
+          <w:tcPr>
+            <w:tcW w:type="dxa" w:w="5112"/>
+          </w:tcPr>
+          <w:p>
+            <w:r>
+              <w:t>2. Inspect dim failures</w:t>
+            </w:r>
+          </w:p>
+        </w:tc>
+        <w:tc>
+          <w:tcPr>
+            <w:tcW w:type="dxa" w:w="5112"/>
+          </w:tcPr>
+          <w:p>
+            <w:r>
+              <w:t>Check blur, lighting and label uncertainty instead of assuming lighting caused every error.</w:t>
+            </w:r>
+          </w:p>
+        </w:tc>
+      </w:tr>
+      <w:tr>
+        <w:tc>
+          <w:tcPr>
+            <w:tcW w:type="dxa" w:w="5112"/>
+          </w:tcPr>
+          <w:p>
+            <w:r>
+              <w:t>3. Plan controlled pair</w:t>
+            </w:r>
+          </w:p>
+        </w:tc>
+        <w:tc>
+          <w:tcPr>
+            <w:tcW w:type="dxa" w:w="5112"/>
+          </w:tcPr>
+          <w:p>
+            <w:r>
+              <w:t>Photograph the same approved toy scene in bright and dim conditions; hold device and framing fixed.</w:t>
+            </w:r>
+          </w:p>
+        </w:tc>
+      </w:tr>
+    </w:tbl>
+    <w:p>
+      <w:r>
+        <w:t>Match each pictured step to the supplied facts. This is a worked teaching case, not an independent assessment.</w:t>
+      </w:r>
+    </w:p>
+    <w:p>
+      <w:pPr>
+        <w:spacing w:line="336" w:lineRule="auto" w:after="180"/>
+      </w:pPr>
+      <w:r>
+        <w:rPr>
+          <w:b w:val="0"/>
+        </w:rPr>
+        <w:t xml:space="preserve">Read the picture in order. Photograph the same approved toy scene in bright and dim conditions; hold device and framing fixed. The arrows show which recorded </w:t>
+      </w:r>
+      <w:r>
+        <w:rPr>
+          <w:b/>
+        </w:rPr>
+        <w:t>input</w:t>
+      </w:r>
+      <w:r>
+        <w:rPr>
+          <w:b w:val="0"/>
+        </w:rPr>
+        <w:t xml:space="preserve"> or intermediate result each decision uses.</w:t>
+      </w:r>
+    </w:p>
+    <w:p>
+      <w:pPr>
+        <w:spacing w:line="336" w:lineRule="auto" w:after="180"/>
+      </w:pPr>
+      <w:r>
+        <w:rPr>
+          <w:b w:val="0"/>
+        </w:rPr>
+        <w:t>Explain the deciding step aloud before checking the changed case; pointing to the final answer alone does not show how it follows.</w:t>
+      </w:r>
+    </w:p>
+    <w:p>
+      <w:pPr>
+        <w:spacing w:line="336" w:lineRule="auto" w:after="180"/>
+      </w:pPr>
+      <w:r>
+        <w:rPr>
+          <w:b w:val="0"/>
+        </w:rPr>
+        <w:t>A slice difference suggests investigation; it does not establish a causal lighting explanation by itself.</w:t>
+      </w:r>
+    </w:p>
+    <w:p>
+      <w:pPr>
+        <w:spacing w:line="336" w:lineRule="auto" w:after="180"/>
+      </w:pPr>
+      <w:r>
+        <w:rPr>
+          <w:b w:val="0"/>
+        </w:rPr>
+        <w:t>Change: Dim errors fall to1/6 in a later same-case replay.</w:t>
+      </w:r>
+    </w:p>
+    <w:p>
+      <w:pPr>
+        <w:spacing w:line="336" w:lineRule="auto" w:after="180"/>
+      </w:pPr>
+      <w:r>
+        <w:rPr>
+          <w:b/>
+        </w:rPr>
+        <w:t>Prediction</w:t>
+      </w:r>
+      <w:r>
+        <w:rPr>
+          <w:b w:val="0"/>
+        </w:rPr>
+        <w:t xml:space="preserve">: The replay’s dim error rate is 16.7%; it is development </w:t>
+      </w:r>
+      <w:r>
+        <w:rPr>
+          <w:b/>
+        </w:rPr>
+        <w:t>evidence</w:t>
+      </w:r>
+      <w:r>
+        <w:rPr>
+          <w:b w:val="0"/>
+        </w:rPr>
+        <w:t xml:space="preserve"> if those cases guided the revision.</w:t>
+      </w:r>
+    </w:p>
+    <w:p>
+      <w:pPr>
+        <w:spacing w:line="336" w:lineRule="auto" w:after="180"/>
+      </w:pPr>
+      <w:r>
+        <w:rPr>
+          <w:b w:val="0"/>
+        </w:rPr>
+        <w:t>Reason: Observed improvement on reused cases is not an untouched final generalisation test.</w:t>
+      </w:r>
+    </w:p>
+    <w:p>
+      <w:pPr>
+        <w:pStyle w:val="Heading2"/>
+      </w:pPr>
+      <w:r>
+        <w:t>Additional backlit/ordinary comparison · reference / check after trying</w:t>
+      </w:r>
+    </w:p>
+    <w:p>
+      <w:pPr>
+        <w:spacing w:line="336" w:lineRule="auto" w:after="180"/>
+      </w:pPr>
+      <w:r>
+        <w:rPr>
+          <w:b w:val="0"/>
+        </w:rPr>
+        <w:t>Four errors occur among five backlit photos; two among twenty ordinary photos.</w:t>
+      </w:r>
+    </w:p>
+    <w:p>
+      <w:pPr>
+        <w:spacing w:line="336" w:lineRule="auto" w:after="180"/>
+      </w:pPr>
+      <w:r>
+        <w:rPr>
+          <w:b w:val="0"/>
+        </w:rPr>
+        <w:t>Compare rates and investigate.</w:t>
+      </w:r>
+    </w:p>
+    <w:p>
+      <w:pPr>
+        <w:spacing w:line="336" w:lineRule="auto" w:after="180"/>
+      </w:pPr>
+      <w:r>
+        <w:rPr>
+          <w:b w:val="0"/>
+        </w:rPr>
+        <w:t>Backlit error=</w:t>
+      </w:r>
+      <w:r>
+        <w:rPr>
+          <w:b/>
+        </w:rPr>
+        <w:t>80%</w:t>
+      </w:r>
+      <w:r>
+        <w:rPr>
+          <w:b w:val="0"/>
+        </w:rPr>
+        <w:t>; ordinary=10%. Inspect image quality and confounding differences. Association motivates controlled testing; it does not alone prove cause.</w:t>
+      </w:r>
+    </w:p>
+    <w:p>
+      <w:pPr>
+        <w:pStyle w:val="Heading2"/>
+      </w:pPr>
+      <w:r>
+        <w:t>Earlier wording, alternatives and picture transcripts · reference / check after trying</w:t>
+      </w:r>
+    </w:p>
+    <w:p>
+      <w:pPr>
+        <w:spacing w:line="336" w:lineRule="auto" w:after="180"/>
+      </w:pPr>
+      <w:r>
+        <w:rPr>
+          <w:b w:val="0"/>
+        </w:rPr>
+        <w:t>Explain the mechanism</w:t>
+      </w:r>
+    </w:p>
+    <w:p>
+      <w:pPr>
+        <w:spacing w:line="336" w:lineRule="auto" w:after="180"/>
+      </w:pPr>
+      <w:r>
+        <w:rPr>
+          <w:b w:val="0"/>
+        </w:rPr>
+        <w:t>Trace the information, fitted behavior, and evaluation proof separately.</w:t>
+      </w:r>
+    </w:p>
+    <w:p>
+      <w:pPr>
+        <w:spacing w:line="336" w:lineRule="auto" w:after="180"/>
+      </w:pPr>
+      <w:r>
+        <w:rPr>
+          <w:b w:val="0"/>
+        </w:rPr>
+        <w:t>QUESTION Cluster mistakes and propose cause-specific next tests.</w:t>
+      </w:r>
+    </w:p>
+    <w:p>
+      <w:pPr>
+        <w:spacing w:line="336" w:lineRule="auto" w:after="180"/>
+      </w:pPr>
+      <w:r>
+        <w:rPr>
+          <w:b w:val="0"/>
+        </w:rPr>
+        <w:t>MODEL IDEA Grouping errors by observable conditions connects a metric problem to possible data, label, feature, or model causes.</w:t>
+      </w:r>
+    </w:p>
+    <w:p>
+      <w:pPr>
+        <w:spacing w:line="336" w:lineRule="auto" w:after="180"/>
+      </w:pPr>
+      <w:r>
+        <w:rPr>
+          <w:b w:val="0"/>
+        </w:rPr>
+        <w:t xml:space="preserve">PROOF NEEDED Use an unseen case, visible calculation, </w:t>
+      </w:r>
+      <w:r>
+        <w:rPr>
+          <w:b/>
+        </w:rPr>
+        <w:t>error analysis</w:t>
+      </w:r>
+      <w:r>
+        <w:rPr>
+          <w:b w:val="0"/>
+        </w:rPr>
+        <w:t>, and a stated limitation.</w:t>
+      </w:r>
+    </w:p>
+    <w:p>
+      <w:pPr>
+        <w:spacing w:line="336" w:lineRule="auto" w:after="180"/>
+      </w:pPr>
+      <w:r>
+        <w:rPr>
+          <w:b w:val="0"/>
+        </w:rPr>
+        <w:t>UNDER THE HOOD Twelve errors are grouped: 6 low light, 3 blurred, 2 label disagreements, 1 unusual species. Largest cluster suggests a lighting representation problem, not proof of the cause.</w:t>
+      </w:r>
+    </w:p>
+    <w:p>
+      <w:pPr>
+        <w:spacing w:line="336" w:lineRule="auto" w:after="180"/>
+      </w:pPr>
+      <w:r>
+        <w:rPr>
+          <w:b w:val="0"/>
+        </w:rPr>
+        <w:t xml:space="preserve">Draw a fresh data → model → </w:t>
+      </w:r>
+      <w:r>
+        <w:rPr>
+          <w:b/>
+        </w:rPr>
+        <w:t>prediction</w:t>
+      </w:r>
+      <w:r>
+        <w:rPr>
+          <w:b w:val="0"/>
+        </w:rPr>
+        <w:t xml:space="preserve"> → evaluation trace:</w:t>
+      </w:r>
+    </w:p>
+    <w:p>
+      <w:pPr>
+        <w:spacing w:line="336" w:lineRule="auto" w:after="180"/>
+      </w:pPr>
+      <w:r>
+        <w:rPr>
+          <w:b w:val="0"/>
+        </w:rPr>
+        <w:t xml:space="preserve">Predict first. Then check each step. A correct answer without visible </w:t>
+      </w:r>
+      <w:r>
+        <w:rPr>
+          <w:b/>
+        </w:rPr>
+        <w:t>evidence</w:t>
+      </w:r>
+      <w:r>
+        <w:rPr>
+          <w:b w:val="0"/>
+        </w:rPr>
+        <w:t xml:space="preserve"> cannot be audited.</w:t>
+      </w:r>
+    </w:p>
+    <w:p>
+      <w:pPr>
+        <w:spacing w:line="336" w:lineRule="auto" w:after="180"/>
+      </w:pPr>
+      <w:r>
+        <w:rPr>
+          <w:b w:val="0"/>
+        </w:rPr>
+        <w:t>STEP 1 Twelve errors are grouped: 6 low light, 3 blurred, 2 label disagreements, 1 unusual species.</w:t>
+      </w:r>
+    </w:p>
+    <w:p>
+      <w:pPr>
+        <w:spacing w:line="336" w:lineRule="auto" w:after="180"/>
+      </w:pPr>
+      <w:r>
+        <w:rPr>
+          <w:b w:val="0"/>
+        </w:rPr>
+        <w:t>STEP 2 Largest cluster suggests a lighting representation problem, not proof of the cause.</w:t>
+      </w:r>
+    </w:p>
+    <w:p>
+      <w:pPr>
+        <w:spacing w:line="336" w:lineRule="auto" w:after="180"/>
+      </w:pPr>
+      <w:r>
+        <w:rPr>
+          <w:b w:val="0"/>
+        </w:rPr>
+        <w:t>STEP 3 Collect or transform low-light examples, changing one factor.</w:t>
+      </w:r>
+    </w:p>
+    <w:p>
+      <w:pPr>
+        <w:spacing w:line="336" w:lineRule="auto" w:after="180"/>
+      </w:pPr>
+      <w:r>
+        <w:rPr>
+          <w:b w:val="0"/>
+        </w:rPr>
+        <w:t xml:space="preserve">STEP 4 Rerun the same evaluation and inspect other slices for </w:t>
+      </w:r>
+      <w:r>
+        <w:rPr>
+          <w:b/>
+        </w:rPr>
+        <w:t>regression</w:t>
+      </w:r>
+      <w:r>
+        <w:rPr>
+          <w:b w:val="0"/>
+        </w:rPr>
+        <w:t>s.</w:t>
+      </w:r>
+    </w:p>
+    <w:p>
+      <w:pPr>
+        <w:spacing w:line="336" w:lineRule="auto" w:after="180"/>
+      </w:pPr>
+      <w:r>
+        <w:rPr>
+          <w:b w:val="0"/>
+        </w:rPr>
+        <w:t>CHECK Verify the denominator, unit, split, class definition, and data version before interpreting a score.</w:t>
+      </w:r>
+    </w:p>
+    <w:p>
+      <w:pPr>
+        <w:spacing w:line="336" w:lineRule="auto" w:after="180"/>
+      </w:pPr>
+      <w:r>
+        <w:rPr>
+          <w:b w:val="0"/>
+        </w:rPr>
+        <w:t xml:space="preserve">Recalculate, retrace, or restate the </w:t>
+      </w:r>
+      <w:r>
+        <w:rPr>
+          <w:b/>
+        </w:rPr>
+        <w:t>evidence</w:t>
+      </w:r>
+      <w:r>
+        <w:rPr>
+          <w:b w:val="0"/>
+        </w:rPr>
+        <w:t xml:space="preserve"> independently:</w:t>
+      </w:r>
+    </w:p>
+    <w:p>
+      <w:pPr>
+        <w:pStyle w:val="Heading3"/>
+      </w:pPr>
+      <w:r>
+        <w:t>Concrete teaching case</w:t>
+      </w:r>
+    </w:p>
+    <w:p>
+      <w:pPr>
+        <w:pStyle w:val="Heading3"/>
+      </w:pPr>
+      <w:r>
+        <w:t>Exact explanation to model</w:t>
+      </w:r>
+    </w:p>
+    <w:p>
+      <w:pPr>
+        <w:pStyle w:val="Heading3"/>
+      </w:pPr>
+      <w:r>
+        <w:t>Explain the added worked example</w:t>
+      </w:r>
+    </w:p>
+    <w:p>
+      <w:pPr>
+        <w:pStyle w:val="Heading3"/>
+      </w:pPr>
+      <w:r>
+        <w:t>Key terms</w:t>
+      </w:r>
+    </w:p>
+    <w:p>
+      <w:pPr>
+        <w:pStyle w:val="Heading3"/>
+      </w:pPr>
+      <w:r>
+        <w:t>Model the reasoning aloud</w:t>
+      </w:r>
+    </w:p>
+    <w:p>
+      <w:pPr>
+        <w:spacing w:line="336" w:lineRule="auto" w:after="180"/>
+      </w:pPr>
+      <w:r>
+        <w:rPr>
+          <w:b w:val="0"/>
+        </w:rPr>
+        <w:t xml:space="preserve">Use the complete worked example below before asking learners to complete W2. Reveal a small part, invite a </w:t>
+      </w:r>
+      <w:r>
+        <w:rPr>
+          <w:b/>
+        </w:rPr>
+        <w:t>prediction</w:t>
+      </w:r>
+      <w:r>
+        <w:rPr>
+          <w:b w:val="0"/>
+        </w:rPr>
+        <w:t>, then explain the deciding step.</w:t>
+      </w:r>
+    </w:p>
+    <w:p>
+      <w:pPr>
+        <w:spacing w:line="336" w:lineRule="auto" w:after="180"/>
+      </w:pPr>
+      <w:r>
+        <w:rPr>
+          <w:b w:val="0"/>
+        </w:rPr>
+        <w:t>These teacher notes contain solutions; do not reveal the independent case answer during modelling.</w:t>
+      </w:r>
+    </w:p>
     <w:tbl>
       <w:tblPr>
         <w:tblStyle w:val="LightShading-Accent1"/>
@@ -1796,109 +2179,10 @@
     </w:p>
     <w:p>
       <w:pPr>
-        <w:spacing w:line="336" w:lineRule="auto" w:after="180"/>
-      </w:pPr>
-      <w:r>
-        <w:rPr>
-          <w:b w:val="0"/>
-        </w:rPr>
-        <w:t>Find an error cluster before choosing a controlled follow-up.</w:t>
-      </w:r>
-    </w:p>
-    <w:p>
-      <w:pPr>
         <w:pStyle w:val="Heading3"/>
       </w:pPr>
       <w:r>
         <w:t>The facts we will use</w:t>
-      </w:r>
-    </w:p>
-    <w:p>
-      <w:pPr>
-        <w:pStyle w:val="Heading3"/>
-      </w:pPr>
-      <w:r>
-        <w:t>Supplied facts</w:t>
-      </w:r>
-    </w:p>
-    <w:p>
-      <w:pPr>
-        <w:spacing w:line="336" w:lineRule="auto" w:after="180"/>
-        <w:shd w:fill="F1F6FC"/>
-      </w:pPr>
-      <w:r>
-        <w:rPr>
-          <w:b w:val="0"/>
-        </w:rPr>
-        <w:t>Candidate errors: bright-light photos1/8; dim-light photos3/6. Images and reference labels are fixed for this audit.</w:t>
-      </w:r>
-    </w:p>
-    <w:p>
-      <w:pPr>
-        <w:pStyle w:val="Heading3"/>
-      </w:pPr>
-      <w:r>
-        <w:t>Supplied facts</w:t>
-      </w:r>
-    </w:p>
-    <w:p>
-      <w:pPr>
-        <w:spacing w:line="336" w:lineRule="auto" w:after="180"/>
-        <w:shd w:fill="F1F6FC"/>
-      </w:pPr>
-      <w:r>
-        <w:rPr>
-          <w:b w:val="0"/>
-        </w:rPr>
-        <w:t xml:space="preserve">All </w:t>
-      </w:r>
-      <w:r>
-        <w:rPr>
-          <w:b/>
-        </w:rPr>
-        <w:t>input</w:t>
-      </w:r>
-      <w:r>
-        <w:rPr>
-          <w:b w:val="0"/>
-        </w:rPr>
-        <w:t>s and outcomes in this worked example are invented classroom data; no real model run is claimed.</w:t>
-      </w:r>
-    </w:p>
-    <w:p>
-      <w:r>
-        <w:drawing>
-          <wp:inline xmlns:a="http://schemas.openxmlformats.org/drawingml/2006/main" xmlns:pic="http://schemas.openxmlformats.org/drawingml/2006/picture">
-            <wp:extent cx="5486400" cy="2641600"/>
-            <wp:docPr id="1" name="Picture 1" descr="Errors per 100 photos in each lighting slice"/>
-            <wp:cNvGraphicFramePr>
-              <a:graphicFrameLocks noChangeAspect="1"/>
-            </wp:cNvGraphicFramePr>
-            <a:graphic>
-              <a:graphicData uri="http://schemas.openxmlformats.org/drawingml/2006/picture">
-                <pic:pic>
-                  <pic:nvPicPr>
-                    <pic:cNvPr id="0" name="academy-detail-ai-4-18.png"/>
-                    <pic:cNvPicPr/>
-                  </pic:nvPicPr>
-                  <pic:blipFill>
-                    <a:blip r:embed="rId9"/>
-                    <a:stretch>
-                      <a:fillRect/>
-                    </a:stretch>
-                  </pic:blipFill>
-                  <pic:spPr>
-                    <a:xfrm>
-                      <a:off x="0" y="0"/>
-                      <a:ext cx="5486400" cy="2641600"/>
-                    </a:xfrm>
-                    <a:prstGeom prst="rect"/>
-                  </pic:spPr>
-                </pic:pic>
-              </a:graphicData>
-            </a:graphic>
-          </wp:inline>
-        </w:drawing>
       </w:r>
     </w:p>
     <w:p>
@@ -1906,7 +2190,7 @@
         <w:drawing>
           <wp:inline xmlns:a="http://schemas.openxmlformats.org/drawingml/2006/main" xmlns:pic="http://schemas.openxmlformats.org/drawingml/2006/picture">
             <wp:extent cx="5486400" cy="5225143"/>
-            <wp:docPr id="2" name="Picture 2" descr="Error Analysis. Compute slice errors: Bright: 12.5%; dim: 50%. Total errors4/14, about28.6%.. Inspect dim failures: Check blur, lighting and label uncertainty instead of assuming lighting caused every error.. Plan controlled pair: Photograph the same approved toy scene in bright and dim conditions; hold device and framing fixed."/>
+            <wp:docPr id="3" name="Picture 3" descr="Error Analysis. Compute slice errors: Bright: 12.5%; dim: 50%. Total errors4/14, about28.6%.. Inspect dim failures: Check blur, lighting and label uncertainty instead of assuming lighting caused every error.. Plan controlled pair: Photograph the same approved toy scene in bright and dim conditions; hold device and framing fixed."/>
             <wp:cNvGraphicFramePr>
               <a:graphicFrameLocks noChangeAspect="1"/>
             </wp:cNvGraphicFramePr>
@@ -1918,7 +2202,7 @@
                     <pic:cNvPicPr/>
                   </pic:nvPicPr>
                   <pic:blipFill>
-                    <a:blip r:embed="rId10"/>
+                    <a:blip r:embed="rId11"/>
                     <a:stretch>
                       <a:fillRect/>
                     </a:stretch>
@@ -1942,114 +2226,7 @@
         <w:pStyle w:val="Heading3"/>
       </w:pPr>
       <w:r>
-        <w:t>Read the picture one step at a time</w:t>
-      </w:r>
-    </w:p>
-    <w:tbl>
-      <w:tblPr>
-        <w:tblStyle w:val="LightShading-Accent1"/>
-        <w:tblW w:type="auto" w:w="0"/>
-        <w:tblLook w:firstColumn="1" w:firstRow="1" w:lastColumn="0" w:lastRow="0" w:noHBand="0" w:noVBand="1" w:val="04A0"/>
-      </w:tblPr>
-      <w:tblGrid>
-        <w:gridCol w:w="5112"/>
-        <w:gridCol w:w="5112"/>
-      </w:tblGrid>
-      <w:tr>
-        <w:trPr>
-          <w:tblHeader/>
-        </w:trPr>
-        <w:tc>
-          <w:tcPr>
-            <w:tcW w:type="dxa" w:w="5112"/>
-          </w:tcPr>
-          <w:p>
-            <w:r>
-              <w:t>Step</w:t>
-            </w:r>
-          </w:p>
-        </w:tc>
-        <w:tc>
-          <w:tcPr>
-            <w:tcW w:type="dxa" w:w="5112"/>
-          </w:tcPr>
-          <w:p>
-            <w:r>
-              <w:t>What happens and why</w:t>
-            </w:r>
-          </w:p>
-        </w:tc>
-      </w:tr>
-      <w:tr>
-        <w:tc>
-          <w:tcPr>
-            <w:tcW w:type="dxa" w:w="5112"/>
-          </w:tcPr>
-          <w:p>
-            <w:r>
-              <w:t>1. Compute slice errors</w:t>
-            </w:r>
-          </w:p>
-        </w:tc>
-        <w:tc>
-          <w:tcPr>
-            <w:tcW w:type="dxa" w:w="5112"/>
-          </w:tcPr>
-          <w:p>
-            <w:r>
-              <w:t>Bright: 12.5%; dim: 50%. Total errors4/14, about28.6%.</w:t>
-            </w:r>
-          </w:p>
-        </w:tc>
-      </w:tr>
-      <w:tr>
-        <w:tc>
-          <w:tcPr>
-            <w:tcW w:type="dxa" w:w="5112"/>
-          </w:tcPr>
-          <w:p>
-            <w:r>
-              <w:t>2. Inspect dim failures</w:t>
-            </w:r>
-          </w:p>
-        </w:tc>
-        <w:tc>
-          <w:tcPr>
-            <w:tcW w:type="dxa" w:w="5112"/>
-          </w:tcPr>
-          <w:p>
-            <w:r>
-              <w:t>Check blur, lighting and label uncertainty instead of assuming lighting caused every error.</w:t>
-            </w:r>
-          </w:p>
-        </w:tc>
-      </w:tr>
-      <w:tr>
-        <w:tc>
-          <w:tcPr>
-            <w:tcW w:type="dxa" w:w="5112"/>
-          </w:tcPr>
-          <w:p>
-            <w:r>
-              <w:t>3. Plan controlled pair</w:t>
-            </w:r>
-          </w:p>
-        </w:tc>
-        <w:tc>
-          <w:tcPr>
-            <w:tcW w:type="dxa" w:w="5112"/>
-          </w:tcPr>
-          <w:p>
-            <w:r>
-              <w:t>Photograph the same approved toy scene in bright and dim conditions; hold device and framing fixed.</w:t>
-            </w:r>
-          </w:p>
-        </w:tc>
-      </w:tr>
-    </w:tbl>
-    <w:p>
-      <w:r>
-        <w:t>Match each pictured step to the supplied facts. This is a worked teaching case, not an independent assessment.</w:t>
+        <w:t>Why this result follows</w:t>
       </w:r>
     </w:p>
     <w:p>
@@ -2057,7 +2234,7 @@
         <w:pStyle w:val="Heading3"/>
       </w:pPr>
       <w:r>
-        <w:t>Why this result follows</w:t>
+        <w:t>What this example does not establish</w:t>
       </w:r>
     </w:p>
     <w:p>
@@ -2065,19 +2242,26 @@
         <w:pStyle w:val="Heading3"/>
       </w:pPr>
       <w:r>
-        <w:t>Why the result follows</w:t>
+        <w:t>Change one thing in the pictured case</w:t>
+      </w:r>
+    </w:p>
+    <w:p>
+      <w:pPr>
+        <w:pStyle w:val="Heading3"/>
+      </w:pPr>
+      <w:r>
+        <w:t>Ask while showing the picture</w:t>
       </w:r>
     </w:p>
     <w:p>
       <w:pPr>
         <w:spacing w:line="336" w:lineRule="auto" w:after="180"/>
-        <w:shd w:fill="F1F6FC"/>
       </w:pPr>
       <w:r>
         <w:rPr>
           <w:b w:val="0"/>
         </w:rPr>
-        <w:t xml:space="preserve">Read the picture in order. Photograph the same approved toy scene in bright and dim conditions; hold device and framing fixed. The arrows show which recorded </w:t>
+        <w:t xml:space="preserve">Cover the result. Ask learners to name the </w:t>
       </w:r>
       <w:r>
         <w:rPr>
@@ -2089,19 +2273,412 @@
         <w:rPr>
           <w:b w:val="0"/>
         </w:rPr>
-        <w:t xml:space="preserve"> or intermediate result each decision uses.</w:t>
+        <w:t xml:space="preserve">s and predict the next step. Uncover one step, connect the icon to the actual procedure, and explain its </w:t>
+      </w:r>
+      <w:r>
+        <w:rPr>
+          <w:b/>
+        </w:rPr>
+        <w:t>evidence</w:t>
+      </w:r>
+      <w:r>
+        <w:rPr>
+          <w:b w:val="0"/>
+        </w:rPr>
+        <w:t>. Then change the supplied condition and compare.</w:t>
       </w:r>
     </w:p>
     <w:p>
       <w:pPr>
         <w:spacing w:line="336" w:lineRule="auto" w:after="180"/>
-        <w:shd w:fill="F1F6FC"/>
       </w:pPr>
       <w:r>
         <w:rPr>
           <w:b w:val="0"/>
         </w:rPr>
-        <w:t>Explain the deciding step aloud before checking the changed case; pointing to the final answer alone does not show how it follows.</w:t>
+        <w:t>The picture is a representation; it does not document execution of a real AI model.</w:t>
+      </w:r>
+    </w:p>
+    <w:p>
+      <w:pPr>
+        <w:pStyle w:val="Heading1"/>
+      </w:pPr>
+      <w:r>
+        <w:t>03. Guide the calculation, then remove help</w:t>
+      </w:r>
+    </w:p>
+    <w:p>
+      <w:r>
+        <w:t>Collect each learner’s prediction before showing its key.</w:t>
+      </w:r>
+    </w:p>
+    <w:p>
+      <w:pPr>
+        <w:pStyle w:val="Heading2"/>
+      </w:pPr>
+      <w:r>
+        <w:t>Current completion task and checked key</w:t>
+      </w:r>
+    </w:p>
+    <w:p>
+      <w:pPr>
+        <w:spacing w:line="336" w:lineRule="auto" w:after="180"/>
+      </w:pPr>
+      <w:r>
+        <w:rPr>
+          <w:b w:val="0"/>
+        </w:rPr>
+        <w:t>Completion task: Does the difference prove dim light causes model errors?</w:t>
+      </w:r>
+    </w:p>
+    <w:p>
+      <w:pPr>
+        <w:spacing w:line="336" w:lineRule="auto" w:after="180"/>
+      </w:pPr>
+      <w:r>
+        <w:rPr>
+          <w:b w:val="0"/>
+        </w:rPr>
+        <w:t xml:space="preserve">Teacher check: Teacher explanation: No. Other conditions and label quality may differ; it motivates a </w:t>
+      </w:r>
+      <w:r>
+        <w:rPr>
+          <w:b/>
+        </w:rPr>
+        <w:t>hypothesis</w:t>
+      </w:r>
+      <w:r>
+        <w:rPr>
+          <w:b w:val="0"/>
+        </w:rPr>
+        <w:t>.</w:t>
+      </w:r>
+    </w:p>
+    <w:p>
+      <w:pPr>
+        <w:spacing w:line="336" w:lineRule="auto" w:after="180"/>
+      </w:pPr>
+      <w:r>
+        <w:rPr>
+          <w:b w:val="0"/>
+        </w:rPr>
+        <w:t xml:space="preserve">Start by identifying the given </w:t>
+      </w:r>
+      <w:r>
+        <w:rPr>
+          <w:b/>
+        </w:rPr>
+        <w:t>input</w:t>
+      </w:r>
+      <w:r>
+        <w:rPr>
+          <w:b w:val="0"/>
+        </w:rPr>
+        <w:t>s together. Leave the intermediate steps blank. If needed, model one step, then withdraw that help on the next step. Move to a full trace only when the partial trace is understood.</w:t>
+      </w:r>
+    </w:p>
+    <w:p>
+      <w:pPr>
+        <w:spacing w:line="336" w:lineRule="auto" w:after="180"/>
+      </w:pPr>
+      <w:r>
+        <w:rPr>
+          <w:b w:val="0"/>
+        </w:rPr>
+        <w:t>For partners, alternate explainer and checker; collect a response from every learner before discussion.</w:t>
+      </w:r>
+    </w:p>
+    <w:p>
+      <w:pPr>
+        <w:pStyle w:val="Heading2"/>
+      </w:pPr>
+      <w:r>
+        <w:t>Individual misconception check</w:t>
+      </w:r>
+    </w:p>
+    <w:p>
+      <w:pPr>
+        <w:spacing w:line="336" w:lineRule="auto" w:after="180"/>
+      </w:pPr>
+      <w:r>
+        <w:rPr>
+          <w:b w:val="0"/>
+        </w:rPr>
+        <w:t xml:space="preserve">Use the worked case for </w:t>
+      </w:r>
+      <w:r>
+        <w:rPr>
+          <w:b/>
+        </w:rPr>
+        <w:t>Error analysis</w:t>
+      </w:r>
+      <w:r>
+        <w:rPr>
+          <w:b w:val="0"/>
+        </w:rPr>
+        <w:t xml:space="preserve"> and controlled follow-up. Proposed explanation: “A final answer is enough”. Decide whether this explanation is supported.</w:t>
+      </w:r>
+    </w:p>
+    <w:p>
+      <w:pPr>
+        <w:spacing w:line="336" w:lineRule="auto" w:after="180"/>
+      </w:pPr>
+      <w:r>
+        <w:rPr>
+          <w:b w:val="0"/>
+        </w:rPr>
+        <w:t>Point to the step or supplied fact that decides; explain your repair if needed.</w:t>
+      </w:r>
+    </w:p>
+    <w:p>
+      <w:pPr>
+        <w:spacing w:line="336" w:lineRule="auto" w:after="180"/>
+      </w:pPr>
+      <w:r>
+        <w:rPr>
+          <w:b w:val="0"/>
+        </w:rPr>
+        <w:t>Expected correction: Ask for the relevant counts, units, procedure or saved record. For this week: Dim 4/12 about 33.3 percent; bright 3/18 about 16.7 percent.</w:t>
+      </w:r>
+    </w:p>
+    <w:p>
+      <w:pPr>
+        <w:spacing w:line="336" w:lineRule="auto" w:after="180"/>
+      </w:pPr>
+      <w:r>
+        <w:rPr>
+          <w:b w:val="0"/>
+        </w:rPr>
+        <w:t>Collect explanations, not only yes/no votes. If a misunderstanding is common, re-model the relevant step for the class.</w:t>
+      </w:r>
+    </w:p>
+    <w:p>
+      <w:pPr>
+        <w:spacing w:line="336" w:lineRule="auto" w:after="180"/>
+      </w:pPr>
+      <w:r>
+        <w:rPr>
+          <w:b w:val="0"/>
+        </w:rPr>
+        <w:t>If it affects a few learners, give a short targeted group explanation while others solve a more demanding variation.</w:t>
+      </w:r>
+    </w:p>
+    <w:p>
+      <w:pPr>
+        <w:pStyle w:val="Heading2"/>
+      </w:pPr>
+      <w:r>
+        <w:t>Pictorial question and changed-case reasoning</w:t>
+      </w:r>
+    </w:p>
+    <w:p>
+      <w:pPr>
+        <w:spacing w:line="336" w:lineRule="auto" w:after="180"/>
+      </w:pPr>
+      <w:r>
+        <w:rPr>
+          <w:b w:val="0"/>
+        </w:rPr>
+        <w:t xml:space="preserve">What </w:t>
+      </w:r>
+      <w:r>
+        <w:rPr>
+          <w:b/>
+        </w:rPr>
+        <w:t>evidence</w:t>
+      </w:r>
+      <w:r>
+        <w:rPr>
+          <w:b w:val="0"/>
+        </w:rPr>
+        <w:t xml:space="preserve"> would support the claim that a change helps fresh dim-light images? Point to the relevant step in the picture, then write the changed result and the rule or </w:t>
+      </w:r>
+      <w:r>
+        <w:rPr>
+          <w:b/>
+        </w:rPr>
+        <w:t>evidence</w:t>
+      </w:r>
+      <w:r>
+        <w:rPr>
+          <w:b w:val="0"/>
+        </w:rPr>
+        <w:t xml:space="preserve"> that supports it.</w:t>
+      </w:r>
+    </w:p>
+    <w:p>
+      <w:pPr>
+        <w:spacing w:line="336" w:lineRule="auto" w:after="180"/>
+      </w:pPr>
+      <w:r>
+        <w:rPr>
+          <w:b w:val="0"/>
+        </w:rPr>
+        <w:t>Freeze the revision and test new appropriately labelled dim-light examples, retaining plant groups and comparable conditions.</w:t>
+      </w:r>
+    </w:p>
+    <w:p>
+      <w:pPr>
+        <w:spacing w:line="336" w:lineRule="auto" w:after="180"/>
+      </w:pPr>
+      <w:r>
+        <w:rPr>
+          <w:b w:val="0"/>
+        </w:rPr>
+        <w:t xml:space="preserve">Changed-case check: The replay’s dim error rate is 16.7%; it is development </w:t>
+      </w:r>
+      <w:r>
+        <w:rPr>
+          <w:b/>
+        </w:rPr>
+        <w:t>evidence</w:t>
+      </w:r>
+      <w:r>
+        <w:rPr>
+          <w:b w:val="0"/>
+        </w:rPr>
+        <w:t xml:space="preserve"> if those cases guided the revision. Observed improvement on reused cases is not an untouched final generalisation test.</w:t>
+      </w:r>
+    </w:p>
+    <w:p>
+      <w:pPr>
+        <w:spacing w:line="336" w:lineRule="auto" w:after="180"/>
+      </w:pPr>
+      <w:r>
+        <w:rPr>
+          <w:b w:val="0"/>
+        </w:rPr>
+        <w:t xml:space="preserve">Changed-case reasoning: The replay’s dim error rate is 16.7%; it is development </w:t>
+      </w:r>
+      <w:r>
+        <w:rPr>
+          <w:b/>
+        </w:rPr>
+        <w:t>evidence</w:t>
+      </w:r>
+      <w:r>
+        <w:rPr>
+          <w:b w:val="0"/>
+        </w:rPr>
+        <w:t xml:space="preserve"> if those cases guided the revision. Observed improvement on reused cases is not an untouched final generalisation test.</w:t>
+      </w:r>
+    </w:p>
+    <w:p>
+      <w:pPr>
+        <w:spacing w:line="336" w:lineRule="auto" w:after="180"/>
+      </w:pPr>
+      <w:r>
+        <w:rPr>
+          <w:b w:val="0"/>
+        </w:rPr>
+        <w:t xml:space="preserve">Collect each learner’s explanation before discussion. Use the first missing connection between </w:t>
+      </w:r>
+      <w:r>
+        <w:rPr>
+          <w:b/>
+        </w:rPr>
+        <w:t>input</w:t>
+      </w:r>
+      <w:r>
+        <w:rPr>
+          <w:b w:val="0"/>
+        </w:rPr>
+        <w:t xml:space="preserve">, deciding step and result to choose support. This question is worked-case practice, not fresh mastery </w:t>
+      </w:r>
+      <w:r>
+        <w:rPr>
+          <w:b/>
+        </w:rPr>
+        <w:t>evidence</w:t>
+      </w:r>
+      <w:r>
+        <w:rPr>
+          <w:b w:val="0"/>
+        </w:rPr>
+        <w:t>.</w:t>
+      </w:r>
+    </w:p>
+    <w:p>
+      <w:pPr>
+        <w:pStyle w:val="Heading2"/>
+      </w:pPr>
+      <w:r>
+        <w:t>Keep each learner explaining</w:t>
+      </w:r>
+    </w:p>
+    <w:p>
+      <w:pPr>
+        <w:spacing w:line="336" w:lineRule="auto" w:after="180"/>
+      </w:pPr>
+      <w:r>
+        <w:rPr>
+          <w:b w:val="0"/>
+        </w:rPr>
+        <w:t>Ask: Which facts are given, and which would we have to assume? Learners mark relevant details before discussing answers.</w:t>
+      </w:r>
+    </w:p>
+    <w:p>
+      <w:pPr>
+        <w:spacing w:line="336" w:lineRule="auto" w:after="180"/>
+      </w:pPr>
+      <w:r>
+        <w:rPr>
+          <w:b w:val="0"/>
+        </w:rPr>
+        <w:t>Say: Predict first. Show the rule, information path or calculation that would produce the result. A correct guess is not yet an explanation.</w:t>
+      </w:r>
+    </w:p>
+    <w:p>
+      <w:pPr>
+        <w:spacing w:line="336" w:lineRule="auto" w:after="180"/>
+      </w:pPr>
+      <w:r>
+        <w:rPr>
+          <w:b w:val="0"/>
+        </w:rPr>
+        <w:t xml:space="preserve">In pairs, one learner solves while the other checks </w:t>
+      </w:r>
+      <w:r>
+        <w:rPr>
+          <w:b/>
+        </w:rPr>
+        <w:t>evidence</w:t>
+      </w:r>
+      <w:r>
+        <w:rPr>
+          <w:b w:val="0"/>
+        </w:rPr>
+        <w:t>; exchange roles. Remove the worked answer before independent assessment.</w:t>
+      </w:r>
+    </w:p>
+    <w:p>
+      <w:pPr>
+        <w:pStyle w:val="Heading2"/>
+      </w:pPr>
+      <w:r>
+        <w:t>Earlier wording, alternatives and picture transcripts · reference / check after trying</w:t>
+      </w:r>
+    </w:p>
+    <w:p>
+      <w:pPr>
+        <w:spacing w:line="336" w:lineRule="auto" w:after="180"/>
+      </w:pPr>
+      <w:r>
+        <w:rPr>
+          <w:b w:val="0"/>
+        </w:rPr>
+        <w:t>Compact alternative: this two-session sequence covers selected core tasks. Use the three-session weekly plan for the full lesson, independent transfer, feedback and project work; allow extra time for extensions.</w:t>
+      </w:r>
+    </w:p>
+    <w:p>
+      <w:pPr>
+        <w:spacing w:line="336" w:lineRule="auto" w:after="180"/>
+      </w:pPr>
+      <w:r>
+        <w:rPr>
+          <w:b w:val="0"/>
+        </w:rPr>
+        <w:t>Demonstrate and guide practice</w:t>
       </w:r>
     </w:p>
     <w:p>
@@ -2109,7 +2686,75 @@
         <w:pStyle w:val="Heading3"/>
       </w:pPr>
       <w:r>
-        <w:t>What this example does not establish</w:t>
+        <w:t>Board sequence</w:t>
+      </w:r>
+    </w:p>
+    <w:p>
+      <w:pPr>
+        <w:spacing w:line="336" w:lineRule="auto" w:after="180"/>
+      </w:pPr>
+      <w:r>
+        <w:rPr>
+          <w:b w:val="0"/>
+        </w:rPr>
+        <w:t>Write the given facts: Four errors occur among five backlit photos; two among twenty ordinary photos.</w:t>
+      </w:r>
+    </w:p>
+    <w:p>
+      <w:pPr>
+        <w:spacing w:line="336" w:lineRule="auto" w:after="180"/>
+      </w:pPr>
+      <w:r>
+        <w:rPr>
+          <w:b w:val="0"/>
+        </w:rPr>
+        <w:t>Write the question to explain: Compare rates and investigate.</w:t>
+      </w:r>
+    </w:p>
+    <w:p>
+      <w:pPr>
+        <w:spacing w:line="336" w:lineRule="auto" w:after="180"/>
+      </w:pPr>
+      <w:r>
+        <w:rPr>
+          <w:b w:val="0"/>
+        </w:rPr>
+        <w:t xml:space="preserve">Reveal after </w:t>
+      </w:r>
+      <w:r>
+        <w:rPr>
+          <w:b/>
+        </w:rPr>
+        <w:t>prediction</w:t>
+      </w:r>
+      <w:r>
+        <w:rPr>
+          <w:b w:val="0"/>
+        </w:rPr>
+        <w:t>s: Backlit error=</w:t>
+      </w:r>
+      <w:r>
+        <w:rPr>
+          <w:b/>
+        </w:rPr>
+        <w:t>80%</w:t>
+      </w:r>
+      <w:r>
+        <w:rPr>
+          <w:b w:val="0"/>
+        </w:rPr>
+        <w:t>; ordinary=10%. Inspect image quality and confounding differences. Association motivates controlled testing; it does not alone prove cause.</w:t>
+      </w:r>
+    </w:p>
+    <w:p>
+      <w:pPr>
+        <w:spacing w:line="336" w:lineRule="auto" w:after="180"/>
+      </w:pPr>
+      <w:r>
+        <w:rPr>
+          <w:b w:val="0"/>
+        </w:rPr>
+        <w:t>Use the earlier transfer question as additional practice. Reserve the selected fresh route A/B before-after error comparison for the first individual attempt and record support used.</w:t>
       </w:r>
     </w:p>
     <w:p>
@@ -2117,394 +2762,18 @@
         <w:pStyle w:val="Heading3"/>
       </w:pPr>
       <w:r>
-        <w:t>Keep the stated limit</w:t>
+        <w:t>Classroom dialogue</w:t>
       </w:r>
     </w:p>
     <w:p>
       <w:pPr>
         <w:spacing w:line="336" w:lineRule="auto" w:after="180"/>
-        <w:shd w:fill="FFF5E6"/>
       </w:pPr>
       <w:r>
         <w:rPr>
           <w:b w:val="0"/>
         </w:rPr>
-        <w:t>A slice difference suggests investigation; it does not establish a causal lighting explanation by itself.</w:t>
-      </w:r>
-    </w:p>
-    <w:p>
-      <w:pPr>
-        <w:pStyle w:val="Heading3"/>
-      </w:pPr>
-      <w:r>
-        <w:t>Change one thing in the pictured case</w:t>
-      </w:r>
-    </w:p>
-    <w:p>
-      <w:pPr>
-        <w:pStyle w:val="Heading3"/>
-      </w:pPr>
-      <w:r>
-        <w:t>Change one thing</w:t>
-      </w:r>
-    </w:p>
-    <w:p>
-      <w:pPr>
-        <w:spacing w:line="336" w:lineRule="auto" w:after="180"/>
-        <w:shd w:fill="F5F1FB"/>
-      </w:pPr>
-      <w:r>
-        <w:rPr>
-          <w:b w:val="0"/>
-        </w:rPr>
-        <w:t>Change: Dim errors fall to1/6 in a later same-case replay.</w:t>
-      </w:r>
-    </w:p>
-    <w:p>
-      <w:pPr>
-        <w:pStyle w:val="Heading3"/>
-      </w:pPr>
-      <w:r>
-        <w:t>Predicted result</w:t>
-      </w:r>
-    </w:p>
-    <w:p>
-      <w:pPr>
-        <w:spacing w:line="336" w:lineRule="auto" w:after="180"/>
-        <w:shd w:fill="F1F6FC"/>
-      </w:pPr>
-      <w:r>
-        <w:rPr>
-          <w:b/>
-        </w:rPr>
-        <w:t>Prediction</w:t>
-      </w:r>
-      <w:r>
-        <w:rPr>
-          <w:b w:val="0"/>
-        </w:rPr>
-        <w:t xml:space="preserve">: The replay’s dim error rate is 16.7%; it is development </w:t>
-      </w:r>
-      <w:r>
-        <w:rPr>
-          <w:b/>
-        </w:rPr>
-        <w:t>evidence</w:t>
-      </w:r>
-      <w:r>
-        <w:rPr>
-          <w:b w:val="0"/>
-        </w:rPr>
-        <w:t xml:space="preserve"> if those cases guided the revision.</w:t>
-      </w:r>
-    </w:p>
-    <w:p>
-      <w:pPr>
-        <w:pStyle w:val="Heading3"/>
-      </w:pPr>
-      <w:r>
-        <w:t>Why the result follows</w:t>
-      </w:r>
-    </w:p>
-    <w:p>
-      <w:pPr>
-        <w:spacing w:line="336" w:lineRule="auto" w:after="180"/>
-        <w:shd w:fill="F1F6FC"/>
-      </w:pPr>
-      <w:r>
-        <w:rPr>
-          <w:b w:val="0"/>
-        </w:rPr>
-        <w:t>Reason: Observed improvement on reused cases is not an untouched final generalisation test.</w:t>
-      </w:r>
-    </w:p>
-    <w:p>
-      <w:pPr>
-        <w:pStyle w:val="Heading3"/>
-      </w:pPr>
-      <w:r>
-        <w:t>Ask while showing the picture</w:t>
-      </w:r>
-    </w:p>
-    <w:p>
-      <w:pPr>
-        <w:pStyle w:val="Heading3"/>
-      </w:pPr>
-      <w:r>
-        <w:t>Ask while showing the picture · 3</w:t>
-      </w:r>
-    </w:p>
-    <w:p>
-      <w:pPr>
-        <w:spacing w:line="336" w:lineRule="auto" w:after="180"/>
-      </w:pPr>
-      <w:r>
-        <w:rPr>
-          <w:b w:val="0"/>
-        </w:rPr>
-        <w:t xml:space="preserve">Cover the result. Ask learners to name the </w:t>
-      </w:r>
-      <w:r>
-        <w:rPr>
-          <w:b/>
-        </w:rPr>
-        <w:t>input</w:t>
-      </w:r>
-      <w:r>
-        <w:rPr>
-          <w:b w:val="0"/>
-        </w:rPr>
-        <w:t xml:space="preserve">s and predict the next step. Uncover one step, connect the icon to the actual procedure, and explain its </w:t>
-      </w:r>
-      <w:r>
-        <w:rPr>
-          <w:b/>
-        </w:rPr>
-        <w:t>evidence</w:t>
-      </w:r>
-      <w:r>
-        <w:rPr>
-          <w:b w:val="0"/>
-        </w:rPr>
-        <w:t>. Then change the supplied condition and compare.</w:t>
-      </w:r>
-    </w:p>
-    <w:p>
-      <w:pPr>
-        <w:spacing w:line="336" w:lineRule="auto" w:after="180"/>
-      </w:pPr>
-      <w:r>
-        <w:rPr>
-          <w:b w:val="0"/>
-        </w:rPr>
-        <w:t>The picture is a representation; it does not document execution of a real AI model.</w:t>
-      </w:r>
-    </w:p>
-    <w:p>
-      <w:pPr>
-        <w:pStyle w:val="Heading1"/>
-      </w:pPr>
-      <w:r>
-        <w:t>03. Demonstrate and guide practice</w:t>
-      </w:r>
-    </w:p>
-    <w:p>
-      <w:r>
-        <w:t>Demonstrate Error Analysis, reduce support deliberately and check individual reasoning before discussing answers.</w:t>
-      </w:r>
-    </w:p>
-    <w:p>
-      <w:pPr>
-        <w:pStyle w:val="Heading3"/>
-      </w:pPr>
-      <w:r>
-        <w:t>Choose the pacing route</w:t>
-      </w:r>
-    </w:p>
-    <w:p>
-      <w:pPr>
-        <w:spacing w:line="336" w:lineRule="auto" w:after="180"/>
-        <w:shd w:fill="F1F6F8"/>
-      </w:pPr>
-      <w:r>
-        <w:rPr>
-          <w:b w:val="0"/>
-        </w:rPr>
-        <w:t>Compact alternative: this two-session sequence covers selected core tasks. Use the three-session weekly plan for the full lesson, independent transfer, feedback and project work; allow extra time for extensions.</w:t>
-      </w:r>
-    </w:p>
-    <w:p>
-      <w:pPr>
-        <w:pStyle w:val="Heading3"/>
-      </w:pPr>
-      <w:r>
-        <w:t>Board sequence</w:t>
-      </w:r>
-    </w:p>
-    <w:p>
-      <w:pPr>
-        <w:pStyle w:val="Heading3"/>
-      </w:pPr>
-      <w:r>
-        <w:t>1. Put the facts on the board</w:t>
-      </w:r>
-    </w:p>
-    <w:p>
-      <w:pPr>
-        <w:spacing w:line="336" w:lineRule="auto" w:after="180"/>
-        <w:shd w:fill="F4F9FC"/>
-      </w:pPr>
-      <w:r>
-        <w:rPr>
-          <w:b w:val="0"/>
-        </w:rPr>
-        <w:t>Write the given facts: Four errors occur among five backlit photos; two among twenty ordinary photos.</w:t>
-      </w:r>
-    </w:p>
-    <w:p>
-      <w:pPr>
-        <w:pStyle w:val="Heading3"/>
-      </w:pPr>
-      <w:r>
-        <w:t>2. State the decision to explain</w:t>
-      </w:r>
-    </w:p>
-    <w:p>
-      <w:pPr>
-        <w:spacing w:line="336" w:lineRule="auto" w:after="180"/>
-        <w:shd w:fill="F4F9FC"/>
-      </w:pPr>
-      <w:r>
-        <w:rPr>
-          <w:b w:val="0"/>
-        </w:rPr>
-        <w:t>Write the question to explain: Compare rates and investigate.</w:t>
-      </w:r>
-    </w:p>
-    <w:p>
-      <w:pPr>
-        <w:pStyle w:val="Heading3"/>
-      </w:pPr>
-      <w:r>
-        <w:t>3. Reveal the worked reasoning</w:t>
-      </w:r>
-    </w:p>
-    <w:p>
-      <w:pPr>
-        <w:spacing w:line="336" w:lineRule="auto" w:after="180"/>
-        <w:shd w:fill="F1F6FC"/>
-      </w:pPr>
-      <w:r>
-        <w:rPr>
-          <w:b w:val="0"/>
-        </w:rPr>
-        <w:t xml:space="preserve">Reveal after </w:t>
-      </w:r>
-      <w:r>
-        <w:rPr>
-          <w:b/>
-        </w:rPr>
-        <w:t>prediction</w:t>
-      </w:r>
-      <w:r>
-        <w:rPr>
-          <w:b w:val="0"/>
-        </w:rPr>
-        <w:t>s: Backlit error=</w:t>
-      </w:r>
-      <w:r>
-        <w:rPr>
-          <w:b/>
-        </w:rPr>
-        <w:t>80%</w:t>
-      </w:r>
-      <w:r>
-        <w:rPr>
-          <w:b w:val="0"/>
-        </w:rPr>
-        <w:t>; ordinary=10%. Inspect image quality and confounding differences. Association motivates controlled testing; it does not alone prove cause.</w:t>
-      </w:r>
-    </w:p>
-    <w:p>
-      <w:pPr>
-        <w:pStyle w:val="Heading3"/>
-      </w:pPr>
-      <w:r>
-        <w:t>Hold back the independent task</w:t>
-      </w:r>
-    </w:p>
-    <w:p>
-      <w:pPr>
-        <w:spacing w:line="336" w:lineRule="auto" w:after="180"/>
-        <w:shd w:fill="F5F1FB"/>
-      </w:pPr>
-      <w:r>
-        <w:rPr>
-          <w:b w:val="0"/>
-        </w:rPr>
-        <w:t>Keep for an independent attempt: Of eight errors, six are on blurry images and two on clear images. Can you conclude blurry images have a higher error rate without group totals?</w:t>
-      </w:r>
-    </w:p>
-    <w:p>
-      <w:pPr>
-        <w:pStyle w:val="Heading3"/>
-      </w:pPr>
-      <w:r>
-        <w:t>Classroom dialogue</w:t>
-      </w:r>
-    </w:p>
-    <w:p>
-      <w:pPr>
-        <w:pStyle w:val="Heading3"/>
-      </w:pPr>
-      <w:r>
-        <w:t>Ask the class</w:t>
-      </w:r>
-    </w:p>
-    <w:p>
-      <w:pPr>
-        <w:spacing w:line="336" w:lineRule="auto" w:after="180"/>
-        <w:shd w:fill="F5F1FB"/>
-      </w:pPr>
-      <w:r>
-        <w:rPr>
-          <w:b w:val="0"/>
-        </w:rPr>
-        <w:t>Ask: Which facts are given, and which would we have to assume? Learners mark relevant details before discussing answers.</w:t>
-      </w:r>
-    </w:p>
-    <w:p>
-      <w:pPr>
-        <w:pStyle w:val="Heading3"/>
-      </w:pPr>
-      <w:r>
-        <w:t>Language to model</w:t>
-      </w:r>
-    </w:p>
-    <w:p>
-      <w:pPr>
-        <w:spacing w:line="336" w:lineRule="auto" w:after="180"/>
-        <w:shd w:fill="F1F6F8"/>
-      </w:pPr>
-      <w:r>
-        <w:rPr>
-          <w:b w:val="0"/>
-        </w:rPr>
-        <w:t>Say: Predict first. Show the rule, information path or calculation that would produce the result. A correct guess is not yet an explanation.</w:t>
-      </w:r>
-    </w:p>
-    <w:p>
-      <w:pPr>
-        <w:spacing w:line="336" w:lineRule="auto" w:after="180"/>
-      </w:pPr>
-      <w:r>
-        <w:rPr>
-          <w:b w:val="0"/>
-        </w:rPr>
         <w:t>Reveal reasoning one step at a time. Explain why a tempting alternative fails. Write units and denominators for arithmetic, trace conditions for decisions, and identify supporting sources for claims.</w:t>
-      </w:r>
-    </w:p>
-    <w:p>
-      <w:pPr>
-        <w:spacing w:line="336" w:lineRule="auto" w:after="180"/>
-      </w:pPr>
-      <w:r>
-        <w:rPr>
-          <w:b w:val="0"/>
-        </w:rPr>
-        <w:t xml:space="preserve">In pairs, one learner solves while the other checks </w:t>
-      </w:r>
-      <w:r>
-        <w:rPr>
-          <w:b/>
-        </w:rPr>
-        <w:t>evidence</w:t>
-      </w:r>
-      <w:r>
-        <w:rPr>
-          <w:b w:val="0"/>
-        </w:rPr>
-        <w:t>; exchange roles. Remove the worked answer before independent assessment.</w:t>
       </w:r>
     </w:p>
     <w:p>
@@ -2782,462 +3051,122 @@
         <w:pStyle w:val="Heading3"/>
       </w:pPr>
       <w:r>
-        <w:t>Completion practice</w:t>
+        <w:t>Individual reasoning check</w:t>
+      </w:r>
+    </w:p>
+    <w:p>
+      <w:pPr>
+        <w:pStyle w:val="Heading3"/>
+      </w:pPr>
+      <w:r>
+        <w:t>Pictorial practice question</w:t>
+      </w:r>
+    </w:p>
+    <w:p>
+      <w:pPr>
+        <w:pStyle w:val="Heading3"/>
+      </w:pPr>
+      <w:r>
+        <w:t>Reasoned teacher answer</w:t>
+      </w:r>
+    </w:p>
+    <w:p>
+      <w:pPr>
+        <w:pStyle w:val="Heading1"/>
+      </w:pPr>
+      <w:r>
+        <w:t>04. Run the complete supplied investigation</w:t>
+      </w:r>
+    </w:p>
+    <w:p>
+      <w:r>
+        <w:t>Keep predictions, observed or supplied outcomes and unmeasured cases separate.</w:t>
+      </w:r>
+    </w:p>
+    <w:p>
+      <w:pPr>
+        <w:pStyle w:val="Heading2"/>
+      </w:pPr>
+      <w:r>
+        <w:t>Supplied inputs and checked guidance</w:t>
       </w:r>
     </w:p>
     <w:p>
       <w:pPr>
         <w:spacing w:line="336" w:lineRule="auto" w:after="180"/>
-        <w:shd w:fill="F5F1FB"/>
       </w:pPr>
       <w:r>
         <w:rPr>
           <w:b w:val="0"/>
         </w:rPr>
-        <w:t>Completion task: Does the difference prove dim light causes model errors?</w:t>
-      </w:r>
-    </w:p>
-    <w:p>
-      <w:pPr>
-        <w:pStyle w:val="Heading3"/>
-      </w:pPr>
-      <w:r>
-        <w:t>Reasoning to listen for</w:t>
+        <w:t>Main total improves7→6 but bright worsens3/18→4/18; inspect B04 and competing device/route explanations. Counts supplied, no actual normalization model fit. Record fresh paired-scene protocol and withhold its nonexistent results. Independent route A5/10→3/10 improves50%→30%;B2/20→5/20 worsens10%→25%;total7/30→8/30 worsens.</w:t>
       </w:r>
     </w:p>
     <w:p>
       <w:pPr>
         <w:spacing w:line="336" w:lineRule="auto" w:after="180"/>
-        <w:shd w:fill="F1F6FC"/>
       </w:pPr>
       <w:r>
         <w:rPr>
           <w:b w:val="0"/>
         </w:rPr>
-        <w:t xml:space="preserve">Teacher check: Teacher explanation: No. Other conditions and label quality may differ; it motivates a </w:t>
-      </w:r>
-      <w:r>
-        <w:rPr>
-          <w:b/>
-        </w:rPr>
-        <w:t>hypothesis</w:t>
-      </w:r>
-      <w:r>
-        <w:rPr>
-          <w:b w:val="0"/>
-        </w:rPr>
-        <w:t>.</w:t>
-      </w:r>
-    </w:p>
-    <w:p>
-      <w:pPr>
-        <w:spacing w:line="336" w:lineRule="auto" w:after="180"/>
-      </w:pPr>
-      <w:r>
-        <w:rPr>
-          <w:b w:val="0"/>
-        </w:rPr>
-        <w:t xml:space="preserve">Start by identifying the given </w:t>
-      </w:r>
-      <w:r>
-        <w:rPr>
-          <w:b/>
-        </w:rPr>
-        <w:t>input</w:t>
-      </w:r>
-      <w:r>
-        <w:rPr>
-          <w:b w:val="0"/>
-        </w:rPr>
-        <w:t>s together. Leave the intermediate steps blank. If needed, model one step, then withdraw that help on the next step. Move to a full trace only when the partial trace is understood.</w:t>
-      </w:r>
-    </w:p>
-    <w:p>
-      <w:pPr>
-        <w:spacing w:line="336" w:lineRule="auto" w:after="180"/>
-      </w:pPr>
-      <w:r>
-        <w:rPr>
-          <w:b w:val="0"/>
-        </w:rPr>
-        <w:t>For partners, alternate explainer and checker; collect a response from every learner before discussion.</w:t>
-      </w:r>
-    </w:p>
-    <w:p>
-      <w:pPr>
-        <w:pStyle w:val="Heading3"/>
-      </w:pPr>
-      <w:r>
-        <w:t>Individual reasoning check</w:t>
-      </w:r>
-    </w:p>
-    <w:p>
-      <w:pPr>
-        <w:spacing w:line="336" w:lineRule="auto" w:after="180"/>
-      </w:pPr>
-      <w:r>
-        <w:rPr>
-          <w:b w:val="0"/>
-        </w:rPr>
-        <w:t xml:space="preserve">Use the worked case for </w:t>
-      </w:r>
-      <w:r>
-        <w:rPr>
-          <w:b/>
-        </w:rPr>
-        <w:t>Error analysis</w:t>
-      </w:r>
-      <w:r>
-        <w:rPr>
-          <w:b w:val="0"/>
-        </w:rPr>
-        <w:t xml:space="preserve"> and controlled follow-up. Proposed explanation: “A final answer is enough”. Decide whether this explanation is supported.</w:t>
-      </w:r>
-    </w:p>
-    <w:p>
-      <w:pPr>
-        <w:spacing w:line="336" w:lineRule="auto" w:after="180"/>
-      </w:pPr>
-      <w:r>
-        <w:rPr>
-          <w:b w:val="0"/>
-        </w:rPr>
-        <w:t>Point to the step or supplied fact that decides; explain your repair if needed.</w:t>
-      </w:r>
-    </w:p>
-    <w:p>
-      <w:pPr>
-        <w:pStyle w:val="Heading3"/>
-      </w:pPr>
-      <w:r>
-        <w:t>Expected repair</w:t>
-      </w:r>
-    </w:p>
-    <w:p>
-      <w:pPr>
-        <w:spacing w:line="336" w:lineRule="auto" w:after="180"/>
-        <w:shd w:fill="F1F6FC"/>
-      </w:pPr>
-      <w:r>
-        <w:rPr>
-          <w:b w:val="0"/>
-        </w:rPr>
-        <w:t>Expected correction: Ask for the relevant counts, units, procedure or saved record. For this week: Dim 4/12 about 33.3 percent; bright 3/18 about 16.7 percent.</w:t>
-      </w:r>
-    </w:p>
-    <w:p>
-      <w:pPr>
-        <w:spacing w:line="336" w:lineRule="auto" w:after="180"/>
-      </w:pPr>
-      <w:r>
-        <w:rPr>
-          <w:b w:val="0"/>
-        </w:rPr>
-        <w:t>Collect explanations, not only yes/no votes. If a misunderstanding is common, re-model the relevant step for the class.</w:t>
-      </w:r>
-    </w:p>
-    <w:p>
-      <w:pPr>
-        <w:spacing w:line="336" w:lineRule="auto" w:after="180"/>
-      </w:pPr>
-      <w:r>
-        <w:rPr>
-          <w:b w:val="0"/>
-        </w:rPr>
-        <w:t>If it affects a few learners, give a short targeted group explanation while others solve a more demanding variation.</w:t>
-      </w:r>
-    </w:p>
-    <w:p>
-      <w:pPr>
-        <w:pStyle w:val="Heading3"/>
-      </w:pPr>
-      <w:r>
-        <w:t>Pictorial practice question</w:t>
-      </w:r>
-    </w:p>
-    <w:p>
-      <w:pPr>
-        <w:spacing w:line="336" w:lineRule="auto" w:after="180"/>
-      </w:pPr>
-      <w:r>
-        <w:rPr>
-          <w:b w:val="0"/>
-        </w:rPr>
-        <w:t xml:space="preserve">What </w:t>
-      </w:r>
-      <w:r>
-        <w:rPr>
-          <w:b/>
-        </w:rPr>
-        <w:t>evidence</w:t>
-      </w:r>
-      <w:r>
-        <w:rPr>
-          <w:b w:val="0"/>
-        </w:rPr>
-        <w:t xml:space="preserve"> would support the claim that a change helps fresh dim-light images? Point to the relevant step in the picture, then write the changed result and the rule or </w:t>
-      </w:r>
-      <w:r>
-        <w:rPr>
-          <w:b/>
-        </w:rPr>
-        <w:t>evidence</w:t>
-      </w:r>
-      <w:r>
-        <w:rPr>
-          <w:b w:val="0"/>
-        </w:rPr>
-        <w:t xml:space="preserve"> that supports it.</w:t>
-      </w:r>
-    </w:p>
-    <w:p>
-      <w:pPr>
-        <w:pStyle w:val="Heading3"/>
-      </w:pPr>
-      <w:r>
-        <w:t>Reasoned teacher answer</w:t>
-      </w:r>
-    </w:p>
-    <w:p>
-      <w:pPr>
-        <w:spacing w:line="336" w:lineRule="auto" w:after="180"/>
-      </w:pPr>
-      <w:r>
-        <w:rPr>
-          <w:b w:val="0"/>
-        </w:rPr>
-        <w:t>Freeze the revision and test new appropriately labelled dim-light examples, retaining plant groups and comparable conditions.</w:t>
-      </w:r>
-    </w:p>
-    <w:p>
-      <w:pPr>
-        <w:spacing w:line="336" w:lineRule="auto" w:after="180"/>
-      </w:pPr>
-      <w:r>
-        <w:rPr>
-          <w:b w:val="0"/>
-        </w:rPr>
-        <w:t xml:space="preserve">Changed-case check: The replay’s dim error rate is 16.7%; it is development </w:t>
-      </w:r>
-      <w:r>
-        <w:rPr>
-          <w:b/>
-        </w:rPr>
-        <w:t>evidence</w:t>
-      </w:r>
-      <w:r>
-        <w:rPr>
-          <w:b w:val="0"/>
-        </w:rPr>
-        <w:t xml:space="preserve"> if those cases guided the revision. Observed improvement on reused cases is not an untouched final generalisation test.</w:t>
-      </w:r>
-    </w:p>
-    <w:p>
-      <w:pPr>
-        <w:spacing w:line="336" w:lineRule="auto" w:after="180"/>
-      </w:pPr>
-      <w:r>
-        <w:rPr>
-          <w:b w:val="0"/>
-        </w:rPr>
-        <w:t xml:space="preserve">Changed-case reasoning: The replay’s dim error rate is 16.7%; it is development </w:t>
-      </w:r>
-      <w:r>
-        <w:rPr>
-          <w:b/>
-        </w:rPr>
-        <w:t>evidence</w:t>
-      </w:r>
-      <w:r>
-        <w:rPr>
-          <w:b w:val="0"/>
-        </w:rPr>
-        <w:t xml:space="preserve"> if those cases guided the revision. Observed improvement on reused cases is not an untouched final generalisation test.</w:t>
-      </w:r>
-    </w:p>
-    <w:p>
-      <w:pPr>
-        <w:spacing w:line="336" w:lineRule="auto" w:after="180"/>
-      </w:pPr>
-      <w:r>
-        <w:rPr>
-          <w:b w:val="0"/>
-        </w:rPr>
-        <w:t xml:space="preserve">Collect each learner’s explanation before discussion. Use the first missing connection between </w:t>
-      </w:r>
-      <w:r>
-        <w:rPr>
-          <w:b/>
-        </w:rPr>
-        <w:t>input</w:t>
-      </w:r>
-      <w:r>
-        <w:rPr>
-          <w:b w:val="0"/>
-        </w:rPr>
-        <w:t xml:space="preserve">, deciding step and result to choose support. This question is worked-case practice, not fresh mastery </w:t>
-      </w:r>
-      <w:r>
-        <w:rPr>
-          <w:b/>
-        </w:rPr>
-        <w:t>evidence</w:t>
-      </w:r>
-      <w:r>
-        <w:rPr>
-          <w:b w:val="0"/>
-        </w:rPr>
-        <w:t>.</w:t>
-      </w:r>
-    </w:p>
-    <w:p>
-      <w:pPr>
-        <w:pStyle w:val="Heading1"/>
-      </w:pPr>
-      <w:r>
-        <w:t>04. Run the weekly evidence lab</w:t>
-      </w:r>
-    </w:p>
-    <w:p>
-      <w:r>
-        <w:t>Run the Error Analysis investigation and use the first unsupported step to choose a teaching response.</w:t>
-      </w:r>
-    </w:p>
-    <w:p>
-      <w:pPr>
-        <w:spacing w:line="336" w:lineRule="auto" w:after="180"/>
-      </w:pPr>
-      <w:r>
-        <w:rPr>
-          <w:b w:val="0"/>
-        </w:rPr>
-        <w:t>Keep the test conditions fixed, record every result, and change only one planned factor.</w:t>
-      </w:r>
-    </w:p>
-    <w:p>
-      <w:pPr>
-        <w:spacing w:line="336" w:lineRule="auto" w:after="180"/>
-        <w:shd w:fill="F4F9FC"/>
-      </w:pPr>
-      <w:r>
-        <w:rPr>
-          <w:b w:val="0"/>
-        </w:rPr>
-        <w:t xml:space="preserve">1. Write the </w:t>
-      </w:r>
-      <w:r>
-        <w:rPr>
-          <w:b/>
-        </w:rPr>
-        <w:t>hypothesis</w:t>
-      </w:r>
-      <w:r>
-        <w:rPr>
-          <w:b w:val="0"/>
-        </w:rPr>
-        <w:t xml:space="preserve"> and expected </w:t>
-      </w:r>
-      <w:r>
-        <w:rPr>
-          <w:b/>
-        </w:rPr>
-        <w:t>evidence</w:t>
-      </w:r>
-      <w:r>
-        <w:rPr>
-          <w:b w:val="0"/>
-        </w:rPr>
-        <w:t xml:space="preserve"> before running.</w:t>
-      </w:r>
-    </w:p>
-    <w:p>
-      <w:pPr>
-        <w:spacing w:line="336" w:lineRule="auto" w:after="180"/>
-        <w:shd w:fill="F4F9FC"/>
-      </w:pPr>
-      <w:r>
-        <w:rPr>
-          <w:b w:val="0"/>
-        </w:rPr>
-        <w:t xml:space="preserve">2. Error Clinic: annotate every wrong </w:t>
-      </w:r>
-      <w:r>
-        <w:rPr>
-          <w:b/>
-        </w:rPr>
-        <w:t>prediction</w:t>
-      </w:r>
-      <w:r>
-        <w:rPr>
-          <w:b w:val="0"/>
-        </w:rPr>
-        <w:t>, cluster by condition, write hypotheses, and select one measurable next test.</w:t>
-      </w:r>
-    </w:p>
-    <w:p>
-      <w:pPr>
-        <w:spacing w:line="336" w:lineRule="auto" w:after="180"/>
-        <w:shd w:fill="F4F9FC"/>
-      </w:pPr>
-      <w:r>
-        <w:rPr>
-          <w:b w:val="0"/>
-        </w:rPr>
+        <w:t>Investigate B, retain the old comparison and do not claim overall improvement or a proved cause.</w:t>
+      </w:r>
+    </w:p>
+    <w:p>
+      <w:pPr>
+        <w:pStyle w:val="Heading2"/>
+      </w:pPr>
+      <w:r>
+        <w:t>Predict, investigate and record</w:t>
+      </w:r>
+    </w:p>
+    <w:p>
+      <w:pPr>
+        <w:pStyle w:val="ListNumber"/>
+      </w:pPr>
+      <w:r>
+        <w:t>1. Write the hypothesis and expected evidence before running.</w:t>
+      </w:r>
+    </w:p>
+    <w:p>
+      <w:pPr>
+        <w:pStyle w:val="ListNumber"/>
+      </w:pPr>
+      <w:r>
+        <w:t>2. Error Clinic: annotate every wrong prediction, cluster by condition, write hypotheses, and select one measurable next test.</w:t>
+      </w:r>
+    </w:p>
+    <w:p>
+      <w:pPr>
+        <w:pStyle w:val="ListNumber"/>
+      </w:pPr>
+      <w:r>
         <w:t>3. Run one normal, one boundary, one missing, and one shifted case.</w:t>
       </w:r>
     </w:p>
     <w:p>
       <w:pPr>
-        <w:spacing w:line="336" w:lineRule="auto" w:after="180"/>
-        <w:shd w:fill="F4F9FC"/>
-      </w:pPr>
-      <w:r>
-        <w:rPr>
-          <w:b w:val="0"/>
-        </w:rPr>
+        <w:pStyle w:val="ListNumber"/>
+      </w:pPr>
+      <w:r>
         <w:t>4. Calculate the metric from raw counts or row-level errors.</w:t>
       </w:r>
     </w:p>
     <w:p>
       <w:pPr>
-        <w:spacing w:line="336" w:lineRule="auto" w:after="180"/>
-        <w:shd w:fill="F4F9FC"/>
-      </w:pPr>
-      <w:r>
-        <w:rPr>
-          <w:b w:val="0"/>
-        </w:rPr>
+        <w:pStyle w:val="ListNumber"/>
+      </w:pPr>
+      <w:r>
         <w:t>5. Interpret what changed, what did not, and what remains unsafe or unknown.</w:t>
       </w:r>
     </w:p>
     <w:p>
       <w:pPr>
-        <w:pStyle w:val="Heading3"/>
-      </w:pPr>
-      <w:r>
-        <w:t>Make the lab runnable</w:t>
-      </w:r>
-    </w:p>
-    <w:p>
-      <w:pPr>
-        <w:spacing w:line="336" w:lineRule="auto" w:after="180"/>
-      </w:pPr>
-      <w:r>
-        <w:rPr>
-          <w:b w:val="0"/>
-        </w:rPr>
-        <w:t>Use the concrete case as the shared normal case and the independent question as a second case. Each pair creates a boundary or missing-information case and predicts its result before testing.</w:t>
-      </w:r>
-    </w:p>
-    <w:p>
-      <w:pPr>
-        <w:spacing w:line="336" w:lineRule="auto" w:after="180"/>
-      </w:pPr>
-      <w:r>
-        <w:rPr>
-          <w:b w:val="0"/>
-        </w:rPr>
-        <w:t>Keep the expected result separate from an observed mistake.</w:t>
+        <w:pStyle w:val="Heading2"/>
+      </w:pPr>
+      <w:r>
+        <w:t>Keep the experiment ledger</w:t>
       </w:r>
     </w:p>
     <w:tbl>
@@ -3388,10 +3317,10 @@
     </w:tbl>
     <w:p>
       <w:pPr>
-        <w:pStyle w:val="Heading3"/>
-      </w:pPr>
-      <w:r>
-        <w:t>Diagnose and reteach</w:t>
+        <w:pStyle w:val="Heading2"/>
+      </w:pPr>
+      <w:r>
+        <w:t>Diagnose the current misconceptions</w:t>
       </w:r>
     </w:p>
     <w:p>
@@ -3402,7 +3331,7 @@
         <w:rPr>
           <w:b w:val="0"/>
         </w:rPr>
-        <w:t>MISCONCEPTION TO REPAIR Looking closely at one surprising error is enough to diagnose the model.</w:t>
+        <w:t>A final answer is enough: Ask for the relevant counts, units, procedure or saved record. For this week: Dim 4/12 about 33.3 percent; bright 3/18 about 16.7 percent.</w:t>
       </w:r>
     </w:p>
     <w:p>
@@ -3413,7 +3342,7 @@
         <w:rPr>
           <w:b w:val="0"/>
         </w:rPr>
-        <w:t>For guessing, return to given facts and request a trace. For vocabulary without application, use one example and one non-example. For arithmetic errors, check the setup before the calculation.</w:t>
+        <w:t>A stronger claim makes a stronger project: The models are evaluated on different selected records. Apply one documented review policy and compare both on the same versioned set.</w:t>
       </w:r>
     </w:p>
     <w:p>
@@ -3424,15 +3353,19 @@
         <w:rPr>
           <w:b w:val="0"/>
         </w:rPr>
-        <w:t>Finish with a different uncoached case before recording mastery.</w:t>
-      </w:r>
-    </w:p>
-    <w:p>
-      <w:pPr>
-        <w:pStyle w:val="Heading3"/>
-      </w:pPr>
-      <w:r>
-        <w:t>Address these additional misconceptions</w:t>
+        <w:t xml:space="preserve">The new case can be copied from the example: The independent task changes the </w:t>
+      </w:r>
+      <w:r>
+        <w:rPr>
+          <w:b/>
+        </w:rPr>
+        <w:t>evidence</w:t>
+      </w:r>
+      <w:r>
+        <w:rPr>
+          <w:b w:val="0"/>
+        </w:rPr>
+        <w:t>. Require a fresh explanation: Total worsens 7/30 to 8/30. A improves 50 to 30 percent, B worsens 10 to 25 percent.</w:t>
       </w:r>
     </w:p>
     <w:p>
@@ -3443,60 +3376,15 @@
         <w:rPr>
           <w:b w:val="0"/>
         </w:rPr>
-        <w:t>A final answer is enough: Ask for the relevant counts, units, procedure or saved record. For this week: Dim 4/12 about 33.3 percent; bright 3/18 about 16.7 percent.</w:t>
-      </w:r>
-    </w:p>
-    <w:p>
-      <w:pPr>
-        <w:spacing w:line="336" w:lineRule="auto" w:after="180"/>
-      </w:pPr>
-      <w:r>
-        <w:rPr>
-          <w:b w:val="0"/>
-        </w:rPr>
-        <w:t>A stronger claim makes a stronger project: The models are evaluated on different selected records. Apply one documented review policy and compare both on the same versioned set.</w:t>
-      </w:r>
-    </w:p>
-    <w:p>
-      <w:pPr>
-        <w:spacing w:line="336" w:lineRule="auto" w:after="180"/>
-      </w:pPr>
-      <w:r>
-        <w:rPr>
-          <w:b w:val="0"/>
-        </w:rPr>
-        <w:t xml:space="preserve">The new case can be copied from the example: The independent task changes the </w:t>
-      </w:r>
-      <w:r>
-        <w:rPr>
-          <w:b/>
-        </w:rPr>
-        <w:t>evidence</w:t>
-      </w:r>
-      <w:r>
-        <w:rPr>
-          <w:b w:val="0"/>
-        </w:rPr>
-        <w:t>. Require a fresh explanation: Total worsens 7/30 to 8/30. A improves 50 to 30 percent, B worsens 10 to 25 percent.</w:t>
-      </w:r>
-    </w:p>
-    <w:p>
-      <w:pPr>
-        <w:spacing w:line="336" w:lineRule="auto" w:after="180"/>
-      </w:pPr>
-      <w:r>
-        <w:rPr>
-          <w:b w:val="0"/>
-        </w:rPr>
         <w:t>Investigate B and keep the original as a comparison; do not claim overall improvement.</w:t>
       </w:r>
     </w:p>
     <w:p>
       <w:pPr>
-        <w:pStyle w:val="Heading3"/>
-      </w:pPr>
-      <w:r>
-        <w:t>Match the support to the first error</w:t>
+        <w:pStyle w:val="Heading2"/>
+      </w:pPr>
+      <w:r>
+        <w:t>Choose accessible support</w:t>
       </w:r>
     </w:p>
     <w:tbl>
@@ -3669,15 +3557,488 @@
     </w:p>
     <w:p>
       <w:pPr>
+        <w:pStyle w:val="Heading2"/>
+      </w:pPr>
+      <w:r>
+        <w:t>Earlier wording, alternatives and picture transcripts · reference / check after trying</w:t>
+      </w:r>
+    </w:p>
+    <w:p>
+      <w:pPr>
+        <w:spacing w:line="336" w:lineRule="auto" w:after="180"/>
+      </w:pPr>
+      <w:r>
+        <w:rPr>
+          <w:b w:val="0"/>
+        </w:rPr>
+        <w:t>Run the weekly evidence lab</w:t>
+      </w:r>
+    </w:p>
+    <w:p>
+      <w:pPr>
+        <w:spacing w:line="336" w:lineRule="auto" w:after="180"/>
+      </w:pPr>
+      <w:r>
+        <w:rPr>
+          <w:b w:val="0"/>
+        </w:rPr>
+        <w:t>Keep the test conditions fixed, record every result, and change only one planned factor.</w:t>
+      </w:r>
+    </w:p>
+    <w:p>
+      <w:pPr>
+        <w:pStyle w:val="Heading3"/>
+      </w:pPr>
+      <w:r>
+        <w:t>Make the lab runnable</w:t>
+      </w:r>
+    </w:p>
+    <w:p>
+      <w:pPr>
+        <w:spacing w:line="336" w:lineRule="auto" w:after="180"/>
+      </w:pPr>
+      <w:r>
+        <w:rPr>
+          <w:b w:val="0"/>
+        </w:rPr>
+        <w:t>Use the supplied complete investigation for shared practice. Reserve the selected fresh route A/B before-after error comparison for the individual first attempt before hints or feedback; earlier transfer questions remain additional practice.</w:t>
+      </w:r>
+    </w:p>
+    <w:p>
+      <w:pPr>
+        <w:pStyle w:val="Heading3"/>
+      </w:pPr>
+      <w:r>
+        <w:t>Diagnose and reteach</w:t>
+      </w:r>
+    </w:p>
+    <w:p>
+      <w:pPr>
+        <w:spacing w:line="336" w:lineRule="auto" w:after="180"/>
+      </w:pPr>
+      <w:r>
+        <w:rPr>
+          <w:b w:val="0"/>
+        </w:rPr>
+        <w:t>MISCONCEPTION TO REPAIR Looking closely at one surprising error is enough to diagnose the model.</w:t>
+      </w:r>
+    </w:p>
+    <w:p>
+      <w:pPr>
+        <w:spacing w:line="336" w:lineRule="auto" w:after="180"/>
+      </w:pPr>
+      <w:r>
+        <w:rPr>
+          <w:b w:val="0"/>
+        </w:rPr>
+        <w:t>For guessing, return to given facts and request a trace. For vocabulary without application, use one example and one non-example. For arithmetic errors, check the setup before the calculation.</w:t>
+      </w:r>
+    </w:p>
+    <w:p>
+      <w:pPr>
+        <w:spacing w:line="336" w:lineRule="auto" w:after="180"/>
+      </w:pPr>
+      <w:r>
+        <w:rPr>
+          <w:b w:val="0"/>
+        </w:rPr>
+        <w:t>Finish with a different uncoached case before recording mastery.</w:t>
+      </w:r>
+    </w:p>
+    <w:p>
+      <w:pPr>
+        <w:pStyle w:val="Heading3"/>
+      </w:pPr>
+      <w:r>
+        <w:t>Address these additional misconceptions</w:t>
+      </w:r>
+    </w:p>
+    <w:p>
+      <w:pPr>
+        <w:pStyle w:val="Heading3"/>
+      </w:pPr>
+      <w:r>
+        <w:t>Match the support to the first error</w:t>
+      </w:r>
+    </w:p>
+    <w:p>
+      <w:pPr>
         <w:pStyle w:val="Heading1"/>
       </w:pPr>
       <w:r>
-        <w:t>05. Assess and explain the answers</w:t>
-      </w:r>
-    </w:p>
-    <w:p>
-      <w:r>
-        <w:t>Use the Error Analysis questions, teacher keys and criteria after the relevant attempts. Previously discussed cases are practice; protect the separately selected independent task.</w:t>
+        <w:t>05. Assess the selected experiment transfer</w:t>
+      </w:r>
+    </w:p>
+    <w:p>
+      <w:r>
+        <w:t>Keep this key until after a first attempt; record any help and prior exposure.</w:t>
+      </w:r>
+    </w:p>
+    <w:p>
+      <w:pPr>
+        <w:pStyle w:val="Heading2"/>
+      </w:pPr>
+      <w:r>
+        <w:t>Selected independent task and checked key</w:t>
+      </w:r>
+    </w:p>
+    <w:p>
+      <w:pPr>
+        <w:spacing w:line="336" w:lineRule="auto" w:after="180"/>
+      </w:pPr>
+      <w:r>
+        <w:rPr>
+          <w:b w:val="0"/>
+        </w:rPr>
+        <w:t>Selected case: Old errors are 5/10 on route A and 2/20 on B. New errors are 3/10 and 5/20. State total and group changes and a justified next step.</w:t>
+      </w:r>
+    </w:p>
+    <w:p>
+      <w:pPr>
+        <w:spacing w:line="336" w:lineRule="auto" w:after="180"/>
+      </w:pPr>
+      <w:r>
+        <w:rPr>
+          <w:b w:val="0"/>
+        </w:rPr>
+        <w:t>Teacher explanation: Total worsens 7/30 to 8/30. A improves 50 to 30 percent, B worsens 10 to 25 percent. Investigate B and keep the original as a comparison; do not claim overall improvement.</w:t>
+      </w:r>
+    </w:p>
+    <w:p>
+      <w:pPr>
+        <w:pStyle w:val="Heading2"/>
+      </w:pPr>
+      <w:r>
+        <w:t>Judge trace, scope and support</w:t>
+      </w:r>
+    </w:p>
+    <w:tbl>
+      <w:tblPr>
+        <w:tblStyle w:val="LightShading-Accent1"/>
+        <w:tblW w:type="auto" w:w="0"/>
+        <w:tblLook w:firstColumn="1" w:firstRow="1" w:lastColumn="0" w:lastRow="0" w:noHBand="0" w:noVBand="1" w:val="04A0"/>
+      </w:tblPr>
+      <w:tblGrid>
+        <w:gridCol w:w="5112"/>
+        <w:gridCol w:w="5112"/>
+      </w:tblGrid>
+      <w:tr>
+        <w:trPr>
+          <w:tblHeader/>
+        </w:trPr>
+        <w:tc>
+          <w:tcPr>
+            <w:tcW w:type="dxa" w:w="5112"/>
+          </w:tcPr>
+          <w:p>
+            <w:r>
+              <w:t>Dimension</w:t>
+            </w:r>
+          </w:p>
+        </w:tc>
+        <w:tc>
+          <w:tcPr>
+            <w:tcW w:type="dxa" w:w="5112"/>
+          </w:tcPr>
+          <w:p>
+            <w:r>
+              <w:t>Evidence required</w:t>
+            </w:r>
+          </w:p>
+        </w:tc>
+      </w:tr>
+      <w:tr>
+        <w:tc>
+          <w:tcPr>
+            <w:tcW w:type="dxa" w:w="5112"/>
+          </w:tcPr>
+          <w:p>
+            <w:r>
+              <w:t>Explanation</w:t>
+            </w:r>
+          </w:p>
+        </w:tc>
+        <w:tc>
+          <w:tcPr>
+            <w:tcW w:type="dxa" w:w="5112"/>
+          </w:tcPr>
+          <w:p>
+            <w:r>
+              <w:t>Names the applicable idea or procedure and ties it to the supplied facts.</w:t>
+            </w:r>
+          </w:p>
+        </w:tc>
+      </w:tr>
+      <w:tr>
+        <w:tc>
+          <w:tcPr>
+            <w:tcW w:type="dxa" w:w="5112"/>
+          </w:tcPr>
+          <w:p>
+            <w:r>
+              <w:t>Trace and result</w:t>
+            </w:r>
+          </w:p>
+        </w:tc>
+        <w:tc>
+          <w:tcPr>
+            <w:tcW w:type="dxa" w:w="5112"/>
+          </w:tcPr>
+          <w:p>
+            <w:r>
+              <w:t>Preserves the given inputs and shows the relevant intermediate steps; distinguishes a prediction from an observed execution.</w:t>
+            </w:r>
+          </w:p>
+        </w:tc>
+      </w:tr>
+      <w:tr>
+        <w:tc>
+          <w:tcPr>
+            <w:tcW w:type="dxa" w:w="5112"/>
+          </w:tcPr>
+          <w:p>
+            <w:r>
+              <w:t>Limits</w:t>
+            </w:r>
+          </w:p>
+        </w:tc>
+        <w:tc>
+          <w:tcPr>
+            <w:tcW w:type="dxa" w:w="5112"/>
+          </w:tcPr>
+          <w:p>
+            <w:r>
+              <w:t>States the assumptions, missing evidence or conditions under which the result would change.</w:t>
+            </w:r>
+          </w:p>
+        </w:tc>
+      </w:tr>
+    </w:tbl>
+    <w:p>
+      <w:pPr>
+        <w:spacing w:line="336" w:lineRule="auto" w:after="180"/>
+      </w:pPr>
+      <w:r>
+        <w:rPr>
+          <w:b w:val="0"/>
+        </w:rPr>
+        <w:t>Record each dimension as not yet, with support, or independent. Accept a valid alternative procedure with a defensible trace.</w:t>
+      </w:r>
+    </w:p>
+    <w:p>
+      <w:pPr>
+        <w:spacing w:line="336" w:lineRule="auto" w:after="180"/>
+      </w:pPr>
+      <w:r>
+        <w:rPr>
+          <w:b w:val="0"/>
+        </w:rPr>
+        <w:t xml:space="preserve">Do not penalise an honestly recorded model failure if the learner correctly explains its </w:t>
+      </w:r>
+      <w:r>
+        <w:rPr>
+          <w:b/>
+        </w:rPr>
+        <w:t>evidence</w:t>
+      </w:r>
+      <w:r>
+        <w:rPr>
+          <w:b w:val="0"/>
+        </w:rPr>
+        <w:t xml:space="preserve"> and limits.</w:t>
+      </w:r>
+    </w:p>
+    <w:p>
+      <w:pPr>
+        <w:pStyle w:val="Heading2"/>
+      </w:pPr>
+      <w:r>
+        <w:t>Give one repair action</w:t>
+      </w:r>
+    </w:p>
+    <w:p>
+      <w:pPr>
+        <w:spacing w:line="336" w:lineRule="auto" w:after="180"/>
+      </w:pPr>
+      <w:r>
+        <w:rPr>
+          <w:b w:val="0"/>
+        </w:rPr>
+        <w:t>Name the earliest unsupported step and give one action to repair it. Have the learner make that repair now and explain why. Then assess the relevant skill on a fresh, fully specified case.</w:t>
+      </w:r>
+    </w:p>
+    <w:p>
+      <w:pPr>
+        <w:spacing w:line="336" w:lineRule="auto" w:after="180"/>
+      </w:pPr>
+      <w:r>
+        <w:rPr>
+          <w:b w:val="0"/>
+        </w:rPr>
+        <w:t>Confirm it was not previously practised with feedback; solve and check the new case before assigning it. A follow-up design prompt is a starting brief, not automatically an equivalent test.</w:t>
+      </w:r>
+    </w:p>
+    <w:p>
+      <w:pPr>
+        <w:pStyle w:val="Heading2"/>
+      </w:pPr>
+      <w:r>
+        <w:t>W1 Find the rates</w:t>
+      </w:r>
+    </w:p>
+    <w:p>
+      <w:pPr>
+        <w:spacing w:line="336" w:lineRule="auto" w:after="180"/>
+      </w:pPr>
+      <w:r>
+        <w:rPr>
+          <w:b w:val="0"/>
+        </w:rPr>
+        <w:t>Calculate the original error rates by lighting condition.</w:t>
+      </w:r>
+    </w:p>
+    <w:p>
+      <w:pPr>
+        <w:spacing w:line="336" w:lineRule="auto" w:after="180"/>
+      </w:pPr>
+      <w:r>
+        <w:rPr>
+          <w:b w:val="0"/>
+        </w:rPr>
+        <w:t>Teacher explanation: Dim 4/12 about 33.3 percent; bright 3/18 about 16.7 percent.</w:t>
+      </w:r>
+    </w:p>
+    <w:p>
+      <w:pPr>
+        <w:pStyle w:val="Heading2"/>
+      </w:pPr>
+      <w:r>
+        <w:t>W2 Explain the limit</w:t>
+      </w:r>
+    </w:p>
+    <w:p>
+      <w:pPr>
+        <w:spacing w:line="336" w:lineRule="auto" w:after="180"/>
+      </w:pPr>
+      <w:r>
+        <w:rPr>
+          <w:b w:val="0"/>
+        </w:rPr>
+        <w:t>Does the difference prove dim light causes model errors?</w:t>
+      </w:r>
+    </w:p>
+    <w:p>
+      <w:pPr>
+        <w:spacing w:line="336" w:lineRule="auto" w:after="180"/>
+      </w:pPr>
+      <w:r>
+        <w:rPr>
+          <w:b w:val="0"/>
+        </w:rPr>
+        <w:t xml:space="preserve">Teacher explanation: No. Other conditions and label quality may differ; it motivates a </w:t>
+      </w:r>
+      <w:r>
+        <w:rPr>
+          <w:b/>
+        </w:rPr>
+        <w:t>hypothesis</w:t>
+      </w:r>
+      <w:r>
+        <w:rPr>
+          <w:b w:val="0"/>
+        </w:rPr>
+        <w:t>.</w:t>
+      </w:r>
+    </w:p>
+    <w:p>
+      <w:pPr>
+        <w:pStyle w:val="Heading2"/>
+      </w:pPr>
+      <w:r>
+        <w:t>W3 Track regressions</w:t>
+      </w:r>
+    </w:p>
+    <w:p>
+      <w:pPr>
+        <w:spacing w:line="336" w:lineRule="auto" w:after="180"/>
+      </w:pPr>
+      <w:r>
+        <w:rPr>
+          <w:b w:val="0"/>
+        </w:rPr>
+        <w:t xml:space="preserve">Summarize the changed results without hiding a </w:t>
+      </w:r>
+      <w:r>
+        <w:rPr>
+          <w:b/>
+        </w:rPr>
+        <w:t>regression</w:t>
+      </w:r>
+      <w:r>
+        <w:rPr>
+          <w:b w:val="0"/>
+        </w:rPr>
+        <w:t>.</w:t>
+      </w:r>
+    </w:p>
+    <w:p>
+      <w:pPr>
+        <w:spacing w:line="336" w:lineRule="auto" w:after="180"/>
+      </w:pPr>
+      <w:r>
+        <w:rPr>
+          <w:b w:val="0"/>
+        </w:rPr>
+        <w:t>Teacher explanation: Total errors 7 to 6; dim 4 to 2 improves, bright 3 to 4 worsens.</w:t>
+      </w:r>
+    </w:p>
+    <w:p>
+      <w:pPr>
+        <w:pStyle w:val="Heading2"/>
+      </w:pPr>
+      <w:r>
+        <w:t>W5 Repair a misleading audit</w:t>
+      </w:r>
+    </w:p>
+    <w:p>
+      <w:pPr>
+        <w:spacing w:line="336" w:lineRule="auto" w:after="180"/>
+      </w:pPr>
+      <w:r>
+        <w:rPr>
+          <w:b w:val="0"/>
+        </w:rPr>
+        <w:t>A team removes all disputed records only from the new model report. Why is the comparison invalid?</w:t>
+      </w:r>
+    </w:p>
+    <w:p>
+      <w:pPr>
+        <w:spacing w:line="336" w:lineRule="auto" w:after="180"/>
+      </w:pPr>
+      <w:r>
+        <w:rPr>
+          <w:b w:val="0"/>
+        </w:rPr>
+        <w:t>Teacher explanation: The models are evaluated on different selected records. Apply one documented review policy and compare both on the same versioned set.</w:t>
+      </w:r>
+    </w:p>
+    <w:p>
+      <w:pPr>
+        <w:pStyle w:val="Heading2"/>
+      </w:pPr>
+      <w:r>
+        <w:t>Earlier wording, alternatives and picture transcripts · reference / check after trying</w:t>
+      </w:r>
+    </w:p>
+    <w:p>
+      <w:pPr>
+        <w:spacing w:line="336" w:lineRule="auto" w:after="180"/>
+      </w:pPr>
+      <w:r>
+        <w:rPr>
+          <w:b w:val="0"/>
+        </w:rPr>
+        <w:t>Assess and explain the answers</w:t>
       </w:r>
     </w:p>
     <w:p>
@@ -3690,34 +4051,44 @@
     </w:p>
     <w:p>
       <w:pPr>
+        <w:spacing w:line="336" w:lineRule="auto" w:after="180"/>
+      </w:pPr>
+      <w:r>
+        <w:rPr>
+          <w:b w:val="0"/>
+        </w:rPr>
+        <w:t>Backlit error=</w:t>
+      </w:r>
+      <w:r>
+        <w:rPr>
+          <w:b/>
+        </w:rPr>
+        <w:t>80%</w:t>
+      </w:r>
+      <w:r>
+        <w:rPr>
+          <w:b w:val="0"/>
+        </w:rPr>
+        <w:t>; ordinary=10%. Inspect image quality and confounding differences. Association motivates controlled testing; it does not alone prove cause.</w:t>
+      </w:r>
+    </w:p>
+    <w:p>
+      <w:pPr>
         <w:pStyle w:val="Heading3"/>
       </w:pPr>
       <w:r>
-        <w:t>Teacher key · Worked case answer</w:t>
+        <w:t>Additional transfer practice question</w:t>
       </w:r>
     </w:p>
     <w:p>
       <w:pPr>
         <w:spacing w:line="336" w:lineRule="auto" w:after="180"/>
-        <w:shd w:fill="F1F6FC"/>
       </w:pPr>
       <w:r>
         <w:rPr>
           <w:b w:val="0"/>
         </w:rPr>
-        <w:t>Backlit error=</w:t>
-      </w:r>
-      <w:r>
-        <w:rPr>
-          <w:b/>
-        </w:rPr>
-        <w:t>80%</w:t>
-      </w:r>
-      <w:r>
-        <w:rPr>
-          <w:b w:val="0"/>
-        </w:rPr>
-        <w:t>; ordinary=10%. Inspect image quality and confounding differences. Association motivates controlled testing; it does not alone prove cause.</w:t>
+        <w:t>Of eight errors, six are on blurry images and two on clear images. Can you conclude blurry images have a higher error rate without group totals?</w:t>
       </w:r>
     </w:p>
     <w:p>
@@ -3725,49 +4096,12 @@
         <w:pStyle w:val="Heading3"/>
       </w:pPr>
       <w:r>
-        <w:t>Independent question</w:t>
-      </w:r>
-    </w:p>
-    <w:p>
-      <w:pPr>
-        <w:pStyle w:val="Heading3"/>
-      </w:pPr>
-      <w:r>
-        <w:t>Independent question · withhold the key</w:t>
+        <w:t>Reasoned practice answer</w:t>
       </w:r>
     </w:p>
     <w:p>
       <w:pPr>
         <w:spacing w:line="336" w:lineRule="auto" w:after="180"/>
-        <w:shd w:fill="F5F1FB"/>
-      </w:pPr>
-      <w:r>
-        <w:rPr>
-          <w:b w:val="0"/>
-        </w:rPr>
-        <w:t>Of eight errors, six are on blurry images and two on clear images. Can you conclude blurry images have a higher error rate without group totals?</w:t>
-      </w:r>
-    </w:p>
-    <w:p>
-      <w:pPr>
-        <w:pStyle w:val="Heading3"/>
-      </w:pPr>
-      <w:r>
-        <w:t>Expected independent answer</w:t>
-      </w:r>
-    </w:p>
-    <w:p>
-      <w:pPr>
-        <w:pStyle w:val="Heading3"/>
-      </w:pPr>
-      <w:r>
-        <w:t>Teacher key · Expected independent answer</w:t>
-      </w:r>
-    </w:p>
-    <w:p>
-      <w:pPr>
-        <w:spacing w:line="336" w:lineRule="auto" w:after="180"/>
-        <w:shd w:fill="F1F6FC"/>
       </w:pPr>
       <w:r>
         <w:rPr>
@@ -4073,864 +4407,361 @@
     </w:p>
     <w:p>
       <w:pPr>
+        <w:spacing w:line="336" w:lineRule="auto" w:after="180"/>
+      </w:pPr>
+      <w:r>
+        <w:rPr>
+          <w:b w:val="0"/>
+        </w:rPr>
+        <w:t xml:space="preserve">Rates are </w:t>
+      </w:r>
+      <w:r>
+        <w:rPr>
+          <w:b/>
+        </w:rPr>
+        <w:t>60%</w:t>
+      </w:r>
+      <w:r>
+        <w:rPr>
+          <w:b w:val="0"/>
+        </w:rPr>
+        <w:t xml:space="preserve"> and 10%. Photograph comparable or paired leaves under controlled lighting while holding device and labels fixed, keeping identity groups out of </w:t>
+      </w:r>
+      <w:r>
+        <w:rPr>
+          <w:b/>
+        </w:rPr>
+        <w:t>training</w:t>
+      </w:r>
+      <w:r>
+        <w:rPr>
+          <w:b w:val="0"/>
+        </w:rPr>
+        <w:t>/test overlap.</w:t>
+      </w:r>
+    </w:p>
+    <w:p>
+      <w:pPr>
+        <w:spacing w:line="336" w:lineRule="auto" w:after="180"/>
+      </w:pPr>
+      <w:r>
+        <w:rPr>
+          <w:b w:val="0"/>
+        </w:rPr>
+        <w:t>The original association motivates the test but does not prove lighting caused every error.</w:t>
+      </w:r>
+    </w:p>
+    <w:p>
+      <w:pPr>
         <w:pStyle w:val="Heading3"/>
       </w:pPr>
       <w:r>
-        <w:t>Teacher key · Original transfer answer</w:t>
+        <w:t>Explanations for the additional workbook examples</w:t>
+      </w:r>
+    </w:p>
+    <w:p>
+      <w:pPr>
+        <w:pStyle w:val="Heading3"/>
+      </w:pPr>
+      <w:r>
+        <w:t>W1 Find the rates</w:t>
+      </w:r>
+    </w:p>
+    <w:p>
+      <w:pPr>
+        <w:pStyle w:val="Heading3"/>
+      </w:pPr>
+      <w:r>
+        <w:t>W2 Explain the limit</w:t>
+      </w:r>
+    </w:p>
+    <w:p>
+      <w:pPr>
+        <w:pStyle w:val="Heading3"/>
+      </w:pPr>
+      <w:r>
+        <w:t>W3 Track regressions</w:t>
+      </w:r>
+    </w:p>
+    <w:p>
+      <w:pPr>
+        <w:pStyle w:val="Heading3"/>
+      </w:pPr>
+      <w:r>
+        <w:t>W4 Apply independently</w:t>
       </w:r>
     </w:p>
     <w:p>
       <w:pPr>
         <w:spacing w:line="336" w:lineRule="auto" w:after="180"/>
-        <w:shd w:fill="F1F6FC"/>
       </w:pPr>
       <w:r>
         <w:rPr>
           <w:b w:val="0"/>
         </w:rPr>
-        <w:t xml:space="preserve">Rates are </w:t>
+        <w:t>Old errors are 5/10 on route A and 2/20 on B. New errors are 3/10 and 5/20. State total and group changes and a justified next step.</w:t>
+      </w:r>
+    </w:p>
+    <w:p>
+      <w:pPr>
+        <w:spacing w:line="336" w:lineRule="auto" w:after="180"/>
+      </w:pPr>
+      <w:r>
+        <w:rPr>
+          <w:b w:val="0"/>
+        </w:rPr>
+        <w:t>Teacher explanation: Total worsens 7/30 to 8/30. A improves 50 to 30 percent, B worsens 10 to 25 percent. Investigate B and keep the original as a comparison; do not claim overall improvement.</w:t>
+      </w:r>
+    </w:p>
+    <w:p>
+      <w:pPr>
+        <w:pStyle w:val="Heading3"/>
+      </w:pPr>
+      <w:r>
+        <w:t>W5 Repair a misleading audit</w:t>
+      </w:r>
+    </w:p>
+    <w:p>
+      <w:pPr>
+        <w:pStyle w:val="Heading3"/>
+      </w:pPr>
+      <w:r>
+        <w:t>Assess independent transfer</w:t>
+      </w:r>
+    </w:p>
+    <w:p>
+      <w:pPr>
+        <w:pStyle w:val="Heading3"/>
+      </w:pPr>
+      <w:r>
+        <w:t>Selected case answer</w:t>
+      </w:r>
+    </w:p>
+    <w:p>
+      <w:pPr>
+        <w:pStyle w:val="Heading3"/>
+      </w:pPr>
+      <w:r>
+        <w:t>Feedback that the learner uses</w:t>
+      </w:r>
+    </w:p>
+    <w:p>
+      <w:pPr>
+        <w:pStyle w:val="Heading1"/>
+      </w:pPr>
+      <w:r>
+        <w:t>06. Connect, support and revisit the experiment</w:t>
+      </w:r>
+    </w:p>
+    <w:p>
+      <w:r>
+        <w:t>Retain failures and assess a fresh parallel case after help.</w:t>
+      </w:r>
+    </w:p>
+    <w:p>
+      <w:pPr>
+        <w:pStyle w:val="Heading2"/>
+      </w:pPr>
+      <w:r>
+        <w:t>Project evidence</w:t>
+      </w:r>
+    </w:p>
+    <w:p>
+      <w:pPr>
+        <w:spacing w:line="336" w:lineRule="auto" w:after="180"/>
+      </w:pPr>
+      <w:r>
+        <w:rPr>
+          <w:b w:val="0"/>
+        </w:rPr>
+        <w:t>Create the Plant Classifier error log linking case ID, actual, predicted, confidence, condition, likely cause, and next action.</w:t>
+      </w:r>
+    </w:p>
+    <w:p>
+      <w:pPr>
+        <w:spacing w:line="336" w:lineRule="auto" w:after="180"/>
+      </w:pPr>
+      <w:r>
+        <w:rPr>
+          <w:b w:val="0"/>
+        </w:rPr>
+        <w:t xml:space="preserve">Keep the decision, </w:t>
       </w:r>
       <w:r>
         <w:rPr>
           <w:b/>
         </w:rPr>
-        <w:t>60%</w:t>
+        <w:t>input</w:t>
       </w:r>
       <w:r>
         <w:rPr>
           <w:b w:val="0"/>
         </w:rPr>
-        <w:t xml:space="preserve"> and 10%. Photograph comparable or paired leaves under controlled lighting while holding device and labels fixed, keeping identity groups out of </w:t>
+        <w:t xml:space="preserve">, result, explanation and remaining limitation in the project </w:t>
       </w:r>
       <w:r>
         <w:rPr>
           <w:b/>
         </w:rPr>
-        <w:t>training</w:t>
+        <w:t>evidence</w:t>
       </w:r>
       <w:r>
         <w:rPr>
           <w:b w:val="0"/>
         </w:rPr>
-        <w:t>/test overlap.</w:t>
+        <w:t xml:space="preserve"> record. Retrieve this record next week rather than restarting the project.</w:t>
       </w:r>
     </w:p>
     <w:p>
       <w:pPr>
         <w:spacing w:line="336" w:lineRule="auto" w:after="180"/>
-        <w:shd w:fill="F1F6FC"/>
       </w:pPr>
       <w:r>
         <w:rPr>
           <w:b w:val="0"/>
         </w:rPr>
-        <w:t>The original association motivates the test but does not prove lighting caused every error.</w:t>
-      </w:r>
-    </w:p>
-    <w:p>
-      <w:pPr>
-        <w:pStyle w:val="Heading3"/>
-      </w:pPr>
-      <w:r>
-        <w:t>Explanations for the additional workbook examples</w:t>
-      </w:r>
-    </w:p>
-    <w:p>
-      <w:pPr>
-        <w:pStyle w:val="Heading3"/>
-      </w:pPr>
-      <w:r>
-        <w:t>W1 Find the rates</w:t>
-      </w:r>
-    </w:p>
-    <w:p>
-      <w:pPr>
-        <w:pStyle w:val="Heading3"/>
-      </w:pPr>
-      <w:r>
-        <w:t>Workbook question · W1</w:t>
+        <w:t xml:space="preserve">For your Responsible Plant Classifier, save the </w:t>
+      </w:r>
+      <w:r>
+        <w:rPr>
+          <w:b/>
+        </w:rPr>
+        <w:t>input</w:t>
+      </w:r>
+      <w:r>
+        <w:rPr>
+          <w:b w:val="0"/>
+        </w:rPr>
+        <w:t>, procedure, observed result and limitation of this check.</w:t>
       </w:r>
     </w:p>
     <w:p>
       <w:pPr>
         <w:spacing w:line="336" w:lineRule="auto" w:after="180"/>
-        <w:shd w:fill="F5F1FB"/>
       </w:pPr>
       <w:r>
         <w:rPr>
           <w:b w:val="0"/>
         </w:rPr>
-        <w:t>Calculate the original error rates by lighting condition.</w:t>
-      </w:r>
-    </w:p>
-    <w:p>
-      <w:pPr>
-        <w:pStyle w:val="Heading3"/>
-      </w:pPr>
-      <w:r>
-        <w:t>Teacher reasoning · W1</w:t>
+        <w:t>Label this worked example as practice; use a different, previously unreviewed case when checking independent understanding.</w:t>
+      </w:r>
+    </w:p>
+    <w:p>
+      <w:pPr>
+        <w:pStyle w:val="Heading2"/>
+      </w:pPr>
+      <w:r>
+        <w:t>Support and selected reassessment</w:t>
       </w:r>
     </w:p>
     <w:p>
       <w:pPr>
         <w:spacing w:line="336" w:lineRule="auto" w:after="180"/>
-        <w:shd w:fill="F1F6FC"/>
       </w:pPr>
       <w:r>
         <w:rPr>
           <w:b w:val="0"/>
         </w:rPr>
-        <w:t>Teacher explanation: Dim 4/12 about 33.3 percent; bright 3/18 about 16.7 percent.</w:t>
-      </w:r>
-    </w:p>
-    <w:p>
-      <w:pPr>
-        <w:pStyle w:val="Heading3"/>
-      </w:pPr>
-      <w:r>
-        <w:t>W2 Explain the limit</w:t>
-      </w:r>
-    </w:p>
-    <w:p>
-      <w:pPr>
-        <w:pStyle w:val="Heading3"/>
-      </w:pPr>
-      <w:r>
-        <w:t>Workbook question · W2</w:t>
+        <w:t>Use a tiny labelled dataset, explicit units and a named positive class. Stretch: require a baseline, held-out evaluation and subgroup or shifted-condition analysis with denominators.</w:t>
       </w:r>
     </w:p>
     <w:p>
       <w:pPr>
         <w:spacing w:line="336" w:lineRule="auto" w:after="180"/>
-        <w:shd w:fill="F5F1FB"/>
       </w:pPr>
       <w:r>
         <w:rPr>
           <w:b w:val="0"/>
         </w:rPr>
-        <w:t>Does the difference prove dim light causes model errors?</w:t>
-      </w:r>
-    </w:p>
-    <w:p>
-      <w:pPr>
-        <w:pStyle w:val="Heading3"/>
-      </w:pPr>
-      <w:r>
-        <w:t>Teacher reasoning · W2</w:t>
+        <w:t xml:space="preserve">Provide a blank </w:t>
+      </w:r>
+      <w:r>
+        <w:rPr>
+          <w:b/>
+        </w:rPr>
+        <w:t>evidence</w:t>
+      </w:r>
+      <w:r>
+        <w:rPr>
+          <w:b w:val="0"/>
+        </w:rPr>
+        <w:t xml:space="preserve"> table and allow a verbal explanation before writing. Highlight the given conditions without supplying the W 4 conclusion. Use </w:t>
+      </w:r>
+      <w:r>
+        <w:rPr>
+          <w:b/>
+        </w:rPr>
+        <w:t>error analysis</w:t>
+      </w:r>
+      <w:r>
+        <w:rPr>
+          <w:b w:val="0"/>
+        </w:rPr>
+        <w:t xml:space="preserve"> and </w:t>
+      </w:r>
+      <w:r>
+        <w:rPr>
+          <w:b/>
+        </w:rPr>
+        <w:t>hypothesis</w:t>
+      </w:r>
+      <w:r>
+        <w:rPr>
+          <w:b w:val="0"/>
+        </w:rPr>
+        <w:t xml:space="preserve"> in full sentences.</w:t>
       </w:r>
     </w:p>
     <w:p>
       <w:pPr>
         <w:spacing w:line="336" w:lineRule="auto" w:after="180"/>
-        <w:shd w:fill="F1F6FC"/>
       </w:pPr>
       <w:r>
         <w:rPr>
           <w:b w:val="0"/>
         </w:rPr>
-        <w:t xml:space="preserve">Teacher explanation: No. Other conditions and label quality may differ; it motivates a </w:t>
-      </w:r>
-      <w:r>
-        <w:rPr>
-          <w:b/>
-        </w:rPr>
-        <w:t>hypothesis</w:t>
-      </w:r>
+        <w:t>Extension: alter one condition in the worked example and explain which conclusion changes and which remains supported.</w:t>
+      </w:r>
+    </w:p>
+    <w:p>
+      <w:pPr>
+        <w:spacing w:line="336" w:lineRule="auto" w:after="180"/>
+      </w:pPr>
       <w:r>
         <w:rPr>
           <w:b w:val="0"/>
         </w:rPr>
-        <w:t>.</w:t>
-      </w:r>
-    </w:p>
-    <w:p>
-      <w:pPr>
-        <w:pStyle w:val="Heading3"/>
-      </w:pPr>
-      <w:r>
-        <w:t>W3 Track regressions</w:t>
-      </w:r>
-    </w:p>
-    <w:p>
-      <w:pPr>
-        <w:pStyle w:val="Heading3"/>
-      </w:pPr>
-      <w:r>
-        <w:t>Workbook question · W3</w:t>
+        <w:t>For independent W 4, require: Total worsens 7/30 to 8/30. A improves 50 to 30 percent, B worsens 10 to 25 percent. Investigate B and keep the original as a comparison; do not claim overall improvement.</w:t>
       </w:r>
     </w:p>
     <w:p>
       <w:pPr>
         <w:spacing w:line="336" w:lineRule="auto" w:after="180"/>
-        <w:shd w:fill="F5F1FB"/>
       </w:pPr>
       <w:r>
         <w:rPr>
           <w:b w:val="0"/>
         </w:rPr>
-        <w:t xml:space="preserve">Summarize the changed results without hiding a </w:t>
-      </w:r>
-      <w:r>
-        <w:rPr>
-          <w:b/>
-        </w:rPr>
-        <w:t>regression</w:t>
-      </w:r>
+        <w:t>Fresh retry: old groups 2/8 and 4/12; new 3/8 and 2/12. Total improves 6/20 to 5/20 while the first group regresses. Require both statements. Mark each criterion as independent, supported or not yet demonstrated.</w:t>
+      </w:r>
+    </w:p>
+    <w:p>
+      <w:pPr>
+        <w:spacing w:line="336" w:lineRule="auto" w:after="180"/>
+      </w:pPr>
       <w:r>
         <w:rPr>
           <w:b w:val="0"/>
         </w:rPr>
-        <w:t>.</w:t>
-      </w:r>
-    </w:p>
-    <w:p>
-      <w:pPr>
-        <w:pStyle w:val="Heading3"/>
-      </w:pPr>
-      <w:r>
-        <w:t>Teacher reasoning · W3</w:t>
-      </w:r>
-    </w:p>
-    <w:p>
-      <w:pPr>
-        <w:spacing w:line="336" w:lineRule="auto" w:after="180"/>
-        <w:shd w:fill="F1F6FC"/>
-      </w:pPr>
-      <w:r>
-        <w:rPr>
-          <w:b w:val="0"/>
-        </w:rPr>
-        <w:t>Teacher explanation: Total errors 7 to 6; dim 4 to 2 improves, bright 3 to 4 worsens.</w:t>
-      </w:r>
-    </w:p>
-    <w:p>
-      <w:pPr>
-        <w:pStyle w:val="Heading3"/>
-      </w:pPr>
-      <w:r>
-        <w:t>W4 Apply independently</w:t>
-      </w:r>
-    </w:p>
-    <w:p>
-      <w:pPr>
-        <w:pStyle w:val="Heading3"/>
-      </w:pPr>
-      <w:r>
-        <w:t>Workbook question · W4</w:t>
-      </w:r>
-    </w:p>
-    <w:p>
-      <w:pPr>
-        <w:spacing w:line="336" w:lineRule="auto" w:after="180"/>
-        <w:shd w:fill="F5F1FB"/>
-      </w:pPr>
-      <w:r>
-        <w:rPr>
-          <w:b w:val="0"/>
-        </w:rPr>
-        <w:t>Old errors are 5/10 on route A and 2/20 on B. New errors are 3/10 and 5/20. State total and group changes and a justified next step.</w:t>
-      </w:r>
-    </w:p>
-    <w:p>
-      <w:pPr>
-        <w:pStyle w:val="Heading3"/>
-      </w:pPr>
-      <w:r>
-        <w:t>Teacher reasoning · W4</w:t>
-      </w:r>
-    </w:p>
-    <w:p>
-      <w:pPr>
-        <w:spacing w:line="336" w:lineRule="auto" w:after="180"/>
-        <w:shd w:fill="F1F6FC"/>
-      </w:pPr>
-      <w:r>
-        <w:rPr>
-          <w:b w:val="0"/>
-        </w:rPr>
-        <w:t>Teacher explanation: Total worsens 7/30 to 8/30. A improves 50 to 30 percent, B worsens 10 to 25 percent. Investigate B and keep the original as a comparison; do not claim overall improvement.</w:t>
-      </w:r>
-    </w:p>
-    <w:p>
-      <w:pPr>
-        <w:pStyle w:val="Heading3"/>
-      </w:pPr>
-      <w:r>
-        <w:t>W5 Repair a misleading audit</w:t>
-      </w:r>
-    </w:p>
-    <w:p>
-      <w:pPr>
-        <w:pStyle w:val="Heading3"/>
-      </w:pPr>
-      <w:r>
-        <w:t>Workbook question · W5</w:t>
-      </w:r>
-    </w:p>
-    <w:p>
-      <w:pPr>
-        <w:spacing w:line="336" w:lineRule="auto" w:after="180"/>
-        <w:shd w:fill="F5F1FB"/>
-      </w:pPr>
-      <w:r>
-        <w:rPr>
-          <w:b w:val="0"/>
-        </w:rPr>
-        <w:t>A team removes all disputed records only from the new model report. Why is the comparison invalid?</w:t>
-      </w:r>
-    </w:p>
-    <w:p>
-      <w:pPr>
-        <w:pStyle w:val="Heading3"/>
-      </w:pPr>
-      <w:r>
-        <w:t>Teacher reasoning · W5</w:t>
-      </w:r>
-    </w:p>
-    <w:p>
-      <w:pPr>
-        <w:spacing w:line="336" w:lineRule="auto" w:after="180"/>
-        <w:shd w:fill="F1F6FC"/>
-      </w:pPr>
-      <w:r>
-        <w:rPr>
-          <w:b w:val="0"/>
-        </w:rPr>
-        <w:t>Teacher explanation: The models are evaluated on different selected records. Apply one documented review policy and compare both on the same versioned set.</w:t>
-      </w:r>
-    </w:p>
-    <w:p>
-      <w:pPr>
-        <w:pStyle w:val="Heading3"/>
-      </w:pPr>
-      <w:r>
-        <w:t>Assess independent transfer</w:t>
-      </w:r>
-    </w:p>
-    <w:p>
-      <w:pPr>
-        <w:pStyle w:val="Heading3"/>
-      </w:pPr>
-      <w:r>
-        <w:t>Independent question · withhold the key</w:t>
-      </w:r>
-    </w:p>
-    <w:p>
-      <w:pPr>
-        <w:spacing w:line="336" w:lineRule="auto" w:after="180"/>
-        <w:shd w:fill="F5F1FB"/>
-      </w:pPr>
-      <w:r>
-        <w:rPr>
-          <w:b w:val="0"/>
-        </w:rPr>
-        <w:t>Selected case: Old errors are 5/10 on route A and 2/20 on B. New errors are 3/10 and 5/20. State total and group changes and a justified next step.</w:t>
-      </w:r>
-    </w:p>
-    <w:p>
-      <w:pPr>
-        <w:pStyle w:val="Heading3"/>
-      </w:pPr>
-      <w:r>
-        <w:t>Selected case answer</w:t>
-      </w:r>
-    </w:p>
-    <w:p>
-      <w:pPr>
-        <w:pStyle w:val="Heading3"/>
-      </w:pPr>
-      <w:r>
-        <w:t>Teacher key · Selected case answer</w:t>
-      </w:r>
-    </w:p>
-    <w:p>
-      <w:pPr>
-        <w:spacing w:line="336" w:lineRule="auto" w:after="180"/>
-        <w:shd w:fill="F1F6FC"/>
-      </w:pPr>
-      <w:r>
-        <w:rPr>
-          <w:b w:val="0"/>
-        </w:rPr>
-        <w:t>Teacher explanation: Total worsens 7/30 to 8/30. A improves 50 to 30 percent, B worsens 10 to 25 percent. Investigate B and keep the original as a comparison; do not claim overall improvement.</w:t>
-      </w:r>
-    </w:p>
-    <w:tbl>
-      <w:tblPr>
-        <w:tblStyle w:val="LightShading-Accent1"/>
-        <w:tblW w:type="auto" w:w="0"/>
-        <w:tblLook w:firstColumn="1" w:firstRow="1" w:lastColumn="0" w:lastRow="0" w:noHBand="0" w:noVBand="1" w:val="04A0"/>
-      </w:tblPr>
-      <w:tblGrid>
-        <w:gridCol w:w="5112"/>
-        <w:gridCol w:w="5112"/>
-      </w:tblGrid>
-      <w:tr>
-        <w:trPr>
-          <w:tblHeader/>
-        </w:trPr>
-        <w:tc>
-          <w:tcPr>
-            <w:tcW w:type="dxa" w:w="5112"/>
-          </w:tcPr>
-          <w:p>
-            <w:r>
-              <w:t>Dimension</w:t>
-            </w:r>
-          </w:p>
-        </w:tc>
-        <w:tc>
-          <w:tcPr>
-            <w:tcW w:type="dxa" w:w="5112"/>
-          </w:tcPr>
-          <w:p>
-            <w:r>
-              <w:t>Evidence required</w:t>
-            </w:r>
-          </w:p>
-        </w:tc>
-      </w:tr>
-      <w:tr>
-        <w:tc>
-          <w:tcPr>
-            <w:tcW w:type="dxa" w:w="5112"/>
-          </w:tcPr>
-          <w:p>
-            <w:r>
-              <w:t>Explanation</w:t>
-            </w:r>
-          </w:p>
-        </w:tc>
-        <w:tc>
-          <w:tcPr>
-            <w:tcW w:type="dxa" w:w="5112"/>
-          </w:tcPr>
-          <w:p>
-            <w:r>
-              <w:t>Names the applicable idea or procedure and ties it to the supplied facts.</w:t>
-            </w:r>
-          </w:p>
-        </w:tc>
-      </w:tr>
-      <w:tr>
-        <w:tc>
-          <w:tcPr>
-            <w:tcW w:type="dxa" w:w="5112"/>
-          </w:tcPr>
-          <w:p>
-            <w:r>
-              <w:t>Trace and result</w:t>
-            </w:r>
-          </w:p>
-        </w:tc>
-        <w:tc>
-          <w:tcPr>
-            <w:tcW w:type="dxa" w:w="5112"/>
-          </w:tcPr>
-          <w:p>
-            <w:r>
-              <w:t>Preserves the given inputs and shows the relevant intermediate steps; distinguishes a prediction from an observed execution.</w:t>
-            </w:r>
-          </w:p>
-        </w:tc>
-      </w:tr>
-      <w:tr>
-        <w:tc>
-          <w:tcPr>
-            <w:tcW w:type="dxa" w:w="5112"/>
-          </w:tcPr>
-          <w:p>
-            <w:r>
-              <w:t>Limits</w:t>
-            </w:r>
-          </w:p>
-        </w:tc>
-        <w:tc>
-          <w:tcPr>
-            <w:tcW w:type="dxa" w:w="5112"/>
-          </w:tcPr>
-          <w:p>
-            <w:r>
-              <w:t>States the assumptions, missing evidence or conditions under which the result would change.</w:t>
-            </w:r>
-          </w:p>
-        </w:tc>
-      </w:tr>
-    </w:tbl>
-    <w:p>
-      <w:pPr>
-        <w:pStyle w:val="Heading3"/>
-      </w:pPr>
-      <w:r>
-        <w:t>Teacher key · Selected case answer</w:t>
-      </w:r>
-    </w:p>
-    <w:p>
-      <w:pPr>
-        <w:spacing w:line="336" w:lineRule="auto" w:after="180"/>
-        <w:shd w:fill="F1F6FC"/>
-      </w:pPr>
-      <w:r>
-        <w:rPr>
-          <w:b w:val="0"/>
-        </w:rPr>
-        <w:t>Record each dimension as not yet, with support, or independent. Accept a valid alternative procedure with a defensible trace.</w:t>
-      </w:r>
-    </w:p>
-    <w:p>
-      <w:pPr>
-        <w:spacing w:line="336" w:lineRule="auto" w:after="180"/>
-        <w:shd w:fill="F1F6FC"/>
-      </w:pPr>
-      <w:r>
-        <w:rPr>
-          <w:b w:val="0"/>
-        </w:rPr>
-        <w:t xml:space="preserve">Do not penalise an honestly recorded model failure if the learner correctly explains its </w:t>
-      </w:r>
-      <w:r>
-        <w:rPr>
-          <w:b/>
-        </w:rPr>
-        <w:t>evidence</w:t>
-      </w:r>
-      <w:r>
-        <w:rPr>
-          <w:b w:val="0"/>
-        </w:rPr>
-        <w:t xml:space="preserve"> and limits.</w:t>
-      </w:r>
-    </w:p>
-    <w:p>
-      <w:pPr>
-        <w:pStyle w:val="Heading3"/>
-      </w:pPr>
-      <w:r>
-        <w:t>Feedback that the learner uses</w:t>
-      </w:r>
-    </w:p>
-    <w:p>
-      <w:pPr>
-        <w:spacing w:line="336" w:lineRule="auto" w:after="180"/>
-      </w:pPr>
-      <w:r>
-        <w:rPr>
-          <w:b w:val="0"/>
-        </w:rPr>
-        <w:t>Name the earliest unsupported step and give one action to repair it. Have the learner make that repair now and explain why. Then assess the relevant skill on a fresh, fully specified case.</w:t>
-      </w:r>
-    </w:p>
-    <w:p>
-      <w:pPr>
-        <w:spacing w:line="336" w:lineRule="auto" w:after="180"/>
-      </w:pPr>
-      <w:r>
-        <w:rPr>
-          <w:b w:val="0"/>
-        </w:rPr>
-        <w:t>Confirm it was not previously practised with feedback; solve and check the new case before assigning it. A follow-up design prompt is a starting brief, not automatically an equivalent test.</w:t>
-      </w:r>
-    </w:p>
-    <w:p>
-      <w:pPr>
-        <w:pStyle w:val="Heading1"/>
-      </w:pPr>
-      <w:r>
-        <w:t>06. Connect and extend learning</w:t>
-      </w:r>
-    </w:p>
-    <w:p>
-      <w:r>
-        <w:t>Connect Error Analysis to Responsible Plant Classifier, adapt support and plan a later changed-case check.</w:t>
-      </w:r>
-    </w:p>
-    <w:p>
-      <w:pPr>
-        <w:pStyle w:val="Heading3"/>
-      </w:pPr>
-      <w:r>
-        <w:t>Responsible Plant Classifier</w:t>
-      </w:r>
-    </w:p>
-    <w:p>
-      <w:pPr>
-        <w:spacing w:line="336" w:lineRule="auto" w:after="180"/>
-      </w:pPr>
-      <w:r>
-        <w:rPr>
-          <w:b w:val="0"/>
-        </w:rPr>
-        <w:t>Create the Plant Classifier error log linking case ID, actual, predicted, confidence, condition, likely cause, and next action.</w:t>
-      </w:r>
-    </w:p>
-    <w:p>
-      <w:pPr>
-        <w:spacing w:line="336" w:lineRule="auto" w:after="180"/>
-      </w:pPr>
-      <w:r>
-        <w:rPr>
-          <w:b w:val="0"/>
-        </w:rPr>
-        <w:t xml:space="preserve">Keep the decision, </w:t>
-      </w:r>
-      <w:r>
-        <w:rPr>
-          <w:b/>
-        </w:rPr>
-        <w:t>input</w:t>
-      </w:r>
-      <w:r>
-        <w:rPr>
-          <w:b w:val="0"/>
-        </w:rPr>
-        <w:t xml:space="preserve">, result, explanation and remaining limitation in the project </w:t>
-      </w:r>
-      <w:r>
-        <w:rPr>
-          <w:b/>
-        </w:rPr>
-        <w:t>evidence</w:t>
-      </w:r>
-      <w:r>
-        <w:rPr>
-          <w:b w:val="0"/>
-        </w:rPr>
-        <w:t xml:space="preserve"> record. Retrieve this record next week rather than restarting the project.</w:t>
-      </w:r>
-    </w:p>
-    <w:p>
-      <w:pPr>
-        <w:pStyle w:val="Heading3"/>
-      </w:pPr>
-      <w:r>
-        <w:t>Support and stretch</w:t>
-      </w:r>
-    </w:p>
-    <w:p>
-      <w:pPr>
-        <w:spacing w:line="336" w:lineRule="auto" w:after="180"/>
-      </w:pPr>
-      <w:r>
-        <w:rPr>
-          <w:b w:val="0"/>
-        </w:rPr>
-        <w:t>Use a tiny labelled dataset, explicit units and a named positive class. Stretch: require a baseline, held-out evaluation and subgroup or shifted-condition analysis with denominators.</w:t>
-      </w:r>
-    </w:p>
-    <w:p>
-      <w:pPr>
-        <w:pStyle w:val="Heading3"/>
-      </w:pPr>
-      <w:r>
-        <w:t>Exit reflection</w:t>
-      </w:r>
-    </w:p>
-    <w:p>
-      <w:pPr>
-        <w:spacing w:line="336" w:lineRule="auto" w:after="180"/>
-      </w:pPr>
-      <w:r>
-        <w:rPr>
-          <w:b w:val="0"/>
-        </w:rPr>
-        <w:t xml:space="preserve">Ask for one decision the learner can now justify and one situation requiring more </w:t>
-      </w:r>
-      <w:r>
-        <w:rPr>
-          <w:b/>
-        </w:rPr>
-        <w:t>evidence</w:t>
-      </w:r>
-      <w:r>
-        <w:rPr>
-          <w:b w:val="0"/>
-        </w:rPr>
-        <w:t xml:space="preserve"> or human review. Confidence ratings are separate from correct independent performance.</w:t>
-      </w:r>
-    </w:p>
-    <w:p>
-      <w:pPr>
-        <w:pStyle w:val="Heading3"/>
-      </w:pPr>
-      <w:r>
-        <w:t>Bridge to the next week</w:t>
-      </w:r>
-    </w:p>
-    <w:p>
-      <w:pPr>
-        <w:spacing w:line="336" w:lineRule="auto" w:after="180"/>
-      </w:pPr>
-      <w:r>
-        <w:rPr>
-          <w:b w:val="0"/>
-        </w:rPr>
-        <w:t xml:space="preserve">Next: Week 19: </w:t>
-      </w:r>
-      <w:r>
-        <w:rPr>
-          <w:b/>
-        </w:rPr>
-        <w:t>Regression</w:t>
-      </w:r>
-      <w:r>
-        <w:rPr>
-          <w:b w:val="0"/>
-        </w:rPr>
-        <w:t xml:space="preserve"> and Residuals. Retrieve today’s </w:t>
-      </w:r>
-      <w:r>
-        <w:rPr>
-          <w:b/>
-        </w:rPr>
-        <w:t>evidence</w:t>
-      </w:r>
-      <w:r>
-        <w:rPr>
-          <w:b w:val="0"/>
-        </w:rPr>
-        <w:t xml:space="preserve"> and identify what carries forward and what is new.</w:t>
-      </w:r>
-    </w:p>
-    <w:p>
-      <w:pPr>
-        <w:pStyle w:val="Heading3"/>
-      </w:pPr>
-      <w:r>
-        <w:t>Support and fresh reassessment</w:t>
-      </w:r>
-    </w:p>
-    <w:p>
-      <w:pPr>
-        <w:spacing w:line="336" w:lineRule="auto" w:after="180"/>
-      </w:pPr>
-      <w:r>
-        <w:rPr>
-          <w:b w:val="0"/>
-        </w:rPr>
-        <w:t xml:space="preserve">Provide a blank </w:t>
-      </w:r>
-      <w:r>
-        <w:rPr>
-          <w:b/>
-        </w:rPr>
-        <w:t>evidence</w:t>
-      </w:r>
-      <w:r>
-        <w:rPr>
-          <w:b w:val="0"/>
-        </w:rPr>
-        <w:t xml:space="preserve"> table and allow a verbal explanation before writing. Highlight the given conditions without supplying the W 4 conclusion. Use </w:t>
-      </w:r>
-      <w:r>
-        <w:rPr>
-          <w:b/>
-        </w:rPr>
-        <w:t>error analysis</w:t>
-      </w:r>
-      <w:r>
-        <w:rPr>
-          <w:b w:val="0"/>
-        </w:rPr>
-        <w:t xml:space="preserve"> and </w:t>
-      </w:r>
-      <w:r>
-        <w:rPr>
-          <w:b/>
-        </w:rPr>
-        <w:t>hypothesis</w:t>
-      </w:r>
-      <w:r>
-        <w:rPr>
-          <w:b w:val="0"/>
-        </w:rPr>
-        <w:t xml:space="preserve"> in full sentences.</w:t>
-      </w:r>
-    </w:p>
-    <w:p>
-      <w:pPr>
-        <w:spacing w:line="336" w:lineRule="auto" w:after="180"/>
-      </w:pPr>
-      <w:r>
-        <w:rPr>
-          <w:b w:val="0"/>
-        </w:rPr>
-        <w:t>Extension: alter one condition in the worked example and explain which conclusion changes and which remains supported.</w:t>
-      </w:r>
-    </w:p>
-    <w:p>
-      <w:pPr>
-        <w:spacing w:line="336" w:lineRule="auto" w:after="180"/>
-      </w:pPr>
-      <w:r>
-        <w:rPr>
-          <w:b w:val="0"/>
-        </w:rPr>
-        <w:t>For independent W 4, require: Total worsens 7/30 to 8/30. A improves 50 to 30 percent, B worsens 10 to 25 percent. Investigate B and keep the original as a comparison; do not claim overall improvement.</w:t>
-      </w:r>
-    </w:p>
-    <w:p>
-      <w:pPr>
-        <w:spacing w:line="336" w:lineRule="auto" w:after="180"/>
-      </w:pPr>
-      <w:r>
-        <w:rPr>
-          <w:b w:val="0"/>
-        </w:rPr>
-        <w:t>Fresh retry: old groups 2/8 and 4/12; new 3/8 and 2/12. Total improves 6/20 to 5/20 while the first group regresses. Require both statements. Mark each criterion as independent, supported or not yet demonstrated.</w:t>
-      </w:r>
-    </w:p>
-    <w:p>
-      <w:pPr>
-        <w:spacing w:line="336" w:lineRule="auto" w:after="180"/>
-      </w:pPr>
-      <w:r>
-        <w:rPr>
-          <w:b w:val="0"/>
-        </w:rPr>
         <w:t>Reassess the reasoning after feedback; do not replace the first attempt silently.</w:t>
       </w:r>
     </w:p>
     <w:p>
       <w:pPr>
-        <w:spacing w:line="336" w:lineRule="auto" w:after="180"/>
-      </w:pPr>
-      <w:r>
-        <w:rPr>
-          <w:b w:val="0"/>
-        </w:rPr>
-        <w:t xml:space="preserve">Next week: </w:t>
-      </w:r>
-      <w:r>
-        <w:rPr>
-          <w:b/>
-        </w:rPr>
-        <w:t>Regression</w:t>
-      </w:r>
-      <w:r>
-        <w:rPr>
-          <w:b w:val="0"/>
-        </w:rPr>
-        <w:t xml:space="preserve"> and residuals. Carry forward the saved </w:t>
-      </w:r>
-      <w:r>
-        <w:rPr>
-          <w:b/>
-        </w:rPr>
-        <w:t>evidence</w:t>
-      </w:r>
-      <w:r>
-        <w:rPr>
-          <w:b w:val="0"/>
-        </w:rPr>
-        <w:t xml:space="preserve"> and the distinction between development choices and justified claims.</w:t>
-      </w:r>
-    </w:p>
-    <w:p>
-      <w:pPr>
-        <w:pStyle w:val="Heading3"/>
-      </w:pPr>
-      <w:r>
-        <w:t>Plan the delayed return</w:t>
+        <w:pStyle w:val="Heading2"/>
+      </w:pPr>
+      <w:r>
+        <w:t>Delayed return</w:t>
       </w:r>
     </w:p>
     <w:p>
@@ -5147,71 +4978,212 @@
     </w:p>
     <w:p>
       <w:pPr>
+        <w:pStyle w:val="Heading2"/>
+      </w:pPr>
+      <w:r>
+        <w:t>Bridge and reflection</w:t>
+      </w:r>
+    </w:p>
+    <w:p>
+      <w:pPr>
+        <w:spacing w:line="336" w:lineRule="auto" w:after="180"/>
+      </w:pPr>
+      <w:r>
+        <w:rPr>
+          <w:b w:val="0"/>
+        </w:rPr>
+        <w:t xml:space="preserve">Ask for one decision the learner can now justify and one situation requiring more </w:t>
+      </w:r>
+      <w:r>
+        <w:rPr>
+          <w:b/>
+        </w:rPr>
+        <w:t>evidence</w:t>
+      </w:r>
+      <w:r>
+        <w:rPr>
+          <w:b w:val="0"/>
+        </w:rPr>
+        <w:t xml:space="preserve"> or human review. Confidence ratings are separate from correct independent performance.</w:t>
+      </w:r>
+    </w:p>
+    <w:p>
+      <w:pPr>
+        <w:spacing w:line="336" w:lineRule="auto" w:after="180"/>
+      </w:pPr>
+      <w:r>
+        <w:rPr>
+          <w:b w:val="0"/>
+        </w:rPr>
+        <w:t xml:space="preserve">Next: Week 19: </w:t>
+      </w:r>
+      <w:r>
+        <w:rPr>
+          <w:b/>
+        </w:rPr>
+        <w:t>Regression</w:t>
+      </w:r>
+      <w:r>
+        <w:rPr>
+          <w:b w:val="0"/>
+        </w:rPr>
+        <w:t xml:space="preserve"> and Residuals. Retrieve today’s </w:t>
+      </w:r>
+      <w:r>
+        <w:rPr>
+          <w:b/>
+        </w:rPr>
+        <w:t>evidence</w:t>
+      </w:r>
+      <w:r>
+        <w:rPr>
+          <w:b w:val="0"/>
+        </w:rPr>
+        <w:t xml:space="preserve"> and identify what carries forward and what is new.</w:t>
+      </w:r>
+    </w:p>
+    <w:p>
+      <w:pPr>
+        <w:spacing w:line="336" w:lineRule="auto" w:after="180"/>
+      </w:pPr>
+      <w:r>
+        <w:rPr>
+          <w:b w:val="0"/>
+        </w:rPr>
+        <w:t xml:space="preserve">Next week: </w:t>
+      </w:r>
+      <w:r>
+        <w:rPr>
+          <w:b/>
+        </w:rPr>
+        <w:t>Regression</w:t>
+      </w:r>
+      <w:r>
+        <w:rPr>
+          <w:b w:val="0"/>
+        </w:rPr>
+        <w:t xml:space="preserve"> and residuals. Carry forward the saved </w:t>
+      </w:r>
+      <w:r>
+        <w:rPr>
+          <w:b/>
+        </w:rPr>
+        <w:t>evidence</w:t>
+      </w:r>
+      <w:r>
+        <w:rPr>
+          <w:b w:val="0"/>
+        </w:rPr>
+        <w:t xml:space="preserve"> and the distinction between development choices and justified claims.</w:t>
+      </w:r>
+    </w:p>
+    <w:p>
+      <w:pPr>
+        <w:pStyle w:val="Heading2"/>
+      </w:pPr>
+      <w:r>
+        <w:t>Earlier wording, alternatives and picture transcripts · reference / check after trying</w:t>
+      </w:r>
+    </w:p>
+    <w:p>
+      <w:pPr>
+        <w:spacing w:line="336" w:lineRule="auto" w:after="180"/>
+      </w:pPr>
+      <w:r>
+        <w:rPr>
+          <w:b w:val="0"/>
+        </w:rPr>
+        <w:t>Connect and extend learning</w:t>
+      </w:r>
+    </w:p>
+    <w:p>
+      <w:pPr>
         <w:pStyle w:val="Heading3"/>
       </w:pPr>
       <w:r>
+        <w:t>Responsible Plant Classifier</w:t>
+      </w:r>
+    </w:p>
+    <w:p>
+      <w:pPr>
+        <w:pStyle w:val="Heading3"/>
+      </w:pPr>
+      <w:r>
+        <w:t>Support and stretch</w:t>
+      </w:r>
+    </w:p>
+    <w:p>
+      <w:pPr>
+        <w:pStyle w:val="Heading3"/>
+      </w:pPr>
+      <w:r>
+        <w:t>Exit reflection</w:t>
+      </w:r>
+    </w:p>
+    <w:p>
+      <w:pPr>
+        <w:pStyle w:val="Heading3"/>
+      </w:pPr>
+      <w:r>
+        <w:t>Bridge to the next week</w:t>
+      </w:r>
+    </w:p>
+    <w:p>
+      <w:pPr>
+        <w:pStyle w:val="Heading3"/>
+      </w:pPr>
+      <w:r>
+        <w:t>Support and fresh reassessment</w:t>
+      </w:r>
+    </w:p>
+    <w:p>
+      <w:pPr>
+        <w:pStyle w:val="Heading3"/>
+      </w:pPr>
+      <w:r>
+        <w:t>Plan the delayed return</w:t>
+      </w:r>
+    </w:p>
+    <w:p>
+      <w:pPr>
+        <w:pStyle w:val="Heading3"/>
+      </w:pPr>
+      <w:r>
         <w:t>Project evidence from this case</w:t>
       </w:r>
     </w:p>
     <w:p>
       <w:pPr>
+        <w:pStyle w:val="Heading1"/>
+      </w:pPr>
+      <w:r>
+        <w:t>Reference bank and extra practice</w:t>
+      </w:r>
+    </w:p>
+    <w:p>
+      <w:pPr>
+        <w:pStyle w:val="Heading1"/>
+      </w:pPr>
+      <w:r>
+        <w:t>07. Reference · Alternative planning checklist</w:t>
+      </w:r>
+    </w:p>
+    <w:p>
+      <w:r>
+        <w:t>Use alongside the main route without repeating the whole cycle.</w:t>
+      </w:r>
+    </w:p>
+    <w:p>
+      <w:pPr>
+        <w:pStyle w:val="Heading2"/>
+      </w:pPr>
+      <w:r>
+        <w:t>Planning and assessment reference</w:t>
+      </w:r>
+    </w:p>
+    <w:p>
+      <w:pPr>
         <w:spacing w:line="336" w:lineRule="auto" w:after="180"/>
-      </w:pPr>
-      <w:r>
-        <w:rPr>
-          <w:b w:val="0"/>
-        </w:rPr>
-        <w:t xml:space="preserve">For your Responsible Plant Classifier, save the </w:t>
-      </w:r>
-      <w:r>
-        <w:rPr>
-          <w:b/>
-        </w:rPr>
-        <w:t>input</w:t>
-      </w:r>
-      <w:r>
-        <w:rPr>
-          <w:b w:val="0"/>
-        </w:rPr>
-        <w:t>, procedure, observed result and limitation of this check.</w:t>
-      </w:r>
-    </w:p>
-    <w:p>
-      <w:pPr>
-        <w:spacing w:line="336" w:lineRule="auto" w:after="180"/>
-      </w:pPr>
-      <w:r>
-        <w:rPr>
-          <w:b w:val="0"/>
-        </w:rPr>
-        <w:t>Label this worked example as practice; use a different, previously unreviewed case when checking independent understanding.</w:t>
-      </w:r>
-    </w:p>
-    <w:p>
-      <w:pPr>
-        <w:pStyle w:val="Heading1"/>
-      </w:pPr>
-      <w:r>
-        <w:t>07. Prepare, teach and assess</w:t>
-      </w:r>
-    </w:p>
-    <w:p>
-      <w:r>
-        <w:t>Use this preparation summary alongside the detailed Error Analysis lesson; it is a checklist rather than a replacement for the full sequence.</w:t>
-      </w:r>
-    </w:p>
-    <w:p>
-      <w:pPr>
-        <w:pStyle w:val="Heading3"/>
-      </w:pPr>
-      <w:r>
-        <w:t>Teaching target</w:t>
-      </w:r>
-    </w:p>
-    <w:p>
-      <w:pPr>
-        <w:spacing w:line="336" w:lineRule="auto" w:after="180"/>
-        <w:shd w:fill="EDF7F3"/>
       </w:pPr>
       <w:r>
         <w:rPr>
@@ -5395,7 +5367,6 @@
     <w:p>
       <w:pPr>
         <w:spacing w:line="336" w:lineRule="auto" w:after="180"/>
-        <w:shd w:fill="F5F1FB"/>
       </w:pPr>
       <w:r>
         <w:rPr>
@@ -5406,16 +5377,7 @@
     </w:p>
     <w:p>
       <w:pPr>
-        <w:pStyle w:val="Heading3"/>
-      </w:pPr>
-      <w:r>
-        <w:t>Supported practice answer</w:t>
-      </w:r>
-    </w:p>
-    <w:p>
-      <w:pPr>
         <w:spacing w:line="336" w:lineRule="auto" w:after="180"/>
-        <w:shd w:fill="F1F6FC"/>
       </w:pPr>
       <w:r>
         <w:rPr>
@@ -5472,16 +5434,7 @@
     </w:p>
     <w:p>
       <w:pPr>
-        <w:pStyle w:val="Heading3"/>
-      </w:pPr>
-      <w:r>
-        <w:t>Repair the misconception</w:t>
-      </w:r>
-    </w:p>
-    <w:p>
-      <w:pPr>
         <w:spacing w:line="336" w:lineRule="auto" w:after="180"/>
-        <w:shd w:fill="FFF5E6"/>
       </w:pPr>
       <w:r>
         <w:rPr>
@@ -5492,16 +5445,7 @@
     </w:p>
     <w:p>
       <w:pPr>
-        <w:pStyle w:val="Heading3"/>
-      </w:pPr>
-      <w:r>
-        <w:t>Support without giving away the answer</w:t>
-      </w:r>
-    </w:p>
-    <w:p>
-      <w:pPr>
         <w:spacing w:line="336" w:lineRule="auto" w:after="180"/>
-        <w:shd w:fill="F1F6F8"/>
       </w:pPr>
       <w:r>
         <w:rPr>
@@ -5524,16 +5468,7 @@
     </w:p>
     <w:p>
       <w:pPr>
-        <w:pStyle w:val="Heading3"/>
-      </w:pPr>
-      <w:r>
-        <w:t>Extend the reasoning</w:t>
-      </w:r>
-    </w:p>
-    <w:p>
-      <w:pPr>
         <w:spacing w:line="336" w:lineRule="auto" w:after="180"/>
-        <w:shd w:fill="F5F1FB"/>
       </w:pPr>
       <w:r>
         <w:rPr>
@@ -5557,7 +5492,6 @@
     <w:p>
       <w:pPr>
         <w:spacing w:line="336" w:lineRule="auto" w:after="180"/>
-        <w:shd w:fill="F5F1FB"/>
       </w:pPr>
       <w:r>
         <w:rPr>
@@ -5580,16 +5514,7 @@
     </w:p>
     <w:p>
       <w:pPr>
-        <w:pStyle w:val="Heading3"/>
-      </w:pPr>
-      <w:r>
-        <w:t>Protect the independent attempt</w:t>
-      </w:r>
-    </w:p>
-    <w:p>
-      <w:pPr>
         <w:spacing w:line="336" w:lineRule="auto" w:after="180"/>
-        <w:shd w:fill="FFF5E6"/>
       </w:pPr>
       <w:r>
         <w:rPr>
@@ -5784,16 +5709,7 @@
     </w:tbl>
     <w:p>
       <w:pPr>
-        <w:pStyle w:val="Heading3"/>
-      </w:pPr>
-      <w:r>
-        <w:t>Project checkpoint</w:t>
-      </w:r>
-    </w:p>
-    <w:p>
-      <w:pPr>
         <w:spacing w:line="336" w:lineRule="auto" w:after="180"/>
-        <w:shd w:fill="EDF7F3"/>
       </w:pPr>
       <w:r>
         <w:rPr>
@@ -5830,12 +5746,20 @@
         <w:pStyle w:val="Heading1"/>
       </w:pPr>
       <w:r>
-        <w:t>08. Use feedback, labs and repair paths</w:t>
-      </w:r>
-    </w:p>
-    <w:p>
-      <w:r>
-        <w:t>Use feedback, earlier review and portfolios purposefully. Apply the coding routine only when this lesson has an executable lab.</w:t>
+        <w:t>08. Reference · Feedback and evidence records</w:t>
+      </w:r>
+    </w:p>
+    <w:p>
+      <w:r>
+        <w:t>Keep supported rehearsal separate from independent performance.</w:t>
+      </w:r>
+    </w:p>
+    <w:p>
+      <w:pPr>
+        <w:pStyle w:val="Heading2"/>
+      </w:pPr>
+      <w:r>
+        <w:t>Record and repair</w:t>
       </w:r>
     </w:p>
     <w:p>
@@ -5880,6 +5804,48 @@
         <w:rPr>
           <w:b w:val="0"/>
         </w:rPr>
+        <w:t>Use the earlier worked-explanation links to address a specific missing building block, then return to the current question. Adapt this suggestion after observing the learner; it is not an automatic diagnosis.</w:t>
+      </w:r>
+    </w:p>
+    <w:p>
+      <w:pPr>
+        <w:spacing w:line="336" w:lineRule="auto" w:after="180"/>
+      </w:pPr>
+      <w:r>
+        <w:rPr>
+          <w:b w:val="0"/>
+        </w:rPr>
+        <w:t xml:space="preserve">Collect the completed-work portfolio as </w:t>
+      </w:r>
+      <w:r>
+        <w:rPr>
+          <w:b/>
+        </w:rPr>
+        <w:t>evidence</w:t>
+      </w:r>
+      <w:r>
+        <w:rPr>
+          <w:b w:val="0"/>
+        </w:rPr>
+        <w:t>. Record support separately from correctness, and assess explanation, trace/test and limitations. Progress ticks and quiz selections alone do not establish mastery.</w:t>
+      </w:r>
+    </w:p>
+    <w:p>
+      <w:pPr>
+        <w:pStyle w:val="Heading2"/>
+      </w:pPr>
+      <w:r>
+        <w:t>Earlier wording, alternatives and picture transcripts · reference / check after trying</w:t>
+      </w:r>
+    </w:p>
+    <w:p>
+      <w:pPr>
+        <w:spacing w:line="336" w:lineRule="auto" w:after="180"/>
+      </w:pPr>
+      <w:r>
+        <w:rPr>
+          <w:b w:val="0"/>
+        </w:rPr>
         <w:t xml:space="preserve">Ask students to predict before running code. Preserve errors and actual </w:t>
       </w:r>
       <w:r>
@@ -5897,77 +5863,20 @@
     </w:p>
     <w:p>
       <w:pPr>
-        <w:spacing w:line="336" w:lineRule="auto" w:after="180"/>
-      </w:pPr>
-      <w:r>
-        <w:rPr>
-          <w:b w:val="0"/>
-        </w:rPr>
-        <w:t>Use the earlier worked-explanation links to address a specific missing building block, then return to the current question. Adapt this suggestion after observing the learner; it is not an automatic diagnosis.</w:t>
-      </w:r>
-    </w:p>
-    <w:p>
-      <w:pPr>
-        <w:spacing w:line="336" w:lineRule="auto" w:after="180"/>
-      </w:pPr>
-      <w:r>
-        <w:rPr>
-          <w:b w:val="0"/>
-        </w:rPr>
-        <w:t xml:space="preserve">Collect the completed-work portfolio as </w:t>
-      </w:r>
-      <w:r>
-        <w:rPr>
-          <w:b/>
-        </w:rPr>
-        <w:t>evidence</w:t>
-      </w:r>
-      <w:r>
-        <w:rPr>
-          <w:b w:val="0"/>
-        </w:rPr>
-        <w:t>. Record support separately from correctness, and assess explanation, trace/test and limitations. Progress ticks and quiz selections alone do not establish mastery.</w:t>
-      </w:r>
-    </w:p>
-    <w:p>
-      <w:pPr>
         <w:pStyle w:val="Heading1"/>
       </w:pPr>
       <w:r>
-        <w:t>09. Visual concept journey</w:t>
-      </w:r>
-    </w:p>
-    <w:p>
-      <w:r>
-        <w:t>Show one Error Analysis graphic at a time, request a prediction and discuss its trace before the independent assessment.</w:t>
-      </w:r>
-    </w:p>
-    <w:p>
-      <w:pPr>
-        <w:spacing w:line="336" w:lineRule="auto" w:after="180"/>
-      </w:pPr>
-      <w:r>
-        <w:rPr>
-          <w:b w:val="0"/>
-        </w:rPr>
-        <w:t xml:space="preserve">Use one picture at a time. Hide a worked result before asking for a </w:t>
-      </w:r>
-      <w:r>
-        <w:rPr>
-          <w:b/>
-        </w:rPr>
-        <w:t>prediction</w:t>
-      </w:r>
-      <w:r>
-        <w:rPr>
-          <w:b w:val="0"/>
-        </w:rPr>
-        <w:t>, then reveal it for feedback. These are supported teaching cases; retain the separate independent assessment for a fresh first attempt.</w:t>
-      </w:r>
-    </w:p>
-    <w:p>
-      <w:pPr>
-        <w:pStyle w:val="Heading3"/>
+        <w:t>09. Reference · Teach with the six pictures</w:t>
+      </w:r>
+    </w:p>
+    <w:p>
+      <w:r>
+        <w:t>Choose one picture for a specific reasoning move.</w:t>
+      </w:r>
+    </w:p>
+    <w:p>
+      <w:pPr>
+        <w:pStyle w:val="Heading2"/>
       </w:pPr>
       <w:r>
         <w:t>01. Error Analysis: the case</w:t>
@@ -5978,7 +5887,7 @@
         <w:drawing>
           <wp:inline xmlns:a="http://schemas.openxmlformats.org/drawingml/2006/main" xmlns:pic="http://schemas.openxmlformats.org/drawingml/2006/picture">
             <wp:extent cx="5486400" cy="2990088"/>
-            <wp:docPr id="3" name="Picture 3" descr="Find an error cluster before choosing a controlled follow-up. Supplied facts: Candidate errors: bright-light photos1/8; dim-light photos3/6. Images and reference labels are fixed for this audit. All inputs and outcomes in this worked example are invented classroom data; no real model run is claimed."/>
+            <wp:docPr id="4" name="Picture 4" descr="Find an error cluster before choosing a controlled follow-up. Supplied facts: Candidate errors: bright-light photos1/8; dim-light photos3/6. Images and reference labels are fixed for this audit. All inputs and outcomes in this worked example are invented classroom data; no real model run is claimed."/>
             <wp:cNvGraphicFramePr>
               <a:graphicFrameLocks noChangeAspect="1"/>
             </wp:cNvGraphicFramePr>
@@ -5990,7 +5899,7 @@
                     <pic:cNvPicPr/>
                   </pic:nvPicPr>
                   <pic:blipFill>
-                    <a:blip r:embed="rId11"/>
+                    <a:blip r:embed="rId12"/>
                     <a:stretch>
                       <a:fillRect/>
                     </a:stretch>
@@ -6046,7 +5955,6 @@
     <w:p>
       <w:pPr>
         <w:spacing w:line="336" w:lineRule="auto" w:after="180"/>
-        <w:shd w:fill="F5F1FB"/>
       </w:pPr>
       <w:r>
         <w:rPr>
@@ -6057,16 +5965,7 @@
     </w:p>
     <w:p>
       <w:pPr>
-        <w:pStyle w:val="Heading3"/>
-      </w:pPr>
-      <w:r>
-        <w:t>Discuss while showing the picture</w:t>
-      </w:r>
-    </w:p>
-    <w:p>
-      <w:pPr>
         <w:spacing w:line="336" w:lineRule="auto" w:after="180"/>
-        <w:shd w:fill="F1F6F8"/>
       </w:pPr>
       <w:r>
         <w:rPr>
@@ -6077,7 +5976,7 @@
     </w:p>
     <w:p>
       <w:pPr>
-        <w:pStyle w:val="Heading3"/>
+        <w:pStyle w:val="Heading2"/>
       </w:pPr>
       <w:r>
         <w:t>02. Follow the deciding steps</w:t>
@@ -6088,7 +5987,7 @@
         <w:drawing>
           <wp:inline xmlns:a="http://schemas.openxmlformats.org/drawingml/2006/main" xmlns:pic="http://schemas.openxmlformats.org/drawingml/2006/picture">
             <wp:extent cx="5486400" cy="3493008"/>
-            <wp:docPr id="4" name="Picture 4" descr="Compute slice errors: Bright: 12.5%; dim: 50%. Total errors4/14, about28.6%. → Inspect dim failures: Check blur, lighting and label uncertainty instead of assuming lighting caused every error. → Plan controlled pair: Photograph the same approved toy scene in bright and dim conditions; hold device and framing fixed."/>
+            <wp:docPr id="5" name="Picture 5" descr="Compute slice errors: Bright: 12.5%; dim: 50%. Total errors4/14, about28.6%. → Inspect dim failures: Check blur, lighting and label uncertainty instead of assuming lighting caused every error. → Plan controlled pair: Photograph the same approved toy scene in bright and dim conditions; hold device and framing fixed."/>
             <wp:cNvGraphicFramePr>
               <a:graphicFrameLocks noChangeAspect="1"/>
             </wp:cNvGraphicFramePr>
@@ -6100,7 +5999,7 @@
                     <pic:cNvPicPr/>
                   </pic:nvPicPr>
                   <pic:blipFill>
-                    <a:blip r:embed="rId12"/>
+                    <a:blip r:embed="rId10"/>
                     <a:stretch>
                       <a:fillRect/>
                     </a:stretch>
@@ -6144,7 +6043,6 @@
     <w:p>
       <w:pPr>
         <w:spacing w:line="336" w:lineRule="auto" w:after="180"/>
-        <w:shd w:fill="F5F1FB"/>
       </w:pPr>
       <w:r>
         <w:rPr>
@@ -6167,16 +6065,7 @@
     </w:p>
     <w:p>
       <w:pPr>
-        <w:pStyle w:val="Heading3"/>
-      </w:pPr>
-      <w:r>
-        <w:t>Discuss while showing the picture</w:t>
-      </w:r>
-    </w:p>
-    <w:p>
-      <w:pPr>
         <w:spacing w:line="336" w:lineRule="auto" w:after="180"/>
-        <w:shd w:fill="F1F6F8"/>
       </w:pPr>
       <w:r>
         <w:rPr>
@@ -6199,7 +6088,7 @@
     </w:p>
     <w:p>
       <w:pPr>
-        <w:pStyle w:val="Heading3"/>
+        <w:pStyle w:val="Heading2"/>
       </w:pPr>
       <w:r>
         <w:t>03. Errors per 100 photos in each lighting slice</w:t>
@@ -6210,7 +6099,7 @@
         <w:drawing>
           <wp:inline xmlns:a="http://schemas.openxmlformats.org/drawingml/2006/main" xmlns:pic="http://schemas.openxmlformats.org/drawingml/2006/picture">
             <wp:extent cx="5486400" cy="2834640"/>
-            <wp:docPr id="5" name="Picture 5" descr="Errors per 100 photos in each lighting slice. Units: percent. bright: 12.5. dim: 50."/>
+            <wp:docPr id="6" name="Picture 6" descr="Errors per 100 photos in each lighting slice. Units: percent. bright: 12.5. dim: 50."/>
             <wp:cNvGraphicFramePr>
               <a:graphicFrameLocks noChangeAspect="1"/>
             </wp:cNvGraphicFramePr>
@@ -6255,7 +6144,6 @@
     <w:p>
       <w:pPr>
         <w:spacing w:line="336" w:lineRule="auto" w:after="180"/>
-        <w:shd w:fill="F5F1FB"/>
       </w:pPr>
       <w:r>
         <w:rPr>
@@ -6266,16 +6154,7 @@
     </w:p>
     <w:p>
       <w:pPr>
-        <w:pStyle w:val="Heading3"/>
-      </w:pPr>
-      <w:r>
-        <w:t>Discuss while showing the picture</w:t>
-      </w:r>
-    </w:p>
-    <w:p>
-      <w:pPr>
         <w:spacing w:line="336" w:lineRule="auto" w:after="180"/>
-        <w:shd w:fill="F1F6F8"/>
       </w:pPr>
       <w:r>
         <w:rPr>
@@ -6287,7 +6166,6 @@
     <w:p>
       <w:pPr>
         <w:spacing w:line="336" w:lineRule="auto" w:after="180"/>
-        <w:shd w:fill="F1F6F8"/>
       </w:pPr>
       <w:r>
         <w:rPr>
@@ -6298,7 +6176,7 @@
     </w:p>
     <w:p>
       <w:pPr>
-        <w:pStyle w:val="Heading3"/>
+        <w:pStyle w:val="Heading2"/>
       </w:pPr>
       <w:r>
         <w:t>04. Change one thing. Trace what follows.</w:t>
@@ -6309,7 +6187,7 @@
         <w:drawing>
           <wp:inline xmlns:a="http://schemas.openxmlformats.org/drawingml/2006/main" xmlns:pic="http://schemas.openxmlformats.org/drawingml/2006/picture">
             <wp:extent cx="5486400" cy="3041904"/>
-            <wp:docPr id="6" name="Picture 6" descr="Original case: Photograph the same approved toy scene in bright and dim conditions; hold device and framing fixed. Changed condition: Dim errors fall to1/6 in a later same-case replay. Expected result: The replay’s dim error rate is 16.7%; it is development evidence if those cases guided the revision. Reason: Observed improvement on reused cases is not an untouched final generalisation test."/>
+            <wp:docPr id="7" name="Picture 7" descr="Original case: Photograph the same approved toy scene in bright and dim conditions; hold device and framing fixed. Changed condition: Dim errors fall to1/6 in a later same-case replay. Expected result: The replay’s dim error rate is 16.7%; it is development evidence if those cases guided the revision. Reason: Observed improvement on reused cases is not an untouched final generalisation test."/>
             <wp:cNvGraphicFramePr>
               <a:graphicFrameLocks noChangeAspect="1"/>
             </wp:cNvGraphicFramePr>
@@ -6377,7 +6255,6 @@
     <w:p>
       <w:pPr>
         <w:spacing w:line="336" w:lineRule="auto" w:after="180"/>
-        <w:shd w:fill="F5F1FB"/>
       </w:pPr>
       <w:r>
         <w:rPr>
@@ -6388,16 +6265,7 @@
     </w:p>
     <w:p>
       <w:pPr>
-        <w:pStyle w:val="Heading3"/>
-      </w:pPr>
-      <w:r>
-        <w:t>Discuss while showing the picture</w:t>
-      </w:r>
-    </w:p>
-    <w:p>
-      <w:pPr>
         <w:spacing w:line="336" w:lineRule="auto" w:after="180"/>
-        <w:shd w:fill="F1F6F8"/>
       </w:pPr>
       <w:r>
         <w:rPr>
@@ -6409,7 +6277,6 @@
     <w:p>
       <w:pPr>
         <w:spacing w:line="336" w:lineRule="auto" w:after="180"/>
-        <w:shd w:fill="F1F6F8"/>
       </w:pPr>
       <w:r>
         <w:rPr>
@@ -6420,7 +6287,7 @@
     </w:p>
     <w:p>
       <w:pPr>
-        <w:pStyle w:val="Heading3"/>
+        <w:pStyle w:val="Heading2"/>
       </w:pPr>
       <w:r>
         <w:t>05. Connect the explanation to its limit</w:t>
@@ -6431,7 +6298,7 @@
         <w:drawing>
           <wp:inline xmlns:a="http://schemas.openxmlformats.org/drawingml/2006/main" xmlns:pic="http://schemas.openxmlformats.org/drawingml/2006/picture">
             <wp:extent cx="5486400" cy="2834640"/>
-            <wp:docPr id="7" name="Picture 7" descr="Read the picture in order. Photograph the same approved toy scene in bright and dim conditions; hold device and framing fixed. The arrows show which recorded input or intermediate result each decision uses. Explain the deciding step aloud before checking the changed case; pointing to the final answer alone does not show how it follows. Limit: A slice difference suggests investigation; it does not establish a causal lighting explanation by itself."/>
+            <wp:docPr id="8" name="Picture 8" descr="Read the picture in order. Photograph the same approved toy scene in bright and dim conditions; hold device and framing fixed. The arrows show which recorded input or intermediate result each decision uses. Explain the deciding step aloud before checking the changed case; pointing to the final answer alone does not show how it follows. Limit: A slice difference suggests investigation; it does not establish a causal lighting explanation by itself."/>
             <wp:cNvGraphicFramePr>
               <a:graphicFrameLocks noChangeAspect="1"/>
             </wp:cNvGraphicFramePr>
@@ -6510,7 +6377,6 @@
     <w:p>
       <w:pPr>
         <w:spacing w:line="336" w:lineRule="auto" w:after="180"/>
-        <w:shd w:fill="F5F1FB"/>
       </w:pPr>
       <w:r>
         <w:rPr>
@@ -6521,16 +6387,7 @@
     </w:p>
     <w:p>
       <w:pPr>
-        <w:pStyle w:val="Heading3"/>
-      </w:pPr>
-      <w:r>
-        <w:t>Discuss while showing the picture</w:t>
-      </w:r>
-    </w:p>
-    <w:p>
-      <w:pPr>
         <w:spacing w:line="336" w:lineRule="auto" w:after="180"/>
-        <w:shd w:fill="F1F6F8"/>
       </w:pPr>
       <w:r>
         <w:rPr>
@@ -6542,7 +6399,6 @@
     <w:p>
       <w:pPr>
         <w:spacing w:line="336" w:lineRule="auto" w:after="180"/>
-        <w:shd w:fill="F1F6F8"/>
       </w:pPr>
       <w:r>
         <w:rPr>
@@ -6553,7 +6409,7 @@
     </w:p>
     <w:p>
       <w:pPr>
-        <w:pStyle w:val="Heading3"/>
+        <w:pStyle w:val="Heading2"/>
       </w:pPr>
       <w:r>
         <w:t>06. Make the idea visible in your project</w:t>
@@ -6564,7 +6420,7 @@
         <w:drawing>
           <wp:inline xmlns:a="http://schemas.openxmlformats.org/drawingml/2006/main" xmlns:pic="http://schemas.openxmlformats.org/drawingml/2006/picture">
             <wp:extent cx="5486400" cy="3681984"/>
-            <wp:docPr id="8" name="Picture 8" descr="For your Responsible Plant Classifier, save the input, procedure, observed result and limitation of this check. Label this worked example as practice; use a different, previously unreviewed case when checking independent understanding. Draw your input, deciding step, result and limit. Supported question: What evidence would support the claim that a change helps fresh dim-light images? Point to the relevant step in the picture, then write the changed result and the rule or evidence that supports it."/>
+            <wp:docPr id="9" name="Picture 9" descr="For your Responsible Plant Classifier, save the input, procedure, observed result and limitation of this check. Label this worked example as practice; use a different, previously unreviewed case when checking independent understanding. Draw your input, deciding step, result and limit. Supported question: What evidence would support the claim that a change helps fresh dim-light images? Point to the relevant step in the picture, then write the changed result and the rule or evidence that supports it."/>
             <wp:cNvGraphicFramePr>
               <a:graphicFrameLocks noChangeAspect="1"/>
             </wp:cNvGraphicFramePr>
@@ -6679,7 +6535,6 @@
     <w:p>
       <w:pPr>
         <w:spacing w:line="336" w:lineRule="auto" w:after="180"/>
-        <w:shd w:fill="F5F1FB"/>
       </w:pPr>
       <w:r>
         <w:rPr>
@@ -6702,70 +6557,138 @@
     </w:p>
     <w:p>
       <w:pPr>
+        <w:spacing w:line="336" w:lineRule="auto" w:after="180"/>
+      </w:pPr>
+      <w:r>
+        <w:rPr>
+          <w:b w:val="0"/>
+        </w:rPr>
+        <w:t xml:space="preserve">Teacher prompt: Draw your project trace and justify the deciding step using </w:t>
+      </w:r>
+      <w:r>
+        <w:rPr>
+          <w:b/>
+        </w:rPr>
+        <w:t>evidence</w:t>
+      </w:r>
+      <w:r>
+        <w:rPr>
+          <w:b w:val="0"/>
+        </w:rPr>
+        <w:t>. Ask learners to describe one label or arrow in ordinary words. Use the adjacent transcript if the image is difficult to see.</w:t>
+      </w:r>
+    </w:p>
+    <w:p>
+      <w:pPr>
+        <w:spacing w:line="336" w:lineRule="auto" w:after="180"/>
+      </w:pPr>
+      <w:r>
+        <w:rPr>
+          <w:b w:val="0"/>
+        </w:rPr>
+        <w:t>Supported practice key: Freeze the revision and test new appropriately labelled dim-light examples, retaining plant groups and comparable conditions.</w:t>
+      </w:r>
+    </w:p>
+    <w:p>
+      <w:pPr>
+        <w:spacing w:line="336" w:lineRule="auto" w:after="180"/>
+      </w:pPr>
+      <w:r>
+        <w:rPr>
+          <w:b w:val="0"/>
+        </w:rPr>
+        <w:t xml:space="preserve">Changed-case check: The replay’s dim error rate is 16.7%; it is development </w:t>
+      </w:r>
+      <w:r>
+        <w:rPr>
+          <w:b/>
+        </w:rPr>
+        <w:t>evidence</w:t>
+      </w:r>
+      <w:r>
+        <w:rPr>
+          <w:b w:val="0"/>
+        </w:rPr>
+        <w:t xml:space="preserve"> if those cases guided the revision. Observed improvement on reused cases is not an untouched final generalisation test.</w:t>
+      </w:r>
+    </w:p>
+    <w:p>
+      <w:pPr>
+        <w:pStyle w:val="Heading2"/>
+      </w:pPr>
+      <w:r>
+        <w:t>Earlier wording, alternatives and picture transcripts · reference / check after trying</w:t>
+      </w:r>
+    </w:p>
+    <w:p>
+      <w:pPr>
+        <w:spacing w:line="336" w:lineRule="auto" w:after="180"/>
+      </w:pPr>
+      <w:r>
+        <w:rPr>
+          <w:b w:val="0"/>
+        </w:rPr>
+        <w:t xml:space="preserve">Use one picture at a time. Hide a worked result before asking for a </w:t>
+      </w:r>
+      <w:r>
+        <w:rPr>
+          <w:b/>
+        </w:rPr>
+        <w:t>prediction</w:t>
+      </w:r>
+      <w:r>
+        <w:rPr>
+          <w:b w:val="0"/>
+        </w:rPr>
+        <w:t>, then reveal it for feedback. These are supported teaching cases; retain the separate independent assessment for a fresh first attempt.</w:t>
+      </w:r>
+    </w:p>
+    <w:p>
+      <w:pPr>
         <w:pStyle w:val="Heading3"/>
       </w:pPr>
       <w:r>
-        <w:t>Discuss while showing the picture</w:t>
-      </w:r>
-    </w:p>
-    <w:p>
-      <w:pPr>
-        <w:spacing w:line="336" w:lineRule="auto" w:after="180"/>
-        <w:shd w:fill="F1F6F8"/>
-      </w:pPr>
-      <w:r>
-        <w:rPr>
-          <w:b w:val="0"/>
-        </w:rPr>
-        <w:t xml:space="preserve">Teacher prompt: Draw your project trace and justify the deciding step using </w:t>
-      </w:r>
-      <w:r>
-        <w:rPr>
-          <w:b/>
-        </w:rPr>
-        <w:t>evidence</w:t>
-      </w:r>
-      <w:r>
-        <w:rPr>
-          <w:b w:val="0"/>
-        </w:rPr>
-        <w:t>. Ask learners to describe one label or arrow in ordinary words. Use the adjacent transcript if the image is difficult to see.</w:t>
-      </w:r>
-    </w:p>
-    <w:p>
-      <w:pPr>
-        <w:spacing w:line="336" w:lineRule="auto" w:after="180"/>
-        <w:shd w:fill="F1F6F8"/>
-      </w:pPr>
-      <w:r>
-        <w:rPr>
-          <w:b w:val="0"/>
-        </w:rPr>
-        <w:t>Supported practice key: Freeze the revision and test new appropriately labelled dim-light examples, retaining plant groups and comparable conditions.</w:t>
-      </w:r>
-    </w:p>
-    <w:p>
-      <w:pPr>
-        <w:spacing w:line="336" w:lineRule="auto" w:after="180"/>
-        <w:shd w:fill="F1F6F8"/>
-      </w:pPr>
-      <w:r>
-        <w:rPr>
-          <w:b w:val="0"/>
-        </w:rPr>
-        <w:t xml:space="preserve">Changed-case check: The replay’s dim error rate is 16.7%; it is development </w:t>
-      </w:r>
-      <w:r>
-        <w:rPr>
-          <w:b/>
-        </w:rPr>
-        <w:t>evidence</w:t>
-      </w:r>
-      <w:r>
-        <w:rPr>
-          <w:b w:val="0"/>
-        </w:rPr>
-        <w:t xml:space="preserve"> if those cases guided the revision. Observed improvement on reused cases is not an untouched final generalisation test.</w:t>
+        <w:t>01. Error Analysis: the case</w:t>
+      </w:r>
+    </w:p>
+    <w:p>
+      <w:pPr>
+        <w:pStyle w:val="Heading3"/>
+      </w:pPr>
+      <w:r>
+        <w:t>02. Follow the deciding steps</w:t>
+      </w:r>
+    </w:p>
+    <w:p>
+      <w:pPr>
+        <w:pStyle w:val="Heading3"/>
+      </w:pPr>
+      <w:r>
+        <w:t>03. Errors per 100 photos in each lighting slice</w:t>
+      </w:r>
+    </w:p>
+    <w:p>
+      <w:pPr>
+        <w:pStyle w:val="Heading3"/>
+      </w:pPr>
+      <w:r>
+        <w:t>04. Change one thing. Trace what follows.</w:t>
+      </w:r>
+    </w:p>
+    <w:p>
+      <w:pPr>
+        <w:pStyle w:val="Heading3"/>
+      </w:pPr>
+      <w:r>
+        <w:t>05. Connect the explanation to its limit</w:t>
+      </w:r>
+    </w:p>
+    <w:p>
+      <w:pPr>
+        <w:pStyle w:val="Heading3"/>
+      </w:pPr>
+      <w:r>
+        <w:t>06. Make the idea visible in your project</w:t>
       </w:r>
     </w:p>
     <w:sectPr>
